--- a/Fase 2/Evidencias Proyecto (version Agil)/Documento 05 - Documento de Diseño.docx
+++ b/Fase 2/Evidencias Proyecto (version Agil)/Documento 05 - Documento de Diseño.docx
@@ -1,6 +1,6 @@
 
 <file path=word/document.xml><?xml version="1.0" encoding="utf-8"?>
-<w:document xmlns:wpc="http://schemas.microsoft.com/office/word/2010/wordprocessingCanvas" xmlns:cx="http://schemas.microsoft.com/office/drawing/2014/chartex" xmlns:cx1="http://schemas.microsoft.com/office/drawing/2015/9/8/chartex" xmlns:cx2="http://schemas.microsoft.com/office/drawing/2015/10/21/chartex" xmlns:cx3="http://schemas.microsoft.com/office/drawing/2016/5/9/chartex" xmlns:cx4="http://schemas.microsoft.com/office/drawing/2016/5/10/chartex" xmlns:cx5="http://schemas.microsoft.com/office/drawing/2016/5/11/chartex" xmlns:cx6="http://schemas.microsoft.com/office/drawing/2016/5/12/chartex" xmlns:cx7="http://schemas.microsoft.com/office/drawing/2016/5/13/chartex" xmlns:cx8="http://schemas.microsoft.com/office/drawing/2016/5/14/chartex" xmlns:mc="http://schemas.openxmlformats.org/markup-compatibility/2006" xmlns:m="http://schemas.openxmlformats.org/officeDocument/2006/math" xmlns:aink="http://schemas.microsoft.com/office/drawing/2016/ink" xmlns:am3d="http://schemas.microsoft.com/office/drawing/2017/model3d" xmlns:oel="http://schemas.microsoft.com/office/2019/extlst" xmlns:r="http://schemas.openxmlformats.org/officeDocument/2006/relationships" xmlns:wp14="http://schemas.microsoft.com/office/word/2010/wordprocessingDrawing" xmlns:wp="http://schemas.openxmlformats.org/drawingml/2006/wordprocessingDrawing" xmlns:wpg="http://schemas.microsoft.com/office/word/2010/wordprocessingGroup" xmlns:wpi="http://schemas.microsoft.com/office/word/2010/wordprocessingInk" xmlns:wps="http://schemas.microsoft.com/office/word/2010/wordprocessingShape" xmlns:o="urn:schemas-microsoft-com:office:office" xmlns:v="urn:schemas-microsoft-com:vml" xmlns:w10="urn:schemas-microsoft-com:office:word" xmlns:w="http://schemas.openxmlformats.org/wordprocessingml/2006/main" xmlns:w14="http://schemas.microsoft.com/office/word/2010/wordml" xmlns:w15="http://schemas.microsoft.com/office/word/2012/wordml" xmlns:w16cex="http://schemas.microsoft.com/office/word/2018/wordml/cex" xmlns:w16cid="http://schemas.microsoft.com/office/word/2016/wordml/cid" xmlns:w16="http://schemas.microsoft.com/office/word/2018/wordml" xmlns:w16sdtdh="http://schemas.microsoft.com/office/word/2020/wordml/sdtdatahash" xmlns:w16sdtfl="http://schemas.microsoft.com/office/word/2024/wordml/sdtformatlock" xmlns:w16se="http://schemas.microsoft.com/office/word/2015/wordml/symex" xmlns:w16du="http://schemas.microsoft.com/office/word/2023/wordml/word16du" xmlns:wne="http://schemas.microsoft.com/office/word/2006/wordml" mc:Ignorable="w14 w15 w16se w16cid w16 w16cex w16sdtdh w16sdtfl w16du wp14">
+<w:document xmlns:wpc="http://schemas.microsoft.com/office/word/2010/wordprocessingCanvas" xmlns:cx="http://schemas.microsoft.com/office/drawing/2014/chartex" xmlns:cx1="http://schemas.microsoft.com/office/drawing/2015/9/8/chartex" xmlns:cx2="http://schemas.microsoft.com/office/drawing/2015/10/21/chartex" xmlns:cx3="http://schemas.microsoft.com/office/drawing/2016/5/9/chartex" xmlns:cx4="http://schemas.microsoft.com/office/drawing/2016/5/10/chartex" xmlns:cx5="http://schemas.microsoft.com/office/drawing/2016/5/11/chartex" xmlns:cx6="http://schemas.microsoft.com/office/drawing/2016/5/12/chartex" xmlns:cx7="http://schemas.microsoft.com/office/drawing/2016/5/13/chartex" xmlns:cx8="http://schemas.microsoft.com/office/drawing/2016/5/14/chartex" xmlns:mc="http://schemas.openxmlformats.org/markup-compatibility/2006" xmlns:aink="http://schemas.microsoft.com/office/drawing/2016/ink" xmlns:am3d="http://schemas.microsoft.com/office/drawing/2017/model3d" xmlns:o="urn:schemas-microsoft-com:office:office" xmlns:oel="http://schemas.microsoft.com/office/2019/extlst" xmlns:r="http://schemas.openxmlformats.org/officeDocument/2006/relationships" xmlns:m="http://schemas.openxmlformats.org/officeDocument/2006/math" xmlns:v="urn:schemas-microsoft-com:vml" xmlns:wp14="http://schemas.microsoft.com/office/word/2010/wordprocessingDrawing" xmlns:wp="http://schemas.openxmlformats.org/drawingml/2006/wordprocessingDrawing" xmlns:w10="urn:schemas-microsoft-com:office:word" xmlns:w="http://schemas.openxmlformats.org/wordprocessingml/2006/main" xmlns:w14="http://schemas.microsoft.com/office/word/2010/wordml" xmlns:w15="http://schemas.microsoft.com/office/word/2012/wordml" xmlns:w16cex="http://schemas.microsoft.com/office/word/2018/wordml/cex" xmlns:w16cid="http://schemas.microsoft.com/office/word/2016/wordml/cid" xmlns:w16="http://schemas.microsoft.com/office/word/2018/wordml" xmlns:w16du="http://schemas.microsoft.com/office/word/2023/wordml/word16du" xmlns:w16sdtdh="http://schemas.microsoft.com/office/word/2020/wordml/sdtdatahash" xmlns:w16sdtfl="http://schemas.microsoft.com/office/word/2024/wordml/sdtformatlock" xmlns:w16se="http://schemas.microsoft.com/office/word/2015/wordml/symex" xmlns:wpg="http://schemas.microsoft.com/office/word/2010/wordprocessingGroup" xmlns:wpi="http://schemas.microsoft.com/office/word/2010/wordprocessingInk" xmlns:wne="http://schemas.microsoft.com/office/word/2006/wordml" xmlns:wps="http://schemas.microsoft.com/office/word/2010/wordprocessingShape" mc:Ignorable="w14 w15 w16se w16cid w16 w16cex w16sdtdh w16sdtfl w16du wp14">
   <w:body>
     <w:sdt>
       <w:sdtPr>
@@ -2354,6 +2354,16 @@
                 <w:lang w:val="es-ES" w:eastAsia="es-ES"/>
               </w:rPr>
             </w:pPr>
+            <w:r>
+              <w:rPr>
+                <w:rFonts w:cstheme="minorHAnsi"/>
+                <w:i/>
+                <w:szCs w:val="24"/>
+                <w:lang w:val="es-ES" w:eastAsia="es-ES"/>
+              </w:rPr>
+              <w:lastRenderedPageBreak/>
+              <w:t>Alejandro Rodriguez</w:t>
+            </w:r>
           </w:p>
         </w:tc>
         <w:tc>
@@ -2371,6 +2381,15 @@
                 <w:lang w:val="es-ES" w:eastAsia="es-ES"/>
               </w:rPr>
             </w:pPr>
+            <w:r>
+              <w:rPr>
+                <w:rFonts w:cstheme="minorHAnsi"/>
+                <w:i/>
+                <w:szCs w:val="24"/>
+                <w:lang w:val="es-ES" w:eastAsia="es-ES"/>
+              </w:rPr>
+              <w:t>Project Manager</w:t>
+            </w:r>
           </w:p>
         </w:tc>
       </w:tr>
@@ -2393,6 +2412,15 @@
                 <w:lang w:val="es-ES" w:eastAsia="es-ES"/>
               </w:rPr>
             </w:pPr>
+            <w:r>
+              <w:rPr>
+                <w:rFonts w:cstheme="minorHAnsi"/>
+                <w:i/>
+                <w:szCs w:val="24"/>
+                <w:lang w:val="es-ES" w:eastAsia="es-ES"/>
+              </w:rPr>
+              <w:t>Diego Carrillo</w:t>
+            </w:r>
           </w:p>
         </w:tc>
         <w:tc>
@@ -2410,6 +2438,15 @@
                 <w:lang w:val="es-ES" w:eastAsia="es-ES"/>
               </w:rPr>
             </w:pPr>
+            <w:r>
+              <w:rPr>
+                <w:rFonts w:cstheme="minorHAnsi"/>
+                <w:i/>
+                <w:szCs w:val="24"/>
+                <w:lang w:val="es-ES" w:eastAsia="es-ES"/>
+              </w:rPr>
+              <w:t>Analista de Base de Datos</w:t>
+            </w:r>
           </w:p>
         </w:tc>
       </w:tr>
@@ -2432,6 +2469,15 @@
                 <w:lang w:val="es-ES" w:eastAsia="es-ES"/>
               </w:rPr>
             </w:pPr>
+            <w:r>
+              <w:rPr>
+                <w:rFonts w:cstheme="minorHAnsi"/>
+                <w:i/>
+                <w:szCs w:val="24"/>
+                <w:lang w:val="es-ES" w:eastAsia="es-ES"/>
+              </w:rPr>
+              <w:t>Angelo Galindo</w:t>
+            </w:r>
           </w:p>
         </w:tc>
         <w:tc>
@@ -2449,6 +2495,15 @@
                 <w:lang w:val="es-ES" w:eastAsia="es-ES"/>
               </w:rPr>
             </w:pPr>
+            <w:r>
+              <w:rPr>
+                <w:rFonts w:cstheme="minorHAnsi"/>
+                <w:i/>
+                <w:szCs w:val="24"/>
+                <w:lang w:val="es-ES" w:eastAsia="es-ES"/>
+              </w:rPr>
+              <w:t>QA</w:t>
+            </w:r>
           </w:p>
         </w:tc>
       </w:tr>
@@ -2649,7 +2704,7 @@
 </file>
 
 <file path=word/endnotes.xml><?xml version="1.0" encoding="utf-8"?>
-<w:endnotes xmlns:wpc="http://schemas.microsoft.com/office/word/2010/wordprocessingCanvas" xmlns:cx="http://schemas.microsoft.com/office/drawing/2014/chartex" xmlns:cx1="http://schemas.microsoft.com/office/drawing/2015/9/8/chartex" xmlns:cx2="http://schemas.microsoft.com/office/drawing/2015/10/21/chartex" xmlns:cx3="http://schemas.microsoft.com/office/drawing/2016/5/9/chartex" xmlns:cx4="http://schemas.microsoft.com/office/drawing/2016/5/10/chartex" xmlns:cx5="http://schemas.microsoft.com/office/drawing/2016/5/11/chartex" xmlns:cx6="http://schemas.microsoft.com/office/drawing/2016/5/12/chartex" xmlns:cx7="http://schemas.microsoft.com/office/drawing/2016/5/13/chartex" xmlns:cx8="http://schemas.microsoft.com/office/drawing/2016/5/14/chartex" xmlns:mc="http://schemas.openxmlformats.org/markup-compatibility/2006" xmlns:m="http://schemas.openxmlformats.org/officeDocument/2006/math" xmlns:aink="http://schemas.microsoft.com/office/drawing/2016/ink" xmlns:am3d="http://schemas.microsoft.com/office/drawing/2017/model3d" xmlns:oel="http://schemas.microsoft.com/office/2019/extlst" xmlns:r="http://schemas.openxmlformats.org/officeDocument/2006/relationships" xmlns:wp14="http://schemas.microsoft.com/office/word/2010/wordprocessingDrawing" xmlns:wp="http://schemas.openxmlformats.org/drawingml/2006/wordprocessingDrawing" xmlns:wpg="http://schemas.microsoft.com/office/word/2010/wordprocessingGroup" xmlns:wpi="http://schemas.microsoft.com/office/word/2010/wordprocessingInk" xmlns:wps="http://schemas.microsoft.com/office/word/2010/wordprocessingShape" xmlns:o="urn:schemas-microsoft-com:office:office" xmlns:v="urn:schemas-microsoft-com:vml" xmlns:w10="urn:schemas-microsoft-com:office:word" xmlns:w="http://schemas.openxmlformats.org/wordprocessingml/2006/main" xmlns:w14="http://schemas.microsoft.com/office/word/2010/wordml" xmlns:w15="http://schemas.microsoft.com/office/word/2012/wordml" xmlns:w16cex="http://schemas.microsoft.com/office/word/2018/wordml/cex" xmlns:w16cid="http://schemas.microsoft.com/office/word/2016/wordml/cid" xmlns:w16="http://schemas.microsoft.com/office/word/2018/wordml" xmlns:w16sdtdh="http://schemas.microsoft.com/office/word/2020/wordml/sdtdatahash" xmlns:w16sdtfl="http://schemas.microsoft.com/office/word/2024/wordml/sdtformatlock" xmlns:w16se="http://schemas.microsoft.com/office/word/2015/wordml/symex" xmlns:w16du="http://schemas.microsoft.com/office/word/2023/wordml/word16du" xmlns:wne="http://schemas.microsoft.com/office/word/2006/wordml" mc:Ignorable="w14 w15 w16se w16cid w16 w16cex w16sdtdh w16sdtfl w16du wp14">
+<w:endnotes xmlns:wpc="http://schemas.microsoft.com/office/word/2010/wordprocessingCanvas" xmlns:cx="http://schemas.microsoft.com/office/drawing/2014/chartex" xmlns:cx1="http://schemas.microsoft.com/office/drawing/2015/9/8/chartex" xmlns:cx2="http://schemas.microsoft.com/office/drawing/2015/10/21/chartex" xmlns:cx3="http://schemas.microsoft.com/office/drawing/2016/5/9/chartex" xmlns:cx4="http://schemas.microsoft.com/office/drawing/2016/5/10/chartex" xmlns:cx5="http://schemas.microsoft.com/office/drawing/2016/5/11/chartex" xmlns:cx6="http://schemas.microsoft.com/office/drawing/2016/5/12/chartex" xmlns:cx7="http://schemas.microsoft.com/office/drawing/2016/5/13/chartex" xmlns:cx8="http://schemas.microsoft.com/office/drawing/2016/5/14/chartex" xmlns:mc="http://schemas.openxmlformats.org/markup-compatibility/2006" xmlns:aink="http://schemas.microsoft.com/office/drawing/2016/ink" xmlns:am3d="http://schemas.microsoft.com/office/drawing/2017/model3d" xmlns:o="urn:schemas-microsoft-com:office:office" xmlns:oel="http://schemas.microsoft.com/office/2019/extlst" xmlns:r="http://schemas.openxmlformats.org/officeDocument/2006/relationships" xmlns:m="http://schemas.openxmlformats.org/officeDocument/2006/math" xmlns:v="urn:schemas-microsoft-com:vml" xmlns:wp14="http://schemas.microsoft.com/office/word/2010/wordprocessingDrawing" xmlns:wp="http://schemas.openxmlformats.org/drawingml/2006/wordprocessingDrawing" xmlns:w10="urn:schemas-microsoft-com:office:word" xmlns:w="http://schemas.openxmlformats.org/wordprocessingml/2006/main" xmlns:w14="http://schemas.microsoft.com/office/word/2010/wordml" xmlns:w15="http://schemas.microsoft.com/office/word/2012/wordml" xmlns:w16cex="http://schemas.microsoft.com/office/word/2018/wordml/cex" xmlns:w16cid="http://schemas.microsoft.com/office/word/2016/wordml/cid" xmlns:w16="http://schemas.microsoft.com/office/word/2018/wordml" xmlns:w16du="http://schemas.microsoft.com/office/word/2023/wordml/word16du" xmlns:w16sdtdh="http://schemas.microsoft.com/office/word/2020/wordml/sdtdatahash" xmlns:w16sdtfl="http://schemas.microsoft.com/office/word/2024/wordml/sdtformatlock" xmlns:w16se="http://schemas.microsoft.com/office/word/2015/wordml/symex" xmlns:wpg="http://schemas.microsoft.com/office/word/2010/wordprocessingGroup" xmlns:wpi="http://schemas.microsoft.com/office/word/2010/wordprocessingInk" xmlns:wne="http://schemas.microsoft.com/office/word/2006/wordml" xmlns:wps="http://schemas.microsoft.com/office/word/2010/wordprocessingShape" mc:Ignorable="w14 w15 w16se w16cid w16 w16cex w16sdtdh w16sdtfl w16du wp14">
   <w:endnote w:type="separator" w:id="-1">
     <w:p>
       <w:pPr>
@@ -2674,7 +2729,7 @@
 </file>
 
 <file path=word/footer1.xml><?xml version="1.0" encoding="utf-8"?>
-<w:ftr xmlns:wpc="http://schemas.microsoft.com/office/word/2010/wordprocessingCanvas" xmlns:cx="http://schemas.microsoft.com/office/drawing/2014/chartex" xmlns:cx1="http://schemas.microsoft.com/office/drawing/2015/9/8/chartex" xmlns:cx2="http://schemas.microsoft.com/office/drawing/2015/10/21/chartex" xmlns:cx3="http://schemas.microsoft.com/office/drawing/2016/5/9/chartex" xmlns:cx4="http://schemas.microsoft.com/office/drawing/2016/5/10/chartex" xmlns:cx5="http://schemas.microsoft.com/office/drawing/2016/5/11/chartex" xmlns:cx6="http://schemas.microsoft.com/office/drawing/2016/5/12/chartex" xmlns:cx7="http://schemas.microsoft.com/office/drawing/2016/5/13/chartex" xmlns:cx8="http://schemas.microsoft.com/office/drawing/2016/5/14/chartex" xmlns:mc="http://schemas.openxmlformats.org/markup-compatibility/2006" xmlns:m="http://schemas.openxmlformats.org/officeDocument/2006/math" xmlns:aink="http://schemas.microsoft.com/office/drawing/2016/ink" xmlns:am3d="http://schemas.microsoft.com/office/drawing/2017/model3d" xmlns:oel="http://schemas.microsoft.com/office/2019/extlst" xmlns:r="http://schemas.openxmlformats.org/officeDocument/2006/relationships" xmlns:wp14="http://schemas.microsoft.com/office/word/2010/wordprocessingDrawing" xmlns:wp="http://schemas.openxmlformats.org/drawingml/2006/wordprocessingDrawing" xmlns:wpg="http://schemas.microsoft.com/office/word/2010/wordprocessingGroup" xmlns:wpi="http://schemas.microsoft.com/office/word/2010/wordprocessingInk" xmlns:wps="http://schemas.microsoft.com/office/word/2010/wordprocessingShape" xmlns:o="urn:schemas-microsoft-com:office:office" xmlns:v="urn:schemas-microsoft-com:vml" xmlns:w10="urn:schemas-microsoft-com:office:word" xmlns:w="http://schemas.openxmlformats.org/wordprocessingml/2006/main" xmlns:w14="http://schemas.microsoft.com/office/word/2010/wordml" xmlns:w15="http://schemas.microsoft.com/office/word/2012/wordml" xmlns:w16cex="http://schemas.microsoft.com/office/word/2018/wordml/cex" xmlns:w16cid="http://schemas.microsoft.com/office/word/2016/wordml/cid" xmlns:w16="http://schemas.microsoft.com/office/word/2018/wordml" xmlns:w16sdtdh="http://schemas.microsoft.com/office/word/2020/wordml/sdtdatahash" xmlns:w16sdtfl="http://schemas.microsoft.com/office/word/2024/wordml/sdtformatlock" xmlns:w16se="http://schemas.microsoft.com/office/word/2015/wordml/symex" xmlns:w16du="http://schemas.microsoft.com/office/word/2023/wordml/word16du" xmlns:wne="http://schemas.microsoft.com/office/word/2006/wordml" mc:Ignorable="w14 w15 w16se w16cid w16 w16cex w16sdtdh w16sdtfl w16du wp14">
+<w:ftr xmlns:wpc="http://schemas.microsoft.com/office/word/2010/wordprocessingCanvas" xmlns:cx="http://schemas.microsoft.com/office/drawing/2014/chartex" xmlns:cx1="http://schemas.microsoft.com/office/drawing/2015/9/8/chartex" xmlns:cx2="http://schemas.microsoft.com/office/drawing/2015/10/21/chartex" xmlns:cx3="http://schemas.microsoft.com/office/drawing/2016/5/9/chartex" xmlns:cx4="http://schemas.microsoft.com/office/drawing/2016/5/10/chartex" xmlns:cx5="http://schemas.microsoft.com/office/drawing/2016/5/11/chartex" xmlns:cx6="http://schemas.microsoft.com/office/drawing/2016/5/12/chartex" xmlns:cx7="http://schemas.microsoft.com/office/drawing/2016/5/13/chartex" xmlns:cx8="http://schemas.microsoft.com/office/drawing/2016/5/14/chartex" xmlns:mc="http://schemas.openxmlformats.org/markup-compatibility/2006" xmlns:aink="http://schemas.microsoft.com/office/drawing/2016/ink" xmlns:am3d="http://schemas.microsoft.com/office/drawing/2017/model3d" xmlns:o="urn:schemas-microsoft-com:office:office" xmlns:oel="http://schemas.microsoft.com/office/2019/extlst" xmlns:r="http://schemas.openxmlformats.org/officeDocument/2006/relationships" xmlns:m="http://schemas.openxmlformats.org/officeDocument/2006/math" xmlns:v="urn:schemas-microsoft-com:vml" xmlns:wp14="http://schemas.microsoft.com/office/word/2010/wordprocessingDrawing" xmlns:wp="http://schemas.openxmlformats.org/drawingml/2006/wordprocessingDrawing" xmlns:w10="urn:schemas-microsoft-com:office:word" xmlns:w="http://schemas.openxmlformats.org/wordprocessingml/2006/main" xmlns:w14="http://schemas.microsoft.com/office/word/2010/wordml" xmlns:w15="http://schemas.microsoft.com/office/word/2012/wordml" xmlns:w16cex="http://schemas.microsoft.com/office/word/2018/wordml/cex" xmlns:w16cid="http://schemas.microsoft.com/office/word/2016/wordml/cid" xmlns:w16="http://schemas.microsoft.com/office/word/2018/wordml" xmlns:w16du="http://schemas.microsoft.com/office/word/2023/wordml/word16du" xmlns:w16sdtdh="http://schemas.microsoft.com/office/word/2020/wordml/sdtdatahash" xmlns:w16sdtfl="http://schemas.microsoft.com/office/word/2024/wordml/sdtformatlock" xmlns:w16se="http://schemas.microsoft.com/office/word/2015/wordml/symex" xmlns:wpg="http://schemas.microsoft.com/office/word/2010/wordprocessingGroup" xmlns:wpi="http://schemas.microsoft.com/office/word/2010/wordprocessingInk" xmlns:wne="http://schemas.microsoft.com/office/word/2006/wordml" xmlns:wps="http://schemas.microsoft.com/office/word/2010/wordprocessingShape" mc:Ignorable="w14 w15 w16se w16cid w16 w16cex w16sdtdh w16sdtfl w16du wp14">
   <w:sdt>
     <w:sdtPr>
       <w:id w:val="14532529"/>
@@ -2702,13 +2757,7 @@
           <w:rPr>
             <w:noProof/>
           </w:rPr>
-          <w:t>1</w:t>
-        </w:r>
-        <w:r>
-          <w:rPr>
-            <w:noProof/>
-          </w:rPr>
-          <w:t>3</w:t>
+          <w:t>13</w:t>
         </w:r>
         <w:r>
           <w:rPr>
@@ -2728,7 +2777,7 @@
 </file>
 
 <file path=word/footnotes.xml><?xml version="1.0" encoding="utf-8"?>
-<w:footnotes xmlns:wpc="http://schemas.microsoft.com/office/word/2010/wordprocessingCanvas" xmlns:cx="http://schemas.microsoft.com/office/drawing/2014/chartex" xmlns:cx1="http://schemas.microsoft.com/office/drawing/2015/9/8/chartex" xmlns:cx2="http://schemas.microsoft.com/office/drawing/2015/10/21/chartex" xmlns:cx3="http://schemas.microsoft.com/office/drawing/2016/5/9/chartex" xmlns:cx4="http://schemas.microsoft.com/office/drawing/2016/5/10/chartex" xmlns:cx5="http://schemas.microsoft.com/office/drawing/2016/5/11/chartex" xmlns:cx6="http://schemas.microsoft.com/office/drawing/2016/5/12/chartex" xmlns:cx7="http://schemas.microsoft.com/office/drawing/2016/5/13/chartex" xmlns:cx8="http://schemas.microsoft.com/office/drawing/2016/5/14/chartex" xmlns:mc="http://schemas.openxmlformats.org/markup-compatibility/2006" xmlns:m="http://schemas.openxmlformats.org/officeDocument/2006/math" xmlns:aink="http://schemas.microsoft.com/office/drawing/2016/ink" xmlns:am3d="http://schemas.microsoft.com/office/drawing/2017/model3d" xmlns:oel="http://schemas.microsoft.com/office/2019/extlst" xmlns:r="http://schemas.openxmlformats.org/officeDocument/2006/relationships" xmlns:wp14="http://schemas.microsoft.com/office/word/2010/wordprocessingDrawing" xmlns:wp="http://schemas.openxmlformats.org/drawingml/2006/wordprocessingDrawing" xmlns:wpg="http://schemas.microsoft.com/office/word/2010/wordprocessingGroup" xmlns:wpi="http://schemas.microsoft.com/office/word/2010/wordprocessingInk" xmlns:wps="http://schemas.microsoft.com/office/word/2010/wordprocessingShape" xmlns:o="urn:schemas-microsoft-com:office:office" xmlns:v="urn:schemas-microsoft-com:vml" xmlns:w10="urn:schemas-microsoft-com:office:word" xmlns:w="http://schemas.openxmlformats.org/wordprocessingml/2006/main" xmlns:w14="http://schemas.microsoft.com/office/word/2010/wordml" xmlns:w15="http://schemas.microsoft.com/office/word/2012/wordml" xmlns:w16cex="http://schemas.microsoft.com/office/word/2018/wordml/cex" xmlns:w16cid="http://schemas.microsoft.com/office/word/2016/wordml/cid" xmlns:w16="http://schemas.microsoft.com/office/word/2018/wordml" xmlns:w16sdtdh="http://schemas.microsoft.com/office/word/2020/wordml/sdtdatahash" xmlns:w16sdtfl="http://schemas.microsoft.com/office/word/2024/wordml/sdtformatlock" xmlns:w16se="http://schemas.microsoft.com/office/word/2015/wordml/symex" xmlns:w16du="http://schemas.microsoft.com/office/word/2023/wordml/word16du" xmlns:wne="http://schemas.microsoft.com/office/word/2006/wordml" mc:Ignorable="w14 w15 w16se w16cid w16 w16cex w16sdtdh w16sdtfl w16du wp14">
+<w:footnotes xmlns:wpc="http://schemas.microsoft.com/office/word/2010/wordprocessingCanvas" xmlns:cx="http://schemas.microsoft.com/office/drawing/2014/chartex" xmlns:cx1="http://schemas.microsoft.com/office/drawing/2015/9/8/chartex" xmlns:cx2="http://schemas.microsoft.com/office/drawing/2015/10/21/chartex" xmlns:cx3="http://schemas.microsoft.com/office/drawing/2016/5/9/chartex" xmlns:cx4="http://schemas.microsoft.com/office/drawing/2016/5/10/chartex" xmlns:cx5="http://schemas.microsoft.com/office/drawing/2016/5/11/chartex" xmlns:cx6="http://schemas.microsoft.com/office/drawing/2016/5/12/chartex" xmlns:cx7="http://schemas.microsoft.com/office/drawing/2016/5/13/chartex" xmlns:cx8="http://schemas.microsoft.com/office/drawing/2016/5/14/chartex" xmlns:mc="http://schemas.openxmlformats.org/markup-compatibility/2006" xmlns:aink="http://schemas.microsoft.com/office/drawing/2016/ink" xmlns:am3d="http://schemas.microsoft.com/office/drawing/2017/model3d" xmlns:o="urn:schemas-microsoft-com:office:office" xmlns:oel="http://schemas.microsoft.com/office/2019/extlst" xmlns:r="http://schemas.openxmlformats.org/officeDocument/2006/relationships" xmlns:m="http://schemas.openxmlformats.org/officeDocument/2006/math" xmlns:v="urn:schemas-microsoft-com:vml" xmlns:wp14="http://schemas.microsoft.com/office/word/2010/wordprocessingDrawing" xmlns:wp="http://schemas.openxmlformats.org/drawingml/2006/wordprocessingDrawing" xmlns:w10="urn:schemas-microsoft-com:office:word" xmlns:w="http://schemas.openxmlformats.org/wordprocessingml/2006/main" xmlns:w14="http://schemas.microsoft.com/office/word/2010/wordml" xmlns:w15="http://schemas.microsoft.com/office/word/2012/wordml" xmlns:w16cex="http://schemas.microsoft.com/office/word/2018/wordml/cex" xmlns:w16cid="http://schemas.microsoft.com/office/word/2016/wordml/cid" xmlns:w16="http://schemas.microsoft.com/office/word/2018/wordml" xmlns:w16du="http://schemas.microsoft.com/office/word/2023/wordml/word16du" xmlns:w16sdtdh="http://schemas.microsoft.com/office/word/2020/wordml/sdtdatahash" xmlns:w16sdtfl="http://schemas.microsoft.com/office/word/2024/wordml/sdtformatlock" xmlns:w16se="http://schemas.microsoft.com/office/word/2015/wordml/symex" xmlns:wpg="http://schemas.microsoft.com/office/word/2010/wordprocessingGroup" xmlns:wpi="http://schemas.microsoft.com/office/word/2010/wordprocessingInk" xmlns:wne="http://schemas.microsoft.com/office/word/2006/wordml" xmlns:wps="http://schemas.microsoft.com/office/word/2010/wordprocessingShape" mc:Ignorable="w14 w15 w16se w16cid w16 w16cex w16sdtdh w16sdtfl w16du wp14">
   <w:footnote w:type="separator" w:id="-1">
     <w:p>
       <w:pPr>
@@ -2753,7 +2802,7 @@
 </file>
 
 <file path=word/header1.xml><?xml version="1.0" encoding="utf-8"?>
-<w:hdr xmlns:wpc="http://schemas.microsoft.com/office/word/2010/wordprocessingCanvas" xmlns:cx="http://schemas.microsoft.com/office/drawing/2014/chartex" xmlns:cx1="http://schemas.microsoft.com/office/drawing/2015/9/8/chartex" xmlns:cx2="http://schemas.microsoft.com/office/drawing/2015/10/21/chartex" xmlns:cx3="http://schemas.microsoft.com/office/drawing/2016/5/9/chartex" xmlns:cx4="http://schemas.microsoft.com/office/drawing/2016/5/10/chartex" xmlns:cx5="http://schemas.microsoft.com/office/drawing/2016/5/11/chartex" xmlns:cx6="http://schemas.microsoft.com/office/drawing/2016/5/12/chartex" xmlns:cx7="http://schemas.microsoft.com/office/drawing/2016/5/13/chartex" xmlns:cx8="http://schemas.microsoft.com/office/drawing/2016/5/14/chartex" xmlns:mc="http://schemas.openxmlformats.org/markup-compatibility/2006" xmlns:m="http://schemas.openxmlformats.org/officeDocument/2006/math" xmlns:aink="http://schemas.microsoft.com/office/drawing/2016/ink" xmlns:am3d="http://schemas.microsoft.com/office/drawing/2017/model3d" xmlns:oel="http://schemas.microsoft.com/office/2019/extlst" xmlns:r="http://schemas.openxmlformats.org/officeDocument/2006/relationships" xmlns:wp14="http://schemas.microsoft.com/office/word/2010/wordprocessingDrawing" xmlns:wp="http://schemas.openxmlformats.org/drawingml/2006/wordprocessingDrawing" xmlns:wpg="http://schemas.microsoft.com/office/word/2010/wordprocessingGroup" xmlns:wpi="http://schemas.microsoft.com/office/word/2010/wordprocessingInk" xmlns:wps="http://schemas.microsoft.com/office/word/2010/wordprocessingShape" xmlns:o="urn:schemas-microsoft-com:office:office" xmlns:v="urn:schemas-microsoft-com:vml" xmlns:w10="urn:schemas-microsoft-com:office:word" xmlns:w="http://schemas.openxmlformats.org/wordprocessingml/2006/main" xmlns:w14="http://schemas.microsoft.com/office/word/2010/wordml" xmlns:w15="http://schemas.microsoft.com/office/word/2012/wordml" xmlns:w16cex="http://schemas.microsoft.com/office/word/2018/wordml/cex" xmlns:w16cid="http://schemas.microsoft.com/office/word/2016/wordml/cid" xmlns:w16="http://schemas.microsoft.com/office/word/2018/wordml" xmlns:w16sdtdh="http://schemas.microsoft.com/office/word/2020/wordml/sdtdatahash" xmlns:w16sdtfl="http://schemas.microsoft.com/office/word/2024/wordml/sdtformatlock" xmlns:w16se="http://schemas.microsoft.com/office/word/2015/wordml/symex" xmlns:w16du="http://schemas.microsoft.com/office/word/2023/wordml/word16du" xmlns:wne="http://schemas.microsoft.com/office/word/2006/wordml" mc:Ignorable="w14 w15 w16se w16cid w16 w16cex w16sdtdh w16sdtfl w16du wp14">
+<w:hdr xmlns:wpc="http://schemas.microsoft.com/office/word/2010/wordprocessingCanvas" xmlns:cx="http://schemas.microsoft.com/office/drawing/2014/chartex" xmlns:cx1="http://schemas.microsoft.com/office/drawing/2015/9/8/chartex" xmlns:cx2="http://schemas.microsoft.com/office/drawing/2015/10/21/chartex" xmlns:cx3="http://schemas.microsoft.com/office/drawing/2016/5/9/chartex" xmlns:cx4="http://schemas.microsoft.com/office/drawing/2016/5/10/chartex" xmlns:cx5="http://schemas.microsoft.com/office/drawing/2016/5/11/chartex" xmlns:cx6="http://schemas.microsoft.com/office/drawing/2016/5/12/chartex" xmlns:cx7="http://schemas.microsoft.com/office/drawing/2016/5/13/chartex" xmlns:cx8="http://schemas.microsoft.com/office/drawing/2016/5/14/chartex" xmlns:mc="http://schemas.openxmlformats.org/markup-compatibility/2006" xmlns:aink="http://schemas.microsoft.com/office/drawing/2016/ink" xmlns:am3d="http://schemas.microsoft.com/office/drawing/2017/model3d" xmlns:o="urn:schemas-microsoft-com:office:office" xmlns:oel="http://schemas.microsoft.com/office/2019/extlst" xmlns:r="http://schemas.openxmlformats.org/officeDocument/2006/relationships" xmlns:m="http://schemas.openxmlformats.org/officeDocument/2006/math" xmlns:v="urn:schemas-microsoft-com:vml" xmlns:wp14="http://schemas.microsoft.com/office/word/2010/wordprocessingDrawing" xmlns:wp="http://schemas.openxmlformats.org/drawingml/2006/wordprocessingDrawing" xmlns:w10="urn:schemas-microsoft-com:office:word" xmlns:w="http://schemas.openxmlformats.org/wordprocessingml/2006/main" xmlns:w14="http://schemas.microsoft.com/office/word/2010/wordml" xmlns:w15="http://schemas.microsoft.com/office/word/2012/wordml" xmlns:w16cex="http://schemas.microsoft.com/office/word/2018/wordml/cex" xmlns:w16cid="http://schemas.microsoft.com/office/word/2016/wordml/cid" xmlns:w16="http://schemas.microsoft.com/office/word/2018/wordml" xmlns:w16du="http://schemas.microsoft.com/office/word/2023/wordml/word16du" xmlns:w16sdtdh="http://schemas.microsoft.com/office/word/2020/wordml/sdtdatahash" xmlns:w16sdtfl="http://schemas.microsoft.com/office/word/2024/wordml/sdtformatlock" xmlns:w16se="http://schemas.microsoft.com/office/word/2015/wordml/symex" xmlns:wpg="http://schemas.microsoft.com/office/word/2010/wordprocessingGroup" xmlns:wpi="http://schemas.microsoft.com/office/word/2010/wordprocessingInk" xmlns:wne="http://schemas.microsoft.com/office/word/2006/wordml" xmlns:wps="http://schemas.microsoft.com/office/word/2010/wordprocessingShape" mc:Ignorable="w14 w15 w16se w16cid w16 w16cex w16sdtdh w16sdtfl w16du wp14">
   <w:p>
     <w:pPr>
       <w:pStyle w:val="Encabezado"/>
@@ -2858,7 +2907,7 @@
 </file>
 
 <file path=word/header2.xml><?xml version="1.0" encoding="utf-8"?>
-<w:hdr xmlns:wpc="http://schemas.microsoft.com/office/word/2010/wordprocessingCanvas" xmlns:cx="http://schemas.microsoft.com/office/drawing/2014/chartex" xmlns:cx1="http://schemas.microsoft.com/office/drawing/2015/9/8/chartex" xmlns:cx2="http://schemas.microsoft.com/office/drawing/2015/10/21/chartex" xmlns:cx3="http://schemas.microsoft.com/office/drawing/2016/5/9/chartex" xmlns:cx4="http://schemas.microsoft.com/office/drawing/2016/5/10/chartex" xmlns:cx5="http://schemas.microsoft.com/office/drawing/2016/5/11/chartex" xmlns:cx6="http://schemas.microsoft.com/office/drawing/2016/5/12/chartex" xmlns:cx7="http://schemas.microsoft.com/office/drawing/2016/5/13/chartex" xmlns:cx8="http://schemas.microsoft.com/office/drawing/2016/5/14/chartex" xmlns:mc="http://schemas.openxmlformats.org/markup-compatibility/2006" xmlns:m="http://schemas.openxmlformats.org/officeDocument/2006/math" xmlns:aink="http://schemas.microsoft.com/office/drawing/2016/ink" xmlns:am3d="http://schemas.microsoft.com/office/drawing/2017/model3d" xmlns:oel="http://schemas.microsoft.com/office/2019/extlst" xmlns:r="http://schemas.openxmlformats.org/officeDocument/2006/relationships" xmlns:wp14="http://schemas.microsoft.com/office/word/2010/wordprocessingDrawing" xmlns:wp="http://schemas.openxmlformats.org/drawingml/2006/wordprocessingDrawing" xmlns:wpg="http://schemas.microsoft.com/office/word/2010/wordprocessingGroup" xmlns:wpi="http://schemas.microsoft.com/office/word/2010/wordprocessingInk" xmlns:wps="http://schemas.microsoft.com/office/word/2010/wordprocessingShape" xmlns:o="urn:schemas-microsoft-com:office:office" xmlns:v="urn:schemas-microsoft-com:vml" xmlns:w10="urn:schemas-microsoft-com:office:word" xmlns:w="http://schemas.openxmlformats.org/wordprocessingml/2006/main" xmlns:w14="http://schemas.microsoft.com/office/word/2010/wordml" xmlns:w15="http://schemas.microsoft.com/office/word/2012/wordml" xmlns:w16cex="http://schemas.microsoft.com/office/word/2018/wordml/cex" xmlns:w16cid="http://schemas.microsoft.com/office/word/2016/wordml/cid" xmlns:w16="http://schemas.microsoft.com/office/word/2018/wordml" xmlns:w16sdtdh="http://schemas.microsoft.com/office/word/2020/wordml/sdtdatahash" xmlns:w16sdtfl="http://schemas.microsoft.com/office/word/2024/wordml/sdtformatlock" xmlns:w16se="http://schemas.microsoft.com/office/word/2015/wordml/symex" xmlns:w16du="http://schemas.microsoft.com/office/word/2023/wordml/word16du" xmlns:wne="http://schemas.microsoft.com/office/word/2006/wordml" mc:Ignorable="w14 w15 w16se w16cid w16 w16cex w16sdtdh w16sdtfl w16du wp14">
+<w:hdr xmlns:wpc="http://schemas.microsoft.com/office/word/2010/wordprocessingCanvas" xmlns:cx="http://schemas.microsoft.com/office/drawing/2014/chartex" xmlns:cx1="http://schemas.microsoft.com/office/drawing/2015/9/8/chartex" xmlns:cx2="http://schemas.microsoft.com/office/drawing/2015/10/21/chartex" xmlns:cx3="http://schemas.microsoft.com/office/drawing/2016/5/9/chartex" xmlns:cx4="http://schemas.microsoft.com/office/drawing/2016/5/10/chartex" xmlns:cx5="http://schemas.microsoft.com/office/drawing/2016/5/11/chartex" xmlns:cx6="http://schemas.microsoft.com/office/drawing/2016/5/12/chartex" xmlns:cx7="http://schemas.microsoft.com/office/drawing/2016/5/13/chartex" xmlns:cx8="http://schemas.microsoft.com/office/drawing/2016/5/14/chartex" xmlns:mc="http://schemas.openxmlformats.org/markup-compatibility/2006" xmlns:aink="http://schemas.microsoft.com/office/drawing/2016/ink" xmlns:am3d="http://schemas.microsoft.com/office/drawing/2017/model3d" xmlns:o="urn:schemas-microsoft-com:office:office" xmlns:oel="http://schemas.microsoft.com/office/2019/extlst" xmlns:r="http://schemas.openxmlformats.org/officeDocument/2006/relationships" xmlns:m="http://schemas.openxmlformats.org/officeDocument/2006/math" xmlns:v="urn:schemas-microsoft-com:vml" xmlns:wp14="http://schemas.microsoft.com/office/word/2010/wordprocessingDrawing" xmlns:wp="http://schemas.openxmlformats.org/drawingml/2006/wordprocessingDrawing" xmlns:w10="urn:schemas-microsoft-com:office:word" xmlns:w="http://schemas.openxmlformats.org/wordprocessingml/2006/main" xmlns:w14="http://schemas.microsoft.com/office/word/2010/wordml" xmlns:w15="http://schemas.microsoft.com/office/word/2012/wordml" xmlns:w16cex="http://schemas.microsoft.com/office/word/2018/wordml/cex" xmlns:w16cid="http://schemas.microsoft.com/office/word/2016/wordml/cid" xmlns:w16="http://schemas.microsoft.com/office/word/2018/wordml" xmlns:w16du="http://schemas.microsoft.com/office/word/2023/wordml/word16du" xmlns:w16sdtdh="http://schemas.microsoft.com/office/word/2020/wordml/sdtdatahash" xmlns:w16sdtfl="http://schemas.microsoft.com/office/word/2024/wordml/sdtformatlock" xmlns:w16se="http://schemas.microsoft.com/office/word/2015/wordml/symex" xmlns:wpg="http://schemas.microsoft.com/office/word/2010/wordprocessingGroup" xmlns:wpi="http://schemas.microsoft.com/office/word/2010/wordprocessingInk" xmlns:wne="http://schemas.microsoft.com/office/word/2006/wordml" xmlns:wps="http://schemas.microsoft.com/office/word/2010/wordprocessingShape" mc:Ignorable="w14 w15 w16se w16cid w16 w16cex w16sdtdh w16sdtfl w16du wp14">
   <w:p>
     <w:pPr>
       <w:pStyle w:val="Encabezado"/>
@@ -2910,7 +2959,7 @@
 </file>
 
 <file path=word/numbering.xml><?xml version="1.0" encoding="utf-8"?>
-<w:numbering xmlns:wpc="http://schemas.microsoft.com/office/word/2010/wordprocessingCanvas" xmlns:cx="http://schemas.microsoft.com/office/drawing/2014/chartex" xmlns:cx1="http://schemas.microsoft.com/office/drawing/2015/9/8/chartex" xmlns:cx2="http://schemas.microsoft.com/office/drawing/2015/10/21/chartex" xmlns:cx3="http://schemas.microsoft.com/office/drawing/2016/5/9/chartex" xmlns:cx4="http://schemas.microsoft.com/office/drawing/2016/5/10/chartex" xmlns:cx5="http://schemas.microsoft.com/office/drawing/2016/5/11/chartex" xmlns:cx6="http://schemas.microsoft.com/office/drawing/2016/5/12/chartex" xmlns:cx7="http://schemas.microsoft.com/office/drawing/2016/5/13/chartex" xmlns:cx8="http://schemas.microsoft.com/office/drawing/2016/5/14/chartex" xmlns:mc="http://schemas.openxmlformats.org/markup-compatibility/2006" xmlns:m="http://schemas.openxmlformats.org/officeDocument/2006/math" xmlns:aink="http://schemas.microsoft.com/office/drawing/2016/ink" xmlns:am3d="http://schemas.microsoft.com/office/drawing/2017/model3d" xmlns:oel="http://schemas.microsoft.com/office/2019/extlst" xmlns:r="http://schemas.openxmlformats.org/officeDocument/2006/relationships" xmlns:wp14="http://schemas.microsoft.com/office/word/2010/wordprocessingDrawing" xmlns:wp="http://schemas.openxmlformats.org/drawingml/2006/wordprocessingDrawing" xmlns:wpg="http://schemas.microsoft.com/office/word/2010/wordprocessingGroup" xmlns:wpi="http://schemas.microsoft.com/office/word/2010/wordprocessingInk" xmlns:wps="http://schemas.microsoft.com/office/word/2010/wordprocessingShape" xmlns:o="urn:schemas-microsoft-com:office:office" xmlns:v="urn:schemas-microsoft-com:vml" xmlns:w10="urn:schemas-microsoft-com:office:word" xmlns:w="http://schemas.openxmlformats.org/wordprocessingml/2006/main" xmlns:w14="http://schemas.microsoft.com/office/word/2010/wordml" xmlns:w15="http://schemas.microsoft.com/office/word/2012/wordml" xmlns:w16cex="http://schemas.microsoft.com/office/word/2018/wordml/cex" xmlns:w16cid="http://schemas.microsoft.com/office/word/2016/wordml/cid" xmlns:w16="http://schemas.microsoft.com/office/word/2018/wordml" xmlns:w16sdtdh="http://schemas.microsoft.com/office/word/2020/wordml/sdtdatahash" xmlns:w16sdtfl="http://schemas.microsoft.com/office/word/2024/wordml/sdtformatlock" xmlns:w16se="http://schemas.microsoft.com/office/word/2015/wordml/symex" xmlns:w16du="http://schemas.microsoft.com/office/word/2023/wordml/word16du" xmlns:wne="http://schemas.microsoft.com/office/word/2006/wordml" mc:Ignorable="w14 w15 w16se w16cid w16 w16cex w16sdtdh w16sdtfl w16du wp14">
+<w:numbering xmlns:wpc="http://schemas.microsoft.com/office/word/2010/wordprocessingCanvas" xmlns:cx="http://schemas.microsoft.com/office/drawing/2014/chartex" xmlns:cx1="http://schemas.microsoft.com/office/drawing/2015/9/8/chartex" xmlns:cx2="http://schemas.microsoft.com/office/drawing/2015/10/21/chartex" xmlns:cx3="http://schemas.microsoft.com/office/drawing/2016/5/9/chartex" xmlns:cx4="http://schemas.microsoft.com/office/drawing/2016/5/10/chartex" xmlns:cx5="http://schemas.microsoft.com/office/drawing/2016/5/11/chartex" xmlns:cx6="http://schemas.microsoft.com/office/drawing/2016/5/12/chartex" xmlns:cx7="http://schemas.microsoft.com/office/drawing/2016/5/13/chartex" xmlns:cx8="http://schemas.microsoft.com/office/drawing/2016/5/14/chartex" xmlns:mc="http://schemas.openxmlformats.org/markup-compatibility/2006" xmlns:aink="http://schemas.microsoft.com/office/drawing/2016/ink" xmlns:am3d="http://schemas.microsoft.com/office/drawing/2017/model3d" xmlns:o="urn:schemas-microsoft-com:office:office" xmlns:oel="http://schemas.microsoft.com/office/2019/extlst" xmlns:r="http://schemas.openxmlformats.org/officeDocument/2006/relationships" xmlns:m="http://schemas.openxmlformats.org/officeDocument/2006/math" xmlns:v="urn:schemas-microsoft-com:vml" xmlns:wp14="http://schemas.microsoft.com/office/word/2010/wordprocessingDrawing" xmlns:wp="http://schemas.openxmlformats.org/drawingml/2006/wordprocessingDrawing" xmlns:w10="urn:schemas-microsoft-com:office:word" xmlns:w="http://schemas.openxmlformats.org/wordprocessingml/2006/main" xmlns:w14="http://schemas.microsoft.com/office/word/2010/wordml" xmlns:w15="http://schemas.microsoft.com/office/word/2012/wordml" xmlns:w16cex="http://schemas.microsoft.com/office/word/2018/wordml/cex" xmlns:w16cid="http://schemas.microsoft.com/office/word/2016/wordml/cid" xmlns:w16="http://schemas.microsoft.com/office/word/2018/wordml" xmlns:w16du="http://schemas.microsoft.com/office/word/2023/wordml/word16du" xmlns:w16sdtdh="http://schemas.microsoft.com/office/word/2020/wordml/sdtdatahash" xmlns:w16sdtfl="http://schemas.microsoft.com/office/word/2024/wordml/sdtformatlock" xmlns:w16se="http://schemas.microsoft.com/office/word/2015/wordml/symex" xmlns:wpg="http://schemas.microsoft.com/office/word/2010/wordprocessingGroup" xmlns:wpi="http://schemas.microsoft.com/office/word/2010/wordprocessingInk" xmlns:wne="http://schemas.microsoft.com/office/word/2006/wordml" xmlns:wps="http://schemas.microsoft.com/office/word/2010/wordprocessingShape" mc:Ignorable="w14 w15 w16se w16cid w16 w16cex w16sdtdh w16sdtfl w16du wp14">
   <w:abstractNum w:abstractNumId="0" w15:restartNumberingAfterBreak="0">
     <w:nsid w:val="042A6B37"/>
     <w:multiLevelType w:val="hybridMultilevel"/>
@@ -4353,7 +4402,7 @@
 </file>
 
 <file path=word/styles.xml><?xml version="1.0" encoding="utf-8"?>
-<w:styles xmlns:mc="http://schemas.openxmlformats.org/markup-compatibility/2006" xmlns:r="http://schemas.openxmlformats.org/officeDocument/2006/relationships" xmlns:w="http://schemas.openxmlformats.org/wordprocessingml/2006/main" xmlns:w14="http://schemas.microsoft.com/office/word/2010/wordml" xmlns:w15="http://schemas.microsoft.com/office/word/2012/wordml" xmlns:w16cex="http://schemas.microsoft.com/office/word/2018/wordml/cex" xmlns:w16cid="http://schemas.microsoft.com/office/word/2016/wordml/cid" xmlns:w16="http://schemas.microsoft.com/office/word/2018/wordml" xmlns:w16sdtdh="http://schemas.microsoft.com/office/word/2020/wordml/sdtdatahash" xmlns:w16sdtfl="http://schemas.microsoft.com/office/word/2024/wordml/sdtformatlock" xmlns:w16se="http://schemas.microsoft.com/office/word/2015/wordml/symex" xmlns:w16du="http://schemas.microsoft.com/office/word/2023/wordml/word16du" mc:Ignorable="w14 w15 w16se w16cid w16 w16cex w16sdtdh w16sdtfl w16du">
+<w:styles xmlns:mc="http://schemas.openxmlformats.org/markup-compatibility/2006" xmlns:r="http://schemas.openxmlformats.org/officeDocument/2006/relationships" xmlns:w="http://schemas.openxmlformats.org/wordprocessingml/2006/main" xmlns:w14="http://schemas.microsoft.com/office/word/2010/wordml" xmlns:w15="http://schemas.microsoft.com/office/word/2012/wordml" xmlns:w16cex="http://schemas.microsoft.com/office/word/2018/wordml/cex" xmlns:w16cid="http://schemas.microsoft.com/office/word/2016/wordml/cid" xmlns:w16="http://schemas.microsoft.com/office/word/2018/wordml" xmlns:w16du="http://schemas.microsoft.com/office/word/2023/wordml/word16du" xmlns:w16sdtdh="http://schemas.microsoft.com/office/word/2020/wordml/sdtdatahash" xmlns:w16sdtfl="http://schemas.microsoft.com/office/word/2024/wordml/sdtformatlock" xmlns:w16se="http://schemas.microsoft.com/office/word/2015/wordml/symex" mc:Ignorable="w14 w15 w16se w16cid w16 w16cex w16sdtdh w16sdtfl w16du">
   <w:docDefaults>
     <w:rPrDefault>
       <w:rPr>
@@ -4984,7 +5033,6 @@
   <w:style w:type="character" w:default="1" w:styleId="Fuentedeprrafopredeter">
     <w:name w:val="Default Paragraph Font"/>
     <w:uiPriority w:val="1"/>
-    <w:semiHidden/>
     <w:unhideWhenUsed/>
   </w:style>
   <w:style w:type="table" w:default="1" w:styleId="Tablanormal">
@@ -5571,7 +5619,7 @@
 </file>
 
 <file path=word/glossary/document.xml><?xml version="1.0" encoding="utf-8"?>
-<w:glossaryDocument xmlns:wpc="http://schemas.microsoft.com/office/word/2010/wordprocessingCanvas" xmlns:cx="http://schemas.microsoft.com/office/drawing/2014/chartex" xmlns:cx1="http://schemas.microsoft.com/office/drawing/2015/9/8/chartex" xmlns:cx2="http://schemas.microsoft.com/office/drawing/2015/10/21/chartex" xmlns:cx3="http://schemas.microsoft.com/office/drawing/2016/5/9/chartex" xmlns:cx4="http://schemas.microsoft.com/office/drawing/2016/5/10/chartex" xmlns:cx5="http://schemas.microsoft.com/office/drawing/2016/5/11/chartex" xmlns:cx6="http://schemas.microsoft.com/office/drawing/2016/5/12/chartex" xmlns:cx7="http://schemas.microsoft.com/office/drawing/2016/5/13/chartex" xmlns:cx8="http://schemas.microsoft.com/office/drawing/2016/5/14/chartex" xmlns:mc="http://schemas.openxmlformats.org/markup-compatibility/2006" xmlns:m="http://schemas.openxmlformats.org/officeDocument/2006/math" xmlns:aink="http://schemas.microsoft.com/office/drawing/2016/ink" xmlns:am3d="http://schemas.microsoft.com/office/drawing/2017/model3d" xmlns:oel="http://schemas.microsoft.com/office/2019/extlst" xmlns:r="http://schemas.openxmlformats.org/officeDocument/2006/relationships" xmlns:wp14="http://schemas.microsoft.com/office/word/2010/wordprocessingDrawing" xmlns:wp="http://schemas.openxmlformats.org/drawingml/2006/wordprocessingDrawing" xmlns:wpg="http://schemas.microsoft.com/office/word/2010/wordprocessingGroup" xmlns:wpi="http://schemas.microsoft.com/office/word/2010/wordprocessingInk" xmlns:wps="http://schemas.microsoft.com/office/word/2010/wordprocessingShape" xmlns:o="urn:schemas-microsoft-com:office:office" xmlns:v="urn:schemas-microsoft-com:vml" xmlns:w10="urn:schemas-microsoft-com:office:word" xmlns:w="http://schemas.openxmlformats.org/wordprocessingml/2006/main" xmlns:w14="http://schemas.microsoft.com/office/word/2010/wordml" xmlns:w15="http://schemas.microsoft.com/office/word/2012/wordml" xmlns:w16cex="http://schemas.microsoft.com/office/word/2018/wordml/cex" xmlns:w16cid="http://schemas.microsoft.com/office/word/2016/wordml/cid" xmlns:w16="http://schemas.microsoft.com/office/word/2018/wordml" xmlns:w16sdtdh="http://schemas.microsoft.com/office/word/2020/wordml/sdtdatahash" xmlns:w16sdtfl="http://schemas.microsoft.com/office/word/2024/wordml/sdtformatlock" xmlns:w16se="http://schemas.microsoft.com/office/word/2015/wordml/symex" xmlns:w16du="http://schemas.microsoft.com/office/word/2023/wordml/word16du" xmlns:wne="http://schemas.microsoft.com/office/word/2006/wordml" mc:Ignorable="w14 w15 w16se w16cid w16 w16cex w16sdtdh w16sdtfl w16du wp14">
+<w:glossaryDocument xmlns:wpc="http://schemas.microsoft.com/office/word/2010/wordprocessingCanvas" xmlns:cx="http://schemas.microsoft.com/office/drawing/2014/chartex" xmlns:cx1="http://schemas.microsoft.com/office/drawing/2015/9/8/chartex" xmlns:cx2="http://schemas.microsoft.com/office/drawing/2015/10/21/chartex" xmlns:cx3="http://schemas.microsoft.com/office/drawing/2016/5/9/chartex" xmlns:cx4="http://schemas.microsoft.com/office/drawing/2016/5/10/chartex" xmlns:cx5="http://schemas.microsoft.com/office/drawing/2016/5/11/chartex" xmlns:cx6="http://schemas.microsoft.com/office/drawing/2016/5/12/chartex" xmlns:cx7="http://schemas.microsoft.com/office/drawing/2016/5/13/chartex" xmlns:cx8="http://schemas.microsoft.com/office/drawing/2016/5/14/chartex" xmlns:mc="http://schemas.openxmlformats.org/markup-compatibility/2006" xmlns:aink="http://schemas.microsoft.com/office/drawing/2016/ink" xmlns:am3d="http://schemas.microsoft.com/office/drawing/2017/model3d" xmlns:o="urn:schemas-microsoft-com:office:office" xmlns:oel="http://schemas.microsoft.com/office/2019/extlst" xmlns:r="http://schemas.openxmlformats.org/officeDocument/2006/relationships" xmlns:m="http://schemas.openxmlformats.org/officeDocument/2006/math" xmlns:v="urn:schemas-microsoft-com:vml" xmlns:wp14="http://schemas.microsoft.com/office/word/2010/wordprocessingDrawing" xmlns:wp="http://schemas.openxmlformats.org/drawingml/2006/wordprocessingDrawing" xmlns:w10="urn:schemas-microsoft-com:office:word" xmlns:w="http://schemas.openxmlformats.org/wordprocessingml/2006/main" xmlns:w14="http://schemas.microsoft.com/office/word/2010/wordml" xmlns:w15="http://schemas.microsoft.com/office/word/2012/wordml" xmlns:w16cex="http://schemas.microsoft.com/office/word/2018/wordml/cex" xmlns:w16cid="http://schemas.microsoft.com/office/word/2016/wordml/cid" xmlns:w16="http://schemas.microsoft.com/office/word/2018/wordml" xmlns:w16du="http://schemas.microsoft.com/office/word/2023/wordml/word16du" xmlns:w16sdtdh="http://schemas.microsoft.com/office/word/2020/wordml/sdtdatahash" xmlns:w16sdtfl="http://schemas.microsoft.com/office/word/2024/wordml/sdtformatlock" xmlns:w16se="http://schemas.microsoft.com/office/word/2015/wordml/symex" xmlns:wpg="http://schemas.microsoft.com/office/word/2010/wordprocessingGroup" xmlns:wpi="http://schemas.microsoft.com/office/word/2010/wordprocessingInk" xmlns:wne="http://schemas.microsoft.com/office/word/2006/wordml" xmlns:wps="http://schemas.microsoft.com/office/word/2010/wordprocessingShape" mc:Ignorable="w14 w15 w16se w16cid w16 w16cex w16sdtdh w16sdtfl w16du wp14">
   <w:docParts>
     <w:docPart>
       <w:docPartPr>
@@ -5641,7 +5689,7 @@
 </file>
 
 <file path=word/glossary/fontTable.xml><?xml version="1.0" encoding="utf-8"?>
-<w:fonts xmlns:mc="http://schemas.openxmlformats.org/markup-compatibility/2006" xmlns:r="http://schemas.openxmlformats.org/officeDocument/2006/relationships" xmlns:w="http://schemas.openxmlformats.org/wordprocessingml/2006/main" xmlns:w14="http://schemas.microsoft.com/office/word/2010/wordml" xmlns:w15="http://schemas.microsoft.com/office/word/2012/wordml" xmlns:w16cex="http://schemas.microsoft.com/office/word/2018/wordml/cex" xmlns:w16cid="http://schemas.microsoft.com/office/word/2016/wordml/cid" xmlns:w16="http://schemas.microsoft.com/office/word/2018/wordml" xmlns:w16sdtdh="http://schemas.microsoft.com/office/word/2020/wordml/sdtdatahash" xmlns:w16sdtfl="http://schemas.microsoft.com/office/word/2024/wordml/sdtformatlock" xmlns:w16se="http://schemas.microsoft.com/office/word/2015/wordml/symex" xmlns:w16du="http://schemas.microsoft.com/office/word/2023/wordml/word16du" mc:Ignorable="w14 w15 w16se w16cid w16 w16cex w16sdtdh w16sdtfl w16du">
+<w:fonts xmlns:mc="http://schemas.openxmlformats.org/markup-compatibility/2006" xmlns:r="http://schemas.openxmlformats.org/officeDocument/2006/relationships" xmlns:w="http://schemas.openxmlformats.org/wordprocessingml/2006/main" xmlns:w14="http://schemas.microsoft.com/office/word/2010/wordml" xmlns:w15="http://schemas.microsoft.com/office/word/2012/wordml" xmlns:w16cex="http://schemas.microsoft.com/office/word/2018/wordml/cex" xmlns:w16cid="http://schemas.microsoft.com/office/word/2016/wordml/cid" xmlns:w16="http://schemas.microsoft.com/office/word/2018/wordml" xmlns:w16du="http://schemas.microsoft.com/office/word/2023/wordml/word16du" xmlns:w16sdtdh="http://schemas.microsoft.com/office/word/2020/wordml/sdtdatahash" xmlns:w16sdtfl="http://schemas.microsoft.com/office/word/2024/wordml/sdtformatlock" xmlns:w16se="http://schemas.microsoft.com/office/word/2015/wordml/symex" mc:Ignorable="w14 w15 w16se w16cid w16 w16cex w16sdtdh w16sdtfl w16du">
   <w:font w:name="Times New Roman">
     <w:panose1 w:val="02020603050405020304"/>
     <w:charset w:val="00"/>
@@ -5652,7 +5700,7 @@
   <w:font w:name="Symbol">
     <w:panose1 w:val="05050102010706020507"/>
     <w:charset w:val="02"/>
-    <w:family w:val="decorative"/>
+    <w:family w:val="roman"/>
     <w:pitch w:val="variable"/>
     <w:sig w:usb0="00000000" w:usb1="10000000" w:usb2="00000000" w:usb3="00000000" w:csb0="80000000" w:csb1="00000000"/>
   </w:font>
@@ -5665,10 +5713,10 @@
   </w:font>
   <w:font w:name="Wingdings">
     <w:panose1 w:val="05000000000000000000"/>
-    <w:charset w:val="4D"/>
-    <w:family w:val="decorative"/>
+    <w:charset w:val="02"/>
+    <w:family w:val="auto"/>
     <w:pitch w:val="variable"/>
-    <w:sig w:usb0="00000003" w:usb1="00000000" w:usb2="00000000" w:usb3="00000000" w:csb0="80000001" w:csb1="00000000"/>
+    <w:sig w:usb0="00000000" w:usb1="10000000" w:usb2="00000000" w:usb3="00000000" w:csb0="80000000" w:csb1="00000000"/>
   </w:font>
   <w:font w:name="Calibri">
     <w:panose1 w:val="020F0502020204030204"/>
@@ -5697,7 +5745,7 @@
     <w:charset w:val="00"/>
     <w:family w:val="swiss"/>
     <w:pitch w:val="variable"/>
-    <w:sig w:usb0="E0002AFF" w:usb1="C0007843" w:usb2="00000009" w:usb3="00000000" w:csb0="000001FF" w:csb1="00000000"/>
+    <w:sig w:usb0="E0002EFF" w:usb1="C000785B" w:usb2="00000009" w:usb3="00000000" w:csb0="000001FF" w:csb1="00000000"/>
   </w:font>
   <w:font w:name="Tahoma">
     <w:panose1 w:val="020B0604030504040204"/>
@@ -5707,7 +5755,6 @@
     <w:sig w:usb0="E1002EFF" w:usb1="C000605B" w:usb2="00000029" w:usb3="00000000" w:csb0="000101FF" w:csb1="00000000"/>
   </w:font>
   <w:font w:name="MS Mincho">
-    <w:altName w:val="ＭＳ 明朝"/>
     <w:panose1 w:val="02020609040205080304"/>
     <w:charset w:val="80"/>
     <w:family w:val="modern"/>
@@ -5715,23 +5762,19 @@
     <w:sig w:usb0="E00002FF" w:usb1="6AC7FDFB" w:usb2="08000012" w:usb3="00000000" w:csb0="0002009F" w:csb1="00000000"/>
   </w:font>
   <w:font w:name="Aptos">
-    <w:panose1 w:val="020B0004020202020204"/>
     <w:charset w:val="00"/>
     <w:family w:val="swiss"/>
     <w:pitch w:val="variable"/>
     <w:sig w:usb0="20000287" w:usb1="00000003" w:usb2="00000000" w:usb3="00000000" w:csb0="0000019F" w:csb1="00000000"/>
   </w:font>
   <w:font w:name="Yu Mincho">
-    <w:panose1 w:val="02020400000000000000"/>
     <w:charset w:val="80"/>
     <w:family w:val="roman"/>
-    <w:notTrueType/>
     <w:pitch w:val="variable"/>
     <w:sig w:usb0="800002E7" w:usb1="2AC7FCFF" w:usb2="00000012" w:usb3="00000000" w:csb0="0002009F" w:csb1="00000000"/>
   </w:font>
   <w:font w:name="Aptos Display">
-    <w:panose1 w:val="020B0004020202020204"/>
-    <w:charset w:val="01"/>
+    <w:charset w:val="00"/>
     <w:family w:val="swiss"/>
     <w:pitch w:val="variable"/>
     <w:sig w:usb0="20000287" w:usb1="00000003" w:usb2="00000000" w:usb3="00000000" w:csb0="0000019F" w:csb1="00000000"/>
@@ -5747,7 +5790,7 @@
 </file>
 
 <file path=word/glossary/settings.xml><?xml version="1.0" encoding="utf-8"?>
-<w:settings xmlns:mc="http://schemas.openxmlformats.org/markup-compatibility/2006" xmlns:m="http://schemas.openxmlformats.org/officeDocument/2006/math" xmlns:r="http://schemas.openxmlformats.org/officeDocument/2006/relationships" xmlns:sl="http://schemas.openxmlformats.org/schemaLibrary/2006/main" xmlns:o="urn:schemas-microsoft-com:office:office" xmlns:v="urn:schemas-microsoft-com:vml" xmlns:w10="urn:schemas-microsoft-com:office:word" xmlns:w="http://schemas.openxmlformats.org/wordprocessingml/2006/main" xmlns:w14="http://schemas.microsoft.com/office/word/2010/wordml" xmlns:w15="http://schemas.microsoft.com/office/word/2012/wordml" xmlns:w16cex="http://schemas.microsoft.com/office/word/2018/wordml/cex" xmlns:w16cid="http://schemas.microsoft.com/office/word/2016/wordml/cid" xmlns:w16="http://schemas.microsoft.com/office/word/2018/wordml" xmlns:w16sdtdh="http://schemas.microsoft.com/office/word/2020/wordml/sdtdatahash" xmlns:w16sdtfl="http://schemas.microsoft.com/office/word/2024/wordml/sdtformatlock" xmlns:w16se="http://schemas.microsoft.com/office/word/2015/wordml/symex" xmlns:w16du="http://schemas.microsoft.com/office/word/2023/wordml/word16du" mc:Ignorable="w14 w15 w16se w16cid w16 w16cex w16sdtdh w16sdtfl w16du">
+<w:settings xmlns:mc="http://schemas.openxmlformats.org/markup-compatibility/2006" xmlns:o="urn:schemas-microsoft-com:office:office" xmlns:r="http://schemas.openxmlformats.org/officeDocument/2006/relationships" xmlns:m="http://schemas.openxmlformats.org/officeDocument/2006/math" xmlns:v="urn:schemas-microsoft-com:vml" xmlns:w10="urn:schemas-microsoft-com:office:word" xmlns:w="http://schemas.openxmlformats.org/wordprocessingml/2006/main" xmlns:w14="http://schemas.microsoft.com/office/word/2010/wordml" xmlns:w15="http://schemas.microsoft.com/office/word/2012/wordml" xmlns:w16cex="http://schemas.microsoft.com/office/word/2018/wordml/cex" xmlns:w16cid="http://schemas.microsoft.com/office/word/2016/wordml/cid" xmlns:w16="http://schemas.microsoft.com/office/word/2018/wordml" xmlns:w16du="http://schemas.microsoft.com/office/word/2023/wordml/word16du" xmlns:w16sdtdh="http://schemas.microsoft.com/office/word/2020/wordml/sdtdatahash" xmlns:w16sdtfl="http://schemas.microsoft.com/office/word/2024/wordml/sdtformatlock" xmlns:w16se="http://schemas.microsoft.com/office/word/2015/wordml/symex" xmlns:sl="http://schemas.openxmlformats.org/schemaLibrary/2006/main" mc:Ignorable="w14 w15 w16se w16cid w16 w16cex w16sdtdh w16sdtfl w16du">
   <w:view w:val="normal"/>
   <w:defaultTabStop w:val="708"/>
   <w:hyphenationZone w:val="425"/>
@@ -5773,6 +5816,7 @@
     <w:rsid w:val="006E2FCC"/>
     <w:rsid w:val="00704192"/>
     <w:rsid w:val="00825B36"/>
+    <w:rsid w:val="008E5D5B"/>
     <w:rsid w:val="00960213"/>
     <w:rsid w:val="00AE6FE7"/>
     <w:rsid w:val="00BD2436"/>
@@ -5780,6 +5824,7 @@
     <w:rsid w:val="00C5036F"/>
     <w:rsid w:val="00C861E5"/>
     <w:rsid w:val="00CF44FB"/>
+    <w:rsid w:val="00D10844"/>
     <w:rsid w:val="00EC21D5"/>
   </w:rsids>
   <m:mathPr>
@@ -5798,13 +5843,13 @@
   <w:themeFontLang w:val="es-AR" w:eastAsia="ja-JP"/>
   <w:clrSchemeMapping w:bg1="light1" w:t1="dark1" w:bg2="light2" w:t2="dark2" w:accent1="accent1" w:accent2="accent2" w:accent3="accent3" w:accent4="accent4" w:accent5="accent5" w:accent6="accent6" w:hyperlink="hyperlink" w:followedHyperlink="followedHyperlink"/>
   <w:doNotAutoCompressPictures/>
-  <w:decimalSymbol w:val=","/>
+  <w:decimalSymbol w:val="."/>
   <w:listSeparator w:val=";"/>
 </w:settings>
 </file>
 
 <file path=word/glossary/styles.xml><?xml version="1.0" encoding="utf-8"?>
-<w:styles xmlns:mc="http://schemas.openxmlformats.org/markup-compatibility/2006" xmlns:r="http://schemas.openxmlformats.org/officeDocument/2006/relationships" xmlns:w="http://schemas.openxmlformats.org/wordprocessingml/2006/main" xmlns:w14="http://schemas.microsoft.com/office/word/2010/wordml" xmlns:w15="http://schemas.microsoft.com/office/word/2012/wordml" xmlns:w16cex="http://schemas.microsoft.com/office/word/2018/wordml/cex" xmlns:w16cid="http://schemas.microsoft.com/office/word/2016/wordml/cid" xmlns:w16="http://schemas.microsoft.com/office/word/2018/wordml" xmlns:w16sdtdh="http://schemas.microsoft.com/office/word/2020/wordml/sdtdatahash" xmlns:w16sdtfl="http://schemas.microsoft.com/office/word/2024/wordml/sdtformatlock" xmlns:w16se="http://schemas.microsoft.com/office/word/2015/wordml/symex" xmlns:w16du="http://schemas.microsoft.com/office/word/2023/wordml/word16du" mc:Ignorable="w14 w15 w16se w16cid w16 w16cex w16sdtdh w16sdtfl w16du">
+<w:styles xmlns:mc="http://schemas.openxmlformats.org/markup-compatibility/2006" xmlns:r="http://schemas.openxmlformats.org/officeDocument/2006/relationships" xmlns:w="http://schemas.openxmlformats.org/wordprocessingml/2006/main" xmlns:w14="http://schemas.microsoft.com/office/word/2010/wordml" xmlns:w15="http://schemas.microsoft.com/office/word/2012/wordml" xmlns:w16cex="http://schemas.microsoft.com/office/word/2018/wordml/cex" xmlns:w16cid="http://schemas.microsoft.com/office/word/2016/wordml/cid" xmlns:w16="http://schemas.microsoft.com/office/word/2018/wordml" xmlns:w16du="http://schemas.microsoft.com/office/word/2023/wordml/word16du" xmlns:w16sdtdh="http://schemas.microsoft.com/office/word/2020/wordml/sdtdatahash" xmlns:w16sdtfl="http://schemas.microsoft.com/office/word/2024/wordml/sdtformatlock" xmlns:w16se="http://schemas.microsoft.com/office/word/2015/wordml/symex" mc:Ignorable="w14 w15 w16se w16cid w16 w16cex w16sdtdh w16sdtfl w16du">
   <w:docDefaults>
     <w:rPrDefault>
       <w:rPr>
@@ -6233,7 +6278,7 @@
 </file>
 
 <file path=word/glossary/webSettings.xml><?xml version="1.0" encoding="utf-8"?>
-<w:webSettings xmlns:mc="http://schemas.openxmlformats.org/markup-compatibility/2006" xmlns:r="http://schemas.openxmlformats.org/officeDocument/2006/relationships" xmlns:w="http://schemas.openxmlformats.org/wordprocessingml/2006/main" xmlns:w14="http://schemas.microsoft.com/office/word/2010/wordml" xmlns:w15="http://schemas.microsoft.com/office/word/2012/wordml" xmlns:w16cex="http://schemas.microsoft.com/office/word/2018/wordml/cex" xmlns:w16cid="http://schemas.microsoft.com/office/word/2016/wordml/cid" xmlns:w16="http://schemas.microsoft.com/office/word/2018/wordml" xmlns:w16sdtdh="http://schemas.microsoft.com/office/word/2020/wordml/sdtdatahash" xmlns:w16sdtfl="http://schemas.microsoft.com/office/word/2024/wordml/sdtformatlock" xmlns:w16se="http://schemas.microsoft.com/office/word/2015/wordml/symex" xmlns:w16du="http://schemas.microsoft.com/office/word/2023/wordml/word16du" mc:Ignorable="w14 w15 w16se w16cid w16 w16cex w16sdtdh w16sdtfl w16du">
+<w:webSettings xmlns:mc="http://schemas.openxmlformats.org/markup-compatibility/2006" xmlns:r="http://schemas.openxmlformats.org/officeDocument/2006/relationships" xmlns:w="http://schemas.openxmlformats.org/wordprocessingml/2006/main" xmlns:w14="http://schemas.microsoft.com/office/word/2010/wordml" xmlns:w15="http://schemas.microsoft.com/office/word/2012/wordml" xmlns:w16cex="http://schemas.microsoft.com/office/word/2018/wordml/cex" xmlns:w16cid="http://schemas.microsoft.com/office/word/2016/wordml/cid" xmlns:w16="http://schemas.microsoft.com/office/word/2018/wordml" xmlns:w16du="http://schemas.microsoft.com/office/word/2023/wordml/word16du" xmlns:w16sdtdh="http://schemas.microsoft.com/office/word/2020/wordml/sdtdatahash" xmlns:w16sdtfl="http://schemas.microsoft.com/office/word/2024/wordml/sdtformatlock" xmlns:w16se="http://schemas.microsoft.com/office/word/2015/wordml/symex" mc:Ignorable="w14 w15 w16se w16cid w16 w16cex w16sdtdh w16sdtfl w16du">
   <w:optimizeForBrowser/>
 </w:webSettings>
 </file>
@@ -6533,20 +6578,15 @@
 </file>
 
 <file path=customXml/item2.xml><?xml version="1.0" encoding="utf-8"?>
-<p:properties xmlns:p="http://schemas.microsoft.com/office/2006/metadata/properties" xmlns:xsi="http://www.w3.org/2001/XMLSchema-instance" xmlns:pc="http://schemas.microsoft.com/office/infopath/2007/PartnerControls">
-  <documentManagement>
-    <lcf76f155ced4ddcb4097134ff3c332f xmlns="e1e7bc46-bed0-459f-9452-a76b1c5b695e">
-      <Terms xmlns="http://schemas.microsoft.com/office/infopath/2007/PartnerControls"/>
-    </lcf76f155ced4ddcb4097134ff3c332f>
-  </documentManagement>
-</p:properties>
+<?mso-contentType ?>
+<FormTemplates xmlns="http://schemas.microsoft.com/sharepoint/v3/contenttype/forms">
+  <Display>DocumentLibraryForm</Display>
+  <Edit>DocumentLibraryForm</Edit>
+  <New>DocumentLibraryForm</New>
+</FormTemplates>
 </file>
 
 <file path=customXml/item3.xml><?xml version="1.0" encoding="utf-8"?>
-<b:Sources xmlns:b="http://schemas.openxmlformats.org/officeDocument/2006/bibliography" xmlns="http://schemas.openxmlformats.org/officeDocument/2006/bibliography" SelectedStyle="\APA.XSL" StyleName="APA"/>
-</file>
-
-<file path=customXml/item4.xml><?xml version="1.0" encoding="utf-8"?>
 <ct:contentTypeSchema xmlns:ct="http://schemas.microsoft.com/office/2006/metadata/contentType" xmlns:ma="http://schemas.microsoft.com/office/2006/metadata/properties/metaAttributes" ct:_="" ma:_="" ma:contentTypeName="Documento" ma:contentTypeID="0x0101005395107FFD641345A10C8A5ACACB9D20" ma:contentTypeVersion="13" ma:contentTypeDescription="Crear nuevo documento." ma:contentTypeScope="" ma:versionID="7407f70e7181b908656026f379795b2c">
   <xsd:schema xmlns:xsd="http://www.w3.org/2001/XMLSchema" xmlns:xs="http://www.w3.org/2001/XMLSchema" xmlns:p="http://schemas.microsoft.com/office/2006/metadata/properties" xmlns:ns2="e1e7bc46-bed0-459f-9452-a76b1c5b695e" xmlns:ns3="bb8cf7e1-610f-40a0-8f00-126b9d139fde" targetNamespace="http://schemas.microsoft.com/office/2006/metadata/properties" ma:root="true" ma:fieldsID="b29ea8901729e1eaaa4e48e09148c760" ns2:_="" ns3:_="">
     <xsd:import namespace="e1e7bc46-bed0-459f-9452-a76b1c5b695e"/>
@@ -6763,13 +6803,18 @@
 </ct:contentTypeSchema>
 </file>
 
+<file path=customXml/item4.xml><?xml version="1.0" encoding="utf-8"?>
+<b:Sources xmlns:b="http://schemas.openxmlformats.org/officeDocument/2006/bibliography" xmlns="http://schemas.openxmlformats.org/officeDocument/2006/bibliography" SelectedStyle="\APA.XSL" StyleName="APA"/>
+</file>
+
 <file path=customXml/item5.xml><?xml version="1.0" encoding="utf-8"?>
-<?mso-contentType ?>
-<FormTemplates xmlns="http://schemas.microsoft.com/sharepoint/v3/contenttype/forms">
-  <Display>DocumentLibraryForm</Display>
-  <Edit>DocumentLibraryForm</Edit>
-  <New>DocumentLibraryForm</New>
-</FormTemplates>
+<p:properties xmlns:p="http://schemas.microsoft.com/office/2006/metadata/properties" xmlns:xsi="http://www.w3.org/2001/XMLSchema-instance" xmlns:pc="http://schemas.microsoft.com/office/infopath/2007/PartnerControls">
+  <documentManagement>
+    <lcf76f155ced4ddcb4097134ff3c332f xmlns="e1e7bc46-bed0-459f-9452-a76b1c5b695e">
+      <Terms xmlns="http://schemas.microsoft.com/office/infopath/2007/PartnerControls"/>
+    </lcf76f155ced4ddcb4097134ff3c332f>
+  </documentManagement>
+</p:properties>
 </file>
 
 <file path=customXml/itemProps1.xml><?xml version="1.0" encoding="utf-8"?>
@@ -6781,24 +6826,14 @@
 </file>
 
 <file path=customXml/itemProps2.xml><?xml version="1.0" encoding="utf-8"?>
-<ds:datastoreItem xmlns:ds="http://schemas.openxmlformats.org/officeDocument/2006/customXml" ds:itemID="{E1036DFC-1D85-404D-898C-621D06C0EB1C}">
+<ds:datastoreItem xmlns:ds="http://schemas.openxmlformats.org/officeDocument/2006/customXml" ds:itemID="{EE9AAF0E-D63F-459F-A0FB-CDCE9F728F33}">
   <ds:schemaRefs>
-    <ds:schemaRef ds:uri="http://schemas.microsoft.com/office/2006/metadata/properties"/>
-    <ds:schemaRef ds:uri="http://schemas.microsoft.com/office/infopath/2007/PartnerControls"/>
-    <ds:schemaRef ds:uri="e1e7bc46-bed0-459f-9452-a76b1c5b695e"/>
+    <ds:schemaRef ds:uri="http://schemas.microsoft.com/sharepoint/v3/contenttype/forms"/>
   </ds:schemaRefs>
 </ds:datastoreItem>
 </file>
 
 <file path=customXml/itemProps3.xml><?xml version="1.0" encoding="utf-8"?>
-<ds:datastoreItem xmlns:ds="http://schemas.openxmlformats.org/officeDocument/2006/customXml" ds:itemID="{BD6EC776-6679-4C69-98E3-6D068EA0A3C9}">
-  <ds:schemaRefs>
-    <ds:schemaRef ds:uri="http://schemas.openxmlformats.org/officeDocument/2006/bibliography"/>
-  </ds:schemaRefs>
-</ds:datastoreItem>
-</file>
-
-<file path=customXml/itemProps4.xml><?xml version="1.0" encoding="utf-8"?>
 <ds:datastoreItem xmlns:ds="http://schemas.openxmlformats.org/officeDocument/2006/customXml" ds:itemID="{444115BD-C1C6-48AD-B714-E1866627071D}">
   <ds:schemaRefs>
     <ds:schemaRef ds:uri="http://schemas.microsoft.com/office/2006/metadata/contentType"/>
@@ -6817,10 +6852,20 @@
 </ds:datastoreItem>
 </file>
 
+<file path=customXml/itemProps4.xml><?xml version="1.0" encoding="utf-8"?>
+<ds:datastoreItem xmlns:ds="http://schemas.openxmlformats.org/officeDocument/2006/customXml" ds:itemID="{BD6EC776-6679-4C69-98E3-6D068EA0A3C9}">
+  <ds:schemaRefs>
+    <ds:schemaRef ds:uri="http://schemas.openxmlformats.org/officeDocument/2006/bibliography"/>
+  </ds:schemaRefs>
+</ds:datastoreItem>
+</file>
+
 <file path=customXml/itemProps5.xml><?xml version="1.0" encoding="utf-8"?>
-<ds:datastoreItem xmlns:ds="http://schemas.openxmlformats.org/officeDocument/2006/customXml" ds:itemID="{EE9AAF0E-D63F-459F-A0FB-CDCE9F728F33}">
+<ds:datastoreItem xmlns:ds="http://schemas.openxmlformats.org/officeDocument/2006/customXml" ds:itemID="{E1036DFC-1D85-404D-898C-621D06C0EB1C}">
   <ds:schemaRefs>
-    <ds:schemaRef ds:uri="http://schemas.microsoft.com/sharepoint/v3/contenttype/forms"/>
+    <ds:schemaRef ds:uri="http://schemas.microsoft.com/office/2006/metadata/properties"/>
+    <ds:schemaRef ds:uri="http://schemas.microsoft.com/office/infopath/2007/PartnerControls"/>
+    <ds:schemaRef ds:uri="e1e7bc46-bed0-459f-9452-a76b1c5b695e"/>
   </ds:schemaRefs>
 </ds:datastoreItem>
 </file>
--- a/Fase 2/Evidencias Proyecto (version Agil)/Documento 05 - Documento de Diseño.docx
+++ b/Fase 2/Evidencias Proyecto (version Agil)/Documento 05 - Documento de Diseño.docx
@@ -93,6 +93,7 @@
                   <w:rFonts w:eastAsiaTheme="majorEastAsia" w:cstheme="minorHAnsi"/>
                   <w:sz w:val="80"/>
                   <w:szCs w:val="80"/>
+                  <w:u w:val="single"/>
                 </w:rPr>
                 <w:alias w:val="Título"/>
                 <w:id w:val="15524250"/>
@@ -126,16 +127,9 @@
                         <w:rFonts w:eastAsiaTheme="majorEastAsia" w:cstheme="minorHAnsi"/>
                         <w:sz w:val="80"/>
                         <w:szCs w:val="80"/>
+                        <w:u w:val="single"/>
                       </w:rPr>
-                      <w:t xml:space="preserve">Propuesta de Proyecto       y </w:t>
-                    </w:r>
-                    <w:r>
-                      <w:rPr>
-                        <w:rFonts w:eastAsiaTheme="majorEastAsia" w:cstheme="minorHAnsi"/>
-                        <w:sz w:val="80"/>
-                        <w:szCs w:val="80"/>
-                      </w:rPr>
-                      <w:t>Especificación de Requisitos de Software</w:t>
+                      <w:t>Propuesta de Proyecto       y Especificación de Requisitos de Software</w:t>
                     </w:r>
                   </w:p>
                 </w:tc>
@@ -201,7 +195,7 @@
                         <w:szCs w:val="44"/>
                         <w:lang w:val="es-AR"/>
                       </w:rPr>
-                      <w:t>[Insertar Nombre de Proyecto]</w:t>
+                      <w:t>A2D_SM</w:t>
                     </w:r>
                   </w:p>
                 </w:tc>
@@ -313,9 +307,9 @@
                 </w:rPr>
                 <w:alias w:val="Fecha"/>
                 <w:id w:val="516659546"/>
-                <w:showingPlcHdr/>
                 <w:dataBinding w:prefixMappings="xmlns:ns0='http://schemas.microsoft.com/office/2006/coverPageProps'" w:xpath="/ns0:CoverPageProperties[1]/ns0:PublishDate[1]" w:storeItemID="{55AF091B-3C7A-41E3-B477-F2FDAA23CFDA}"/>
-                <w:date>
+                <w:date w:fullDate="2026-10-05T00:00:00Z">
+                  <w:dateFormat w:val="dd/MM/yyyy"/>
                   <w:lid w:val="es-ES"/>
                   <w:storeMappedDataAs w:val="dateTime"/>
                   <w:calendar w:val="gregorian"/>
@@ -342,9 +336,8 @@
                         <w:rFonts w:cstheme="minorHAnsi"/>
                         <w:b/>
                         <w:bCs/>
-                        <w:color w:val="FF0000"/>
                       </w:rPr>
-                      <w:t>[Seleccionar fecha]</w:t>
+                      <w:t>05/10/2026</w:t>
                     </w:r>
                   </w:p>
                 </w:tc>
@@ -716,7 +709,7 @@
                 <w:noProof/>
                 <w:webHidden/>
               </w:rPr>
-              <w:t>2</w:t>
+              <w:t>3</w:t>
             </w:r>
             <w:r>
               <w:rPr>
@@ -816,7 +809,7 @@
                 <w:noProof/>
                 <w:webHidden/>
               </w:rPr>
-              <w:t>5</w:t>
+              <w:t>4</w:t>
             </w:r>
             <w:r>
               <w:rPr>
@@ -912,7 +905,7 @@
                 <w:noProof/>
                 <w:webHidden/>
               </w:rPr>
-              <w:t>5</w:t>
+              <w:t>4</w:t>
             </w:r>
             <w:r>
               <w:rPr>
@@ -1008,7 +1001,7 @@
                 <w:noProof/>
                 <w:webHidden/>
               </w:rPr>
-              <w:t>5</w:t>
+              <w:t>8</w:t>
             </w:r>
             <w:r>
               <w:rPr>
@@ -1106,7 +1099,7 @@
                 <w:noProof/>
                 <w:webHidden/>
               </w:rPr>
-              <w:t>5</w:t>
+              <w:t>8</w:t>
             </w:r>
             <w:r>
               <w:rPr>
@@ -1204,7 +1197,7 @@
                 <w:noProof/>
                 <w:webHidden/>
               </w:rPr>
-              <w:t>5</w:t>
+              <w:t>9</w:t>
             </w:r>
             <w:r>
               <w:rPr>
@@ -1302,7 +1295,7 @@
                 <w:noProof/>
                 <w:webHidden/>
               </w:rPr>
-              <w:t>5</w:t>
+              <w:t>10</w:t>
             </w:r>
             <w:r>
               <w:rPr>
@@ -1398,7 +1391,7 @@
                 <w:noProof/>
                 <w:webHidden/>
               </w:rPr>
-              <w:t>5</w:t>
+              <w:t>12</w:t>
             </w:r>
             <w:r>
               <w:rPr>
@@ -1496,7 +1489,7 @@
                 <w:noProof/>
                 <w:webHidden/>
               </w:rPr>
-              <w:t>5</w:t>
+              <w:t>12</w:t>
             </w:r>
             <w:r>
               <w:rPr>
@@ -2204,8 +2197,6 @@
     </w:p>
     <w:p>
       <w:pPr>
-        <w:spacing w:after="0" w:line="240" w:lineRule="auto"/>
-        <w:jc w:val="both"/>
         <w:rPr>
           <w:rFonts w:eastAsia="Times New Roman" w:cstheme="minorHAnsi"/>
           <w:sz w:val="20"/>
@@ -2213,6 +2204,15 @@
           <w:lang w:val="es-ES" w:eastAsia="es-ES"/>
         </w:rPr>
       </w:pPr>
+      <w:r>
+        <w:rPr>
+          <w:rFonts w:eastAsia="Times New Roman" w:cstheme="minorHAnsi"/>
+          <w:sz w:val="20"/>
+          <w:szCs w:val="24"/>
+          <w:lang w:val="es-ES" w:eastAsia="es-ES"/>
+        </w:rPr>
+        <w:br w:type="page"/>
+      </w:r>
     </w:p>
     <w:p>
       <w:pPr>
@@ -2220,6 +2220,7 @@
       </w:pPr>
       <w:bookmarkStart w:id="2" w:name="_Toc241504831"/>
       <w:r>
+        <w:lastRenderedPageBreak/>
         <w:t>Integrantes:</w:t>
       </w:r>
       <w:bookmarkEnd w:id="2"/>
@@ -2309,12 +2310,30 @@
             <w:pPr>
               <w:jc w:val="both"/>
               <w:rPr>
-                <w:rFonts w:asciiTheme="minorHAnsi" w:hAnsiTheme="minorHAnsi" w:cstheme="minorHAnsi"/>
+                <w:rFonts w:cstheme="minorHAnsi"/>
                 <w:i/>
                 <w:szCs w:val="24"/>
                 <w:lang w:val="es-ES" w:eastAsia="es-ES"/>
               </w:rPr>
             </w:pPr>
+            <w:r>
+              <w:rPr>
+                <w:rFonts w:cstheme="minorHAnsi"/>
+                <w:i/>
+                <w:szCs w:val="24"/>
+                <w:lang w:val="es-ES" w:eastAsia="es-ES"/>
+              </w:rPr>
+              <w:t xml:space="preserve">Alejandro </w:t>
+            </w:r>
+            <w:r>
+              <w:rPr>
+                <w:rFonts w:cstheme="minorHAnsi"/>
+                <w:i/>
+                <w:szCs w:val="24"/>
+                <w:lang w:val="es-ES" w:eastAsia="es-ES"/>
+              </w:rPr>
+              <w:t>Rodríguez</w:t>
+            </w:r>
           </w:p>
         </w:tc>
         <w:tc>
@@ -2326,12 +2345,21 @@
             <w:pPr>
               <w:jc w:val="both"/>
               <w:rPr>
-                <w:rFonts w:asciiTheme="minorHAnsi" w:hAnsiTheme="minorHAnsi" w:cstheme="minorHAnsi"/>
+                <w:rFonts w:cstheme="minorHAnsi"/>
                 <w:i/>
                 <w:szCs w:val="24"/>
                 <w:lang w:val="es-ES" w:eastAsia="es-ES"/>
               </w:rPr>
             </w:pPr>
+            <w:r>
+              <w:rPr>
+                <w:rFonts w:cstheme="minorHAnsi"/>
+                <w:i/>
+                <w:szCs w:val="24"/>
+                <w:lang w:val="es-ES" w:eastAsia="es-ES"/>
+              </w:rPr>
+              <w:t>Project Manager</w:t>
+            </w:r>
           </w:p>
         </w:tc>
       </w:tr>
@@ -2361,8 +2389,7 @@
                 <w:szCs w:val="24"/>
                 <w:lang w:val="es-ES" w:eastAsia="es-ES"/>
               </w:rPr>
-              <w:lastRenderedPageBreak/>
-              <w:t>Alejandro Rodriguez</w:t>
+              <w:t>Diego Carrillo</w:t>
             </w:r>
           </w:p>
         </w:tc>
@@ -2388,7 +2415,7 @@
                 <w:szCs w:val="24"/>
                 <w:lang w:val="es-ES" w:eastAsia="es-ES"/>
               </w:rPr>
-              <w:t>Project Manager</w:t>
+              <w:t>Analista de Base de Datos</w:t>
             </w:r>
           </w:p>
         </w:tc>
@@ -2419,7 +2446,7 @@
                 <w:szCs w:val="24"/>
                 <w:lang w:val="es-ES" w:eastAsia="es-ES"/>
               </w:rPr>
-              <w:t>Diego Carrillo</w:t>
+              <w:t>Angelo Galindo</w:t>
             </w:r>
           </w:p>
         </w:tc>
@@ -2445,104 +2472,8 @@
                 <w:szCs w:val="24"/>
                 <w:lang w:val="es-ES" w:eastAsia="es-ES"/>
               </w:rPr>
-              <w:t>Analista de Base de Datos</w:t>
-            </w:r>
-          </w:p>
-        </w:tc>
-      </w:tr>
-      <w:tr>
-        <w:trPr>
-          <w:trHeight w:val="465"/>
-        </w:trPr>
-        <w:tc>
-          <w:tcPr>
-            <w:tcW w:w="3539" w:type="dxa"/>
-            <w:vAlign w:val="center"/>
-          </w:tcPr>
-          <w:p>
-            <w:pPr>
-              <w:jc w:val="both"/>
-              <w:rPr>
-                <w:rFonts w:cstheme="minorHAnsi"/>
-                <w:i/>
-                <w:szCs w:val="24"/>
-                <w:lang w:val="es-ES" w:eastAsia="es-ES"/>
-              </w:rPr>
-            </w:pPr>
-            <w:r>
-              <w:rPr>
-                <w:rFonts w:cstheme="minorHAnsi"/>
-                <w:i/>
-                <w:szCs w:val="24"/>
-                <w:lang w:val="es-ES" w:eastAsia="es-ES"/>
-              </w:rPr>
-              <w:t>Angelo Galindo</w:t>
-            </w:r>
-          </w:p>
-        </w:tc>
-        <w:tc>
-          <w:tcPr>
-            <w:tcW w:w="5275" w:type="dxa"/>
-            <w:vAlign w:val="center"/>
-          </w:tcPr>
-          <w:p>
-            <w:pPr>
-              <w:jc w:val="both"/>
-              <w:rPr>
-                <w:rFonts w:cstheme="minorHAnsi"/>
-                <w:i/>
-                <w:szCs w:val="24"/>
-                <w:lang w:val="es-ES" w:eastAsia="es-ES"/>
-              </w:rPr>
-            </w:pPr>
-            <w:r>
-              <w:rPr>
-                <w:rFonts w:cstheme="minorHAnsi"/>
-                <w:i/>
-                <w:szCs w:val="24"/>
-                <w:lang w:val="es-ES" w:eastAsia="es-ES"/>
-              </w:rPr>
               <w:t>QA</w:t>
             </w:r>
-          </w:p>
-        </w:tc>
-      </w:tr>
-      <w:tr>
-        <w:trPr>
-          <w:trHeight w:val="465"/>
-        </w:trPr>
-        <w:tc>
-          <w:tcPr>
-            <w:tcW w:w="3539" w:type="dxa"/>
-            <w:vAlign w:val="center"/>
-          </w:tcPr>
-          <w:p>
-            <w:pPr>
-              <w:jc w:val="both"/>
-              <w:rPr>
-                <w:rFonts w:cstheme="minorHAnsi"/>
-                <w:i/>
-                <w:szCs w:val="24"/>
-                <w:lang w:val="es-ES" w:eastAsia="es-ES"/>
-              </w:rPr>
-            </w:pPr>
-          </w:p>
-        </w:tc>
-        <w:tc>
-          <w:tcPr>
-            <w:tcW w:w="5275" w:type="dxa"/>
-            <w:vAlign w:val="center"/>
-          </w:tcPr>
-          <w:p>
-            <w:pPr>
-              <w:jc w:val="both"/>
-              <w:rPr>
-                <w:rFonts w:cstheme="minorHAnsi"/>
-                <w:i/>
-                <w:szCs w:val="24"/>
-                <w:lang w:val="es-ES" w:eastAsia="es-ES"/>
-              </w:rPr>
-            </w:pPr>
           </w:p>
         </w:tc>
       </w:tr>
@@ -2574,22 +2505,6 @@
           <w:b/>
         </w:rPr>
       </w:pPr>
-      <w:r>
-        <w:rPr>
-          <w:rFonts w:cstheme="minorHAnsi"/>
-          <w:b/>
-        </w:rPr>
-        <w:lastRenderedPageBreak/>
-        <w:br w:type="page"/>
-      </w:r>
-    </w:p>
-    <w:p>
-      <w:pPr>
-        <w:jc w:val="both"/>
-        <w:rPr>
-          <w:lang w:val="es-ES" w:eastAsia="es-ES"/>
-        </w:rPr>
-      </w:pPr>
     </w:p>
     <w:p>
       <w:pPr>
@@ -2612,12 +2527,453 @@
       </w:r>
       <w:bookmarkEnd w:id="4"/>
     </w:p>
+    <w:p>
+      <w:pPr>
+        <w:pStyle w:val="Ttulo2"/>
+        <w:numPr>
+          <w:ilvl w:val="0"/>
+          <w:numId w:val="0"/>
+        </w:numPr>
+        <w:ind w:left="576"/>
+        <w:jc w:val="center"/>
+        <w:rPr>
+          <w:rFonts w:asciiTheme="minorHAnsi" w:eastAsiaTheme="minorHAnsi" w:hAnsiTheme="minorHAnsi" w:cstheme="minorBidi"/>
+          <w:b w:val="0"/>
+          <w:bCs w:val="0"/>
+          <w:color w:val="auto"/>
+          <w:sz w:val="22"/>
+          <w:szCs w:val="22"/>
+        </w:rPr>
+      </w:pPr>
+      <w:r>
+        <w:rPr>
+          <w:rFonts w:asciiTheme="minorHAnsi" w:eastAsiaTheme="minorHAnsi" w:hAnsiTheme="minorHAnsi" w:cstheme="minorBidi"/>
+          <w:b w:val="0"/>
+          <w:bCs w:val="0"/>
+          <w:color w:val="auto"/>
+          <w:sz w:val="22"/>
+          <w:szCs w:val="22"/>
+        </w:rPr>
+        <w:t>Caso de uso - Operador de recepción</w:t>
+      </w:r>
+    </w:p>
+    <w:p>
+      <w:pPr>
+        <w:pStyle w:val="Ttulo2"/>
+        <w:numPr>
+          <w:ilvl w:val="0"/>
+          <w:numId w:val="0"/>
+        </w:numPr>
+        <w:ind w:left="576"/>
+        <w:jc w:val="center"/>
+        <w:rPr>
+          <w:rFonts w:asciiTheme="minorHAnsi" w:eastAsiaTheme="minorHAnsi" w:hAnsiTheme="minorHAnsi" w:cstheme="minorBidi"/>
+          <w:b w:val="0"/>
+          <w:bCs w:val="0"/>
+          <w:color w:val="auto"/>
+          <w:sz w:val="22"/>
+          <w:szCs w:val="22"/>
+        </w:rPr>
+      </w:pPr>
+      <w:r>
+        <w:rPr>
+          <w:noProof/>
+        </w:rPr>
+        <w:drawing>
+          <wp:anchor distT="0" distB="0" distL="114300" distR="114300" simplePos="0" relativeHeight="251641856" behindDoc="1" locked="0" layoutInCell="1" allowOverlap="1" wp14:anchorId="648EB09B" wp14:editId="162B798C">
+            <wp:simplePos x="0" y="0"/>
+            <wp:positionH relativeFrom="column">
+              <wp:posOffset>-385869</wp:posOffset>
+            </wp:positionH>
+            <wp:positionV relativeFrom="paragraph">
+              <wp:posOffset>254847</wp:posOffset>
+            </wp:positionV>
+            <wp:extent cx="6316133" cy="5310611"/>
+            <wp:effectExtent l="0" t="0" r="0" b="0"/>
+            <wp:wrapNone/>
+            <wp:docPr id="1786144815" name="Imagen 1"/>
+            <wp:cNvGraphicFramePr>
+              <a:graphicFrameLocks xmlns:a="http://schemas.openxmlformats.org/drawingml/2006/main" noChangeAspect="1"/>
+            </wp:cNvGraphicFramePr>
+            <a:graphic xmlns:a="http://schemas.openxmlformats.org/drawingml/2006/main">
+              <a:graphicData uri="http://schemas.openxmlformats.org/drawingml/2006/picture">
+                <pic:pic xmlns:pic="http://schemas.openxmlformats.org/drawingml/2006/picture">
+                  <pic:nvPicPr>
+                    <pic:cNvPr id="0" name="Picture 1"/>
+                    <pic:cNvPicPr>
+                      <a:picLocks noChangeAspect="1" noChangeArrowheads="1"/>
+                    </pic:cNvPicPr>
+                  </pic:nvPicPr>
+                  <pic:blipFill>
+                    <a:blip r:embed="rId12">
+                      <a:extLst>
+                        <a:ext uri="{28A0092B-C50C-407E-A947-70E740481C1C}">
+                          <a14:useLocalDpi xmlns:a14="http://schemas.microsoft.com/office/drawing/2010/main" val="0"/>
+                        </a:ext>
+                      </a:extLst>
+                    </a:blip>
+                    <a:srcRect/>
+                    <a:stretch>
+                      <a:fillRect/>
+                    </a:stretch>
+                  </pic:blipFill>
+                  <pic:spPr bwMode="auto">
+                    <a:xfrm>
+                      <a:off x="0" y="0"/>
+                      <a:ext cx="6326724" cy="5319516"/>
+                    </a:xfrm>
+                    <a:prstGeom prst="rect">
+                      <a:avLst/>
+                    </a:prstGeom>
+                    <a:noFill/>
+                    <a:ln>
+                      <a:noFill/>
+                    </a:ln>
+                  </pic:spPr>
+                </pic:pic>
+              </a:graphicData>
+            </a:graphic>
+            <wp14:sizeRelH relativeFrom="margin">
+              <wp14:pctWidth>0</wp14:pctWidth>
+            </wp14:sizeRelH>
+            <wp14:sizeRelV relativeFrom="margin">
+              <wp14:pctHeight>0</wp14:pctHeight>
+            </wp14:sizeRelV>
+          </wp:anchor>
+        </w:drawing>
+      </w:r>
+    </w:p>
+    <w:p/>
+    <w:p/>
+    <w:p/>
+    <w:p/>
+    <w:p/>
+    <w:p/>
+    <w:p/>
+    <w:p/>
+    <w:p/>
+    <w:p/>
+    <w:p/>
+    <w:p/>
+    <w:p/>
     <w:p/>
     <w:p>
+      <w:r>
+        <w:br w:type="page"/>
+      </w:r>
+    </w:p>
+    <w:p>
+      <w:pPr>
+        <w:jc w:val="center"/>
+        <w:rPr>
+          <w:noProof/>
+        </w:rPr>
+      </w:pPr>
+      <w:r>
+        <w:rPr>
+          <w:noProof/>
+        </w:rPr>
+        <w:lastRenderedPageBreak/>
+        <w:t>Caso de uso - Operador de proceso</w:t>
+      </w:r>
+    </w:p>
+    <w:p>
+      <w:pPr>
+        <w:jc w:val="center"/>
+      </w:pPr>
+      <w:r>
+        <w:rPr>
+          <w:noProof/>
+        </w:rPr>
+        <w:drawing>
+          <wp:inline distT="0" distB="0" distL="0" distR="0" wp14:anchorId="35842A92" wp14:editId="783FFE9C">
+            <wp:extent cx="5612130" cy="5542280"/>
+            <wp:effectExtent l="0" t="0" r="0" b="0"/>
+            <wp:docPr id="241663544" name="Imagen 3"/>
+            <wp:cNvGraphicFramePr>
+              <a:graphicFrameLocks xmlns:a="http://schemas.openxmlformats.org/drawingml/2006/main" noChangeAspect="1"/>
+            </wp:cNvGraphicFramePr>
+            <a:graphic xmlns:a="http://schemas.openxmlformats.org/drawingml/2006/main">
+              <a:graphicData uri="http://schemas.openxmlformats.org/drawingml/2006/picture">
+                <pic:pic xmlns:pic="http://schemas.openxmlformats.org/drawingml/2006/picture">
+                  <pic:nvPicPr>
+                    <pic:cNvPr id="0" name="Picture 4"/>
+                    <pic:cNvPicPr>
+                      <a:picLocks noChangeAspect="1" noChangeArrowheads="1"/>
+                    </pic:cNvPicPr>
+                  </pic:nvPicPr>
+                  <pic:blipFill>
+                    <a:blip r:embed="rId13">
+                      <a:extLst>
+                        <a:ext uri="{28A0092B-C50C-407E-A947-70E740481C1C}">
+                          <a14:useLocalDpi xmlns:a14="http://schemas.microsoft.com/office/drawing/2010/main" val="0"/>
+                        </a:ext>
+                      </a:extLst>
+                    </a:blip>
+                    <a:srcRect/>
+                    <a:stretch>
+                      <a:fillRect/>
+                    </a:stretch>
+                  </pic:blipFill>
+                  <pic:spPr bwMode="auto">
+                    <a:xfrm>
+                      <a:off x="0" y="0"/>
+                      <a:ext cx="5612130" cy="5542280"/>
+                    </a:xfrm>
+                    <a:prstGeom prst="rect">
+                      <a:avLst/>
+                    </a:prstGeom>
+                    <a:noFill/>
+                    <a:ln>
+                      <a:noFill/>
+                    </a:ln>
+                  </pic:spPr>
+                </pic:pic>
+              </a:graphicData>
+            </a:graphic>
+          </wp:inline>
+        </w:drawing>
+      </w:r>
+    </w:p>
+    <w:p>
+      <w:r>
+        <w:br w:type="page"/>
+      </w:r>
+    </w:p>
+    <w:p>
+      <w:pPr>
+        <w:jc w:val="center"/>
+      </w:pPr>
+      <w:r>
+        <w:lastRenderedPageBreak/>
+        <w:t>Caso de uso - Administrador</w:t>
+      </w:r>
+    </w:p>
+    <w:p>
+      <w:r>
+        <w:rPr>
+          <w:noProof/>
+        </w:rPr>
+        <w:drawing>
+          <wp:inline distT="0" distB="0" distL="0" distR="0" wp14:anchorId="372EEE94" wp14:editId="0C2EF12F">
+            <wp:extent cx="6231467" cy="6231467"/>
+            <wp:effectExtent l="0" t="0" r="0" b="0"/>
+            <wp:docPr id="1128499574" name="Imagen 4"/>
+            <wp:cNvGraphicFramePr>
+              <a:graphicFrameLocks xmlns:a="http://schemas.openxmlformats.org/drawingml/2006/main" noChangeAspect="1"/>
+            </wp:cNvGraphicFramePr>
+            <a:graphic xmlns:a="http://schemas.openxmlformats.org/drawingml/2006/main">
+              <a:graphicData uri="http://schemas.openxmlformats.org/drawingml/2006/picture">
+                <pic:pic xmlns:pic="http://schemas.openxmlformats.org/drawingml/2006/picture">
+                  <pic:nvPicPr>
+                    <pic:cNvPr id="0" name="Picture 6"/>
+                    <pic:cNvPicPr>
+                      <a:picLocks noChangeAspect="1" noChangeArrowheads="1"/>
+                    </pic:cNvPicPr>
+                  </pic:nvPicPr>
+                  <pic:blipFill>
+                    <a:blip r:embed="rId14">
+                      <a:extLst>
+                        <a:ext uri="{28A0092B-C50C-407E-A947-70E740481C1C}">
+                          <a14:useLocalDpi xmlns:a14="http://schemas.microsoft.com/office/drawing/2010/main" val="0"/>
+                        </a:ext>
+                      </a:extLst>
+                    </a:blip>
+                    <a:srcRect/>
+                    <a:stretch>
+                      <a:fillRect/>
+                    </a:stretch>
+                  </pic:blipFill>
+                  <pic:spPr bwMode="auto">
+                    <a:xfrm>
+                      <a:off x="0" y="0"/>
+                      <a:ext cx="6235790" cy="6235790"/>
+                    </a:xfrm>
+                    <a:prstGeom prst="rect">
+                      <a:avLst/>
+                    </a:prstGeom>
+                    <a:noFill/>
+                    <a:ln>
+                      <a:noFill/>
+                    </a:ln>
+                  </pic:spPr>
+                </pic:pic>
+              </a:graphicData>
+            </a:graphic>
+          </wp:inline>
+        </w:drawing>
+      </w:r>
+    </w:p>
+    <w:p>
+      <w:r>
+        <w:br w:type="page"/>
+      </w:r>
+    </w:p>
+    <w:p>
+      <w:pPr>
+        <w:jc w:val="center"/>
+      </w:pPr>
+      <w:r>
+        <w:lastRenderedPageBreak/>
+        <w:t>Caso de uso - Gerencia</w:t>
+      </w:r>
+    </w:p>
+    <w:p>
+      <w:pPr>
+        <w:jc w:val="center"/>
+      </w:pPr>
+      <w:r>
+        <w:rPr>
+          <w:noProof/>
+        </w:rPr>
+        <w:drawing>
+          <wp:inline distT="0" distB="0" distL="0" distR="0" wp14:anchorId="78257762" wp14:editId="13594008">
+            <wp:extent cx="4673600" cy="6984355"/>
+            <wp:effectExtent l="0" t="0" r="0" b="0"/>
+            <wp:docPr id="531192965" name="Imagen 5"/>
+            <wp:cNvGraphicFramePr>
+              <a:graphicFrameLocks xmlns:a="http://schemas.openxmlformats.org/drawingml/2006/main" noChangeAspect="1"/>
+            </wp:cNvGraphicFramePr>
+            <a:graphic xmlns:a="http://schemas.openxmlformats.org/drawingml/2006/main">
+              <a:graphicData uri="http://schemas.openxmlformats.org/drawingml/2006/picture">
+                <pic:pic xmlns:pic="http://schemas.openxmlformats.org/drawingml/2006/picture">
+                  <pic:nvPicPr>
+                    <pic:cNvPr id="0" name="Picture 8"/>
+                    <pic:cNvPicPr>
+                      <a:picLocks noChangeAspect="1" noChangeArrowheads="1"/>
+                    </pic:cNvPicPr>
+                  </pic:nvPicPr>
+                  <pic:blipFill>
+                    <a:blip r:embed="rId15">
+                      <a:extLst>
+                        <a:ext uri="{28A0092B-C50C-407E-A947-70E740481C1C}">
+                          <a14:useLocalDpi xmlns:a14="http://schemas.microsoft.com/office/drawing/2010/main" val="0"/>
+                        </a:ext>
+                      </a:extLst>
+                    </a:blip>
+                    <a:srcRect/>
+                    <a:stretch>
+                      <a:fillRect/>
+                    </a:stretch>
+                  </pic:blipFill>
+                  <pic:spPr bwMode="auto">
+                    <a:xfrm>
+                      <a:off x="0" y="0"/>
+                      <a:ext cx="4678294" cy="6991370"/>
+                    </a:xfrm>
+                    <a:prstGeom prst="rect">
+                      <a:avLst/>
+                    </a:prstGeom>
+                    <a:noFill/>
+                    <a:ln>
+                      <a:noFill/>
+                    </a:ln>
+                  </pic:spPr>
+                </pic:pic>
+              </a:graphicData>
+            </a:graphic>
+          </wp:inline>
+        </w:drawing>
+      </w:r>
+    </w:p>
+    <w:p>
+      <w:pPr>
+        <w:jc w:val="center"/>
+      </w:pPr>
+    </w:p>
+    <w:p>
+      <w:pPr>
+        <w:jc w:val="center"/>
+      </w:pPr>
+    </w:p>
+    <w:p>
       <w:pPr>
         <w:pStyle w:val="Ttulo2"/>
+        <w:sectPr>
+          <w:headerReference w:type="default" r:id="rId16"/>
+          <w:footerReference w:type="default" r:id="rId17"/>
+          <w:headerReference w:type="first" r:id="rId18"/>
+          <w:pgSz w:w="12240" w:h="15840"/>
+          <w:pgMar w:top="1417" w:right="1701" w:bottom="1417" w:left="1701" w:header="708" w:footer="708" w:gutter="0"/>
+          <w:cols w:space="708"/>
+          <w:titlePg/>
+          <w:docGrid w:linePitch="360"/>
+        </w:sectPr>
       </w:pPr>
       <w:bookmarkStart w:id="5" w:name="_Toc241504834"/>
+    </w:p>
+    <w:p>
+      <w:pPr>
+        <w:pStyle w:val="Ttulo2"/>
+      </w:pPr>
+      <w:r>
+        <w:rPr>
+          <w:noProof/>
+        </w:rPr>
+        <w:lastRenderedPageBreak/>
+        <w:drawing>
+          <wp:anchor distT="0" distB="0" distL="114300" distR="114300" simplePos="0" relativeHeight="251648000" behindDoc="1" locked="0" layoutInCell="1" allowOverlap="1" wp14:anchorId="1C47998D" wp14:editId="41ABCA09">
+            <wp:simplePos x="0" y="0"/>
+            <wp:positionH relativeFrom="column">
+              <wp:posOffset>-652780</wp:posOffset>
+            </wp:positionH>
+            <wp:positionV relativeFrom="paragraph">
+              <wp:posOffset>137795</wp:posOffset>
+            </wp:positionV>
+            <wp:extent cx="9486900" cy="5690205"/>
+            <wp:effectExtent l="0" t="0" r="0" b="0"/>
+            <wp:wrapNone/>
+            <wp:docPr id="2096950476" name="Imagen 6"/>
+            <wp:cNvGraphicFramePr>
+              <a:graphicFrameLocks xmlns:a="http://schemas.openxmlformats.org/drawingml/2006/main" noChangeAspect="1"/>
+            </wp:cNvGraphicFramePr>
+            <a:graphic xmlns:a="http://schemas.openxmlformats.org/drawingml/2006/main">
+              <a:graphicData uri="http://schemas.openxmlformats.org/drawingml/2006/picture">
+                <pic:pic xmlns:pic="http://schemas.openxmlformats.org/drawingml/2006/picture">
+                  <pic:nvPicPr>
+                    <pic:cNvPr id="0" name="Picture 10"/>
+                    <pic:cNvPicPr>
+                      <a:picLocks noChangeAspect="1" noChangeArrowheads="1"/>
+                    </pic:cNvPicPr>
+                  </pic:nvPicPr>
+                  <pic:blipFill>
+                    <a:blip r:embed="rId19">
+                      <a:extLst>
+                        <a:ext uri="{28A0092B-C50C-407E-A947-70E740481C1C}">
+                          <a14:useLocalDpi xmlns:a14="http://schemas.microsoft.com/office/drawing/2010/main" val="0"/>
+                        </a:ext>
+                      </a:extLst>
+                    </a:blip>
+                    <a:srcRect/>
+                    <a:stretch>
+                      <a:fillRect/>
+                    </a:stretch>
+                  </pic:blipFill>
+                  <pic:spPr bwMode="auto">
+                    <a:xfrm>
+                      <a:off x="0" y="0"/>
+                      <a:ext cx="9486900" cy="5690205"/>
+                    </a:xfrm>
+                    <a:prstGeom prst="rect">
+                      <a:avLst/>
+                    </a:prstGeom>
+                    <a:noFill/>
+                    <a:ln>
+                      <a:noFill/>
+                    </a:ln>
+                  </pic:spPr>
+                </pic:pic>
+              </a:graphicData>
+            </a:graphic>
+            <wp14:sizeRelH relativeFrom="margin">
+              <wp14:pctWidth>0</wp14:pctWidth>
+            </wp14:sizeRelH>
+            <wp14:sizeRelV relativeFrom="margin">
+              <wp14:pctHeight>0</wp14:pctHeight>
+            </wp14:sizeRelV>
+          </wp:anchor>
+        </w:drawing>
+      </w:r>
       <w:r>
         <w:t>Vista Lógica</w:t>
       </w:r>
@@ -2639,6 +2995,115 @@
           <w:lang w:val="es-ES" w:eastAsia="es-ES"/>
         </w:rPr>
       </w:pPr>
+    </w:p>
+    <w:p>
+      <w:pPr>
+        <w:rPr>
+          <w:lang w:val="es-ES" w:eastAsia="es-ES"/>
+        </w:rPr>
+      </w:pPr>
+    </w:p>
+    <w:p>
+      <w:pPr>
+        <w:rPr>
+          <w:lang w:val="es-ES" w:eastAsia="es-ES"/>
+        </w:rPr>
+      </w:pPr>
+      <w:r>
+        <w:rPr>
+          <w:lang w:val="es-ES" w:eastAsia="es-ES"/>
+        </w:rPr>
+        <w:br w:type="page"/>
+      </w:r>
+    </w:p>
+    <w:p>
+      <w:pPr>
+        <w:rPr>
+          <w:lang w:val="es-ES" w:eastAsia="es-ES"/>
+        </w:rPr>
+        <w:sectPr>
+          <w:pgSz w:w="15840" w:h="12240" w:orient="landscape" w:code="1"/>
+          <w:pgMar w:top="1701" w:right="1418" w:bottom="1701" w:left="1418" w:header="709" w:footer="709" w:gutter="0"/>
+          <w:cols w:space="708"/>
+          <w:titlePg/>
+          <w:docGrid w:linePitch="360"/>
+        </w:sectPr>
+      </w:pPr>
+    </w:p>
+    <w:p>
+      <w:pPr>
+        <w:rPr>
+          <w:lang w:val="es-ES" w:eastAsia="es-ES"/>
+        </w:rPr>
+      </w:pPr>
+      <w:r>
+        <w:rPr>
+          <w:noProof/>
+        </w:rPr>
+        <w:lastRenderedPageBreak/>
+        <w:drawing>
+          <wp:anchor distT="0" distB="0" distL="114300" distR="114300" simplePos="0" relativeHeight="251655168" behindDoc="1" locked="0" layoutInCell="1" allowOverlap="1" wp14:anchorId="0D815C33" wp14:editId="51714ACD">
+            <wp:simplePos x="0" y="0"/>
+            <wp:positionH relativeFrom="column">
+              <wp:posOffset>-490856</wp:posOffset>
+            </wp:positionH>
+            <wp:positionV relativeFrom="paragraph">
+              <wp:posOffset>13969</wp:posOffset>
+            </wp:positionV>
+            <wp:extent cx="9286875" cy="6029429"/>
+            <wp:effectExtent l="0" t="0" r="0" b="0"/>
+            <wp:wrapNone/>
+            <wp:docPr id="2117855738" name="Imagen 7"/>
+            <wp:cNvGraphicFramePr>
+              <a:graphicFrameLocks xmlns:a="http://schemas.openxmlformats.org/drawingml/2006/main" noChangeAspect="1"/>
+            </wp:cNvGraphicFramePr>
+            <a:graphic xmlns:a="http://schemas.openxmlformats.org/drawingml/2006/main">
+              <a:graphicData uri="http://schemas.openxmlformats.org/drawingml/2006/picture">
+                <pic:pic xmlns:pic="http://schemas.openxmlformats.org/drawingml/2006/picture">
+                  <pic:nvPicPr>
+                    <pic:cNvPr id="0" name="Picture 12"/>
+                    <pic:cNvPicPr>
+                      <a:picLocks noChangeAspect="1" noChangeArrowheads="1"/>
+                    </pic:cNvPicPr>
+                  </pic:nvPicPr>
+                  <pic:blipFill>
+                    <a:blip r:embed="rId20">
+                      <a:extLst>
+                        <a:ext uri="{28A0092B-C50C-407E-A947-70E740481C1C}">
+                          <a14:useLocalDpi xmlns:a14="http://schemas.microsoft.com/office/drawing/2010/main" val="0"/>
+                        </a:ext>
+                      </a:extLst>
+                    </a:blip>
+                    <a:srcRect/>
+                    <a:stretch>
+                      <a:fillRect/>
+                    </a:stretch>
+                  </pic:blipFill>
+                  <pic:spPr bwMode="auto">
+                    <a:xfrm>
+                      <a:off x="0" y="0"/>
+                      <a:ext cx="9304240" cy="6040703"/>
+                    </a:xfrm>
+                    <a:prstGeom prst="rect">
+                      <a:avLst/>
+                    </a:prstGeom>
+                    <a:noFill/>
+                    <a:ln>
+                      <a:noFill/>
+                    </a:ln>
+                  </pic:spPr>
+                </pic:pic>
+              </a:graphicData>
+            </a:graphic>
+            <wp14:sizeRelH relativeFrom="margin">
+              <wp14:pctWidth>0</wp14:pctWidth>
+            </wp14:sizeRelH>
+            <wp14:sizeRelV relativeFrom="margin">
+              <wp14:pctHeight>0</wp14:pctHeight>
+            </wp14:sizeRelV>
+          </wp:anchor>
+        </w:drawing>
+      </w:r>
     </w:p>
     <w:p>
       <w:pPr>
@@ -2652,14 +3117,257 @@
     </w:p>
     <w:p/>
     <w:p>
+      <w:r>
+        <w:br w:type="page"/>
+      </w:r>
+    </w:p>
+    <w:p>
       <w:pPr>
         <w:pStyle w:val="Ttulo3"/>
+        <w:numPr>
+          <w:ilvl w:val="0"/>
+          <w:numId w:val="0"/>
+        </w:numPr>
+        <w:sectPr>
+          <w:pgSz w:w="15840" w:h="12240" w:orient="landscape"/>
+          <w:pgMar w:top="1701" w:right="1418" w:bottom="1701" w:left="1418" w:header="709" w:footer="709" w:gutter="0"/>
+          <w:cols w:space="708"/>
+          <w:titlePg/>
+          <w:docGrid w:linePitch="360"/>
+        </w:sectPr>
       </w:pPr>
       <w:bookmarkStart w:id="8" w:name="_Toc241504837"/>
+    </w:p>
+    <w:p>
+      <w:pPr>
+        <w:pStyle w:val="Ttulo3"/>
+      </w:pPr>
       <w:r>
+        <w:lastRenderedPageBreak/>
         <w:t>Diagrama de Secuencia</w:t>
       </w:r>
       <w:bookmarkEnd w:id="8"/>
+    </w:p>
+    <w:p>
+      <w:pPr>
+        <w:pStyle w:val="Ttulo3"/>
+        <w:numPr>
+          <w:ilvl w:val="0"/>
+          <w:numId w:val="0"/>
+        </w:numPr>
+        <w:ind w:left="720"/>
+        <w:jc w:val="center"/>
+        <w:rPr>
+          <w:rFonts w:asciiTheme="minorHAnsi" w:eastAsiaTheme="minorHAnsi" w:hAnsiTheme="minorHAnsi" w:cstheme="minorBidi"/>
+          <w:b w:val="0"/>
+          <w:bCs w:val="0"/>
+          <w:color w:val="auto"/>
+          <w:sz w:val="22"/>
+          <w:szCs w:val="22"/>
+        </w:rPr>
+      </w:pPr>
+      <w:r>
+        <w:rPr>
+          <w:rFonts w:asciiTheme="minorHAnsi" w:eastAsiaTheme="minorHAnsi" w:hAnsiTheme="minorHAnsi" w:cstheme="minorBidi"/>
+          <w:b w:val="0"/>
+          <w:bCs w:val="0"/>
+          <w:color w:val="auto"/>
+          <w:sz w:val="22"/>
+          <w:szCs w:val="22"/>
+        </w:rPr>
+        <w:t>Diagrama de secuencia - Inicio de sesión</w:t>
+      </w:r>
+    </w:p>
+    <w:p>
+      <w:pPr>
+        <w:rPr>
+          <w:lang w:val="es-ES" w:eastAsia="es-ES"/>
+        </w:rPr>
+      </w:pPr>
+      <w:r>
+        <w:rPr>
+          <w:noProof/>
+        </w:rPr>
+        <w:drawing>
+          <wp:anchor distT="0" distB="0" distL="114300" distR="114300" simplePos="0" relativeHeight="251673600" behindDoc="1" locked="0" layoutInCell="1" allowOverlap="1" wp14:anchorId="0A024C78" wp14:editId="3FFCE0B7">
+            <wp:simplePos x="0" y="0"/>
+            <wp:positionH relativeFrom="column">
+              <wp:posOffset>-1364048</wp:posOffset>
+            </wp:positionH>
+            <wp:positionV relativeFrom="paragraph">
+              <wp:posOffset>378097</wp:posOffset>
+            </wp:positionV>
+            <wp:extent cx="8209529" cy="6324600"/>
+            <wp:effectExtent l="0" t="0" r="0" b="0"/>
+            <wp:wrapNone/>
+            <wp:docPr id="918983248" name="Imagen 10"/>
+            <wp:cNvGraphicFramePr>
+              <a:graphicFrameLocks xmlns:a="http://schemas.openxmlformats.org/drawingml/2006/main" noChangeAspect="1"/>
+            </wp:cNvGraphicFramePr>
+            <a:graphic xmlns:a="http://schemas.openxmlformats.org/drawingml/2006/main">
+              <a:graphicData uri="http://schemas.openxmlformats.org/drawingml/2006/picture">
+                <pic:pic xmlns:pic="http://schemas.openxmlformats.org/drawingml/2006/picture">
+                  <pic:nvPicPr>
+                    <pic:cNvPr id="0" name="Picture 21"/>
+                    <pic:cNvPicPr>
+                      <a:picLocks noChangeAspect="1" noChangeArrowheads="1"/>
+                    </pic:cNvPicPr>
+                  </pic:nvPicPr>
+                  <pic:blipFill>
+                    <a:blip r:embed="rId21">
+                      <a:extLst>
+                        <a:ext uri="{28A0092B-C50C-407E-A947-70E740481C1C}">
+                          <a14:useLocalDpi xmlns:a14="http://schemas.microsoft.com/office/drawing/2010/main" val="0"/>
+                        </a:ext>
+                      </a:extLst>
+                    </a:blip>
+                    <a:srcRect/>
+                    <a:stretch>
+                      <a:fillRect/>
+                    </a:stretch>
+                  </pic:blipFill>
+                  <pic:spPr bwMode="auto">
+                    <a:xfrm>
+                      <a:off x="0" y="0"/>
+                      <a:ext cx="8242682" cy="6350141"/>
+                    </a:xfrm>
+                    <a:prstGeom prst="rect">
+                      <a:avLst/>
+                    </a:prstGeom>
+                    <a:noFill/>
+                    <a:ln>
+                      <a:noFill/>
+                    </a:ln>
+                  </pic:spPr>
+                </pic:pic>
+              </a:graphicData>
+            </a:graphic>
+            <wp14:sizeRelH relativeFrom="margin">
+              <wp14:pctWidth>0</wp14:pctWidth>
+            </wp14:sizeRelH>
+            <wp14:sizeRelV relativeFrom="margin">
+              <wp14:pctHeight>0</wp14:pctHeight>
+            </wp14:sizeRelV>
+          </wp:anchor>
+        </w:drawing>
+      </w:r>
+      <w:r>
+        <w:rPr>
+          <w:lang w:val="es-ES" w:eastAsia="es-ES"/>
+        </w:rPr>
+        <w:br w:type="page"/>
+      </w:r>
+    </w:p>
+    <w:p>
+      <w:pPr>
+        <w:jc w:val="center"/>
+        <w:rPr>
+          <w:lang w:val="es-ES" w:eastAsia="es-ES"/>
+        </w:rPr>
+        <w:sectPr>
+          <w:pgSz w:w="12240" w:h="15840"/>
+          <w:pgMar w:top="1418" w:right="1701" w:bottom="1418" w:left="1701" w:header="709" w:footer="709" w:gutter="0"/>
+          <w:cols w:space="708"/>
+          <w:titlePg/>
+          <w:docGrid w:linePitch="360"/>
+        </w:sectPr>
+      </w:pPr>
+    </w:p>
+    <w:p>
+      <w:pPr>
+        <w:jc w:val="center"/>
+        <w:rPr>
+          <w:lang w:val="es-ES" w:eastAsia="es-ES"/>
+        </w:rPr>
+      </w:pPr>
+      <w:r>
+        <w:rPr>
+          <w:lang w:val="es-ES" w:eastAsia="es-ES"/>
+        </w:rPr>
+        <w:lastRenderedPageBreak/>
+        <w:t>Diagrama de secuencia - Registro de tarja de recepción</w:t>
+      </w:r>
+    </w:p>
+    <w:p>
+      <w:pPr>
+        <w:rPr>
+          <w:lang w:val="es-ES" w:eastAsia="es-ES"/>
+        </w:rPr>
+        <w:sectPr>
+          <w:pgSz w:w="12240" w:h="15840"/>
+          <w:pgMar w:top="1418" w:right="1701" w:bottom="1418" w:left="1701" w:header="709" w:footer="709" w:gutter="0"/>
+          <w:cols w:space="708"/>
+          <w:titlePg/>
+          <w:docGrid w:linePitch="360"/>
+        </w:sectPr>
+      </w:pPr>
+      <w:r>
+        <w:rPr>
+          <w:noProof/>
+        </w:rPr>
+        <w:drawing>
+          <wp:anchor distT="0" distB="0" distL="114300" distR="114300" simplePos="0" relativeHeight="251675648" behindDoc="1" locked="0" layoutInCell="1" allowOverlap="1" wp14:anchorId="0F052675" wp14:editId="079D49C1">
+            <wp:simplePos x="0" y="0"/>
+            <wp:positionH relativeFrom="column">
+              <wp:posOffset>-1417593</wp:posOffset>
+            </wp:positionH>
+            <wp:positionV relativeFrom="paragraph">
+              <wp:posOffset>320766</wp:posOffset>
+            </wp:positionV>
+            <wp:extent cx="8336419" cy="6422571"/>
+            <wp:effectExtent l="0" t="0" r="0" b="0"/>
+            <wp:wrapNone/>
+            <wp:docPr id="1396443609" name="Imagen 11"/>
+            <wp:cNvGraphicFramePr>
+              <a:graphicFrameLocks xmlns:a="http://schemas.openxmlformats.org/drawingml/2006/main" noChangeAspect="1"/>
+            </wp:cNvGraphicFramePr>
+            <a:graphic xmlns:a="http://schemas.openxmlformats.org/drawingml/2006/main">
+              <a:graphicData uri="http://schemas.openxmlformats.org/drawingml/2006/picture">
+                <pic:pic xmlns:pic="http://schemas.openxmlformats.org/drawingml/2006/picture">
+                  <pic:nvPicPr>
+                    <pic:cNvPr id="0" name="Picture 23"/>
+                    <pic:cNvPicPr>
+                      <a:picLocks noChangeAspect="1" noChangeArrowheads="1"/>
+                    </pic:cNvPicPr>
+                  </pic:nvPicPr>
+                  <pic:blipFill>
+                    <a:blip r:embed="rId21">
+                      <a:extLst>
+                        <a:ext uri="{28A0092B-C50C-407E-A947-70E740481C1C}">
+                          <a14:useLocalDpi xmlns:a14="http://schemas.microsoft.com/office/drawing/2010/main" val="0"/>
+                        </a:ext>
+                      </a:extLst>
+                    </a:blip>
+                    <a:srcRect/>
+                    <a:stretch>
+                      <a:fillRect/>
+                    </a:stretch>
+                  </pic:blipFill>
+                  <pic:spPr bwMode="auto">
+                    <a:xfrm>
+                      <a:off x="0" y="0"/>
+                      <a:ext cx="8373143" cy="6450864"/>
+                    </a:xfrm>
+                    <a:prstGeom prst="rect">
+                      <a:avLst/>
+                    </a:prstGeom>
+                    <a:noFill/>
+                    <a:ln>
+                      <a:noFill/>
+                    </a:ln>
+                  </pic:spPr>
+                </pic:pic>
+              </a:graphicData>
+            </a:graphic>
+            <wp14:sizeRelH relativeFrom="margin">
+              <wp14:pctWidth>0</wp14:pctWidth>
+            </wp14:sizeRelH>
+            <wp14:sizeRelV relativeFrom="margin">
+              <wp14:pctHeight>0</wp14:pctHeight>
+            </wp14:sizeRelV>
+          </wp:anchor>
+        </w:drawing>
+      </w:r>
     </w:p>
     <w:p>
       <w:pPr>
@@ -2688,13 +3396,78 @@
       </w:r>
       <w:bookmarkEnd w:id="10"/>
     </w:p>
-    <w:p/>
+    <w:p>
+      <w:r>
+        <w:rPr>
+          <w:noProof/>
+        </w:rPr>
+        <w:drawing>
+          <wp:anchor distT="0" distB="0" distL="114300" distR="114300" simplePos="0" relativeHeight="251677696" behindDoc="0" locked="0" layoutInCell="1" allowOverlap="1" wp14:anchorId="29E6B972" wp14:editId="403B04B5">
+            <wp:simplePos x="0" y="0"/>
+            <wp:positionH relativeFrom="column">
+              <wp:posOffset>-802459</wp:posOffset>
+            </wp:positionH>
+            <wp:positionV relativeFrom="paragraph">
+              <wp:posOffset>323941</wp:posOffset>
+            </wp:positionV>
+            <wp:extent cx="10010198" cy="2079171"/>
+            <wp:effectExtent l="0" t="0" r="0" b="0"/>
+            <wp:wrapNone/>
+            <wp:docPr id="1325233541" name="Imagen 15"/>
+            <wp:cNvGraphicFramePr>
+              <a:graphicFrameLocks xmlns:a="http://schemas.openxmlformats.org/drawingml/2006/main" noChangeAspect="1"/>
+            </wp:cNvGraphicFramePr>
+            <a:graphic xmlns:a="http://schemas.openxmlformats.org/drawingml/2006/main">
+              <a:graphicData uri="http://schemas.openxmlformats.org/drawingml/2006/picture">
+                <pic:pic xmlns:pic="http://schemas.openxmlformats.org/drawingml/2006/picture">
+                  <pic:nvPicPr>
+                    <pic:cNvPr id="0" name="Picture 40"/>
+                    <pic:cNvPicPr>
+                      <a:picLocks noChangeAspect="1" noChangeArrowheads="1"/>
+                    </pic:cNvPicPr>
+                  </pic:nvPicPr>
+                  <pic:blipFill>
+                    <a:blip r:embed="rId22">
+                      <a:extLst>
+                        <a:ext uri="{28A0092B-C50C-407E-A947-70E740481C1C}">
+                          <a14:useLocalDpi xmlns:a14="http://schemas.microsoft.com/office/drawing/2010/main" val="0"/>
+                        </a:ext>
+                      </a:extLst>
+                    </a:blip>
+                    <a:srcRect/>
+                    <a:stretch>
+                      <a:fillRect/>
+                    </a:stretch>
+                  </pic:blipFill>
+                  <pic:spPr bwMode="auto">
+                    <a:xfrm>
+                      <a:off x="0" y="0"/>
+                      <a:ext cx="10079596" cy="2093585"/>
+                    </a:xfrm>
+                    <a:prstGeom prst="rect">
+                      <a:avLst/>
+                    </a:prstGeom>
+                    <a:noFill/>
+                    <a:ln>
+                      <a:noFill/>
+                    </a:ln>
+                  </pic:spPr>
+                </pic:pic>
+              </a:graphicData>
+            </a:graphic>
+            <wp14:sizeRelH relativeFrom="margin">
+              <wp14:pctWidth>0</wp14:pctWidth>
+            </wp14:sizeRelH>
+            <wp14:sizeRelV relativeFrom="margin">
+              <wp14:pctHeight>0</wp14:pctHeight>
+            </wp14:sizeRelV>
+          </wp:anchor>
+        </w:drawing>
+      </w:r>
+    </w:p>
     <w:sectPr>
-      <w:headerReference w:type="default" r:id="rId12"/>
-      <w:footerReference w:type="default" r:id="rId13"/>
-      <w:headerReference w:type="first" r:id="rId14"/>
-      <w:pgSz w:w="12240" w:h="15840"/>
-      <w:pgMar w:top="1417" w:right="1701" w:bottom="1417" w:left="1701" w:header="708" w:footer="708" w:gutter="0"/>
+      <w:pgSz w:w="15840" w:h="12240" w:orient="landscape"/>
+      <w:pgMar w:top="1701" w:right="1418" w:bottom="1701" w:left="1418" w:header="709" w:footer="709" w:gutter="0"/>
       <w:cols w:space="708"/>
       <w:titlePg/>
       <w:docGrid w:linePitch="360"/>
@@ -2841,7 +3614,7 @@
         <w:lang w:val="es-CL" w:eastAsia="es-CL"/>
       </w:rPr>
       <w:drawing>
-        <wp:anchor distT="0" distB="0" distL="114300" distR="114300" simplePos="0" relativeHeight="251659264" behindDoc="0" locked="0" layoutInCell="1" allowOverlap="1" wp14:anchorId="73414B88" wp14:editId="2AFBA375">
+        <wp:anchor distT="0" distB="0" distL="114300" distR="114300" simplePos="0" relativeHeight="251658240" behindDoc="0" locked="0" layoutInCell="1" allowOverlap="1" wp14:anchorId="73414B88" wp14:editId="2AFBA375">
           <wp:simplePos x="0" y="0"/>
           <wp:positionH relativeFrom="column">
             <wp:posOffset>131977</wp:posOffset>
@@ -2852,7 +3625,7 @@
           <wp:extent cx="924397" cy="233916"/>
           <wp:effectExtent l="0" t="0" r="635" b="0"/>
           <wp:wrapSquare wrapText="bothSides"/>
-          <wp:docPr id="5" name="Imagen 2"/>
+          <wp:docPr id="1489166757" name="Imagen 2"/>
           <wp:cNvGraphicFramePr>
             <a:graphicFrameLocks xmlns:a="http://schemas.openxmlformats.org/drawingml/2006/main" noChangeAspect="1"/>
           </wp:cNvGraphicFramePr>
@@ -2922,7 +3695,7 @@
         <wp:inline distT="0" distB="0" distL="0" distR="0" wp14:anchorId="12BA8D82" wp14:editId="19D36B14">
           <wp:extent cx="3038475" cy="669494"/>
           <wp:effectExtent l="0" t="0" r="0" b="0"/>
-          <wp:docPr id="1" name="Imagen 1"/>
+          <wp:docPr id="220855791" name="Imagen 220855791"/>
           <wp:cNvGraphicFramePr>
             <a:graphicFrameLocks xmlns:a="http://schemas.openxmlformats.org/drawingml/2006/main" noChangeAspect="1"/>
           </wp:cNvGraphicFramePr>
@@ -5033,6 +5806,7 @@
   <w:style w:type="character" w:default="1" w:styleId="Fuentedeprrafopredeter">
     <w:name w:val="Default Paragraph Font"/>
     <w:uiPriority w:val="1"/>
+    <w:semiHidden/>
     <w:unhideWhenUsed/>
   </w:style>
   <w:style w:type="table" w:default="1" w:styleId="Tablanormal">
@@ -5723,7 +6497,7 @@
     <w:charset w:val="00"/>
     <w:family w:val="swiss"/>
     <w:pitch w:val="variable"/>
-    <w:sig w:usb0="E4002EFF" w:usb1="C200247B" w:usb2="00000009" w:usb3="00000000" w:csb0="000001FF" w:csb1="00000000"/>
+    <w:sig w:usb0="E4002EFF" w:usb1="C000247B" w:usb2="00000009" w:usb3="00000000" w:csb0="000001FF" w:csb1="00000000"/>
   </w:font>
   <w:font w:name="Cambria">
     <w:panose1 w:val="02040503050406030204"/>
@@ -5815,10 +6589,12 @@
     <w:rsid w:val="005B27DB"/>
     <w:rsid w:val="006E2FCC"/>
     <w:rsid w:val="00704192"/>
+    <w:rsid w:val="00801859"/>
     <w:rsid w:val="00825B36"/>
     <w:rsid w:val="008E5D5B"/>
     <w:rsid w:val="00960213"/>
     <w:rsid w:val="00AE6FE7"/>
+    <w:rsid w:val="00B86F34"/>
     <w:rsid w:val="00BD2436"/>
     <w:rsid w:val="00C47BA2"/>
     <w:rsid w:val="00C5036F"/>
@@ -6568,7 +7344,7 @@
 
 <file path=customXml/item1.xml><?xml version="1.0" encoding="utf-8"?>
 <CoverPageProperties xmlns="http://schemas.microsoft.com/office/2006/coverPageProps">
-  <PublishDate/>
+  <PublishDate>2026-10-05T00:00:00</PublishDate>
   <Abstract>Documento de Diseño basado en UML</Abstract>
   <CompanyAddress/>
   <CompanyPhone/>
@@ -6578,12 +7354,7 @@
 </file>
 
 <file path=customXml/item2.xml><?xml version="1.0" encoding="utf-8"?>
-<?mso-contentType ?>
-<FormTemplates xmlns="http://schemas.microsoft.com/sharepoint/v3/contenttype/forms">
-  <Display>DocumentLibraryForm</Display>
-  <Edit>DocumentLibraryForm</Edit>
-  <New>DocumentLibraryForm</New>
-</FormTemplates>
+<b:Sources xmlns:b="http://schemas.openxmlformats.org/officeDocument/2006/bibliography" xmlns="http://schemas.openxmlformats.org/officeDocument/2006/bibliography" SelectedStyle="\APA.XSL" StyleName="APA"/>
 </file>
 
 <file path=customXml/item3.xml><?xml version="1.0" encoding="utf-8"?>
@@ -6804,7 +7575,12 @@
 </file>
 
 <file path=customXml/item4.xml><?xml version="1.0" encoding="utf-8"?>
-<b:Sources xmlns:b="http://schemas.openxmlformats.org/officeDocument/2006/bibliography" xmlns="http://schemas.openxmlformats.org/officeDocument/2006/bibliography" SelectedStyle="\APA.XSL" StyleName="APA"/>
+<?mso-contentType ?>
+<FormTemplates xmlns="http://schemas.microsoft.com/sharepoint/v3/contenttype/forms">
+  <Display>DocumentLibraryForm</Display>
+  <Edit>DocumentLibraryForm</Edit>
+  <New>DocumentLibraryForm</New>
+</FormTemplates>
 </file>
 
 <file path=customXml/item5.xml><?xml version="1.0" encoding="utf-8"?>
@@ -6826,9 +7602,9 @@
 </file>
 
 <file path=customXml/itemProps2.xml><?xml version="1.0" encoding="utf-8"?>
-<ds:datastoreItem xmlns:ds="http://schemas.openxmlformats.org/officeDocument/2006/customXml" ds:itemID="{EE9AAF0E-D63F-459F-A0FB-CDCE9F728F33}">
+<ds:datastoreItem xmlns:ds="http://schemas.openxmlformats.org/officeDocument/2006/customXml" ds:itemID="{BD6EC776-6679-4C69-98E3-6D068EA0A3C9}">
   <ds:schemaRefs>
-    <ds:schemaRef ds:uri="http://schemas.microsoft.com/sharepoint/v3/contenttype/forms"/>
+    <ds:schemaRef ds:uri="http://schemas.openxmlformats.org/officeDocument/2006/bibliography"/>
   </ds:schemaRefs>
 </ds:datastoreItem>
 </file>
@@ -6853,9 +7629,9 @@
 </file>
 
 <file path=customXml/itemProps4.xml><?xml version="1.0" encoding="utf-8"?>
-<ds:datastoreItem xmlns:ds="http://schemas.openxmlformats.org/officeDocument/2006/customXml" ds:itemID="{BD6EC776-6679-4C69-98E3-6D068EA0A3C9}">
+<ds:datastoreItem xmlns:ds="http://schemas.openxmlformats.org/officeDocument/2006/customXml" ds:itemID="{EE9AAF0E-D63F-459F-A0FB-CDCE9F728F33}">
   <ds:schemaRefs>
-    <ds:schemaRef ds:uri="http://schemas.openxmlformats.org/officeDocument/2006/bibliography"/>
+    <ds:schemaRef ds:uri="http://schemas.microsoft.com/sharepoint/v3/contenttype/forms"/>
   </ds:schemaRefs>
 </ds:datastoreItem>
 </file>

--- a/Fase 2/Evidencias Proyecto (version Agil)/Documento 05 - Documento de Diseño.docx
+++ b/Fase 2/Evidencias Proyecto (version Agil)/Documento 05 - Documento de Diseño.docx
@@ -1566,7 +1566,8 @@
     <w:tbl>
       <w:tblPr>
         <w:tblStyle w:val="Tablaconcuadrcula1"/>
-        <w:tblW w:w="0" w:type="auto"/>
+        <w:tblW w:w="11057" w:type="dxa"/>
+        <w:tblInd w:w="-1168" w:type="dxa"/>
         <w:tblBorders>
           <w:top w:val="single" w:sz="4" w:space="0" w:color="808080"/>
           <w:left w:val="single" w:sz="4" w:space="0" w:color="808080"/>
@@ -1578,15 +1579,15 @@
         <w:tblLook w:val="01E0" w:firstRow="1" w:lastRow="1" w:firstColumn="1" w:lastColumn="1" w:noHBand="0" w:noVBand="0"/>
       </w:tblPr>
       <w:tblGrid>
-        <w:gridCol w:w="1188"/>
-        <w:gridCol w:w="1080"/>
-        <w:gridCol w:w="3060"/>
-        <w:gridCol w:w="3316"/>
+        <w:gridCol w:w="1276"/>
+        <w:gridCol w:w="3969"/>
+        <w:gridCol w:w="1985"/>
+        <w:gridCol w:w="3827"/>
       </w:tblGrid>
       <w:tr>
         <w:tc>
           <w:tcPr>
-            <w:tcW w:w="1188" w:type="dxa"/>
+            <w:tcW w:w="1276" w:type="dxa"/>
             <w:shd w:val="clear" w:color="auto" w:fill="E6E6E6"/>
           </w:tcPr>
           <w:p>
@@ -1612,7 +1613,7 @@
         </w:tc>
         <w:tc>
           <w:tcPr>
-            <w:tcW w:w="1080" w:type="dxa"/>
+            <w:tcW w:w="3969" w:type="dxa"/>
             <w:shd w:val="clear" w:color="auto" w:fill="E6E6E6"/>
           </w:tcPr>
           <w:p>
@@ -1638,7 +1639,7 @@
         </w:tc>
         <w:tc>
           <w:tcPr>
-            <w:tcW w:w="3060" w:type="dxa"/>
+            <w:tcW w:w="1985" w:type="dxa"/>
             <w:shd w:val="clear" w:color="auto" w:fill="E6E6E6"/>
           </w:tcPr>
           <w:p>
@@ -1664,7 +1665,7 @@
         </w:tc>
         <w:tc>
           <w:tcPr>
-            <w:tcW w:w="3316" w:type="dxa"/>
+            <w:tcW w:w="3827" w:type="dxa"/>
             <w:shd w:val="clear" w:color="auto" w:fill="E6E6E6"/>
           </w:tcPr>
           <w:p>
@@ -1695,7 +1696,7 @@
         </w:trPr>
         <w:tc>
           <w:tcPr>
-            <w:tcW w:w="1188" w:type="dxa"/>
+            <w:tcW w:w="1276" w:type="dxa"/>
             <w:vAlign w:val="center"/>
           </w:tcPr>
           <w:p>
@@ -1704,7 +1705,6 @@
               <w:rPr>
                 <w:rFonts w:asciiTheme="minorHAnsi" w:hAnsiTheme="minorHAnsi" w:cstheme="minorHAnsi"/>
                 <w:i/>
-                <w:color w:val="FF0000"/>
                 <w:szCs w:val="24"/>
                 <w:lang w:val="es-ES" w:eastAsia="es-ES"/>
               </w:rPr>
@@ -1713,37 +1713,90 @@
               <w:rPr>
                 <w:rFonts w:cstheme="minorHAnsi"/>
                 <w:i/>
-                <w:color w:val="FF0000"/>
                 <w:szCs w:val="24"/>
                 <w:lang w:val="es-ES" w:eastAsia="es-ES"/>
               </w:rPr>
-              <w:fldChar w:fldCharType="begin"/>
-            </w:r>
-            <w:r>
-              <w:rPr>
-                <w:rFonts w:asciiTheme="minorHAnsi" w:hAnsiTheme="minorHAnsi" w:cstheme="minorHAnsi"/>
-                <w:i/>
-                <w:color w:val="FF0000"/>
-                <w:szCs w:val="24"/>
-                <w:lang w:val="es-ES" w:eastAsia="es-ES"/>
-              </w:rPr>
-              <w:instrText>MACROBUTTON NoMacro [Fecha]</w:instrText>
-            </w:r>
-            <w:r>
-              <w:rPr>
-                <w:rFonts w:cstheme="minorHAnsi"/>
-                <w:i/>
-                <w:color w:val="FF0000"/>
-                <w:szCs w:val="24"/>
-                <w:lang w:val="es-ES" w:eastAsia="es-ES"/>
-              </w:rPr>
-              <w:fldChar w:fldCharType="end"/>
+              <w:t>03/10/2026</w:t>
             </w:r>
           </w:p>
         </w:tc>
         <w:tc>
           <w:tcPr>
-            <w:tcW w:w="1080" w:type="dxa"/>
+            <w:tcW w:w="3969" w:type="dxa"/>
+            <w:vAlign w:val="center"/>
+          </w:tcPr>
+          <w:p>
+            <w:pPr>
+              <w:pStyle w:val="Prrafodelista"/>
+              <w:numPr>
+                <w:ilvl w:val="0"/>
+                <w:numId w:val="14"/>
+              </w:numPr>
+              <w:jc w:val="both"/>
+              <w:rPr>
+                <w:rFonts w:cstheme="minorHAnsi"/>
+                <w:i/>
+                <w:szCs w:val="24"/>
+                <w:lang w:val="es-ES" w:eastAsia="es-ES"/>
+              </w:rPr>
+            </w:pPr>
+            <w:r>
+              <w:rPr>
+                <w:rFonts w:cstheme="minorHAnsi"/>
+                <w:i/>
+                <w:szCs w:val="24"/>
+                <w:lang w:val="es-ES" w:eastAsia="es-ES"/>
+              </w:rPr>
+              <w:t xml:space="preserve"> </w:t>
+            </w:r>
+          </w:p>
+          <w:p>
+            <w:pPr>
+              <w:pStyle w:val="Prrafodelista"/>
+              <w:numPr>
+                <w:ilvl w:val="0"/>
+                <w:numId w:val="17"/>
+              </w:numPr>
+              <w:jc w:val="both"/>
+              <w:rPr>
+                <w:rFonts w:asciiTheme="minorHAnsi" w:hAnsiTheme="minorHAnsi" w:cstheme="minorHAnsi"/>
+                <w:i/>
+                <w:szCs w:val="24"/>
+                <w:lang w:val="es-ES" w:eastAsia="es-ES"/>
+              </w:rPr>
+            </w:pPr>
+            <w:r>
+              <w:rPr>
+                <w:rFonts w:cstheme="minorHAnsi"/>
+                <w:i/>
+                <w:szCs w:val="24"/>
+                <w:lang w:val="es-ES" w:eastAsia="es-ES"/>
+              </w:rPr>
+              <w:t xml:space="preserve">Se revisan los usuarios </w:t>
+            </w:r>
+            <w:r>
+              <w:rPr>
+                <w:rFonts w:cstheme="minorHAnsi"/>
+                <w:i/>
+                <w:szCs w:val="24"/>
+                <w:lang w:val="es-ES" w:eastAsia="es-ES"/>
+              </w:rPr>
+              <w:t>de acuerdo con</w:t>
+            </w:r>
+            <w:r>
+              <w:rPr>
+                <w:rFonts w:cstheme="minorHAnsi"/>
+                <w:i/>
+                <w:szCs w:val="24"/>
+                <w:lang w:val="es-ES" w:eastAsia="es-ES"/>
+              </w:rPr>
+              <w:t xml:space="preserve"> los módulos.</w:t>
+            </w:r>
+          </w:p>
+        </w:tc>
+        <w:tc>
+          <w:tcPr>
+            <w:tcW w:w="1985" w:type="dxa"/>
             <w:vAlign w:val="center"/>
           </w:tcPr>
           <w:p>
@@ -1752,136 +1805,70 @@
               <w:rPr>
                 <w:rFonts w:asciiTheme="minorHAnsi" w:hAnsiTheme="minorHAnsi" w:cstheme="minorHAnsi"/>
                 <w:i/>
-                <w:color w:val="FF0000"/>
                 <w:szCs w:val="24"/>
                 <w:lang w:val="es-ES" w:eastAsia="es-ES"/>
               </w:rPr>
             </w:pPr>
-            <w:r>
-              <w:rPr>
-                <w:rFonts w:cstheme="minorHAnsi"/>
-                <w:i/>
-                <w:color w:val="FF0000"/>
-                <w:szCs w:val="24"/>
-                <w:lang w:val="es-ES" w:eastAsia="es-ES"/>
-              </w:rPr>
-              <w:fldChar w:fldCharType="begin"/>
-            </w:r>
             <w:r>
               <w:rPr>
                 <w:rFonts w:asciiTheme="minorHAnsi" w:hAnsiTheme="minorHAnsi" w:cstheme="minorHAnsi"/>
                 <w:i/>
-                <w:color w:val="FF0000"/>
                 <w:szCs w:val="24"/>
                 <w:lang w:val="es-ES" w:eastAsia="es-ES"/>
               </w:rPr>
-              <w:instrText>MACROBUTTON NoMacro [Rev]</w:instrText>
-            </w:r>
-            <w:r>
-              <w:rPr>
-                <w:rFonts w:cstheme="minorHAnsi"/>
-                <w:i/>
-                <w:color w:val="FF0000"/>
-                <w:szCs w:val="24"/>
-                <w:lang w:val="es-ES" w:eastAsia="es-ES"/>
-              </w:rPr>
-              <w:fldChar w:fldCharType="end"/>
+              <w:t>Alejandro Rodríguez.</w:t>
             </w:r>
           </w:p>
         </w:tc>
         <w:tc>
           <w:tcPr>
-            <w:tcW w:w="3060" w:type="dxa"/>
+            <w:tcW w:w="3827" w:type="dxa"/>
             <w:vAlign w:val="center"/>
           </w:tcPr>
           <w:p>
             <w:pPr>
               <w:jc w:val="both"/>
               <w:rPr>
-                <w:rFonts w:asciiTheme="minorHAnsi" w:hAnsiTheme="minorHAnsi" w:cstheme="minorHAnsi"/>
                 <w:i/>
-                <w:color w:val="FF0000"/>
                 <w:szCs w:val="24"/>
                 <w:lang w:val="es-ES" w:eastAsia="es-ES"/>
               </w:rPr>
             </w:pPr>
             <w:r>
               <w:rPr>
-                <w:rFonts w:cstheme="minorHAnsi"/>
                 <w:i/>
-                <w:color w:val="FF0000"/>
                 <w:szCs w:val="24"/>
                 <w:lang w:val="es-ES" w:eastAsia="es-ES"/>
               </w:rPr>
-              <w:fldChar w:fldCharType="begin"/>
-            </w:r>
-            <w:r>
-              <w:rPr>
-                <w:rFonts w:asciiTheme="minorHAnsi" w:hAnsiTheme="minorHAnsi" w:cstheme="minorHAnsi"/>
-                <w:i/>
-                <w:color w:val="FF0000"/>
-                <w:szCs w:val="24"/>
-                <w:lang w:val="es-ES" w:eastAsia="es-ES"/>
-              </w:rPr>
-              <w:instrText>MACROBUTTON NoMacro [Descripcion]</w:instrText>
-            </w:r>
-            <w:r>
-              <w:rPr>
-                <w:rFonts w:cstheme="minorHAnsi"/>
-                <w:i/>
-                <w:color w:val="FF0000"/>
-                <w:szCs w:val="24"/>
-                <w:lang w:val="es-ES" w:eastAsia="es-ES"/>
-              </w:rPr>
-              <w:fldChar w:fldCharType="end"/>
+              <w:t>-Se realizó cambio de rol de Supervisor/Gerencia a solo Gerencia.</w:t>
             </w:r>
           </w:p>
-        </w:tc>
-        <w:tc>
-          <w:tcPr>
-            <w:tcW w:w="3316" w:type="dxa"/>
-            <w:vAlign w:val="center"/>
-          </w:tcPr>
           <w:p>
             <w:pPr>
               <w:jc w:val="both"/>
               <w:rPr>
-                <w:rFonts w:asciiTheme="minorHAnsi" w:hAnsiTheme="minorHAnsi" w:cstheme="minorHAnsi"/>
                 <w:i/>
-                <w:color w:val="FF0000"/>
                 <w:szCs w:val="24"/>
                 <w:lang w:val="es-ES" w:eastAsia="es-ES"/>
               </w:rPr>
             </w:pPr>
-            <w:r>
-              <w:rPr>
-                <w:rFonts w:cstheme="minorHAnsi"/>
+          </w:p>
+          <w:p>
+            <w:pPr>
+              <w:jc w:val="both"/>
+              <w:rPr>
                 <w:i/>
-                <w:color w:val="FF0000"/>
                 <w:szCs w:val="24"/>
                 <w:lang w:val="es-ES" w:eastAsia="es-ES"/>
               </w:rPr>
-              <w:fldChar w:fldCharType="begin"/>
-            </w:r>
-            <w:r>
-              <w:rPr>
-                <w:rFonts w:asciiTheme="minorHAnsi" w:hAnsiTheme="minorHAnsi" w:cstheme="minorHAnsi"/>
+            </w:pPr>
+            <w:r>
+              <w:rPr>
                 <w:i/>
-                <w:color w:val="FF0000"/>
                 <w:szCs w:val="24"/>
                 <w:lang w:val="es-ES" w:eastAsia="es-ES"/>
               </w:rPr>
-              <w:instrText>MACROBUTTON NoMacro [Descripcion]</w:instrText>
-            </w:r>
-            <w:r>
-              <w:rPr>
-                <w:rFonts w:cstheme="minorHAnsi"/>
-                <w:i/>
-                <w:color w:val="FF0000"/>
-                <w:szCs w:val="24"/>
-                <w:lang w:val="es-ES" w:eastAsia="es-ES"/>
-              </w:rPr>
-              <w:fldChar w:fldCharType="end"/>
+              <w:t>-Se eliminó el usuario Bodeguero mencionado al comienzo de las reuniones.</w:t>
             </w:r>
           </w:p>
         </w:tc>
@@ -1892,7 +1879,7 @@
         </w:trPr>
         <w:tc>
           <w:tcPr>
-            <w:tcW w:w="1188" w:type="dxa"/>
+            <w:tcW w:w="1276" w:type="dxa"/>
             <w:vAlign w:val="center"/>
           </w:tcPr>
           <w:p>
@@ -1901,7 +1888,6 @@
               <w:rPr>
                 <w:rFonts w:asciiTheme="minorHAnsi" w:hAnsiTheme="minorHAnsi" w:cstheme="minorHAnsi"/>
                 <w:i/>
-                <w:color w:val="FF0000"/>
                 <w:szCs w:val="24"/>
                 <w:lang w:val="es-ES" w:eastAsia="es-ES"/>
               </w:rPr>
@@ -1910,37 +1896,101 @@
               <w:rPr>
                 <w:rFonts w:cstheme="minorHAnsi"/>
                 <w:i/>
-                <w:color w:val="FF0000"/>
                 <w:szCs w:val="24"/>
                 <w:lang w:val="es-ES" w:eastAsia="es-ES"/>
               </w:rPr>
-              <w:fldChar w:fldCharType="begin"/>
-            </w:r>
-            <w:r>
-              <w:rPr>
-                <w:rFonts w:asciiTheme="minorHAnsi" w:hAnsiTheme="minorHAnsi" w:cstheme="minorHAnsi"/>
-                <w:i/>
-                <w:color w:val="FF0000"/>
-                <w:szCs w:val="24"/>
-                <w:lang w:val="es-ES" w:eastAsia="es-ES"/>
-              </w:rPr>
-              <w:instrText>MACROBUTTON NoMacro [Fecha]</w:instrText>
+              <w:t>04</w:t>
             </w:r>
             <w:r>
               <w:rPr>
                 <w:rFonts w:cstheme="minorHAnsi"/>
                 <w:i/>
-                <w:color w:val="FF0000"/>
                 <w:szCs w:val="24"/>
                 <w:lang w:val="es-ES" w:eastAsia="es-ES"/>
               </w:rPr>
-              <w:fldChar w:fldCharType="end"/>
+              <w:t>/10/2026</w:t>
             </w:r>
           </w:p>
         </w:tc>
         <w:tc>
           <w:tcPr>
-            <w:tcW w:w="1080" w:type="dxa"/>
+            <w:tcW w:w="3969" w:type="dxa"/>
+            <w:vAlign w:val="center"/>
+          </w:tcPr>
+          <w:p>
+            <w:pPr>
+              <w:pStyle w:val="Prrafodelista"/>
+              <w:numPr>
+                <w:ilvl w:val="0"/>
+                <w:numId w:val="16"/>
+              </w:numPr>
+              <w:jc w:val="both"/>
+              <w:rPr>
+                <w:rFonts w:cstheme="minorHAnsi"/>
+                <w:i/>
+                <w:szCs w:val="24"/>
+                <w:lang w:val="es-ES" w:eastAsia="es-ES"/>
+              </w:rPr>
+            </w:pPr>
+            <w:r>
+              <w:rPr>
+                <w:rFonts w:cstheme="minorHAnsi"/>
+                <w:i/>
+                <w:szCs w:val="24"/>
+                <w:lang w:val="es-ES" w:eastAsia="es-ES"/>
+              </w:rPr>
+              <w:t>Se revisan los diagramas y documentos grupales.</w:t>
+            </w:r>
+          </w:p>
+          <w:p>
+            <w:pPr>
+              <w:pStyle w:val="Prrafodelista"/>
+              <w:numPr>
+                <w:ilvl w:val="0"/>
+                <w:numId w:val="16"/>
+              </w:numPr>
+              <w:jc w:val="both"/>
+              <w:rPr>
+                <w:rFonts w:cstheme="minorHAnsi"/>
+                <w:i/>
+                <w:szCs w:val="24"/>
+                <w:lang w:val="es-ES" w:eastAsia="es-ES"/>
+              </w:rPr>
+            </w:pPr>
+            <w:r>
+              <w:rPr>
+                <w:rFonts w:cstheme="minorHAnsi"/>
+                <w:i/>
+                <w:szCs w:val="24"/>
+                <w:lang w:val="es-ES" w:eastAsia="es-ES"/>
+              </w:rPr>
+              <w:t xml:space="preserve">Se revisa el trabajo faltante para completar el </w:t>
+            </w:r>
+            <w:proofErr w:type="spellStart"/>
+            <w:r>
+              <w:rPr>
+                <w:rFonts w:cstheme="minorHAnsi"/>
+                <w:i/>
+                <w:szCs w:val="24"/>
+                <w:lang w:val="es-ES" w:eastAsia="es-ES"/>
+              </w:rPr>
+              <w:t>backend</w:t>
+            </w:r>
+            <w:proofErr w:type="spellEnd"/>
+            <w:r>
+              <w:rPr>
+                <w:rFonts w:cstheme="minorHAnsi"/>
+                <w:i/>
+                <w:szCs w:val="24"/>
+                <w:lang w:val="es-ES" w:eastAsia="es-ES"/>
+              </w:rPr>
+              <w:t xml:space="preserve"> correspondiente a la E1.</w:t>
+            </w:r>
+          </w:p>
+        </w:tc>
+        <w:tc>
+          <w:tcPr>
+            <w:tcW w:w="1985" w:type="dxa"/>
             <w:vAlign w:val="center"/>
           </w:tcPr>
           <w:p>
@@ -1949,46 +1999,64 @@
               <w:rPr>
                 <w:rFonts w:asciiTheme="minorHAnsi" w:hAnsiTheme="minorHAnsi" w:cstheme="minorHAnsi"/>
                 <w:i/>
-                <w:color w:val="FF0000"/>
                 <w:szCs w:val="24"/>
                 <w:lang w:val="es-ES" w:eastAsia="es-ES"/>
               </w:rPr>
             </w:pPr>
-            <w:r>
-              <w:rPr>
-                <w:rFonts w:cstheme="minorHAnsi"/>
-                <w:i/>
-                <w:color w:val="FF0000"/>
-                <w:szCs w:val="24"/>
-                <w:lang w:val="es-ES" w:eastAsia="es-ES"/>
-              </w:rPr>
-              <w:fldChar w:fldCharType="begin"/>
-            </w:r>
             <w:r>
               <w:rPr>
                 <w:rFonts w:asciiTheme="minorHAnsi" w:hAnsiTheme="minorHAnsi" w:cstheme="minorHAnsi"/>
                 <w:i/>
-                <w:color w:val="FF0000"/>
                 <w:szCs w:val="24"/>
                 <w:lang w:val="es-ES" w:eastAsia="es-ES"/>
               </w:rPr>
-              <w:instrText>MACROBUTTON NoMacro [Rev]</w:instrText>
-            </w:r>
-            <w:r>
-              <w:rPr>
-                <w:rFonts w:cstheme="minorHAnsi"/>
+              <w:t>Alejandro Rodríguez</w:t>
+            </w:r>
+            <w:r>
+              <w:rPr>
+                <w:rFonts w:asciiTheme="minorHAnsi" w:hAnsiTheme="minorHAnsi" w:cstheme="minorHAnsi"/>
                 <w:i/>
-                <w:color w:val="FF0000"/>
                 <w:szCs w:val="24"/>
                 <w:lang w:val="es-ES" w:eastAsia="es-ES"/>
               </w:rPr>
-              <w:fldChar w:fldCharType="end"/>
+              <w:t>.</w:t>
+            </w:r>
+          </w:p>
+          <w:p>
+            <w:pPr>
+              <w:jc w:val="both"/>
+              <w:rPr>
+                <w:rFonts w:asciiTheme="minorHAnsi" w:hAnsiTheme="minorHAnsi" w:cstheme="minorHAnsi"/>
+                <w:i/>
+                <w:szCs w:val="24"/>
+                <w:lang w:val="es-ES" w:eastAsia="es-ES"/>
+              </w:rPr>
+            </w:pPr>
+            <w:proofErr w:type="spellStart"/>
+            <w:r>
+              <w:rPr>
+                <w:rFonts w:asciiTheme="minorHAnsi" w:hAnsiTheme="minorHAnsi" w:cstheme="minorHAnsi"/>
+                <w:i/>
+                <w:szCs w:val="24"/>
+                <w:lang w:val="es-ES" w:eastAsia="es-ES"/>
+              </w:rPr>
+              <w:t>Angelo</w:t>
+            </w:r>
+            <w:proofErr w:type="spellEnd"/>
+            <w:r>
+              <w:rPr>
+                <w:rFonts w:asciiTheme="minorHAnsi" w:hAnsiTheme="minorHAnsi" w:cstheme="minorHAnsi"/>
+                <w:i/>
+                <w:szCs w:val="24"/>
+                <w:lang w:val="es-ES" w:eastAsia="es-ES"/>
+              </w:rPr>
+              <w:t xml:space="preserve"> Galindo.</w:t>
             </w:r>
           </w:p>
         </w:tc>
         <w:tc>
           <w:tcPr>
-            <w:tcW w:w="3060" w:type="dxa"/>
+            <w:tcW w:w="3827" w:type="dxa"/>
             <w:vAlign w:val="center"/>
           </w:tcPr>
           <w:p>
@@ -1997,7 +2065,6 @@
               <w:rPr>
                 <w:rFonts w:asciiTheme="minorHAnsi" w:hAnsiTheme="minorHAnsi" w:cstheme="minorHAnsi"/>
                 <w:i/>
-                <w:color w:val="FF0000"/>
                 <w:szCs w:val="24"/>
                 <w:lang w:val="es-ES" w:eastAsia="es-ES"/>
               </w:rPr>
@@ -2006,79 +2073,209 @@
               <w:rPr>
                 <w:rFonts w:cstheme="minorHAnsi"/>
                 <w:i/>
-                <w:color w:val="FF0000"/>
                 <w:szCs w:val="24"/>
                 <w:lang w:val="es-ES" w:eastAsia="es-ES"/>
               </w:rPr>
-              <w:fldChar w:fldCharType="begin"/>
-            </w:r>
-            <w:r>
-              <w:rPr>
-                <w:rFonts w:asciiTheme="minorHAnsi" w:hAnsiTheme="minorHAnsi" w:cstheme="minorHAnsi"/>
-                <w:i/>
-                <w:color w:val="FF0000"/>
-                <w:szCs w:val="24"/>
-                <w:lang w:val="es-ES" w:eastAsia="es-ES"/>
-              </w:rPr>
-              <w:instrText>MACROBUTTON NoMacro [Descripcion]</w:instrText>
+              <w:t xml:space="preserve">- </w:t>
             </w:r>
             <w:r>
               <w:rPr>
                 <w:rFonts w:cstheme="minorHAnsi"/>
                 <w:i/>
-                <w:color w:val="FF0000"/>
                 <w:szCs w:val="24"/>
                 <w:lang w:val="es-ES" w:eastAsia="es-ES"/>
               </w:rPr>
-              <w:fldChar w:fldCharType="end"/>
+              <w:t xml:space="preserve">Se realizan las pruebas correspondientes al </w:t>
+            </w:r>
+            <w:proofErr w:type="spellStart"/>
+            <w:r>
+              <w:rPr>
+                <w:rFonts w:cstheme="minorHAnsi"/>
+                <w:i/>
+                <w:szCs w:val="24"/>
+                <w:lang w:val="es-ES" w:eastAsia="es-ES"/>
+              </w:rPr>
+              <w:t>backend</w:t>
+            </w:r>
+            <w:proofErr w:type="spellEnd"/>
+            <w:r>
+              <w:rPr>
+                <w:rFonts w:cstheme="minorHAnsi"/>
+                <w:i/>
+                <w:szCs w:val="24"/>
+                <w:lang w:val="es-ES" w:eastAsia="es-ES"/>
+              </w:rPr>
+              <w:t>.</w:t>
             </w:r>
           </w:p>
         </w:tc>
+      </w:tr>
+      <w:tr>
+        <w:trPr>
+          <w:trHeight w:val="1134"/>
+        </w:trPr>
         <w:tc>
           <w:tcPr>
-            <w:tcW w:w="3316" w:type="dxa"/>
+            <w:tcW w:w="1276" w:type="dxa"/>
             <w:vAlign w:val="center"/>
           </w:tcPr>
           <w:p>
             <w:pPr>
               <w:jc w:val="both"/>
               <w:rPr>
+                <w:rFonts w:cstheme="minorHAnsi"/>
+                <w:i/>
+                <w:szCs w:val="24"/>
+                <w:lang w:val="es-ES" w:eastAsia="es-ES"/>
+              </w:rPr>
+            </w:pPr>
+            <w:r>
+              <w:rPr>
+                <w:rFonts w:cstheme="minorHAnsi"/>
+                <w:i/>
+                <w:szCs w:val="24"/>
+                <w:lang w:val="es-ES" w:eastAsia="es-ES"/>
+              </w:rPr>
+              <w:t>05</w:t>
+            </w:r>
+            <w:r>
+              <w:rPr>
+                <w:rFonts w:cstheme="minorHAnsi"/>
+                <w:i/>
+                <w:szCs w:val="24"/>
+                <w:lang w:val="es-ES" w:eastAsia="es-ES"/>
+              </w:rPr>
+              <w:t>/10/2026</w:t>
+            </w:r>
+          </w:p>
+        </w:tc>
+        <w:tc>
+          <w:tcPr>
+            <w:tcW w:w="3969" w:type="dxa"/>
+            <w:vAlign w:val="center"/>
+          </w:tcPr>
+          <w:p>
+            <w:pPr>
+              <w:pStyle w:val="Prrafodelista"/>
+              <w:numPr>
+                <w:ilvl w:val="0"/>
+                <w:numId w:val="16"/>
+              </w:numPr>
+              <w:jc w:val="both"/>
+              <w:rPr>
+                <w:rFonts w:cstheme="minorHAnsi"/>
+                <w:i/>
+                <w:szCs w:val="24"/>
+                <w:lang w:val="es-ES" w:eastAsia="es-ES"/>
+              </w:rPr>
+            </w:pPr>
+            <w:r>
+              <w:rPr>
+                <w:rFonts w:cstheme="minorHAnsi"/>
+                <w:i/>
+                <w:szCs w:val="24"/>
+                <w:lang w:val="es-ES" w:eastAsia="es-ES"/>
+              </w:rPr>
+              <w:t>Se envían los documentos solicitados por el docente</w:t>
+            </w:r>
+          </w:p>
+        </w:tc>
+        <w:tc>
+          <w:tcPr>
+            <w:tcW w:w="1985" w:type="dxa"/>
+            <w:vAlign w:val="center"/>
+          </w:tcPr>
+          <w:p>
+            <w:pPr>
+              <w:jc w:val="both"/>
+              <w:rPr>
                 <w:rFonts w:asciiTheme="minorHAnsi" w:hAnsiTheme="minorHAnsi" w:cstheme="minorHAnsi"/>
                 <w:i/>
-                <w:color w:val="FF0000"/>
                 <w:szCs w:val="24"/>
                 <w:lang w:val="es-ES" w:eastAsia="es-ES"/>
               </w:rPr>
             </w:pPr>
             <w:r>
+              <w:rPr>
+                <w:rFonts w:asciiTheme="minorHAnsi" w:hAnsiTheme="minorHAnsi" w:cstheme="minorHAnsi"/>
+                <w:i/>
+                <w:szCs w:val="24"/>
+                <w:lang w:val="es-ES" w:eastAsia="es-ES"/>
+              </w:rPr>
+              <w:t>Alejandro Rodríguez</w:t>
+            </w:r>
+            <w:r>
+              <w:rPr>
+                <w:rFonts w:asciiTheme="minorHAnsi" w:hAnsiTheme="minorHAnsi" w:cstheme="minorHAnsi"/>
+                <w:i/>
+                <w:szCs w:val="24"/>
+                <w:lang w:val="es-ES" w:eastAsia="es-ES"/>
+              </w:rPr>
+              <w:t>.</w:t>
+            </w:r>
+          </w:p>
+          <w:p>
+            <w:pPr>
+              <w:jc w:val="both"/>
               <w:rPr>
                 <w:rFonts w:cstheme="minorHAnsi"/>
                 <w:i/>
-                <w:color w:val="FF0000"/>
                 <w:szCs w:val="24"/>
                 <w:lang w:val="es-ES" w:eastAsia="es-ES"/>
               </w:rPr>
-              <w:fldChar w:fldCharType="begin"/>
-            </w:r>
-            <w:r>
-              <w:rPr>
-                <w:rFonts w:asciiTheme="minorHAnsi" w:hAnsiTheme="minorHAnsi" w:cstheme="minorHAnsi"/>
-                <w:i/>
-                <w:color w:val="FF0000"/>
-                <w:szCs w:val="24"/>
-                <w:lang w:val="es-ES" w:eastAsia="es-ES"/>
-              </w:rPr>
-              <w:instrText>MACROBUTTON NoMacro [Descripcion]</w:instrText>
-            </w:r>
+            </w:pPr>
             <w:r>
               <w:rPr>
                 <w:rFonts w:cstheme="minorHAnsi"/>
                 <w:i/>
-                <w:color w:val="FF0000"/>
                 <w:szCs w:val="24"/>
                 <w:lang w:val="es-ES" w:eastAsia="es-ES"/>
               </w:rPr>
-              <w:fldChar w:fldCharType="end"/>
+              <w:t>Diego Carrillo.</w:t>
+            </w:r>
+          </w:p>
+        </w:tc>
+        <w:tc>
+          <w:tcPr>
+            <w:tcW w:w="3827" w:type="dxa"/>
+            <w:vAlign w:val="center"/>
+          </w:tcPr>
+          <w:p>
+            <w:pPr>
+              <w:jc w:val="both"/>
+              <w:rPr>
+                <w:rFonts w:cstheme="minorHAnsi"/>
+                <w:i/>
+                <w:szCs w:val="24"/>
+                <w:lang w:val="es-ES" w:eastAsia="es-ES"/>
+              </w:rPr>
+            </w:pPr>
+            <w:r>
+              <w:rPr>
+                <w:rFonts w:cstheme="minorHAnsi"/>
+                <w:i/>
+                <w:szCs w:val="24"/>
+                <w:lang w:val="es-ES" w:eastAsia="es-ES"/>
+              </w:rPr>
+              <w:t>-</w:t>
+            </w:r>
+            <w:r>
+              <w:rPr>
+                <w:rFonts w:cstheme="minorHAnsi"/>
+                <w:i/>
+                <w:szCs w:val="24"/>
+                <w:lang w:val="es-ES" w:eastAsia="es-ES"/>
+              </w:rPr>
+              <w:t xml:space="preserve"> </w:t>
+            </w:r>
+            <w:r>
+              <w:rPr>
+                <w:rFonts w:cstheme="minorHAnsi"/>
+                <w:i/>
+                <w:szCs w:val="24"/>
+                <w:lang w:val="es-ES" w:eastAsia="es-ES"/>
+              </w:rPr>
+              <w:t>Se realiza la grabación del video demo del login.</w:t>
             </w:r>
           </w:p>
         </w:tc>
@@ -2148,27 +2345,7 @@
           <w:szCs w:val="24"/>
           <w:lang w:val="es-ES" w:eastAsia="es-ES"/>
         </w:rPr>
-        <w:fldChar w:fldCharType="begin"/>
-      </w:r>
-      <w:r>
-        <w:rPr>
-          <w:rFonts w:eastAsia="Times New Roman" w:cstheme="minorHAnsi"/>
-          <w:color w:val="FF0000"/>
-          <w:sz w:val="20"/>
-          <w:szCs w:val="24"/>
-          <w:lang w:val="es-ES" w:eastAsia="es-ES"/>
-        </w:rPr>
-        <w:instrText>MACROBUTTON NoMacro [Fecha]</w:instrText>
-      </w:r>
-      <w:r>
-        <w:rPr>
-          <w:rFonts w:eastAsia="Times New Roman" w:cstheme="minorHAnsi"/>
-          <w:color w:val="FF0000"/>
-          <w:sz w:val="20"/>
-          <w:szCs w:val="24"/>
-          <w:lang w:val="es-ES" w:eastAsia="es-ES"/>
-        </w:rPr>
-        <w:fldChar w:fldCharType="end"/>
+        <w:t>05/10/2026</w:t>
       </w:r>
     </w:p>
     <w:p>
@@ -4022,6 +4199,230 @@
     </w:lvl>
   </w:abstractNum>
   <w:abstractNum w:abstractNumId="3" w15:restartNumberingAfterBreak="0">
+    <w:nsid w:val="1BA126EA"/>
+    <w:multiLevelType w:val="hybridMultilevel"/>
+    <w:tmpl w:val="DEF4B83C"/>
+    <w:lvl w:ilvl="0" w:tplc="7C6CB5F4">
+      <w:numFmt w:val="bullet"/>
+      <w:lvlText w:val="-"/>
+      <w:lvlJc w:val="left"/>
+      <w:pPr>
+        <w:ind w:left="720" w:hanging="360"/>
+      </w:pPr>
+      <w:rPr>
+        <w:rFonts w:ascii="Times New Roman" w:eastAsia="Times New Roman" w:hAnsi="Times New Roman" w:cs="Times New Roman" w:hint="default"/>
+      </w:rPr>
+    </w:lvl>
+    <w:lvl w:ilvl="1" w:tplc="340A0003" w:tentative="1">
+      <w:start w:val="1"/>
+      <w:numFmt w:val="bullet"/>
+      <w:lvlText w:val="o"/>
+      <w:lvlJc w:val="left"/>
+      <w:pPr>
+        <w:ind w:left="1440" w:hanging="360"/>
+      </w:pPr>
+      <w:rPr>
+        <w:rFonts w:ascii="Courier New" w:hAnsi="Courier New" w:cs="Courier New" w:hint="default"/>
+      </w:rPr>
+    </w:lvl>
+    <w:lvl w:ilvl="2" w:tplc="340A0005" w:tentative="1">
+      <w:start w:val="1"/>
+      <w:numFmt w:val="bullet"/>
+      <w:lvlText w:val=""/>
+      <w:lvlJc w:val="left"/>
+      <w:pPr>
+        <w:ind w:left="2160" w:hanging="360"/>
+      </w:pPr>
+      <w:rPr>
+        <w:rFonts w:ascii="Wingdings" w:hAnsi="Wingdings" w:hint="default"/>
+      </w:rPr>
+    </w:lvl>
+    <w:lvl w:ilvl="3" w:tplc="340A0001" w:tentative="1">
+      <w:start w:val="1"/>
+      <w:numFmt w:val="bullet"/>
+      <w:lvlText w:val=""/>
+      <w:lvlJc w:val="left"/>
+      <w:pPr>
+        <w:ind w:left="2880" w:hanging="360"/>
+      </w:pPr>
+      <w:rPr>
+        <w:rFonts w:ascii="Symbol" w:hAnsi="Symbol" w:hint="default"/>
+      </w:rPr>
+    </w:lvl>
+    <w:lvl w:ilvl="4" w:tplc="340A0003" w:tentative="1">
+      <w:start w:val="1"/>
+      <w:numFmt w:val="bullet"/>
+      <w:lvlText w:val="o"/>
+      <w:lvlJc w:val="left"/>
+      <w:pPr>
+        <w:ind w:left="3600" w:hanging="360"/>
+      </w:pPr>
+      <w:rPr>
+        <w:rFonts w:ascii="Courier New" w:hAnsi="Courier New" w:cs="Courier New" w:hint="default"/>
+      </w:rPr>
+    </w:lvl>
+    <w:lvl w:ilvl="5" w:tplc="340A0005" w:tentative="1">
+      <w:start w:val="1"/>
+      <w:numFmt w:val="bullet"/>
+      <w:lvlText w:val=""/>
+      <w:lvlJc w:val="left"/>
+      <w:pPr>
+        <w:ind w:left="4320" w:hanging="360"/>
+      </w:pPr>
+      <w:rPr>
+        <w:rFonts w:ascii="Wingdings" w:hAnsi="Wingdings" w:hint="default"/>
+      </w:rPr>
+    </w:lvl>
+    <w:lvl w:ilvl="6" w:tplc="340A0001" w:tentative="1">
+      <w:start w:val="1"/>
+      <w:numFmt w:val="bullet"/>
+      <w:lvlText w:val=""/>
+      <w:lvlJc w:val="left"/>
+      <w:pPr>
+        <w:ind w:left="5040" w:hanging="360"/>
+      </w:pPr>
+      <w:rPr>
+        <w:rFonts w:ascii="Symbol" w:hAnsi="Symbol" w:hint="default"/>
+      </w:rPr>
+    </w:lvl>
+    <w:lvl w:ilvl="7" w:tplc="340A0003" w:tentative="1">
+      <w:start w:val="1"/>
+      <w:numFmt w:val="bullet"/>
+      <w:lvlText w:val="o"/>
+      <w:lvlJc w:val="left"/>
+      <w:pPr>
+        <w:ind w:left="5760" w:hanging="360"/>
+      </w:pPr>
+      <w:rPr>
+        <w:rFonts w:ascii="Courier New" w:hAnsi="Courier New" w:cs="Courier New" w:hint="default"/>
+      </w:rPr>
+    </w:lvl>
+    <w:lvl w:ilvl="8" w:tplc="340A0005" w:tentative="1">
+      <w:start w:val="1"/>
+      <w:numFmt w:val="bullet"/>
+      <w:lvlText w:val=""/>
+      <w:lvlJc w:val="left"/>
+      <w:pPr>
+        <w:ind w:left="6480" w:hanging="360"/>
+      </w:pPr>
+      <w:rPr>
+        <w:rFonts w:ascii="Wingdings" w:hAnsi="Wingdings" w:hint="default"/>
+      </w:rPr>
+    </w:lvl>
+  </w:abstractNum>
+  <w:abstractNum w:abstractNumId="4" w15:restartNumberingAfterBreak="0">
+    <w:nsid w:val="26293A1F"/>
+    <w:multiLevelType w:val="hybridMultilevel"/>
+    <w:tmpl w:val="DED2D8BA"/>
+    <w:lvl w:ilvl="0" w:tplc="EDD49B8C">
+      <w:numFmt w:val="bullet"/>
+      <w:lvlText w:val=""/>
+      <w:lvlJc w:val="left"/>
+      <w:pPr>
+        <w:ind w:left="720" w:hanging="360"/>
+      </w:pPr>
+      <w:rPr>
+        <w:rFonts w:ascii="Calibri" w:eastAsia="Times New Roman" w:hAnsi="Calibri" w:cs="Calibri" w:hint="default"/>
+      </w:rPr>
+    </w:lvl>
+    <w:lvl w:ilvl="1" w:tplc="340A0003" w:tentative="1">
+      <w:start w:val="1"/>
+      <w:numFmt w:val="bullet"/>
+      <w:lvlText w:val="o"/>
+      <w:lvlJc w:val="left"/>
+      <w:pPr>
+        <w:ind w:left="1440" w:hanging="360"/>
+      </w:pPr>
+      <w:rPr>
+        <w:rFonts w:ascii="Courier New" w:hAnsi="Courier New" w:cs="Courier New" w:hint="default"/>
+      </w:rPr>
+    </w:lvl>
+    <w:lvl w:ilvl="2" w:tplc="340A0005" w:tentative="1">
+      <w:start w:val="1"/>
+      <w:numFmt w:val="bullet"/>
+      <w:lvlText w:val=""/>
+      <w:lvlJc w:val="left"/>
+      <w:pPr>
+        <w:ind w:left="2160" w:hanging="360"/>
+      </w:pPr>
+      <w:rPr>
+        <w:rFonts w:ascii="Wingdings" w:hAnsi="Wingdings" w:hint="default"/>
+      </w:rPr>
+    </w:lvl>
+    <w:lvl w:ilvl="3" w:tplc="340A0001" w:tentative="1">
+      <w:start w:val="1"/>
+      <w:numFmt w:val="bullet"/>
+      <w:lvlText w:val=""/>
+      <w:lvlJc w:val="left"/>
+      <w:pPr>
+        <w:ind w:left="2880" w:hanging="360"/>
+      </w:pPr>
+      <w:rPr>
+        <w:rFonts w:ascii="Symbol" w:hAnsi="Symbol" w:hint="default"/>
+      </w:rPr>
+    </w:lvl>
+    <w:lvl w:ilvl="4" w:tplc="340A0003" w:tentative="1">
+      <w:start w:val="1"/>
+      <w:numFmt w:val="bullet"/>
+      <w:lvlText w:val="o"/>
+      <w:lvlJc w:val="left"/>
+      <w:pPr>
+        <w:ind w:left="3600" w:hanging="360"/>
+      </w:pPr>
+      <w:rPr>
+        <w:rFonts w:ascii="Courier New" w:hAnsi="Courier New" w:cs="Courier New" w:hint="default"/>
+      </w:rPr>
+    </w:lvl>
+    <w:lvl w:ilvl="5" w:tplc="340A0005" w:tentative="1">
+      <w:start w:val="1"/>
+      <w:numFmt w:val="bullet"/>
+      <w:lvlText w:val=""/>
+      <w:lvlJc w:val="left"/>
+      <w:pPr>
+        <w:ind w:left="4320" w:hanging="360"/>
+      </w:pPr>
+      <w:rPr>
+        <w:rFonts w:ascii="Wingdings" w:hAnsi="Wingdings" w:hint="default"/>
+      </w:rPr>
+    </w:lvl>
+    <w:lvl w:ilvl="6" w:tplc="340A0001" w:tentative="1">
+      <w:start w:val="1"/>
+      <w:numFmt w:val="bullet"/>
+      <w:lvlText w:val=""/>
+      <w:lvlJc w:val="left"/>
+      <w:pPr>
+        <w:ind w:left="5040" w:hanging="360"/>
+      </w:pPr>
+      <w:rPr>
+        <w:rFonts w:ascii="Symbol" w:hAnsi="Symbol" w:hint="default"/>
+      </w:rPr>
+    </w:lvl>
+    <w:lvl w:ilvl="7" w:tplc="340A0003" w:tentative="1">
+      <w:start w:val="1"/>
+      <w:numFmt w:val="bullet"/>
+      <w:lvlText w:val="o"/>
+      <w:lvlJc w:val="left"/>
+      <w:pPr>
+        <w:ind w:left="5760" w:hanging="360"/>
+      </w:pPr>
+      <w:rPr>
+        <w:rFonts w:ascii="Courier New" w:hAnsi="Courier New" w:cs="Courier New" w:hint="default"/>
+      </w:rPr>
+    </w:lvl>
+    <w:lvl w:ilvl="8" w:tplc="340A0005" w:tentative="1">
+      <w:start w:val="1"/>
+      <w:numFmt w:val="bullet"/>
+      <w:lvlText w:val=""/>
+      <w:lvlJc w:val="left"/>
+      <w:pPr>
+        <w:ind w:left="6480" w:hanging="360"/>
+      </w:pPr>
+      <w:rPr>
+        <w:rFonts w:ascii="Wingdings" w:hAnsi="Wingdings" w:hint="default"/>
+      </w:rPr>
+    </w:lvl>
+  </w:abstractNum>
+  <w:abstractNum w:abstractNumId="5" w15:restartNumberingAfterBreak="0">
     <w:nsid w:val="273F5792"/>
     <w:multiLevelType w:val="hybridMultilevel"/>
     <w:tmpl w:val="A706FB68"/>
@@ -4134,7 +4535,7 @@
       </w:rPr>
     </w:lvl>
   </w:abstractNum>
-  <w:abstractNum w:abstractNumId="4" w15:restartNumberingAfterBreak="0">
+  <w:abstractNum w:abstractNumId="6" w15:restartNumberingAfterBreak="0">
     <w:nsid w:val="27AE77F4"/>
     <w:multiLevelType w:val="hybridMultilevel"/>
     <w:tmpl w:val="43404632"/>
@@ -4247,7 +4648,7 @@
       </w:rPr>
     </w:lvl>
   </w:abstractNum>
-  <w:abstractNum w:abstractNumId="5" w15:restartNumberingAfterBreak="0">
+  <w:abstractNum w:abstractNumId="7" w15:restartNumberingAfterBreak="0">
     <w:nsid w:val="2B895CBE"/>
     <w:multiLevelType w:val="multilevel"/>
     <w:tmpl w:val="5324F4FC"/>
@@ -4342,7 +4743,7 @@
       </w:pPr>
     </w:lvl>
   </w:abstractNum>
-  <w:abstractNum w:abstractNumId="6" w15:restartNumberingAfterBreak="0">
+  <w:abstractNum w:abstractNumId="8" w15:restartNumberingAfterBreak="0">
     <w:nsid w:val="45D12BE1"/>
     <w:multiLevelType w:val="hybridMultilevel"/>
     <w:tmpl w:val="44B2ED9C"/>
@@ -4455,7 +4856,7 @@
       </w:rPr>
     </w:lvl>
   </w:abstractNum>
-  <w:abstractNum w:abstractNumId="7" w15:restartNumberingAfterBreak="0">
+  <w:abstractNum w:abstractNumId="9" w15:restartNumberingAfterBreak="0">
     <w:nsid w:val="45DB1F84"/>
     <w:multiLevelType w:val="hybridMultilevel"/>
     <w:tmpl w:val="7CF2EF4E"/>
@@ -4541,7 +4942,231 @@
       </w:pPr>
     </w:lvl>
   </w:abstractNum>
-  <w:abstractNum w:abstractNumId="8" w15:restartNumberingAfterBreak="0">
+  <w:abstractNum w:abstractNumId="10" w15:restartNumberingAfterBreak="0">
+    <w:nsid w:val="491F74DB"/>
+    <w:multiLevelType w:val="hybridMultilevel"/>
+    <w:tmpl w:val="8CBA285C"/>
+    <w:lvl w:ilvl="0" w:tplc="71EA95F6">
+      <w:numFmt w:val="bullet"/>
+      <w:lvlText w:val="-"/>
+      <w:lvlJc w:val="left"/>
+      <w:pPr>
+        <w:ind w:left="720" w:hanging="360"/>
+      </w:pPr>
+      <w:rPr>
+        <w:rFonts w:ascii="Times New Roman" w:eastAsia="Times New Roman" w:hAnsi="Times New Roman" w:cs="Times New Roman" w:hint="default"/>
+      </w:rPr>
+    </w:lvl>
+    <w:lvl w:ilvl="1" w:tplc="340A0003" w:tentative="1">
+      <w:start w:val="1"/>
+      <w:numFmt w:val="bullet"/>
+      <w:lvlText w:val="o"/>
+      <w:lvlJc w:val="left"/>
+      <w:pPr>
+        <w:ind w:left="1440" w:hanging="360"/>
+      </w:pPr>
+      <w:rPr>
+        <w:rFonts w:ascii="Courier New" w:hAnsi="Courier New" w:cs="Courier New" w:hint="default"/>
+      </w:rPr>
+    </w:lvl>
+    <w:lvl w:ilvl="2" w:tplc="340A0005" w:tentative="1">
+      <w:start w:val="1"/>
+      <w:numFmt w:val="bullet"/>
+      <w:lvlText w:val=""/>
+      <w:lvlJc w:val="left"/>
+      <w:pPr>
+        <w:ind w:left="2160" w:hanging="360"/>
+      </w:pPr>
+      <w:rPr>
+        <w:rFonts w:ascii="Wingdings" w:hAnsi="Wingdings" w:hint="default"/>
+      </w:rPr>
+    </w:lvl>
+    <w:lvl w:ilvl="3" w:tplc="340A0001" w:tentative="1">
+      <w:start w:val="1"/>
+      <w:numFmt w:val="bullet"/>
+      <w:lvlText w:val=""/>
+      <w:lvlJc w:val="left"/>
+      <w:pPr>
+        <w:ind w:left="2880" w:hanging="360"/>
+      </w:pPr>
+      <w:rPr>
+        <w:rFonts w:ascii="Symbol" w:hAnsi="Symbol" w:hint="default"/>
+      </w:rPr>
+    </w:lvl>
+    <w:lvl w:ilvl="4" w:tplc="340A0003" w:tentative="1">
+      <w:start w:val="1"/>
+      <w:numFmt w:val="bullet"/>
+      <w:lvlText w:val="o"/>
+      <w:lvlJc w:val="left"/>
+      <w:pPr>
+        <w:ind w:left="3600" w:hanging="360"/>
+      </w:pPr>
+      <w:rPr>
+        <w:rFonts w:ascii="Courier New" w:hAnsi="Courier New" w:cs="Courier New" w:hint="default"/>
+      </w:rPr>
+    </w:lvl>
+    <w:lvl w:ilvl="5" w:tplc="340A0005" w:tentative="1">
+      <w:start w:val="1"/>
+      <w:numFmt w:val="bullet"/>
+      <w:lvlText w:val=""/>
+      <w:lvlJc w:val="left"/>
+      <w:pPr>
+        <w:ind w:left="4320" w:hanging="360"/>
+      </w:pPr>
+      <w:rPr>
+        <w:rFonts w:ascii="Wingdings" w:hAnsi="Wingdings" w:hint="default"/>
+      </w:rPr>
+    </w:lvl>
+    <w:lvl w:ilvl="6" w:tplc="340A0001" w:tentative="1">
+      <w:start w:val="1"/>
+      <w:numFmt w:val="bullet"/>
+      <w:lvlText w:val=""/>
+      <w:lvlJc w:val="left"/>
+      <w:pPr>
+        <w:ind w:left="5040" w:hanging="360"/>
+      </w:pPr>
+      <w:rPr>
+        <w:rFonts w:ascii="Symbol" w:hAnsi="Symbol" w:hint="default"/>
+      </w:rPr>
+    </w:lvl>
+    <w:lvl w:ilvl="7" w:tplc="340A0003" w:tentative="1">
+      <w:start w:val="1"/>
+      <w:numFmt w:val="bullet"/>
+      <w:lvlText w:val="o"/>
+      <w:lvlJc w:val="left"/>
+      <w:pPr>
+        <w:ind w:left="5760" w:hanging="360"/>
+      </w:pPr>
+      <w:rPr>
+        <w:rFonts w:ascii="Courier New" w:hAnsi="Courier New" w:cs="Courier New" w:hint="default"/>
+      </w:rPr>
+    </w:lvl>
+    <w:lvl w:ilvl="8" w:tplc="340A0005" w:tentative="1">
+      <w:start w:val="1"/>
+      <w:numFmt w:val="bullet"/>
+      <w:lvlText w:val=""/>
+      <w:lvlJc w:val="left"/>
+      <w:pPr>
+        <w:ind w:left="6480" w:hanging="360"/>
+      </w:pPr>
+      <w:rPr>
+        <w:rFonts w:ascii="Wingdings" w:hAnsi="Wingdings" w:hint="default"/>
+      </w:rPr>
+    </w:lvl>
+  </w:abstractNum>
+  <w:abstractNum w:abstractNumId="11" w15:restartNumberingAfterBreak="0">
+    <w:nsid w:val="512E0C0F"/>
+    <w:multiLevelType w:val="hybridMultilevel"/>
+    <w:tmpl w:val="B4BAC834"/>
+    <w:lvl w:ilvl="0" w:tplc="F948DFA0">
+      <w:numFmt w:val="bullet"/>
+      <w:lvlText w:val="-"/>
+      <w:lvlJc w:val="left"/>
+      <w:pPr>
+        <w:ind w:left="720" w:hanging="360"/>
+      </w:pPr>
+      <w:rPr>
+        <w:rFonts w:ascii="Calibri" w:eastAsia="Times New Roman" w:hAnsi="Calibri" w:cs="Calibri" w:hint="default"/>
+      </w:rPr>
+    </w:lvl>
+    <w:lvl w:ilvl="1" w:tplc="340A0003" w:tentative="1">
+      <w:start w:val="1"/>
+      <w:numFmt w:val="bullet"/>
+      <w:lvlText w:val="o"/>
+      <w:lvlJc w:val="left"/>
+      <w:pPr>
+        <w:ind w:left="1440" w:hanging="360"/>
+      </w:pPr>
+      <w:rPr>
+        <w:rFonts w:ascii="Courier New" w:hAnsi="Courier New" w:cs="Courier New" w:hint="default"/>
+      </w:rPr>
+    </w:lvl>
+    <w:lvl w:ilvl="2" w:tplc="340A0005" w:tentative="1">
+      <w:start w:val="1"/>
+      <w:numFmt w:val="bullet"/>
+      <w:lvlText w:val=""/>
+      <w:lvlJc w:val="left"/>
+      <w:pPr>
+        <w:ind w:left="2160" w:hanging="360"/>
+      </w:pPr>
+      <w:rPr>
+        <w:rFonts w:ascii="Wingdings" w:hAnsi="Wingdings" w:hint="default"/>
+      </w:rPr>
+    </w:lvl>
+    <w:lvl w:ilvl="3" w:tplc="340A0001" w:tentative="1">
+      <w:start w:val="1"/>
+      <w:numFmt w:val="bullet"/>
+      <w:lvlText w:val=""/>
+      <w:lvlJc w:val="left"/>
+      <w:pPr>
+        <w:ind w:left="2880" w:hanging="360"/>
+      </w:pPr>
+      <w:rPr>
+        <w:rFonts w:ascii="Symbol" w:hAnsi="Symbol" w:hint="default"/>
+      </w:rPr>
+    </w:lvl>
+    <w:lvl w:ilvl="4" w:tplc="340A0003" w:tentative="1">
+      <w:start w:val="1"/>
+      <w:numFmt w:val="bullet"/>
+      <w:lvlText w:val="o"/>
+      <w:lvlJc w:val="left"/>
+      <w:pPr>
+        <w:ind w:left="3600" w:hanging="360"/>
+      </w:pPr>
+      <w:rPr>
+        <w:rFonts w:ascii="Courier New" w:hAnsi="Courier New" w:cs="Courier New" w:hint="default"/>
+      </w:rPr>
+    </w:lvl>
+    <w:lvl w:ilvl="5" w:tplc="340A0005" w:tentative="1">
+      <w:start w:val="1"/>
+      <w:numFmt w:val="bullet"/>
+      <w:lvlText w:val=""/>
+      <w:lvlJc w:val="left"/>
+      <w:pPr>
+        <w:ind w:left="4320" w:hanging="360"/>
+      </w:pPr>
+      <w:rPr>
+        <w:rFonts w:ascii="Wingdings" w:hAnsi="Wingdings" w:hint="default"/>
+      </w:rPr>
+    </w:lvl>
+    <w:lvl w:ilvl="6" w:tplc="340A0001" w:tentative="1">
+      <w:start w:val="1"/>
+      <w:numFmt w:val="bullet"/>
+      <w:lvlText w:val=""/>
+      <w:lvlJc w:val="left"/>
+      <w:pPr>
+        <w:ind w:left="5040" w:hanging="360"/>
+      </w:pPr>
+      <w:rPr>
+        <w:rFonts w:ascii="Symbol" w:hAnsi="Symbol" w:hint="default"/>
+      </w:rPr>
+    </w:lvl>
+    <w:lvl w:ilvl="7" w:tplc="340A0003" w:tentative="1">
+      <w:start w:val="1"/>
+      <w:numFmt w:val="bullet"/>
+      <w:lvlText w:val="o"/>
+      <w:lvlJc w:val="left"/>
+      <w:pPr>
+        <w:ind w:left="5760" w:hanging="360"/>
+      </w:pPr>
+      <w:rPr>
+        <w:rFonts w:ascii="Courier New" w:hAnsi="Courier New" w:cs="Courier New" w:hint="default"/>
+      </w:rPr>
+    </w:lvl>
+    <w:lvl w:ilvl="8" w:tplc="340A0005" w:tentative="1">
+      <w:start w:val="1"/>
+      <w:numFmt w:val="bullet"/>
+      <w:lvlText w:val=""/>
+      <w:lvlJc w:val="left"/>
+      <w:pPr>
+        <w:ind w:left="6480" w:hanging="360"/>
+      </w:pPr>
+      <w:rPr>
+        <w:rFonts w:ascii="Wingdings" w:hAnsi="Wingdings" w:hint="default"/>
+      </w:rPr>
+    </w:lvl>
+  </w:abstractNum>
+  <w:abstractNum w:abstractNumId="12" w15:restartNumberingAfterBreak="0">
     <w:nsid w:val="65BA6DC5"/>
     <w:multiLevelType w:val="hybridMultilevel"/>
     <w:tmpl w:val="BE0A0C50"/>
@@ -4654,7 +5279,7 @@
       </w:rPr>
     </w:lvl>
   </w:abstractNum>
-  <w:abstractNum w:abstractNumId="9" w15:restartNumberingAfterBreak="0">
+  <w:abstractNum w:abstractNumId="13" w15:restartNumberingAfterBreak="0">
     <w:nsid w:val="69616CB8"/>
     <w:multiLevelType w:val="hybridMultilevel"/>
     <w:tmpl w:val="23EC7D4A"/>
@@ -4767,7 +5392,7 @@
       </w:rPr>
     </w:lvl>
   </w:abstractNum>
-  <w:abstractNum w:abstractNumId="10" w15:restartNumberingAfterBreak="0">
+  <w:abstractNum w:abstractNumId="14" w15:restartNumberingAfterBreak="0">
     <w:nsid w:val="6B625092"/>
     <w:multiLevelType w:val="hybridMultilevel"/>
     <w:tmpl w:val="86F61076"/>
@@ -4880,7 +5505,7 @@
       </w:rPr>
     </w:lvl>
   </w:abstractNum>
-  <w:abstractNum w:abstractNumId="11" w15:restartNumberingAfterBreak="0">
+  <w:abstractNum w:abstractNumId="15" w15:restartNumberingAfterBreak="0">
     <w:nsid w:val="76304F08"/>
     <w:multiLevelType w:val="hybridMultilevel"/>
     <w:tmpl w:val="BBB47B0A"/>
@@ -4992,7 +5617,7 @@
       </w:rPr>
     </w:lvl>
   </w:abstractNum>
-  <w:abstractNum w:abstractNumId="12" w15:restartNumberingAfterBreak="0">
+  <w:abstractNum w:abstractNumId="16" w15:restartNumberingAfterBreak="0">
     <w:nsid w:val="7A7120EA"/>
     <w:multiLevelType w:val="hybridMultilevel"/>
     <w:tmpl w:val="B714EC70"/>
@@ -5136,40 +5761,52 @@
     <w:abstractNumId w:val="0"/>
   </w:num>
   <w:num w:numId="2" w16cid:durableId="2045672853">
-    <w:abstractNumId w:val="7"/>
+    <w:abstractNumId w:val="9"/>
   </w:num>
   <w:num w:numId="3" w16cid:durableId="1798642824">
     <w:abstractNumId w:val="1"/>
   </w:num>
   <w:num w:numId="4" w16cid:durableId="983237737">
-    <w:abstractNumId w:val="10"/>
+    <w:abstractNumId w:val="14"/>
   </w:num>
   <w:num w:numId="5" w16cid:durableId="490171255">
-    <w:abstractNumId w:val="11"/>
+    <w:abstractNumId w:val="15"/>
   </w:num>
   <w:num w:numId="6" w16cid:durableId="340814691">
     <w:abstractNumId w:val="2"/>
   </w:num>
   <w:num w:numId="7" w16cid:durableId="1344936245">
+    <w:abstractNumId w:val="8"/>
+  </w:num>
+  <w:num w:numId="8" w16cid:durableId="1353531980">
+    <w:abstractNumId w:val="12"/>
+  </w:num>
+  <w:num w:numId="9" w16cid:durableId="1518156833">
     <w:abstractNumId w:val="6"/>
   </w:num>
-  <w:num w:numId="8" w16cid:durableId="1353531980">
-    <w:abstractNumId w:val="8"/>
+  <w:num w:numId="10" w16cid:durableId="1113330907">
+    <w:abstractNumId w:val="5"/>
   </w:num>
-  <w:num w:numId="9" w16cid:durableId="1518156833">
+  <w:num w:numId="11" w16cid:durableId="526329763">
+    <w:abstractNumId w:val="13"/>
+  </w:num>
+  <w:num w:numId="12" w16cid:durableId="67458668">
+    <w:abstractNumId w:val="7"/>
+  </w:num>
+  <w:num w:numId="13" w16cid:durableId="137234301">
+    <w:abstractNumId w:val="16"/>
+  </w:num>
+  <w:num w:numId="14" w16cid:durableId="808475776">
     <w:abstractNumId w:val="4"/>
   </w:num>
-  <w:num w:numId="10" w16cid:durableId="1113330907">
+  <w:num w:numId="15" w16cid:durableId="645745975">
+    <w:abstractNumId w:val="11"/>
+  </w:num>
+  <w:num w:numId="16" w16cid:durableId="1410271453">
     <w:abstractNumId w:val="3"/>
   </w:num>
-  <w:num w:numId="11" w16cid:durableId="526329763">
-    <w:abstractNumId w:val="9"/>
-  </w:num>
-  <w:num w:numId="12" w16cid:durableId="67458668">
-    <w:abstractNumId w:val="5"/>
-  </w:num>
-  <w:num w:numId="13" w16cid:durableId="137234301">
-    <w:abstractNumId w:val="12"/>
+  <w:num w:numId="17" w16cid:durableId="1894612844">
+    <w:abstractNumId w:val="10"/>
   </w:num>
 </w:numbering>
 </file>
@@ -5563,7 +6200,7 @@
   <w:style w:type="paragraph" w:default="1" w:styleId="Normal">
     <w:name w:val="Normal"/>
     <w:qFormat/>
-    <w:rsid w:val="001F6FE1"/>
+    <w:rsid w:val="007B21B5"/>
   </w:style>
   <w:style w:type="paragraph" w:styleId="Ttulo1">
     <w:name w:val="heading 1"/>
@@ -6587,6 +7224,7 @@
     <w:rsid w:val="0057410B"/>
     <w:rsid w:val="00595623"/>
     <w:rsid w:val="005B27DB"/>
+    <w:rsid w:val="006D0EDE"/>
     <w:rsid w:val="006E2FCC"/>
     <w:rsid w:val="00704192"/>
     <w:rsid w:val="00801859"/>
@@ -6596,6 +7234,7 @@
     <w:rsid w:val="00AE6FE7"/>
     <w:rsid w:val="00B86F34"/>
     <w:rsid w:val="00BD2436"/>
+    <w:rsid w:val="00C450AA"/>
     <w:rsid w:val="00C47BA2"/>
     <w:rsid w:val="00C5036F"/>
     <w:rsid w:val="00C861E5"/>
@@ -7354,10 +7993,25 @@
 </file>
 
 <file path=customXml/item2.xml><?xml version="1.0" encoding="utf-8"?>
-<b:Sources xmlns:b="http://schemas.openxmlformats.org/officeDocument/2006/bibliography" xmlns="http://schemas.openxmlformats.org/officeDocument/2006/bibliography" SelectedStyle="\APA.XSL" StyleName="APA"/>
+<p:properties xmlns:p="http://schemas.microsoft.com/office/2006/metadata/properties" xmlns:xsi="http://www.w3.org/2001/XMLSchema-instance" xmlns:pc="http://schemas.microsoft.com/office/infopath/2007/PartnerControls">
+  <documentManagement>
+    <lcf76f155ced4ddcb4097134ff3c332f xmlns="e1e7bc46-bed0-459f-9452-a76b1c5b695e">
+      <Terms xmlns="http://schemas.microsoft.com/office/infopath/2007/PartnerControls"/>
+    </lcf76f155ced4ddcb4097134ff3c332f>
+  </documentManagement>
+</p:properties>
 </file>
 
 <file path=customXml/item3.xml><?xml version="1.0" encoding="utf-8"?>
+<?mso-contentType ?>
+<FormTemplates xmlns="http://schemas.microsoft.com/sharepoint/v3/contenttype/forms">
+  <Display>DocumentLibraryForm</Display>
+  <Edit>DocumentLibraryForm</Edit>
+  <New>DocumentLibraryForm</New>
+</FormTemplates>
+</file>
+
+<file path=customXml/item4.xml><?xml version="1.0" encoding="utf-8"?>
 <ct:contentTypeSchema xmlns:ct="http://schemas.microsoft.com/office/2006/metadata/contentType" xmlns:ma="http://schemas.microsoft.com/office/2006/metadata/properties/metaAttributes" ct:_="" ma:_="" ma:contentTypeName="Documento" ma:contentTypeID="0x0101005395107FFD641345A10C8A5ACACB9D20" ma:contentTypeVersion="13" ma:contentTypeDescription="Crear nuevo documento." ma:contentTypeScope="" ma:versionID="7407f70e7181b908656026f379795b2c">
   <xsd:schema xmlns:xsd="http://www.w3.org/2001/XMLSchema" xmlns:xs="http://www.w3.org/2001/XMLSchema" xmlns:p="http://schemas.microsoft.com/office/2006/metadata/properties" xmlns:ns2="e1e7bc46-bed0-459f-9452-a76b1c5b695e" xmlns:ns3="bb8cf7e1-610f-40a0-8f00-126b9d139fde" targetNamespace="http://schemas.microsoft.com/office/2006/metadata/properties" ma:root="true" ma:fieldsID="b29ea8901729e1eaaa4e48e09148c760" ns2:_="" ns3:_="">
     <xsd:import namespace="e1e7bc46-bed0-459f-9452-a76b1c5b695e"/>
@@ -7574,23 +8228,8 @@
 </ct:contentTypeSchema>
 </file>
 
-<file path=customXml/item4.xml><?xml version="1.0" encoding="utf-8"?>
-<?mso-contentType ?>
-<FormTemplates xmlns="http://schemas.microsoft.com/sharepoint/v3/contenttype/forms">
-  <Display>DocumentLibraryForm</Display>
-  <Edit>DocumentLibraryForm</Edit>
-  <New>DocumentLibraryForm</New>
-</FormTemplates>
-</file>
-
 <file path=customXml/item5.xml><?xml version="1.0" encoding="utf-8"?>
-<p:properties xmlns:p="http://schemas.microsoft.com/office/2006/metadata/properties" xmlns:xsi="http://www.w3.org/2001/XMLSchema-instance" xmlns:pc="http://schemas.microsoft.com/office/infopath/2007/PartnerControls">
-  <documentManagement>
-    <lcf76f155ced4ddcb4097134ff3c332f xmlns="e1e7bc46-bed0-459f-9452-a76b1c5b695e">
-      <Terms xmlns="http://schemas.microsoft.com/office/infopath/2007/PartnerControls"/>
-    </lcf76f155ced4ddcb4097134ff3c332f>
-  </documentManagement>
-</p:properties>
+<b:Sources xmlns:b="http://schemas.openxmlformats.org/officeDocument/2006/bibliography" xmlns="http://schemas.openxmlformats.org/officeDocument/2006/bibliography" SelectedStyle="\APA.XSL" StyleName="APA"/>
 </file>
 
 <file path=customXml/itemProps1.xml><?xml version="1.0" encoding="utf-8"?>
@@ -7602,14 +8241,24 @@
 </file>
 
 <file path=customXml/itemProps2.xml><?xml version="1.0" encoding="utf-8"?>
-<ds:datastoreItem xmlns:ds="http://schemas.openxmlformats.org/officeDocument/2006/customXml" ds:itemID="{BD6EC776-6679-4C69-98E3-6D068EA0A3C9}">
+<ds:datastoreItem xmlns:ds="http://schemas.openxmlformats.org/officeDocument/2006/customXml" ds:itemID="{E1036DFC-1D85-404D-898C-621D06C0EB1C}">
   <ds:schemaRefs>
-    <ds:schemaRef ds:uri="http://schemas.openxmlformats.org/officeDocument/2006/bibliography"/>
+    <ds:schemaRef ds:uri="http://schemas.microsoft.com/office/2006/metadata/properties"/>
+    <ds:schemaRef ds:uri="http://schemas.microsoft.com/office/infopath/2007/PartnerControls"/>
+    <ds:schemaRef ds:uri="e1e7bc46-bed0-459f-9452-a76b1c5b695e"/>
   </ds:schemaRefs>
 </ds:datastoreItem>
 </file>
 
 <file path=customXml/itemProps3.xml><?xml version="1.0" encoding="utf-8"?>
+<ds:datastoreItem xmlns:ds="http://schemas.openxmlformats.org/officeDocument/2006/customXml" ds:itemID="{EE9AAF0E-D63F-459F-A0FB-CDCE9F728F33}">
+  <ds:schemaRefs>
+    <ds:schemaRef ds:uri="http://schemas.microsoft.com/sharepoint/v3/contenttype/forms"/>
+  </ds:schemaRefs>
+</ds:datastoreItem>
+</file>
+
+<file path=customXml/itemProps4.xml><?xml version="1.0" encoding="utf-8"?>
 <ds:datastoreItem xmlns:ds="http://schemas.openxmlformats.org/officeDocument/2006/customXml" ds:itemID="{444115BD-C1C6-48AD-B714-E1866627071D}">
   <ds:schemaRefs>
     <ds:schemaRef ds:uri="http://schemas.microsoft.com/office/2006/metadata/contentType"/>
@@ -7628,20 +8277,10 @@
 </ds:datastoreItem>
 </file>
 
-<file path=customXml/itemProps4.xml><?xml version="1.0" encoding="utf-8"?>
-<ds:datastoreItem xmlns:ds="http://schemas.openxmlformats.org/officeDocument/2006/customXml" ds:itemID="{EE9AAF0E-D63F-459F-A0FB-CDCE9F728F33}">
+<file path=customXml/itemProps5.xml><?xml version="1.0" encoding="utf-8"?>
+<ds:datastoreItem xmlns:ds="http://schemas.openxmlformats.org/officeDocument/2006/customXml" ds:itemID="{BD6EC776-6679-4C69-98E3-6D068EA0A3C9}">
   <ds:schemaRefs>
-    <ds:schemaRef ds:uri="http://schemas.microsoft.com/sharepoint/v3/contenttype/forms"/>
-  </ds:schemaRefs>
-</ds:datastoreItem>
-</file>
-
-<file path=customXml/itemProps5.xml><?xml version="1.0" encoding="utf-8"?>
-<ds:datastoreItem xmlns:ds="http://schemas.openxmlformats.org/officeDocument/2006/customXml" ds:itemID="{E1036DFC-1D85-404D-898C-621D06C0EB1C}">
-  <ds:schemaRefs>
-    <ds:schemaRef ds:uri="http://schemas.microsoft.com/office/2006/metadata/properties"/>
-    <ds:schemaRef ds:uri="http://schemas.microsoft.com/office/infopath/2007/PartnerControls"/>
-    <ds:schemaRef ds:uri="e1e7bc46-bed0-459f-9452-a76b1c5b695e"/>
+    <ds:schemaRef ds:uri="http://schemas.openxmlformats.org/officeDocument/2006/bibliography"/>
   </ds:schemaRefs>
 </ds:datastoreItem>
 </file>
--- a/Fase 2/Evidencias Proyecto (version Agil)/Documento 05 - Documento de Diseño.docx
+++ b/Fase 2/Evidencias Proyecto (version Agil)/Documento 05 - Documento de Diseño.docx
@@ -1899,16 +1899,7 @@
                 <w:szCs w:val="24"/>
                 <w:lang w:val="es-ES" w:eastAsia="es-ES"/>
               </w:rPr>
-              <w:t>04</w:t>
-            </w:r>
-            <w:r>
-              <w:rPr>
-                <w:rFonts w:cstheme="minorHAnsi"/>
-                <w:i/>
-                <w:szCs w:val="24"/>
-                <w:lang w:val="es-ES" w:eastAsia="es-ES"/>
-              </w:rPr>
-              <w:t>/10/2026</w:t>
+              <w:t>04/10/2026</w:t>
             </w:r>
           </w:p>
         </w:tc>
@@ -2010,16 +2001,7 @@
                 <w:szCs w:val="24"/>
                 <w:lang w:val="es-ES" w:eastAsia="es-ES"/>
               </w:rPr>
-              <w:t>Alejandro Rodríguez</w:t>
-            </w:r>
-            <w:r>
-              <w:rPr>
-                <w:rFonts w:asciiTheme="minorHAnsi" w:hAnsiTheme="minorHAnsi" w:cstheme="minorHAnsi"/>
-                <w:i/>
-                <w:szCs w:val="24"/>
-                <w:lang w:val="es-ES" w:eastAsia="es-ES"/>
-              </w:rPr>
-              <w:t>.</w:t>
+              <w:t>Alejandro Rodríguez.</w:t>
             </w:r>
           </w:p>
           <w:p>
@@ -2076,16 +2058,7 @@
                 <w:szCs w:val="24"/>
                 <w:lang w:val="es-ES" w:eastAsia="es-ES"/>
               </w:rPr>
-              <w:t xml:space="preserve">- </w:t>
-            </w:r>
-            <w:r>
-              <w:rPr>
-                <w:rFonts w:cstheme="minorHAnsi"/>
-                <w:i/>
-                <w:szCs w:val="24"/>
-                <w:lang w:val="es-ES" w:eastAsia="es-ES"/>
-              </w:rPr>
-              <w:t xml:space="preserve">Se realizan las pruebas correspondientes al </w:t>
+              <w:t xml:space="preserve">- Se realizan las pruebas correspondientes al </w:t>
             </w:r>
             <w:proofErr w:type="spellStart"/>
             <w:r>
@@ -2136,16 +2109,7 @@
                 <w:szCs w:val="24"/>
                 <w:lang w:val="es-ES" w:eastAsia="es-ES"/>
               </w:rPr>
-              <w:t>05</w:t>
-            </w:r>
-            <w:r>
-              <w:rPr>
-                <w:rFonts w:cstheme="minorHAnsi"/>
-                <w:i/>
-                <w:szCs w:val="24"/>
-                <w:lang w:val="es-ES" w:eastAsia="es-ES"/>
-              </w:rPr>
-              <w:t>/10/2026</w:t>
+              <w:t>05/10/2026</w:t>
             </w:r>
           </w:p>
         </w:tc>
@@ -2202,16 +2166,7 @@
                 <w:szCs w:val="24"/>
                 <w:lang w:val="es-ES" w:eastAsia="es-ES"/>
               </w:rPr>
-              <w:t>Alejandro Rodríguez</w:t>
-            </w:r>
-            <w:r>
-              <w:rPr>
-                <w:rFonts w:asciiTheme="minorHAnsi" w:hAnsiTheme="minorHAnsi" w:cstheme="minorHAnsi"/>
-                <w:i/>
-                <w:szCs w:val="24"/>
-                <w:lang w:val="es-ES" w:eastAsia="es-ES"/>
-              </w:rPr>
-              <w:t>.</w:t>
+              <w:t>Alejandro Rodríguez.</w:t>
             </w:r>
           </w:p>
           <w:p>
@@ -2266,16 +2221,7 @@
                 <w:szCs w:val="24"/>
                 <w:lang w:val="es-ES" w:eastAsia="es-ES"/>
               </w:rPr>
-              <w:t xml:space="preserve"> </w:t>
-            </w:r>
-            <w:r>
-              <w:rPr>
-                <w:rFonts w:cstheme="minorHAnsi"/>
-                <w:i/>
-                <w:szCs w:val="24"/>
-                <w:lang w:val="es-ES" w:eastAsia="es-ES"/>
-              </w:rPr>
-              <w:t>Se realiza la grabación del video demo del login.</w:t>
+              <w:t xml:space="preserve"> Se realiza la grabación del video demo del login.</w:t>
             </w:r>
           </w:p>
         </w:tc>
@@ -3320,7 +3266,67 @@
         <w:pStyle w:val="Ttulo3"/>
       </w:pPr>
       <w:r>
+        <w:rPr>
+          <w:noProof/>
+        </w:rPr>
         <w:lastRenderedPageBreak/>
+        <w:drawing>
+          <wp:anchor distT="0" distB="0" distL="114300" distR="114300" simplePos="0" relativeHeight="251657728" behindDoc="1" locked="0" layoutInCell="1" allowOverlap="1" wp14:anchorId="0A024C78" wp14:editId="7C560788">
+            <wp:simplePos x="0" y="0"/>
+            <wp:positionH relativeFrom="column">
+              <wp:posOffset>-594995</wp:posOffset>
+            </wp:positionH>
+            <wp:positionV relativeFrom="paragraph">
+              <wp:posOffset>381635</wp:posOffset>
+            </wp:positionV>
+            <wp:extent cx="7045490" cy="8535670"/>
+            <wp:effectExtent l="0" t="0" r="0" b="0"/>
+            <wp:wrapNone/>
+            <wp:docPr id="918983248" name="Imagen 10"/>
+            <wp:cNvGraphicFramePr>
+              <a:graphicFrameLocks xmlns:a="http://schemas.openxmlformats.org/drawingml/2006/main" noChangeAspect="1"/>
+            </wp:cNvGraphicFramePr>
+            <a:graphic xmlns:a="http://schemas.openxmlformats.org/drawingml/2006/main">
+              <a:graphicData uri="http://schemas.openxmlformats.org/drawingml/2006/picture">
+                <pic:pic xmlns:pic="http://schemas.openxmlformats.org/drawingml/2006/picture">
+                  <pic:nvPicPr>
+                    <pic:cNvPr id="918983248" name="Imagen 10"/>
+                    <pic:cNvPicPr>
+                      <a:picLocks noChangeAspect="1" noChangeArrowheads="1"/>
+                    </pic:cNvPicPr>
+                  </pic:nvPicPr>
+                  <pic:blipFill>
+                    <a:blip r:embed="rId21"/>
+                    <a:stretch>
+                      <a:fillRect/>
+                    </a:stretch>
+                  </pic:blipFill>
+                  <pic:spPr bwMode="auto">
+                    <a:xfrm>
+                      <a:off x="0" y="0"/>
+                      <a:ext cx="7045490" cy="8535670"/>
+                    </a:xfrm>
+                    <a:prstGeom prst="rect">
+                      <a:avLst/>
+                    </a:prstGeom>
+                    <a:noFill/>
+                    <a:ln>
+                      <a:noFill/>
+                    </a:ln>
+                  </pic:spPr>
+                </pic:pic>
+              </a:graphicData>
+            </a:graphic>
+            <wp14:sizeRelH relativeFrom="margin">
+              <wp14:pctWidth>0</wp14:pctWidth>
+            </wp14:sizeRelH>
+            <wp14:sizeRelV relativeFrom="margin">
+              <wp14:pctHeight>0</wp14:pctHeight>
+            </wp14:sizeRelV>
+          </wp:anchor>
+        </w:drawing>
+      </w:r>
+      <w:r>
         <w:t>Diagrama de Secuencia</w:t>
       </w:r>
       <w:bookmarkEnd w:id="8"/>
@@ -3352,11 +3358,40 @@
           <w:sz w:val="22"/>
           <w:szCs w:val="22"/>
         </w:rPr>
-        <w:t>Diagrama de secuencia - Inicio de sesión</w:t>
+        <w:t xml:space="preserve"> </w:t>
       </w:r>
     </w:p>
     <w:p>
       <w:pPr>
+        <w:rPr>
+          <w:lang w:val="es-ES" w:eastAsia="es-ES"/>
+        </w:rPr>
+      </w:pPr>
+      <w:r>
+        <w:rPr>
+          <w:lang w:val="es-ES" w:eastAsia="es-ES"/>
+        </w:rPr>
+        <w:br w:type="page"/>
+      </w:r>
+    </w:p>
+    <w:p>
+      <w:pPr>
+        <w:jc w:val="center"/>
+        <w:rPr>
+          <w:lang w:val="es-ES" w:eastAsia="es-ES"/>
+        </w:rPr>
+        <w:sectPr>
+          <w:pgSz w:w="12240" w:h="15840"/>
+          <w:pgMar w:top="1418" w:right="1701" w:bottom="1418" w:left="1701" w:header="709" w:footer="709" w:gutter="0"/>
+          <w:cols w:space="708"/>
+          <w:titlePg/>
+          <w:docGrid w:linePitch="360"/>
+        </w:sectPr>
+      </w:pPr>
+    </w:p>
+    <w:p>
+      <w:pPr>
+        <w:jc w:val="center"/>
         <w:rPr>
           <w:lang w:val="es-ES" w:eastAsia="es-ES"/>
         </w:rPr>
@@ -3365,19 +3400,20 @@
         <w:rPr>
           <w:noProof/>
         </w:rPr>
+        <w:lastRenderedPageBreak/>
         <w:drawing>
-          <wp:anchor distT="0" distB="0" distL="114300" distR="114300" simplePos="0" relativeHeight="251673600" behindDoc="1" locked="0" layoutInCell="1" allowOverlap="1" wp14:anchorId="0A024C78" wp14:editId="3FFCE0B7">
+          <wp:anchor distT="0" distB="0" distL="114300" distR="114300" simplePos="0" relativeHeight="251658752" behindDoc="1" locked="0" layoutInCell="1" allowOverlap="1" wp14:anchorId="0F052675" wp14:editId="0508992A">
             <wp:simplePos x="0" y="0"/>
             <wp:positionH relativeFrom="column">
-              <wp:posOffset>-1364048</wp:posOffset>
+              <wp:posOffset>-246868</wp:posOffset>
             </wp:positionH>
             <wp:positionV relativeFrom="paragraph">
-              <wp:posOffset>378097</wp:posOffset>
+              <wp:posOffset>-88265</wp:posOffset>
             </wp:positionV>
-            <wp:extent cx="8209529" cy="6324600"/>
+            <wp:extent cx="6271846" cy="9052724"/>
             <wp:effectExtent l="0" t="0" r="0" b="0"/>
             <wp:wrapNone/>
-            <wp:docPr id="918983248" name="Imagen 10"/>
+            <wp:docPr id="1396443609" name="Imagen 11"/>
             <wp:cNvGraphicFramePr>
               <a:graphicFrameLocks xmlns:a="http://schemas.openxmlformats.org/drawingml/2006/main" noChangeAspect="1"/>
             </wp:cNvGraphicFramePr>
@@ -3385,20 +3421,13 @@
               <a:graphicData uri="http://schemas.openxmlformats.org/drawingml/2006/picture">
                 <pic:pic xmlns:pic="http://schemas.openxmlformats.org/drawingml/2006/picture">
                   <pic:nvPicPr>
-                    <pic:cNvPr id="0" name="Picture 21"/>
+                    <pic:cNvPr id="1396443609" name="Imagen 11"/>
                     <pic:cNvPicPr>
                       <a:picLocks noChangeAspect="1" noChangeArrowheads="1"/>
                     </pic:cNvPicPr>
                   </pic:nvPicPr>
                   <pic:blipFill>
-                    <a:blip r:embed="rId21">
-                      <a:extLst>
-                        <a:ext uri="{28A0092B-C50C-407E-A947-70E740481C1C}">
-                          <a14:useLocalDpi xmlns:a14="http://schemas.microsoft.com/office/drawing/2010/main" val="0"/>
-                        </a:ext>
-                      </a:extLst>
-                    </a:blip>
-                    <a:srcRect/>
+                    <a:blip r:embed="rId22"/>
                     <a:stretch>
                       <a:fillRect/>
                     </a:stretch>
@@ -3406,7 +3435,7 @@
                   <pic:spPr bwMode="auto">
                     <a:xfrm>
                       <a:off x="0" y="0"/>
-                      <a:ext cx="8242682" cy="6350141"/>
+                      <a:ext cx="6271846" cy="9052724"/>
                     </a:xfrm>
                     <a:prstGeom prst="rect">
                       <a:avLst/>
@@ -3432,13 +3461,13 @@
         <w:rPr>
           <w:lang w:val="es-ES" w:eastAsia="es-ES"/>
         </w:rPr>
-        <w:br w:type="page"/>
+        <w:t xml:space="preserve"> </w:t>
       </w:r>
     </w:p>
     <w:p>
       <w:pPr>
-        <w:jc w:val="center"/>
         <w:rPr>
+          <w:u w:val="single"/>
           <w:lang w:val="es-ES" w:eastAsia="es-ES"/>
         </w:rPr>
         <w:sectPr>
@@ -3449,102 +3478,6 @@
           <w:docGrid w:linePitch="360"/>
         </w:sectPr>
       </w:pPr>
-    </w:p>
-    <w:p>
-      <w:pPr>
-        <w:jc w:val="center"/>
-        <w:rPr>
-          <w:lang w:val="es-ES" w:eastAsia="es-ES"/>
-        </w:rPr>
-      </w:pPr>
-      <w:r>
-        <w:rPr>
-          <w:lang w:val="es-ES" w:eastAsia="es-ES"/>
-        </w:rPr>
-        <w:lastRenderedPageBreak/>
-        <w:t>Diagrama de secuencia - Registro de tarja de recepción</w:t>
-      </w:r>
-    </w:p>
-    <w:p>
-      <w:pPr>
-        <w:rPr>
-          <w:lang w:val="es-ES" w:eastAsia="es-ES"/>
-        </w:rPr>
-        <w:sectPr>
-          <w:pgSz w:w="12240" w:h="15840"/>
-          <w:pgMar w:top="1418" w:right="1701" w:bottom="1418" w:left="1701" w:header="709" w:footer="709" w:gutter="0"/>
-          <w:cols w:space="708"/>
-          <w:titlePg/>
-          <w:docGrid w:linePitch="360"/>
-        </w:sectPr>
-      </w:pPr>
-      <w:r>
-        <w:rPr>
-          <w:noProof/>
-        </w:rPr>
-        <w:drawing>
-          <wp:anchor distT="0" distB="0" distL="114300" distR="114300" simplePos="0" relativeHeight="251675648" behindDoc="1" locked="0" layoutInCell="1" allowOverlap="1" wp14:anchorId="0F052675" wp14:editId="079D49C1">
-            <wp:simplePos x="0" y="0"/>
-            <wp:positionH relativeFrom="column">
-              <wp:posOffset>-1417593</wp:posOffset>
-            </wp:positionH>
-            <wp:positionV relativeFrom="paragraph">
-              <wp:posOffset>320766</wp:posOffset>
-            </wp:positionV>
-            <wp:extent cx="8336419" cy="6422571"/>
-            <wp:effectExtent l="0" t="0" r="0" b="0"/>
-            <wp:wrapNone/>
-            <wp:docPr id="1396443609" name="Imagen 11"/>
-            <wp:cNvGraphicFramePr>
-              <a:graphicFrameLocks xmlns:a="http://schemas.openxmlformats.org/drawingml/2006/main" noChangeAspect="1"/>
-            </wp:cNvGraphicFramePr>
-            <a:graphic xmlns:a="http://schemas.openxmlformats.org/drawingml/2006/main">
-              <a:graphicData uri="http://schemas.openxmlformats.org/drawingml/2006/picture">
-                <pic:pic xmlns:pic="http://schemas.openxmlformats.org/drawingml/2006/picture">
-                  <pic:nvPicPr>
-                    <pic:cNvPr id="0" name="Picture 23"/>
-                    <pic:cNvPicPr>
-                      <a:picLocks noChangeAspect="1" noChangeArrowheads="1"/>
-                    </pic:cNvPicPr>
-                  </pic:nvPicPr>
-                  <pic:blipFill>
-                    <a:blip r:embed="rId21">
-                      <a:extLst>
-                        <a:ext uri="{28A0092B-C50C-407E-A947-70E740481C1C}">
-                          <a14:useLocalDpi xmlns:a14="http://schemas.microsoft.com/office/drawing/2010/main" val="0"/>
-                        </a:ext>
-                      </a:extLst>
-                    </a:blip>
-                    <a:srcRect/>
-                    <a:stretch>
-                      <a:fillRect/>
-                    </a:stretch>
-                  </pic:blipFill>
-                  <pic:spPr bwMode="auto">
-                    <a:xfrm>
-                      <a:off x="0" y="0"/>
-                      <a:ext cx="8373143" cy="6450864"/>
-                    </a:xfrm>
-                    <a:prstGeom prst="rect">
-                      <a:avLst/>
-                    </a:prstGeom>
-                    <a:noFill/>
-                    <a:ln>
-                      <a:noFill/>
-                    </a:ln>
-                  </pic:spPr>
-                </pic:pic>
-              </a:graphicData>
-            </a:graphic>
-            <wp14:sizeRelH relativeFrom="margin">
-              <wp14:pctWidth>0</wp14:pctWidth>
-            </wp14:sizeRelH>
-            <wp14:sizeRelV relativeFrom="margin">
-              <wp14:pctHeight>0</wp14:pctHeight>
-            </wp14:sizeRelV>
-          </wp:anchor>
-        </w:drawing>
-      </w:r>
     </w:p>
     <w:p>
       <w:pPr>
@@ -3604,7 +3537,7 @@
                     </pic:cNvPicPr>
                   </pic:nvPicPr>
                   <pic:blipFill>
-                    <a:blip r:embed="rId22">
+                    <a:blip r:embed="rId23">
                       <a:extLst>
                         <a:ext uri="{28A0092B-C50C-407E-A947-70E740481C1C}">
                           <a14:useLocalDpi xmlns:a14="http://schemas.microsoft.com/office/drawing/2010/main" val="0"/>
@@ -7220,6 +7153,7 @@
     <w:rsid w:val="001B14B7"/>
     <w:rsid w:val="002835FC"/>
     <w:rsid w:val="002C06A7"/>
+    <w:rsid w:val="00377B47"/>
     <w:rsid w:val="004F7F49"/>
     <w:rsid w:val="0057410B"/>
     <w:rsid w:val="00595623"/>
@@ -7237,6 +7171,7 @@
     <w:rsid w:val="00C450AA"/>
     <w:rsid w:val="00C47BA2"/>
     <w:rsid w:val="00C5036F"/>
+    <w:rsid w:val="00C60D38"/>
     <w:rsid w:val="00C861E5"/>
     <w:rsid w:val="00CF44FB"/>
     <w:rsid w:val="00D10844"/>
@@ -7993,25 +7928,10 @@
 </file>
 
 <file path=customXml/item2.xml><?xml version="1.0" encoding="utf-8"?>
-<p:properties xmlns:p="http://schemas.microsoft.com/office/2006/metadata/properties" xmlns:xsi="http://www.w3.org/2001/XMLSchema-instance" xmlns:pc="http://schemas.microsoft.com/office/infopath/2007/PartnerControls">
-  <documentManagement>
-    <lcf76f155ced4ddcb4097134ff3c332f xmlns="e1e7bc46-bed0-459f-9452-a76b1c5b695e">
-      <Terms xmlns="http://schemas.microsoft.com/office/infopath/2007/PartnerControls"/>
-    </lcf76f155ced4ddcb4097134ff3c332f>
-  </documentManagement>
-</p:properties>
+<b:Sources xmlns:b="http://schemas.openxmlformats.org/officeDocument/2006/bibliography" xmlns="http://schemas.openxmlformats.org/officeDocument/2006/bibliography" SelectedStyle="\APA.XSL" StyleName="APA"/>
 </file>
 
 <file path=customXml/item3.xml><?xml version="1.0" encoding="utf-8"?>
-<?mso-contentType ?>
-<FormTemplates xmlns="http://schemas.microsoft.com/sharepoint/v3/contenttype/forms">
-  <Display>DocumentLibraryForm</Display>
-  <Edit>DocumentLibraryForm</Edit>
-  <New>DocumentLibraryForm</New>
-</FormTemplates>
-</file>
-
-<file path=customXml/item4.xml><?xml version="1.0" encoding="utf-8"?>
 <ct:contentTypeSchema xmlns:ct="http://schemas.microsoft.com/office/2006/metadata/contentType" xmlns:ma="http://schemas.microsoft.com/office/2006/metadata/properties/metaAttributes" ct:_="" ma:_="" ma:contentTypeName="Documento" ma:contentTypeID="0x0101005395107FFD641345A10C8A5ACACB9D20" ma:contentTypeVersion="13" ma:contentTypeDescription="Crear nuevo documento." ma:contentTypeScope="" ma:versionID="7407f70e7181b908656026f379795b2c">
   <xsd:schema xmlns:xsd="http://www.w3.org/2001/XMLSchema" xmlns:xs="http://www.w3.org/2001/XMLSchema" xmlns:p="http://schemas.microsoft.com/office/2006/metadata/properties" xmlns:ns2="e1e7bc46-bed0-459f-9452-a76b1c5b695e" xmlns:ns3="bb8cf7e1-610f-40a0-8f00-126b9d139fde" targetNamespace="http://schemas.microsoft.com/office/2006/metadata/properties" ma:root="true" ma:fieldsID="b29ea8901729e1eaaa4e48e09148c760" ns2:_="" ns3:_="">
     <xsd:import namespace="e1e7bc46-bed0-459f-9452-a76b1c5b695e"/>
@@ -8228,8 +8148,23 @@
 </ct:contentTypeSchema>
 </file>
 
+<file path=customXml/item4.xml><?xml version="1.0" encoding="utf-8"?>
+<?mso-contentType ?>
+<FormTemplates xmlns="http://schemas.microsoft.com/sharepoint/v3/contenttype/forms">
+  <Display>DocumentLibraryForm</Display>
+  <Edit>DocumentLibraryForm</Edit>
+  <New>DocumentLibraryForm</New>
+</FormTemplates>
+</file>
+
 <file path=customXml/item5.xml><?xml version="1.0" encoding="utf-8"?>
-<b:Sources xmlns:b="http://schemas.openxmlformats.org/officeDocument/2006/bibliography" xmlns="http://schemas.openxmlformats.org/officeDocument/2006/bibliography" SelectedStyle="\APA.XSL" StyleName="APA"/>
+<p:properties xmlns:p="http://schemas.microsoft.com/office/2006/metadata/properties" xmlns:xsi="http://www.w3.org/2001/XMLSchema-instance" xmlns:pc="http://schemas.microsoft.com/office/infopath/2007/PartnerControls">
+  <documentManagement>
+    <lcf76f155ced4ddcb4097134ff3c332f xmlns="e1e7bc46-bed0-459f-9452-a76b1c5b695e">
+      <Terms xmlns="http://schemas.microsoft.com/office/infopath/2007/PartnerControls"/>
+    </lcf76f155ced4ddcb4097134ff3c332f>
+  </documentManagement>
+</p:properties>
 </file>
 
 <file path=customXml/itemProps1.xml><?xml version="1.0" encoding="utf-8"?>
@@ -8241,24 +8176,14 @@
 </file>
 
 <file path=customXml/itemProps2.xml><?xml version="1.0" encoding="utf-8"?>
-<ds:datastoreItem xmlns:ds="http://schemas.openxmlformats.org/officeDocument/2006/customXml" ds:itemID="{E1036DFC-1D85-404D-898C-621D06C0EB1C}">
+<ds:datastoreItem xmlns:ds="http://schemas.openxmlformats.org/officeDocument/2006/customXml" ds:itemID="{BD6EC776-6679-4C69-98E3-6D068EA0A3C9}">
   <ds:schemaRefs>
-    <ds:schemaRef ds:uri="http://schemas.microsoft.com/office/2006/metadata/properties"/>
-    <ds:schemaRef ds:uri="http://schemas.microsoft.com/office/infopath/2007/PartnerControls"/>
-    <ds:schemaRef ds:uri="e1e7bc46-bed0-459f-9452-a76b1c5b695e"/>
+    <ds:schemaRef ds:uri="http://schemas.openxmlformats.org/officeDocument/2006/bibliography"/>
   </ds:schemaRefs>
 </ds:datastoreItem>
 </file>
 
 <file path=customXml/itemProps3.xml><?xml version="1.0" encoding="utf-8"?>
-<ds:datastoreItem xmlns:ds="http://schemas.openxmlformats.org/officeDocument/2006/customXml" ds:itemID="{EE9AAF0E-D63F-459F-A0FB-CDCE9F728F33}">
-  <ds:schemaRefs>
-    <ds:schemaRef ds:uri="http://schemas.microsoft.com/sharepoint/v3/contenttype/forms"/>
-  </ds:schemaRefs>
-</ds:datastoreItem>
-</file>
-
-<file path=customXml/itemProps4.xml><?xml version="1.0" encoding="utf-8"?>
 <ds:datastoreItem xmlns:ds="http://schemas.openxmlformats.org/officeDocument/2006/customXml" ds:itemID="{444115BD-C1C6-48AD-B714-E1866627071D}">
   <ds:schemaRefs>
     <ds:schemaRef ds:uri="http://schemas.microsoft.com/office/2006/metadata/contentType"/>
@@ -8277,10 +8202,20 @@
 </ds:datastoreItem>
 </file>
 
+<file path=customXml/itemProps4.xml><?xml version="1.0" encoding="utf-8"?>
+<ds:datastoreItem xmlns:ds="http://schemas.openxmlformats.org/officeDocument/2006/customXml" ds:itemID="{EE9AAF0E-D63F-459F-A0FB-CDCE9F728F33}">
+  <ds:schemaRefs>
+    <ds:schemaRef ds:uri="http://schemas.microsoft.com/sharepoint/v3/contenttype/forms"/>
+  </ds:schemaRefs>
+</ds:datastoreItem>
+</file>
+
 <file path=customXml/itemProps5.xml><?xml version="1.0" encoding="utf-8"?>
-<ds:datastoreItem xmlns:ds="http://schemas.openxmlformats.org/officeDocument/2006/customXml" ds:itemID="{BD6EC776-6679-4C69-98E3-6D068EA0A3C9}">
+<ds:datastoreItem xmlns:ds="http://schemas.openxmlformats.org/officeDocument/2006/customXml" ds:itemID="{E1036DFC-1D85-404D-898C-621D06C0EB1C}">
   <ds:schemaRefs>
-    <ds:schemaRef ds:uri="http://schemas.openxmlformats.org/officeDocument/2006/bibliography"/>
+    <ds:schemaRef ds:uri="http://schemas.microsoft.com/office/2006/metadata/properties"/>
+    <ds:schemaRef ds:uri="http://schemas.microsoft.com/office/infopath/2007/PartnerControls"/>
+    <ds:schemaRef ds:uri="e1e7bc46-bed0-459f-9452-a76b1c5b695e"/>
   </ds:schemaRefs>
 </ds:datastoreItem>
 </file>
--- a/Fase 2/Evidencias Proyecto (version Agil)/Documento 05 - Documento de Diseño.docx
+++ b/Fase 2/Evidencias Proyecto (version Agil)/Documento 05 - Documento de Diseño.docx
@@ -2014,7 +2014,6 @@
                 <w:lang w:val="es-ES" w:eastAsia="es-ES"/>
               </w:rPr>
             </w:pPr>
-            <w:proofErr w:type="spellStart"/>
             <w:r>
               <w:rPr>
                 <w:rFonts w:asciiTheme="minorHAnsi" w:hAnsiTheme="minorHAnsi" w:cstheme="minorHAnsi"/>
@@ -2022,17 +2021,7 @@
                 <w:szCs w:val="24"/>
                 <w:lang w:val="es-ES" w:eastAsia="es-ES"/>
               </w:rPr>
-              <w:t>Angelo</w:t>
-            </w:r>
-            <w:proofErr w:type="spellEnd"/>
-            <w:r>
-              <w:rPr>
-                <w:rFonts w:asciiTheme="minorHAnsi" w:hAnsiTheme="minorHAnsi" w:cstheme="minorHAnsi"/>
-                <w:i/>
-                <w:szCs w:val="24"/>
-                <w:lang w:val="es-ES" w:eastAsia="es-ES"/>
-              </w:rPr>
-              <w:t xml:space="preserve"> Galindo.</w:t>
+              <w:t>Angelo Galindo.</w:t>
             </w:r>
           </w:p>
         </w:tc>
@@ -2700,21 +2689,19 @@
       </w:pPr>
       <w:r>
         <w:rPr>
+          <w:rFonts w:asciiTheme="minorHAnsi" w:eastAsiaTheme="minorHAnsi" w:hAnsiTheme="minorHAnsi" w:cstheme="minorBidi"/>
+          <w:b w:val="0"/>
+          <w:bCs w:val="0"/>
           <w:noProof/>
+          <w:color w:val="auto"/>
+          <w:sz w:val="22"/>
+          <w:szCs w:val="22"/>
         </w:rPr>
         <w:drawing>
-          <wp:anchor distT="0" distB="0" distL="114300" distR="114300" simplePos="0" relativeHeight="251641856" behindDoc="1" locked="0" layoutInCell="1" allowOverlap="1" wp14:anchorId="648EB09B" wp14:editId="162B798C">
-            <wp:simplePos x="0" y="0"/>
-            <wp:positionH relativeFrom="column">
-              <wp:posOffset>-385869</wp:posOffset>
-            </wp:positionH>
-            <wp:positionV relativeFrom="paragraph">
-              <wp:posOffset>254847</wp:posOffset>
-            </wp:positionV>
-            <wp:extent cx="6316133" cy="5310611"/>
+          <wp:inline distT="0" distB="0" distL="0" distR="0" wp14:anchorId="515D6152" wp14:editId="380E1762">
+            <wp:extent cx="5612130" cy="4895215"/>
             <wp:effectExtent l="0" t="0" r="0" b="0"/>
-            <wp:wrapNone/>
-            <wp:docPr id="1786144815" name="Imagen 1"/>
+            <wp:docPr id="1229241245" name="Imagen 1"/>
             <wp:cNvGraphicFramePr>
               <a:graphicFrameLocks xmlns:a="http://schemas.openxmlformats.org/drawingml/2006/main" noChangeAspect="1"/>
             </wp:cNvGraphicFramePr>
@@ -2722,47 +2709,28 @@
               <a:graphicData uri="http://schemas.openxmlformats.org/drawingml/2006/picture">
                 <pic:pic xmlns:pic="http://schemas.openxmlformats.org/drawingml/2006/picture">
                   <pic:nvPicPr>
-                    <pic:cNvPr id="0" name="Picture 1"/>
-                    <pic:cNvPicPr>
-                      <a:picLocks noChangeAspect="1" noChangeArrowheads="1"/>
-                    </pic:cNvPicPr>
+                    <pic:cNvPr id="1229241245" name="Imagen 1229241245"/>
+                    <pic:cNvPicPr/>
                   </pic:nvPicPr>
                   <pic:blipFill>
-                    <a:blip r:embed="rId12">
-                      <a:extLst>
-                        <a:ext uri="{28A0092B-C50C-407E-A947-70E740481C1C}">
-                          <a14:useLocalDpi xmlns:a14="http://schemas.microsoft.com/office/drawing/2010/main" val="0"/>
-                        </a:ext>
-                      </a:extLst>
-                    </a:blip>
-                    <a:srcRect/>
+                    <a:blip r:embed="rId12"/>
                     <a:stretch>
                       <a:fillRect/>
                     </a:stretch>
                   </pic:blipFill>
-                  <pic:spPr bwMode="auto">
+                  <pic:spPr>
                     <a:xfrm>
                       <a:off x="0" y="0"/>
-                      <a:ext cx="6326724" cy="5319516"/>
+                      <a:ext cx="5612130" cy="4895215"/>
                     </a:xfrm>
                     <a:prstGeom prst="rect">
                       <a:avLst/>
                     </a:prstGeom>
-                    <a:noFill/>
-                    <a:ln>
-                      <a:noFill/>
-                    </a:ln>
                   </pic:spPr>
                 </pic:pic>
               </a:graphicData>
             </a:graphic>
-            <wp14:sizeRelH relativeFrom="margin">
-              <wp14:pctWidth>0</wp14:pctWidth>
-            </wp14:sizeRelH>
-            <wp14:sizeRelV relativeFrom="margin">
-              <wp14:pctHeight>0</wp14:pctHeight>
-            </wp14:sizeRelV>
-          </wp:anchor>
+          </wp:inline>
         </w:drawing>
       </w:r>
     </w:p>
@@ -2809,10 +2777,10 @@
           <w:noProof/>
         </w:rPr>
         <w:drawing>
-          <wp:inline distT="0" distB="0" distL="0" distR="0" wp14:anchorId="35842A92" wp14:editId="783FFE9C">
-            <wp:extent cx="5612130" cy="5542280"/>
+          <wp:inline distT="0" distB="0" distL="0" distR="0" wp14:anchorId="4607DA32" wp14:editId="11E75B64">
+            <wp:extent cx="5612130" cy="4112895"/>
             <wp:effectExtent l="0" t="0" r="0" b="0"/>
-            <wp:docPr id="241663544" name="Imagen 3"/>
+            <wp:docPr id="910382827" name="Imagen 2"/>
             <wp:cNvGraphicFramePr>
               <a:graphicFrameLocks xmlns:a="http://schemas.openxmlformats.org/drawingml/2006/main" noChangeAspect="1"/>
             </wp:cNvGraphicFramePr>
@@ -2820,36 +2788,23 @@
               <a:graphicData uri="http://schemas.openxmlformats.org/drawingml/2006/picture">
                 <pic:pic xmlns:pic="http://schemas.openxmlformats.org/drawingml/2006/picture">
                   <pic:nvPicPr>
-                    <pic:cNvPr id="0" name="Picture 4"/>
-                    <pic:cNvPicPr>
-                      <a:picLocks noChangeAspect="1" noChangeArrowheads="1"/>
-                    </pic:cNvPicPr>
+                    <pic:cNvPr id="910382827" name="Imagen 910382827"/>
+                    <pic:cNvPicPr/>
                   </pic:nvPicPr>
                   <pic:blipFill>
-                    <a:blip r:embed="rId13">
-                      <a:extLst>
-                        <a:ext uri="{28A0092B-C50C-407E-A947-70E740481C1C}">
-                          <a14:useLocalDpi xmlns:a14="http://schemas.microsoft.com/office/drawing/2010/main" val="0"/>
-                        </a:ext>
-                      </a:extLst>
-                    </a:blip>
-                    <a:srcRect/>
+                    <a:blip r:embed="rId13"/>
                     <a:stretch>
                       <a:fillRect/>
                     </a:stretch>
                   </pic:blipFill>
-                  <pic:spPr bwMode="auto">
+                  <pic:spPr>
                     <a:xfrm>
                       <a:off x="0" y="0"/>
-                      <a:ext cx="5612130" cy="5542280"/>
+                      <a:ext cx="5612130" cy="4112895"/>
                     </a:xfrm>
                     <a:prstGeom prst="rect">
                       <a:avLst/>
                     </a:prstGeom>
-                    <a:noFill/>
-                    <a:ln>
-                      <a:noFill/>
-                    </a:ln>
                   </pic:spPr>
                 </pic:pic>
               </a:graphicData>
@@ -2878,10 +2833,10 @@
           <w:noProof/>
         </w:rPr>
         <w:drawing>
-          <wp:inline distT="0" distB="0" distL="0" distR="0" wp14:anchorId="372EEE94" wp14:editId="0C2EF12F">
-            <wp:extent cx="6231467" cy="6231467"/>
+          <wp:inline distT="0" distB="0" distL="0" distR="0" wp14:anchorId="785F3A73" wp14:editId="13CF6DD0">
+            <wp:extent cx="4668644" cy="7835900"/>
             <wp:effectExtent l="0" t="0" r="0" b="0"/>
-            <wp:docPr id="1128499574" name="Imagen 4"/>
+            <wp:docPr id="59645325" name="Imagen 3"/>
             <wp:cNvGraphicFramePr>
               <a:graphicFrameLocks xmlns:a="http://schemas.openxmlformats.org/drawingml/2006/main" noChangeAspect="1"/>
             </wp:cNvGraphicFramePr>
@@ -2889,36 +2844,23 @@
               <a:graphicData uri="http://schemas.openxmlformats.org/drawingml/2006/picture">
                 <pic:pic xmlns:pic="http://schemas.openxmlformats.org/drawingml/2006/picture">
                   <pic:nvPicPr>
-                    <pic:cNvPr id="0" name="Picture 6"/>
-                    <pic:cNvPicPr>
-                      <a:picLocks noChangeAspect="1" noChangeArrowheads="1"/>
-                    </pic:cNvPicPr>
+                    <pic:cNvPr id="59645325" name="Imagen 59645325"/>
+                    <pic:cNvPicPr/>
                   </pic:nvPicPr>
                   <pic:blipFill>
-                    <a:blip r:embed="rId14">
-                      <a:extLst>
-                        <a:ext uri="{28A0092B-C50C-407E-A947-70E740481C1C}">
-                          <a14:useLocalDpi xmlns:a14="http://schemas.microsoft.com/office/drawing/2010/main" val="0"/>
-                        </a:ext>
-                      </a:extLst>
-                    </a:blip>
-                    <a:srcRect/>
+                    <a:blip r:embed="rId14"/>
                     <a:stretch>
                       <a:fillRect/>
                     </a:stretch>
                   </pic:blipFill>
-                  <pic:spPr bwMode="auto">
+                  <pic:spPr>
                     <a:xfrm>
                       <a:off x="0" y="0"/>
-                      <a:ext cx="6235790" cy="6235790"/>
+                      <a:ext cx="4674055" cy="7844982"/>
                     </a:xfrm>
                     <a:prstGeom prst="rect">
                       <a:avLst/>
                     </a:prstGeom>
-                    <a:noFill/>
-                    <a:ln>
-                      <a:noFill/>
-                    </a:ln>
                   </pic:spPr>
                 </pic:pic>
               </a:graphicData>
@@ -2929,6 +2871,7 @@
     </w:p>
     <w:p>
       <w:r>
+        <w:lastRenderedPageBreak/>
         <w:br w:type="page"/>
       </w:r>
     </w:p>
@@ -2950,10 +2893,10 @@
           <w:noProof/>
         </w:rPr>
         <w:drawing>
-          <wp:inline distT="0" distB="0" distL="0" distR="0" wp14:anchorId="78257762" wp14:editId="13594008">
-            <wp:extent cx="4673600" cy="6984355"/>
+          <wp:inline distT="0" distB="0" distL="0" distR="0" wp14:anchorId="664D25FD" wp14:editId="679A997B">
+            <wp:extent cx="3876675" cy="5581650"/>
             <wp:effectExtent l="0" t="0" r="0" b="0"/>
-            <wp:docPr id="531192965" name="Imagen 5"/>
+            <wp:docPr id="1723435650" name="Imagen 4"/>
             <wp:cNvGraphicFramePr>
               <a:graphicFrameLocks xmlns:a="http://schemas.openxmlformats.org/drawingml/2006/main" noChangeAspect="1"/>
             </wp:cNvGraphicFramePr>
@@ -2961,36 +2904,23 @@
               <a:graphicData uri="http://schemas.openxmlformats.org/drawingml/2006/picture">
                 <pic:pic xmlns:pic="http://schemas.openxmlformats.org/drawingml/2006/picture">
                   <pic:nvPicPr>
-                    <pic:cNvPr id="0" name="Picture 8"/>
-                    <pic:cNvPicPr>
-                      <a:picLocks noChangeAspect="1" noChangeArrowheads="1"/>
-                    </pic:cNvPicPr>
+                    <pic:cNvPr id="1723435650" name="Imagen 1723435650"/>
+                    <pic:cNvPicPr/>
                   </pic:nvPicPr>
                   <pic:blipFill>
-                    <a:blip r:embed="rId15">
-                      <a:extLst>
-                        <a:ext uri="{28A0092B-C50C-407E-A947-70E740481C1C}">
-                          <a14:useLocalDpi xmlns:a14="http://schemas.microsoft.com/office/drawing/2010/main" val="0"/>
-                        </a:ext>
-                      </a:extLst>
-                    </a:blip>
-                    <a:srcRect/>
+                    <a:blip r:embed="rId15"/>
                     <a:stretch>
                       <a:fillRect/>
                     </a:stretch>
                   </pic:blipFill>
-                  <pic:spPr bwMode="auto">
+                  <pic:spPr>
                     <a:xfrm>
                       <a:off x="0" y="0"/>
-                      <a:ext cx="4678294" cy="6991370"/>
+                      <a:ext cx="3876675" cy="5581650"/>
                     </a:xfrm>
                     <a:prstGeom prst="rect">
                       <a:avLst/>
                     </a:prstGeom>
-                    <a:noFill/>
-                    <a:ln>
-                      <a:noFill/>
-                    </a:ln>
                   </pic:spPr>
                 </pic:pic>
               </a:graphicData>
@@ -7067,7 +6997,7 @@
     <w:charset w:val="00"/>
     <w:family w:val="swiss"/>
     <w:pitch w:val="variable"/>
-    <w:sig w:usb0="E4002EFF" w:usb1="C000247B" w:usb2="00000009" w:usb3="00000000" w:csb0="000001FF" w:csb1="00000000"/>
+    <w:sig w:usb0="E4002EFF" w:usb1="C200247B" w:usb2="00000009" w:usb3="00000000" w:csb0="000001FF" w:csb1="00000000"/>
   </w:font>
   <w:font w:name="Cambria">
     <w:panose1 w:val="02040503050406030204"/>
@@ -7154,10 +7084,12 @@
     <w:rsid w:val="002835FC"/>
     <w:rsid w:val="002C06A7"/>
     <w:rsid w:val="00377B47"/>
+    <w:rsid w:val="00484C89"/>
     <w:rsid w:val="004F7F49"/>
     <w:rsid w:val="0057410B"/>
     <w:rsid w:val="00595623"/>
     <w:rsid w:val="005B27DB"/>
+    <w:rsid w:val="00643A44"/>
     <w:rsid w:val="006D0EDE"/>
     <w:rsid w:val="006E2FCC"/>
     <w:rsid w:val="00704192"/>
@@ -7932,6 +7864,25 @@
 </file>
 
 <file path=customXml/item3.xml><?xml version="1.0" encoding="utf-8"?>
+<p:properties xmlns:p="http://schemas.microsoft.com/office/2006/metadata/properties" xmlns:xsi="http://www.w3.org/2001/XMLSchema-instance" xmlns:pc="http://schemas.microsoft.com/office/infopath/2007/PartnerControls">
+  <documentManagement>
+    <lcf76f155ced4ddcb4097134ff3c332f xmlns="e1e7bc46-bed0-459f-9452-a76b1c5b695e">
+      <Terms xmlns="http://schemas.microsoft.com/office/infopath/2007/PartnerControls"/>
+    </lcf76f155ced4ddcb4097134ff3c332f>
+  </documentManagement>
+</p:properties>
+</file>
+
+<file path=customXml/item4.xml><?xml version="1.0" encoding="utf-8"?>
+<?mso-contentType ?>
+<FormTemplates xmlns="http://schemas.microsoft.com/sharepoint/v3/contenttype/forms">
+  <Display>DocumentLibraryForm</Display>
+  <Edit>DocumentLibraryForm</Edit>
+  <New>DocumentLibraryForm</New>
+</FormTemplates>
+</file>
+
+<file path=customXml/item5.xml><?xml version="1.0" encoding="utf-8"?>
 <ct:contentTypeSchema xmlns:ct="http://schemas.microsoft.com/office/2006/metadata/contentType" xmlns:ma="http://schemas.microsoft.com/office/2006/metadata/properties/metaAttributes" ct:_="" ma:_="" ma:contentTypeName="Documento" ma:contentTypeID="0x0101005395107FFD641345A10C8A5ACACB9D20" ma:contentTypeVersion="13" ma:contentTypeDescription="Crear nuevo documento." ma:contentTypeScope="" ma:versionID="7407f70e7181b908656026f379795b2c">
   <xsd:schema xmlns:xsd="http://www.w3.org/2001/XMLSchema" xmlns:xs="http://www.w3.org/2001/XMLSchema" xmlns:p="http://schemas.microsoft.com/office/2006/metadata/properties" xmlns:ns2="e1e7bc46-bed0-459f-9452-a76b1c5b695e" xmlns:ns3="bb8cf7e1-610f-40a0-8f00-126b9d139fde" targetNamespace="http://schemas.microsoft.com/office/2006/metadata/properties" ma:root="true" ma:fieldsID="b29ea8901729e1eaaa4e48e09148c760" ns2:_="" ns3:_="">
     <xsd:import namespace="e1e7bc46-bed0-459f-9452-a76b1c5b695e"/>
@@ -8148,25 +8099,6 @@
 </ct:contentTypeSchema>
 </file>
 
-<file path=customXml/item4.xml><?xml version="1.0" encoding="utf-8"?>
-<?mso-contentType ?>
-<FormTemplates xmlns="http://schemas.microsoft.com/sharepoint/v3/contenttype/forms">
-  <Display>DocumentLibraryForm</Display>
-  <Edit>DocumentLibraryForm</Edit>
-  <New>DocumentLibraryForm</New>
-</FormTemplates>
-</file>
-
-<file path=customXml/item5.xml><?xml version="1.0" encoding="utf-8"?>
-<p:properties xmlns:p="http://schemas.microsoft.com/office/2006/metadata/properties" xmlns:xsi="http://www.w3.org/2001/XMLSchema-instance" xmlns:pc="http://schemas.microsoft.com/office/infopath/2007/PartnerControls">
-  <documentManagement>
-    <lcf76f155ced4ddcb4097134ff3c332f xmlns="e1e7bc46-bed0-459f-9452-a76b1c5b695e">
-      <Terms xmlns="http://schemas.microsoft.com/office/infopath/2007/PartnerControls"/>
-    </lcf76f155ced4ddcb4097134ff3c332f>
-  </documentManagement>
-</p:properties>
-</file>
-
 <file path=customXml/itemProps1.xml><?xml version="1.0" encoding="utf-8"?>
 <ds:datastoreItem xmlns:ds="http://schemas.openxmlformats.org/officeDocument/2006/customXml" ds:itemID="{55AF091B-3C7A-41E3-B477-F2FDAA23CFDA}">
   <ds:schemaRefs>
@@ -8184,6 +8116,24 @@
 </file>
 
 <file path=customXml/itemProps3.xml><?xml version="1.0" encoding="utf-8"?>
+<ds:datastoreItem xmlns:ds="http://schemas.openxmlformats.org/officeDocument/2006/customXml" ds:itemID="{E1036DFC-1D85-404D-898C-621D06C0EB1C}">
+  <ds:schemaRefs>
+    <ds:schemaRef ds:uri="http://schemas.microsoft.com/office/2006/metadata/properties"/>
+    <ds:schemaRef ds:uri="http://schemas.microsoft.com/office/infopath/2007/PartnerControls"/>
+    <ds:schemaRef ds:uri="e1e7bc46-bed0-459f-9452-a76b1c5b695e"/>
+  </ds:schemaRefs>
+</ds:datastoreItem>
+</file>
+
+<file path=customXml/itemProps4.xml><?xml version="1.0" encoding="utf-8"?>
+<ds:datastoreItem xmlns:ds="http://schemas.openxmlformats.org/officeDocument/2006/customXml" ds:itemID="{EE9AAF0E-D63F-459F-A0FB-CDCE9F728F33}">
+  <ds:schemaRefs>
+    <ds:schemaRef ds:uri="http://schemas.microsoft.com/sharepoint/v3/contenttype/forms"/>
+  </ds:schemaRefs>
+</ds:datastoreItem>
+</file>
+
+<file path=customXml/itemProps5.xml><?xml version="1.0" encoding="utf-8"?>
 <ds:datastoreItem xmlns:ds="http://schemas.openxmlformats.org/officeDocument/2006/customXml" ds:itemID="{444115BD-C1C6-48AD-B714-E1866627071D}">
   <ds:schemaRefs>
     <ds:schemaRef ds:uri="http://schemas.microsoft.com/office/2006/metadata/contentType"/>
@@ -8200,22 +8150,4 @@
     <ds:schemaRef ds:uri="http://schemas.microsoft.com/internal/obd"/>
   </ds:schemaRefs>
 </ds:datastoreItem>
-</file>
-
-<file path=customXml/itemProps4.xml><?xml version="1.0" encoding="utf-8"?>
-<ds:datastoreItem xmlns:ds="http://schemas.openxmlformats.org/officeDocument/2006/customXml" ds:itemID="{EE9AAF0E-D63F-459F-A0FB-CDCE9F728F33}">
-  <ds:schemaRefs>
-    <ds:schemaRef ds:uri="http://schemas.microsoft.com/sharepoint/v3/contenttype/forms"/>
-  </ds:schemaRefs>
-</ds:datastoreItem>
-</file>
-
-<file path=customXml/itemProps5.xml><?xml version="1.0" encoding="utf-8"?>
-<ds:datastoreItem xmlns:ds="http://schemas.openxmlformats.org/officeDocument/2006/customXml" ds:itemID="{E1036DFC-1D85-404D-898C-621D06C0EB1C}">
-  <ds:schemaRefs>
-    <ds:schemaRef ds:uri="http://schemas.microsoft.com/office/2006/metadata/properties"/>
-    <ds:schemaRef ds:uri="http://schemas.microsoft.com/office/infopath/2007/PartnerControls"/>
-    <ds:schemaRef ds:uri="e1e7bc46-bed0-459f-9452-a76b1c5b695e"/>
-  </ds:schemaRefs>
-</ds:datastoreItem>
 </file>
--- a/Fase 2/Evidencias Proyecto (version Agil)/Documento 05 - Documento de Diseño.docx
+++ b/Fase 2/Evidencias Proyecto (version Agil)/Documento 05 - Documento de Diseño.docx
@@ -2692,16 +2692,15 @@
           <w:rFonts w:asciiTheme="minorHAnsi" w:eastAsiaTheme="minorHAnsi" w:hAnsiTheme="minorHAnsi" w:cstheme="minorBidi"/>
           <w:b w:val="0"/>
           <w:bCs w:val="0"/>
-          <w:noProof/>
           <w:color w:val="auto"/>
           <w:sz w:val="22"/>
           <w:szCs w:val="22"/>
         </w:rPr>
         <w:drawing>
-          <wp:inline distT="0" distB="0" distL="0" distR="0" wp14:anchorId="515D6152" wp14:editId="380E1762">
-            <wp:extent cx="5612130" cy="4895215"/>
+          <wp:inline distT="0" distB="0" distL="0" distR="0" wp14:anchorId="44F94B35" wp14:editId="246BD1DE">
+            <wp:extent cx="5612130" cy="3777615"/>
             <wp:effectExtent l="0" t="0" r="0" b="0"/>
-            <wp:docPr id="1229241245" name="Imagen 1"/>
+            <wp:docPr id="1831957324" name="Imagen 1"/>
             <wp:cNvGraphicFramePr>
               <a:graphicFrameLocks xmlns:a="http://schemas.openxmlformats.org/drawingml/2006/main" noChangeAspect="1"/>
             </wp:cNvGraphicFramePr>
@@ -2709,7 +2708,7 @@
               <a:graphicData uri="http://schemas.openxmlformats.org/drawingml/2006/picture">
                 <pic:pic xmlns:pic="http://schemas.openxmlformats.org/drawingml/2006/picture">
                   <pic:nvPicPr>
-                    <pic:cNvPr id="1229241245" name="Imagen 1229241245"/>
+                    <pic:cNvPr id="1831957324" name=""/>
                     <pic:cNvPicPr/>
                   </pic:nvPicPr>
                   <pic:blipFill>
@@ -2721,7 +2720,7 @@
                   <pic:spPr>
                     <a:xfrm>
                       <a:off x="0" y="0"/>
-                      <a:ext cx="5612130" cy="4895215"/>
+                      <a:ext cx="5612130" cy="3777615"/>
                     </a:xfrm>
                     <a:prstGeom prst="rect">
                       <a:avLst/>
@@ -2773,14 +2772,11 @@
         <w:jc w:val="center"/>
       </w:pPr>
       <w:r>
-        <w:rPr>
-          <w:noProof/>
-        </w:rPr>
         <w:drawing>
-          <wp:inline distT="0" distB="0" distL="0" distR="0" wp14:anchorId="4607DA32" wp14:editId="11E75B64">
-            <wp:extent cx="5612130" cy="4112895"/>
+          <wp:inline distT="0" distB="0" distL="0" distR="0" wp14:anchorId="4748E1CA" wp14:editId="03F5FA10">
+            <wp:extent cx="5612130" cy="5431155"/>
             <wp:effectExtent l="0" t="0" r="0" b="0"/>
-            <wp:docPr id="910382827" name="Imagen 2"/>
+            <wp:docPr id="1819644390" name="Imagen 1"/>
             <wp:cNvGraphicFramePr>
               <a:graphicFrameLocks xmlns:a="http://schemas.openxmlformats.org/drawingml/2006/main" noChangeAspect="1"/>
             </wp:cNvGraphicFramePr>
@@ -2788,7 +2784,7 @@
               <a:graphicData uri="http://schemas.openxmlformats.org/drawingml/2006/picture">
                 <pic:pic xmlns:pic="http://schemas.openxmlformats.org/drawingml/2006/picture">
                   <pic:nvPicPr>
-                    <pic:cNvPr id="910382827" name="Imagen 910382827"/>
+                    <pic:cNvPr id="1819644390" name=""/>
                     <pic:cNvPicPr/>
                   </pic:nvPicPr>
                   <pic:blipFill>
@@ -2800,7 +2796,7 @@
                   <pic:spPr>
                     <a:xfrm>
                       <a:off x="0" y="0"/>
-                      <a:ext cx="5612130" cy="4112895"/>
+                      <a:ext cx="5612130" cy="5431155"/>
                     </a:xfrm>
                     <a:prstGeom prst="rect">
                       <a:avLst/>
@@ -2829,14 +2825,11 @@
     </w:p>
     <w:p>
       <w:r>
-        <w:rPr>
-          <w:noProof/>
-        </w:rPr>
         <w:drawing>
-          <wp:inline distT="0" distB="0" distL="0" distR="0" wp14:anchorId="785F3A73" wp14:editId="13CF6DD0">
-            <wp:extent cx="4668644" cy="7835900"/>
+          <wp:inline distT="0" distB="0" distL="0" distR="0" wp14:anchorId="22FB928F" wp14:editId="5A157B3A">
+            <wp:extent cx="3503746" cy="7824470"/>
             <wp:effectExtent l="0" t="0" r="0" b="0"/>
-            <wp:docPr id="59645325" name="Imagen 3"/>
+            <wp:docPr id="1824620616" name="Imagen 1"/>
             <wp:cNvGraphicFramePr>
               <a:graphicFrameLocks xmlns:a="http://schemas.openxmlformats.org/drawingml/2006/main" noChangeAspect="1"/>
             </wp:cNvGraphicFramePr>
@@ -2844,7 +2837,7 @@
               <a:graphicData uri="http://schemas.openxmlformats.org/drawingml/2006/picture">
                 <pic:pic xmlns:pic="http://schemas.openxmlformats.org/drawingml/2006/picture">
                   <pic:nvPicPr>
-                    <pic:cNvPr id="59645325" name="Imagen 59645325"/>
+                    <pic:cNvPr id="1824620616" name=""/>
                     <pic:cNvPicPr/>
                   </pic:nvPicPr>
                   <pic:blipFill>
@@ -2856,7 +2849,7 @@
                   <pic:spPr>
                     <a:xfrm>
                       <a:off x="0" y="0"/>
-                      <a:ext cx="4674055" cy="7844982"/>
+                      <a:ext cx="3507081" cy="7831919"/>
                     </a:xfrm>
                     <a:prstGeom prst="rect">
                       <a:avLst/>
@@ -2889,14 +2882,11 @@
         <w:jc w:val="center"/>
       </w:pPr>
       <w:r>
-        <w:rPr>
-          <w:noProof/>
-        </w:rPr>
         <w:drawing>
-          <wp:inline distT="0" distB="0" distL="0" distR="0" wp14:anchorId="664D25FD" wp14:editId="679A997B">
-            <wp:extent cx="3876675" cy="5581650"/>
-            <wp:effectExtent l="0" t="0" r="0" b="0"/>
-            <wp:docPr id="1723435650" name="Imagen 4"/>
+          <wp:inline distT="0" distB="0" distL="0" distR="0" wp14:anchorId="699A3E17" wp14:editId="5D4CDB09">
+            <wp:extent cx="3829050" cy="6200775"/>
+            <wp:effectExtent l="0" t="0" r="0" b="9525"/>
+            <wp:docPr id="1239915774" name="Imagen 1"/>
             <wp:cNvGraphicFramePr>
               <a:graphicFrameLocks xmlns:a="http://schemas.openxmlformats.org/drawingml/2006/main" noChangeAspect="1"/>
             </wp:cNvGraphicFramePr>
@@ -2904,7 +2894,7 @@
               <a:graphicData uri="http://schemas.openxmlformats.org/drawingml/2006/picture">
                 <pic:pic xmlns:pic="http://schemas.openxmlformats.org/drawingml/2006/picture">
                   <pic:nvPicPr>
-                    <pic:cNvPr id="1723435650" name="Imagen 1723435650"/>
+                    <pic:cNvPr id="1239915774" name=""/>
                     <pic:cNvPicPr/>
                   </pic:nvPicPr>
                   <pic:blipFill>
@@ -2916,7 +2906,7 @@
                   <pic:spPr>
                     <a:xfrm>
                       <a:off x="0" y="0"/>
-                      <a:ext cx="3876675" cy="5581650"/>
+                      <a:ext cx="3829050" cy="6200775"/>
                     </a:xfrm>
                     <a:prstGeom prst="rect">
                       <a:avLst/>
@@ -7085,6 +7075,7 @@
     <w:rsid w:val="002C06A7"/>
     <w:rsid w:val="00377B47"/>
     <w:rsid w:val="00484C89"/>
+    <w:rsid w:val="004D08F5"/>
     <w:rsid w:val="004F7F49"/>
     <w:rsid w:val="0057410B"/>
     <w:rsid w:val="00595623"/>
@@ -7097,6 +7088,7 @@
     <w:rsid w:val="00825B36"/>
     <w:rsid w:val="008E5D5B"/>
     <w:rsid w:val="00960213"/>
+    <w:rsid w:val="009851FF"/>
     <w:rsid w:val="00AE6FE7"/>
     <w:rsid w:val="00B86F34"/>
     <w:rsid w:val="00BD2436"/>
@@ -7864,25 +7856,6 @@
 </file>
 
 <file path=customXml/item3.xml><?xml version="1.0" encoding="utf-8"?>
-<p:properties xmlns:p="http://schemas.microsoft.com/office/2006/metadata/properties" xmlns:xsi="http://www.w3.org/2001/XMLSchema-instance" xmlns:pc="http://schemas.microsoft.com/office/infopath/2007/PartnerControls">
-  <documentManagement>
-    <lcf76f155ced4ddcb4097134ff3c332f xmlns="e1e7bc46-bed0-459f-9452-a76b1c5b695e">
-      <Terms xmlns="http://schemas.microsoft.com/office/infopath/2007/PartnerControls"/>
-    </lcf76f155ced4ddcb4097134ff3c332f>
-  </documentManagement>
-</p:properties>
-</file>
-
-<file path=customXml/item4.xml><?xml version="1.0" encoding="utf-8"?>
-<?mso-contentType ?>
-<FormTemplates xmlns="http://schemas.microsoft.com/sharepoint/v3/contenttype/forms">
-  <Display>DocumentLibraryForm</Display>
-  <Edit>DocumentLibraryForm</Edit>
-  <New>DocumentLibraryForm</New>
-</FormTemplates>
-</file>
-
-<file path=customXml/item5.xml><?xml version="1.0" encoding="utf-8"?>
 <ct:contentTypeSchema xmlns:ct="http://schemas.microsoft.com/office/2006/metadata/contentType" xmlns:ma="http://schemas.microsoft.com/office/2006/metadata/properties/metaAttributes" ct:_="" ma:_="" ma:contentTypeName="Documento" ma:contentTypeID="0x0101005395107FFD641345A10C8A5ACACB9D20" ma:contentTypeVersion="13" ma:contentTypeDescription="Crear nuevo documento." ma:contentTypeScope="" ma:versionID="7407f70e7181b908656026f379795b2c">
   <xsd:schema xmlns:xsd="http://www.w3.org/2001/XMLSchema" xmlns:xs="http://www.w3.org/2001/XMLSchema" xmlns:p="http://schemas.microsoft.com/office/2006/metadata/properties" xmlns:ns2="e1e7bc46-bed0-459f-9452-a76b1c5b695e" xmlns:ns3="bb8cf7e1-610f-40a0-8f00-126b9d139fde" targetNamespace="http://schemas.microsoft.com/office/2006/metadata/properties" ma:root="true" ma:fieldsID="b29ea8901729e1eaaa4e48e09148c760" ns2:_="" ns3:_="">
     <xsd:import namespace="e1e7bc46-bed0-459f-9452-a76b1c5b695e"/>
@@ -8099,6 +8072,25 @@
 </ct:contentTypeSchema>
 </file>
 
+<file path=customXml/item4.xml><?xml version="1.0" encoding="utf-8"?>
+<?mso-contentType ?>
+<FormTemplates xmlns="http://schemas.microsoft.com/sharepoint/v3/contenttype/forms">
+  <Display>DocumentLibraryForm</Display>
+  <Edit>DocumentLibraryForm</Edit>
+  <New>DocumentLibraryForm</New>
+</FormTemplates>
+</file>
+
+<file path=customXml/item5.xml><?xml version="1.0" encoding="utf-8"?>
+<p:properties xmlns:p="http://schemas.microsoft.com/office/2006/metadata/properties" xmlns:xsi="http://www.w3.org/2001/XMLSchema-instance" xmlns:pc="http://schemas.microsoft.com/office/infopath/2007/PartnerControls">
+  <documentManagement>
+    <lcf76f155ced4ddcb4097134ff3c332f xmlns="e1e7bc46-bed0-459f-9452-a76b1c5b695e">
+      <Terms xmlns="http://schemas.microsoft.com/office/infopath/2007/PartnerControls"/>
+    </lcf76f155ced4ddcb4097134ff3c332f>
+  </documentManagement>
+</p:properties>
+</file>
+
 <file path=customXml/itemProps1.xml><?xml version="1.0" encoding="utf-8"?>
 <ds:datastoreItem xmlns:ds="http://schemas.openxmlformats.org/officeDocument/2006/customXml" ds:itemID="{55AF091B-3C7A-41E3-B477-F2FDAA23CFDA}">
   <ds:schemaRefs>
@@ -8116,24 +8108,6 @@
 </file>
 
 <file path=customXml/itemProps3.xml><?xml version="1.0" encoding="utf-8"?>
-<ds:datastoreItem xmlns:ds="http://schemas.openxmlformats.org/officeDocument/2006/customXml" ds:itemID="{E1036DFC-1D85-404D-898C-621D06C0EB1C}">
-  <ds:schemaRefs>
-    <ds:schemaRef ds:uri="http://schemas.microsoft.com/office/2006/metadata/properties"/>
-    <ds:schemaRef ds:uri="http://schemas.microsoft.com/office/infopath/2007/PartnerControls"/>
-    <ds:schemaRef ds:uri="e1e7bc46-bed0-459f-9452-a76b1c5b695e"/>
-  </ds:schemaRefs>
-</ds:datastoreItem>
-</file>
-
-<file path=customXml/itemProps4.xml><?xml version="1.0" encoding="utf-8"?>
-<ds:datastoreItem xmlns:ds="http://schemas.openxmlformats.org/officeDocument/2006/customXml" ds:itemID="{EE9AAF0E-D63F-459F-A0FB-CDCE9F728F33}">
-  <ds:schemaRefs>
-    <ds:schemaRef ds:uri="http://schemas.microsoft.com/sharepoint/v3/contenttype/forms"/>
-  </ds:schemaRefs>
-</ds:datastoreItem>
-</file>
-
-<file path=customXml/itemProps5.xml><?xml version="1.0" encoding="utf-8"?>
 <ds:datastoreItem xmlns:ds="http://schemas.openxmlformats.org/officeDocument/2006/customXml" ds:itemID="{444115BD-C1C6-48AD-B714-E1866627071D}">
   <ds:schemaRefs>
     <ds:schemaRef ds:uri="http://schemas.microsoft.com/office/2006/metadata/contentType"/>
@@ -8150,4 +8124,22 @@
     <ds:schemaRef ds:uri="http://schemas.microsoft.com/internal/obd"/>
   </ds:schemaRefs>
 </ds:datastoreItem>
+</file>
+
+<file path=customXml/itemProps4.xml><?xml version="1.0" encoding="utf-8"?>
+<ds:datastoreItem xmlns:ds="http://schemas.openxmlformats.org/officeDocument/2006/customXml" ds:itemID="{EE9AAF0E-D63F-459F-A0FB-CDCE9F728F33}">
+  <ds:schemaRefs>
+    <ds:schemaRef ds:uri="http://schemas.microsoft.com/sharepoint/v3/contenttype/forms"/>
+  </ds:schemaRefs>
+</ds:datastoreItem>
+</file>
+
+<file path=customXml/itemProps5.xml><?xml version="1.0" encoding="utf-8"?>
+<ds:datastoreItem xmlns:ds="http://schemas.openxmlformats.org/officeDocument/2006/customXml" ds:itemID="{E1036DFC-1D85-404D-898C-621D06C0EB1C}">
+  <ds:schemaRefs>
+    <ds:schemaRef ds:uri="http://schemas.microsoft.com/office/2006/metadata/properties"/>
+    <ds:schemaRef ds:uri="http://schemas.microsoft.com/office/infopath/2007/PartnerControls"/>
+    <ds:schemaRef ds:uri="e1e7bc46-bed0-459f-9452-a76b1c5b695e"/>
+  </ds:schemaRefs>
+</ds:datastoreItem>
 </file>
--- a/Fase 2/Evidencias Proyecto (version Agil)/Documento 05 - Documento de Diseño.docx
+++ b/Fase 2/Evidencias Proyecto (version Agil)/Documento 05 - Documento de Diseño.docx
@@ -2692,6 +2692,7 @@
           <w:rFonts w:asciiTheme="minorHAnsi" w:eastAsiaTheme="minorHAnsi" w:hAnsiTheme="minorHAnsi" w:cstheme="minorBidi"/>
           <w:b w:val="0"/>
           <w:bCs w:val="0"/>
+          <w:noProof/>
           <w:color w:val="auto"/>
           <w:sz w:val="22"/>
           <w:szCs w:val="22"/>
@@ -2772,6 +2773,9 @@
         <w:jc w:val="center"/>
       </w:pPr>
       <w:r>
+        <w:rPr>
+          <w:noProof/>
+        </w:rPr>
         <w:drawing>
           <wp:inline distT="0" distB="0" distL="0" distR="0" wp14:anchorId="4748E1CA" wp14:editId="03F5FA10">
             <wp:extent cx="5612130" cy="5431155"/>
@@ -2825,6 +2829,9 @@
     </w:p>
     <w:p>
       <w:r>
+        <w:rPr>
+          <w:noProof/>
+        </w:rPr>
         <w:drawing>
           <wp:inline distT="0" distB="0" distL="0" distR="0" wp14:anchorId="22FB928F" wp14:editId="5A157B3A">
             <wp:extent cx="3503746" cy="7824470"/>
@@ -2882,6 +2889,9 @@
         <w:jc w:val="center"/>
       </w:pPr>
       <w:r>
+        <w:rPr>
+          <w:noProof/>
+        </w:rPr>
         <w:drawing>
           <wp:inline distT="0" distB="0" distL="0" distR="0" wp14:anchorId="699A3E17" wp14:editId="5D4CDB09">
             <wp:extent cx="3829050" cy="6200775"/>
@@ -3191,15 +3201,15 @@
         </w:rPr>
         <w:lastRenderedPageBreak/>
         <w:drawing>
-          <wp:anchor distT="0" distB="0" distL="114300" distR="114300" simplePos="0" relativeHeight="251657728" behindDoc="1" locked="0" layoutInCell="1" allowOverlap="1" wp14:anchorId="0A024C78" wp14:editId="7C560788">
+          <wp:anchor distT="0" distB="0" distL="114300" distR="114300" simplePos="0" relativeHeight="251657728" behindDoc="1" locked="0" layoutInCell="1" allowOverlap="1" wp14:anchorId="0A024C78" wp14:editId="0572B3EF">
             <wp:simplePos x="0" y="0"/>
             <wp:positionH relativeFrom="column">
-              <wp:posOffset>-594995</wp:posOffset>
+              <wp:posOffset>-557479</wp:posOffset>
             </wp:positionH>
             <wp:positionV relativeFrom="paragraph">
-              <wp:posOffset>381635</wp:posOffset>
+              <wp:posOffset>385445</wp:posOffset>
             </wp:positionV>
-            <wp:extent cx="7045490" cy="8535670"/>
+            <wp:extent cx="6971728" cy="8535670"/>
             <wp:effectExtent l="0" t="0" r="0" b="0"/>
             <wp:wrapNone/>
             <wp:docPr id="918983248" name="Imagen 10"/>
@@ -3224,7 +3234,7 @@
                   <pic:spPr bwMode="auto">
                     <a:xfrm>
                       <a:off x="0" y="0"/>
-                      <a:ext cx="7045490" cy="8535670"/>
+                      <a:ext cx="6971728" cy="8535670"/>
                     </a:xfrm>
                     <a:prstGeom prst="rect">
                       <a:avLst/>
@@ -3322,15 +3332,15 @@
         </w:rPr>
         <w:lastRenderedPageBreak/>
         <w:drawing>
-          <wp:anchor distT="0" distB="0" distL="114300" distR="114300" simplePos="0" relativeHeight="251658752" behindDoc="1" locked="0" layoutInCell="1" allowOverlap="1" wp14:anchorId="0F052675" wp14:editId="0508992A">
+          <wp:anchor distT="0" distB="0" distL="114300" distR="114300" simplePos="0" relativeHeight="251658752" behindDoc="1" locked="0" layoutInCell="1" allowOverlap="1" wp14:anchorId="0F052675" wp14:editId="24E9B5FB">
             <wp:simplePos x="0" y="0"/>
             <wp:positionH relativeFrom="column">
-              <wp:posOffset>-246868</wp:posOffset>
+              <wp:posOffset>-718186</wp:posOffset>
             </wp:positionH>
             <wp:positionV relativeFrom="paragraph">
-              <wp:posOffset>-88265</wp:posOffset>
+              <wp:posOffset>-90805</wp:posOffset>
             </wp:positionV>
-            <wp:extent cx="6271846" cy="9052724"/>
+            <wp:extent cx="7172325" cy="9051925"/>
             <wp:effectExtent l="0" t="0" r="0" b="0"/>
             <wp:wrapNone/>
             <wp:docPr id="1396443609" name="Imagen 11"/>
@@ -3355,7 +3365,7 @@
                   <pic:spPr bwMode="auto">
                     <a:xfrm>
                       <a:off x="0" y="0"/>
-                      <a:ext cx="6271846" cy="9052724"/>
+                      <a:ext cx="7172325" cy="9051925"/>
                     </a:xfrm>
                     <a:prstGeom prst="rect">
                       <a:avLst/>
@@ -6987,7 +6997,7 @@
     <w:charset w:val="00"/>
     <w:family w:val="swiss"/>
     <w:pitch w:val="variable"/>
-    <w:sig w:usb0="E4002EFF" w:usb1="C200247B" w:usb2="00000009" w:usb3="00000000" w:csb0="000001FF" w:csb1="00000000"/>
+    <w:sig w:usb0="E4002EFF" w:usb1="C000247B" w:usb2="00000009" w:usb3="00000000" w:csb0="000001FF" w:csb1="00000000"/>
   </w:font>
   <w:font w:name="Cambria">
     <w:panose1 w:val="02040503050406030204"/>
@@ -7071,12 +7081,14 @@
     <w:rsid w:val="00153A14"/>
     <w:rsid w:val="00194DF5"/>
     <w:rsid w:val="001B14B7"/>
+    <w:rsid w:val="00256605"/>
     <w:rsid w:val="002835FC"/>
     <w:rsid w:val="002C06A7"/>
     <w:rsid w:val="00377B47"/>
     <w:rsid w:val="00484C89"/>
     <w:rsid w:val="004D08F5"/>
     <w:rsid w:val="004F7F49"/>
+    <w:rsid w:val="00561305"/>
     <w:rsid w:val="0057410B"/>
     <w:rsid w:val="00595623"/>
     <w:rsid w:val="005B27DB"/>
@@ -7852,10 +7864,25 @@
 </file>
 
 <file path=customXml/item2.xml><?xml version="1.0" encoding="utf-8"?>
-<b:Sources xmlns:b="http://schemas.openxmlformats.org/officeDocument/2006/bibliography" xmlns="http://schemas.openxmlformats.org/officeDocument/2006/bibliography" SelectedStyle="\APA.XSL" StyleName="APA"/>
+<p:properties xmlns:p="http://schemas.microsoft.com/office/2006/metadata/properties" xmlns:xsi="http://www.w3.org/2001/XMLSchema-instance" xmlns:pc="http://schemas.microsoft.com/office/infopath/2007/PartnerControls">
+  <documentManagement>
+    <lcf76f155ced4ddcb4097134ff3c332f xmlns="e1e7bc46-bed0-459f-9452-a76b1c5b695e">
+      <Terms xmlns="http://schemas.microsoft.com/office/infopath/2007/PartnerControls"/>
+    </lcf76f155ced4ddcb4097134ff3c332f>
+  </documentManagement>
+</p:properties>
 </file>
 
 <file path=customXml/item3.xml><?xml version="1.0" encoding="utf-8"?>
+<?mso-contentType ?>
+<FormTemplates xmlns="http://schemas.microsoft.com/sharepoint/v3/contenttype/forms">
+  <Display>DocumentLibraryForm</Display>
+  <Edit>DocumentLibraryForm</Edit>
+  <New>DocumentLibraryForm</New>
+</FormTemplates>
+</file>
+
+<file path=customXml/item4.xml><?xml version="1.0" encoding="utf-8"?>
 <ct:contentTypeSchema xmlns:ct="http://schemas.microsoft.com/office/2006/metadata/contentType" xmlns:ma="http://schemas.microsoft.com/office/2006/metadata/properties/metaAttributes" ct:_="" ma:_="" ma:contentTypeName="Documento" ma:contentTypeID="0x0101005395107FFD641345A10C8A5ACACB9D20" ma:contentTypeVersion="13" ma:contentTypeDescription="Crear nuevo documento." ma:contentTypeScope="" ma:versionID="7407f70e7181b908656026f379795b2c">
   <xsd:schema xmlns:xsd="http://www.w3.org/2001/XMLSchema" xmlns:xs="http://www.w3.org/2001/XMLSchema" xmlns:p="http://schemas.microsoft.com/office/2006/metadata/properties" xmlns:ns2="e1e7bc46-bed0-459f-9452-a76b1c5b695e" xmlns:ns3="bb8cf7e1-610f-40a0-8f00-126b9d139fde" targetNamespace="http://schemas.microsoft.com/office/2006/metadata/properties" ma:root="true" ma:fieldsID="b29ea8901729e1eaaa4e48e09148c760" ns2:_="" ns3:_="">
     <xsd:import namespace="e1e7bc46-bed0-459f-9452-a76b1c5b695e"/>
@@ -8072,23 +8099,8 @@
 </ct:contentTypeSchema>
 </file>
 
-<file path=customXml/item4.xml><?xml version="1.0" encoding="utf-8"?>
-<?mso-contentType ?>
-<FormTemplates xmlns="http://schemas.microsoft.com/sharepoint/v3/contenttype/forms">
-  <Display>DocumentLibraryForm</Display>
-  <Edit>DocumentLibraryForm</Edit>
-  <New>DocumentLibraryForm</New>
-</FormTemplates>
-</file>
-
 <file path=customXml/item5.xml><?xml version="1.0" encoding="utf-8"?>
-<p:properties xmlns:p="http://schemas.microsoft.com/office/2006/metadata/properties" xmlns:xsi="http://www.w3.org/2001/XMLSchema-instance" xmlns:pc="http://schemas.microsoft.com/office/infopath/2007/PartnerControls">
-  <documentManagement>
-    <lcf76f155ced4ddcb4097134ff3c332f xmlns="e1e7bc46-bed0-459f-9452-a76b1c5b695e">
-      <Terms xmlns="http://schemas.microsoft.com/office/infopath/2007/PartnerControls"/>
-    </lcf76f155ced4ddcb4097134ff3c332f>
-  </documentManagement>
-</p:properties>
+<b:Sources xmlns:b="http://schemas.openxmlformats.org/officeDocument/2006/bibliography" xmlns="http://schemas.openxmlformats.org/officeDocument/2006/bibliography" SelectedStyle="\APA.XSL" StyleName="APA"/>
 </file>
 
 <file path=customXml/itemProps1.xml><?xml version="1.0" encoding="utf-8"?>
@@ -8100,14 +8112,24 @@
 </file>
 
 <file path=customXml/itemProps2.xml><?xml version="1.0" encoding="utf-8"?>
-<ds:datastoreItem xmlns:ds="http://schemas.openxmlformats.org/officeDocument/2006/customXml" ds:itemID="{BD6EC776-6679-4C69-98E3-6D068EA0A3C9}">
+<ds:datastoreItem xmlns:ds="http://schemas.openxmlformats.org/officeDocument/2006/customXml" ds:itemID="{E1036DFC-1D85-404D-898C-621D06C0EB1C}">
   <ds:schemaRefs>
-    <ds:schemaRef ds:uri="http://schemas.openxmlformats.org/officeDocument/2006/bibliography"/>
+    <ds:schemaRef ds:uri="http://schemas.microsoft.com/office/2006/metadata/properties"/>
+    <ds:schemaRef ds:uri="http://schemas.microsoft.com/office/infopath/2007/PartnerControls"/>
+    <ds:schemaRef ds:uri="e1e7bc46-bed0-459f-9452-a76b1c5b695e"/>
   </ds:schemaRefs>
 </ds:datastoreItem>
 </file>
 
 <file path=customXml/itemProps3.xml><?xml version="1.0" encoding="utf-8"?>
+<ds:datastoreItem xmlns:ds="http://schemas.openxmlformats.org/officeDocument/2006/customXml" ds:itemID="{EE9AAF0E-D63F-459F-A0FB-CDCE9F728F33}">
+  <ds:schemaRefs>
+    <ds:schemaRef ds:uri="http://schemas.microsoft.com/sharepoint/v3/contenttype/forms"/>
+  </ds:schemaRefs>
+</ds:datastoreItem>
+</file>
+
+<file path=customXml/itemProps4.xml><?xml version="1.0" encoding="utf-8"?>
 <ds:datastoreItem xmlns:ds="http://schemas.openxmlformats.org/officeDocument/2006/customXml" ds:itemID="{444115BD-C1C6-48AD-B714-E1866627071D}">
   <ds:schemaRefs>
     <ds:schemaRef ds:uri="http://schemas.microsoft.com/office/2006/metadata/contentType"/>
@@ -8126,20 +8148,10 @@
 </ds:datastoreItem>
 </file>
 
-<file path=customXml/itemProps4.xml><?xml version="1.0" encoding="utf-8"?>
-<ds:datastoreItem xmlns:ds="http://schemas.openxmlformats.org/officeDocument/2006/customXml" ds:itemID="{EE9AAF0E-D63F-459F-A0FB-CDCE9F728F33}">
+<file path=customXml/itemProps5.xml><?xml version="1.0" encoding="utf-8"?>
+<ds:datastoreItem xmlns:ds="http://schemas.openxmlformats.org/officeDocument/2006/customXml" ds:itemID="{BD6EC776-6679-4C69-98E3-6D068EA0A3C9}">
   <ds:schemaRefs>
-    <ds:schemaRef ds:uri="http://schemas.microsoft.com/sharepoint/v3/contenttype/forms"/>
-  </ds:schemaRefs>
-</ds:datastoreItem>
-</file>
-
-<file path=customXml/itemProps5.xml><?xml version="1.0" encoding="utf-8"?>
-<ds:datastoreItem xmlns:ds="http://schemas.openxmlformats.org/officeDocument/2006/customXml" ds:itemID="{E1036DFC-1D85-404D-898C-621D06C0EB1C}">
-  <ds:schemaRefs>
-    <ds:schemaRef ds:uri="http://schemas.microsoft.com/office/2006/metadata/properties"/>
-    <ds:schemaRef ds:uri="http://schemas.microsoft.com/office/infopath/2007/PartnerControls"/>
-    <ds:schemaRef ds:uri="e1e7bc46-bed0-459f-9452-a76b1c5b695e"/>
+    <ds:schemaRef ds:uri="http://schemas.openxmlformats.org/officeDocument/2006/bibliography"/>
   </ds:schemaRefs>
 </ds:datastoreItem>
 </file>
--- a/Fase 2/Evidencias Proyecto (version Agil)/Documento 05 - Documento de Diseño.docx
+++ b/Fase 2/Evidencias Proyecto (version Agil)/Documento 05 - Documento de Diseño.docx
@@ -103,7 +103,6 @@
                 <w:dataBinding w:prefixMappings="xmlns:ns0='http://schemas.openxmlformats.org/package/2006/metadata/core-properties' xmlns:ns1='http://purl.org/dc/elements/1.1/'" w:xpath="/ns0:coreProperties[1]/ns1:title[1]" w:storeItemID="{6C3C8BC8-F283-45AE-878A-BAB7291924A1}"/>
                 <w:text/>
               </w:sdtPr>
-              <w:sdtEndPr/>
               <w:sdtContent>
                 <w:tc>
                   <w:tcPr>
@@ -157,7 +156,6 @@
                 <w:dataBinding w:prefixMappings="xmlns:ns0='http://schemas.openxmlformats.org/package/2006/metadata/core-properties' xmlns:ns1='http://purl.org/dc/elements/1.1/'" w:xpath="/ns0:coreProperties[1]/ns1:subject[1]" w:storeItemID="{6C3C8BC8-F283-45AE-878A-BAB7291924A1}"/>
                 <w:text/>
               </w:sdtPr>
-              <w:sdtEndPr/>
               <w:sdtContent>
                 <w:tc>
                   <w:tcPr>
@@ -317,7 +315,6 @@
                   <w:calendar w:val="gregorian"/>
                 </w:date>
               </w:sdtPr>
-              <w:sdtEndPr/>
               <w:sdtContent>
                 <w:tc>
                   <w:tcPr>
@@ -386,7 +383,6 @@
                 <w:dataBinding w:prefixMappings="xmlns:ns0='http://schemas.microsoft.com/office/2006/coverPageProps'" w:xpath="/ns0:CoverPageProperties[1]/ns0:Abstract[1]" w:storeItemID="{55AF091B-3C7A-41E3-B477-F2FDAA23CFDA}"/>
                 <w:text/>
               </w:sdtPr>
-              <w:sdtEndPr/>
               <w:sdtContent>
                 <w:tc>
                   <w:tcPr>
@@ -479,7 +475,6 @@
           <w:docPartUnique/>
         </w:docPartObj>
       </w:sdtPr>
-      <w:sdtEndPr/>
       <w:sdtContent>
         <w:p>
           <w:pPr>
@@ -3469,71 +3464,9 @@
                 <w:szCs w:val="24"/>
                 <w:lang w:val="es-ES" w:eastAsia="es-ES"/>
               </w:rPr>
-              <w:t>Se revisa el trabajo faltante para completar el backend correspondiente a la E1.</w:t>
-            </w:r>
-          </w:p>
-        </w:tc>
-        <w:tc>
-          <w:tcPr>
-            <w:tcW w:w="1985" w:type="dxa"/>
-            <w:vAlign w:val="center"/>
-          </w:tcPr>
-          <w:p>
-            <w:pPr>
-              <w:jc w:val="both"/>
-              <w:rPr>
-                <w:rFonts w:asciiTheme="minorHAnsi" w:hAnsiTheme="minorHAnsi" w:cstheme="minorHAnsi"/>
-                <w:i/>
-                <w:szCs w:val="24"/>
-                <w:lang w:val="es-ES" w:eastAsia="es-ES"/>
-              </w:rPr>
-            </w:pPr>
-            <w:r>
-              <w:rPr>
-                <w:rFonts w:asciiTheme="minorHAnsi" w:hAnsiTheme="minorHAnsi" w:cstheme="minorHAnsi"/>
-                <w:i/>
-                <w:szCs w:val="24"/>
-                <w:lang w:val="es-ES" w:eastAsia="es-ES"/>
-              </w:rPr>
-              <w:t>Alejandro Rodríguez.</w:t>
-            </w:r>
-          </w:p>
-          <w:p>
-            <w:pPr>
-              <w:jc w:val="both"/>
-              <w:rPr>
-                <w:rFonts w:asciiTheme="minorHAnsi" w:hAnsiTheme="minorHAnsi" w:cstheme="minorHAnsi"/>
-                <w:i/>
-                <w:szCs w:val="24"/>
-                <w:lang w:val="es-ES" w:eastAsia="es-ES"/>
-              </w:rPr>
-            </w:pPr>
-            <w:r>
-              <w:rPr>
-                <w:rFonts w:asciiTheme="minorHAnsi" w:hAnsiTheme="minorHAnsi" w:cstheme="minorHAnsi"/>
-                <w:i/>
-                <w:szCs w:val="24"/>
-                <w:lang w:val="es-ES" w:eastAsia="es-ES"/>
-              </w:rPr>
-              <w:t>Angelo Galindo.</w:t>
-            </w:r>
-          </w:p>
-        </w:tc>
-        <w:tc>
-          <w:tcPr>
-            <w:tcW w:w="3827" w:type="dxa"/>
-            <w:vAlign w:val="center"/>
-          </w:tcPr>
-          <w:p>
-            <w:pPr>
-              <w:jc w:val="both"/>
-              <w:rPr>
-                <w:rFonts w:asciiTheme="minorHAnsi" w:hAnsiTheme="minorHAnsi" w:cstheme="minorHAnsi"/>
-                <w:i/>
-                <w:szCs w:val="24"/>
-                <w:lang w:val="es-ES" w:eastAsia="es-ES"/>
-              </w:rPr>
-            </w:pPr>
+              <w:t xml:space="preserve">Se revisa el trabajo faltante para completar el </w:t>
+            </w:r>
+            <w:proofErr w:type="spellStart"/>
             <w:r>
               <w:rPr>
                 <w:rFonts w:cstheme="minorHAnsi"/>
@@ -3541,7 +3474,120 @@
                 <w:szCs w:val="24"/>
                 <w:lang w:val="es-ES" w:eastAsia="es-ES"/>
               </w:rPr>
-              <w:t>- Se realizan las pruebas correspondientes al backend.</w:t>
+              <w:t>backend</w:t>
+            </w:r>
+            <w:proofErr w:type="spellEnd"/>
+            <w:r>
+              <w:rPr>
+                <w:rFonts w:cstheme="minorHAnsi"/>
+                <w:i/>
+                <w:szCs w:val="24"/>
+                <w:lang w:val="es-ES" w:eastAsia="es-ES"/>
+              </w:rPr>
+              <w:t xml:space="preserve"> correspondiente a la E1.</w:t>
+            </w:r>
+          </w:p>
+        </w:tc>
+        <w:tc>
+          <w:tcPr>
+            <w:tcW w:w="1985" w:type="dxa"/>
+            <w:vAlign w:val="center"/>
+          </w:tcPr>
+          <w:p>
+            <w:pPr>
+              <w:jc w:val="both"/>
+              <w:rPr>
+                <w:rFonts w:asciiTheme="minorHAnsi" w:hAnsiTheme="minorHAnsi" w:cstheme="minorHAnsi"/>
+                <w:i/>
+                <w:szCs w:val="24"/>
+                <w:lang w:val="es-ES" w:eastAsia="es-ES"/>
+              </w:rPr>
+            </w:pPr>
+            <w:r>
+              <w:rPr>
+                <w:rFonts w:asciiTheme="minorHAnsi" w:hAnsiTheme="minorHAnsi" w:cstheme="minorHAnsi"/>
+                <w:i/>
+                <w:szCs w:val="24"/>
+                <w:lang w:val="es-ES" w:eastAsia="es-ES"/>
+              </w:rPr>
+              <w:t>Alejandro Rodríguez.</w:t>
+            </w:r>
+          </w:p>
+          <w:p>
+            <w:pPr>
+              <w:jc w:val="both"/>
+              <w:rPr>
+                <w:rFonts w:asciiTheme="minorHAnsi" w:hAnsiTheme="minorHAnsi" w:cstheme="minorHAnsi"/>
+                <w:i/>
+                <w:szCs w:val="24"/>
+                <w:lang w:val="es-ES" w:eastAsia="es-ES"/>
+              </w:rPr>
+            </w:pPr>
+            <w:proofErr w:type="spellStart"/>
+            <w:r>
+              <w:rPr>
+                <w:rFonts w:asciiTheme="minorHAnsi" w:hAnsiTheme="minorHAnsi" w:cstheme="minorHAnsi"/>
+                <w:i/>
+                <w:szCs w:val="24"/>
+                <w:lang w:val="es-ES" w:eastAsia="es-ES"/>
+              </w:rPr>
+              <w:t>Angelo</w:t>
+            </w:r>
+            <w:proofErr w:type="spellEnd"/>
+            <w:r>
+              <w:rPr>
+                <w:rFonts w:asciiTheme="minorHAnsi" w:hAnsiTheme="minorHAnsi" w:cstheme="minorHAnsi"/>
+                <w:i/>
+                <w:szCs w:val="24"/>
+                <w:lang w:val="es-ES" w:eastAsia="es-ES"/>
+              </w:rPr>
+              <w:t xml:space="preserve"> Galindo.</w:t>
+            </w:r>
+          </w:p>
+        </w:tc>
+        <w:tc>
+          <w:tcPr>
+            <w:tcW w:w="3827" w:type="dxa"/>
+            <w:vAlign w:val="center"/>
+          </w:tcPr>
+          <w:p>
+            <w:pPr>
+              <w:jc w:val="both"/>
+              <w:rPr>
+                <w:rFonts w:asciiTheme="minorHAnsi" w:hAnsiTheme="minorHAnsi" w:cstheme="minorHAnsi"/>
+                <w:i/>
+                <w:szCs w:val="24"/>
+                <w:lang w:val="es-ES" w:eastAsia="es-ES"/>
+              </w:rPr>
+            </w:pPr>
+            <w:r>
+              <w:rPr>
+                <w:rFonts w:cstheme="minorHAnsi"/>
+                <w:i/>
+                <w:szCs w:val="24"/>
+                <w:lang w:val="es-ES" w:eastAsia="es-ES"/>
+              </w:rPr>
+              <w:t xml:space="preserve">- Se realizan las pruebas correspondientes al </w:t>
+            </w:r>
+            <w:proofErr w:type="spellStart"/>
+            <w:r>
+              <w:rPr>
+                <w:rFonts w:cstheme="minorHAnsi"/>
+                <w:i/>
+                <w:szCs w:val="24"/>
+                <w:lang w:val="es-ES" w:eastAsia="es-ES"/>
+              </w:rPr>
+              <w:t>backend</w:t>
+            </w:r>
+            <w:proofErr w:type="spellEnd"/>
+            <w:r>
+              <w:rPr>
+                <w:rFonts w:cstheme="minorHAnsi"/>
+                <w:i/>
+                <w:szCs w:val="24"/>
+                <w:lang w:val="es-ES" w:eastAsia="es-ES"/>
+              </w:rPr>
+              <w:t>.</w:t>
             </w:r>
           </w:p>
         </w:tc>
@@ -3785,6 +3831,7 @@
                 <w:lang w:val="es-ES" w:eastAsia="es-ES"/>
               </w:rPr>
             </w:pPr>
+            <w:proofErr w:type="spellStart"/>
             <w:r>
               <w:rPr>
                 <w:rFonts w:asciiTheme="minorHAnsi" w:hAnsiTheme="minorHAnsi" w:cstheme="minorHAnsi"/>
@@ -3792,7 +3839,17 @@
                 <w:szCs w:val="24"/>
                 <w:lang w:val="es-ES" w:eastAsia="es-ES"/>
               </w:rPr>
-              <w:t>Angelo Galindo.</w:t>
+              <w:t>Angelo</w:t>
+            </w:r>
+            <w:proofErr w:type="spellEnd"/>
+            <w:r>
+              <w:rPr>
+                <w:rFonts w:asciiTheme="minorHAnsi" w:hAnsiTheme="minorHAnsi" w:cstheme="minorHAnsi"/>
+                <w:i/>
+                <w:szCs w:val="24"/>
+                <w:lang w:val="es-ES" w:eastAsia="es-ES"/>
+              </w:rPr>
+              <w:t xml:space="preserve"> Galindo.</w:t>
             </w:r>
           </w:p>
         </w:tc>
@@ -3904,7 +3961,7 @@
           <w:rFonts w:eastAsia="Times New Roman" w:cstheme="minorHAnsi"/>
           <w:sz w:val="20"/>
           <w:szCs w:val="24"/>
-          <w:lang w:val="fr-FR" w:eastAsia="es-ES"/>
+          <w:lang w:val="es-CL" w:eastAsia="es-ES"/>
         </w:rPr>
       </w:pPr>
     </w:p>
@@ -3916,7 +3973,7 @@
           <w:rFonts w:eastAsia="Times New Roman" w:cstheme="minorHAnsi"/>
           <w:sz w:val="20"/>
           <w:szCs w:val="24"/>
-          <w:lang w:val="fr-FR" w:eastAsia="es-ES"/>
+          <w:lang w:val="es-CL" w:eastAsia="es-ES"/>
         </w:rPr>
       </w:pPr>
     </w:p>
@@ -4221,6 +4278,7 @@
                 <w:lang w:val="es-ES" w:eastAsia="es-ES"/>
               </w:rPr>
             </w:pPr>
+            <w:proofErr w:type="spellStart"/>
             <w:r>
               <w:rPr>
                 <w:rFonts w:cstheme="minorHAnsi"/>
@@ -4228,7 +4286,17 @@
                 <w:szCs w:val="24"/>
                 <w:lang w:val="es-ES" w:eastAsia="es-ES"/>
               </w:rPr>
-              <w:t>Angelo Galindo</w:t>
+              <w:t>Angelo</w:t>
+            </w:r>
+            <w:proofErr w:type="spellEnd"/>
+            <w:r>
+              <w:rPr>
+                <w:rFonts w:cstheme="minorHAnsi"/>
+                <w:i/>
+                <w:szCs w:val="24"/>
+                <w:lang w:val="es-ES" w:eastAsia="es-ES"/>
+              </w:rPr>
+              <w:t xml:space="preserve"> Galindo</w:t>
             </w:r>
           </w:p>
         </w:tc>
@@ -4365,7 +4433,39 @@
           <w:rFonts w:cstheme="minorHAnsi"/>
           <w:lang w:val="es-CL" w:eastAsia="es-CL"/>
         </w:rPr>
-        <w:t xml:space="preserve"> (aplicación web en React y Vite; Meta Open Source, s. f.; Vite, s. f.), </w:t>
+        <w:t xml:space="preserve"> (aplicación web en </w:t>
+      </w:r>
+      <w:proofErr w:type="spellStart"/>
+      <w:r>
+        <w:rPr>
+          <w:rFonts w:cstheme="minorHAnsi"/>
+          <w:lang w:val="es-CL" w:eastAsia="es-CL"/>
+        </w:rPr>
+        <w:t>React</w:t>
+      </w:r>
+      <w:proofErr w:type="spellEnd"/>
+      <w:r>
+        <w:rPr>
+          <w:rFonts w:cstheme="minorHAnsi"/>
+          <w:lang w:val="es-CL" w:eastAsia="es-CL"/>
+        </w:rPr>
+        <w:t xml:space="preserve"> y Vite; Meta Open </w:t>
+      </w:r>
+      <w:proofErr w:type="spellStart"/>
+      <w:r>
+        <w:rPr>
+          <w:rFonts w:cstheme="minorHAnsi"/>
+          <w:lang w:val="es-CL" w:eastAsia="es-CL"/>
+        </w:rPr>
+        <w:t>Source</w:t>
+      </w:r>
+      <w:proofErr w:type="spellEnd"/>
+      <w:r>
+        <w:rPr>
+          <w:rFonts w:cstheme="minorHAnsi"/>
+          <w:lang w:val="es-CL" w:eastAsia="es-CL"/>
+        </w:rPr>
+        <w:t xml:space="preserve">, s. f.; Vite, s. f.), </w:t>
       </w:r>
       <w:r>
         <w:rPr>
@@ -4381,7 +4481,23 @@
           <w:rFonts w:cstheme="minorHAnsi"/>
           <w:lang w:val="es-CL" w:eastAsia="es-CL"/>
         </w:rPr>
-        <w:t xml:space="preserve"> (API REST en FastAPI; Ramírez, s. f.) y </w:t>
+        <w:t xml:space="preserve"> (API REST en </w:t>
+      </w:r>
+      <w:proofErr w:type="spellStart"/>
+      <w:r>
+        <w:rPr>
+          <w:rFonts w:cstheme="minorHAnsi"/>
+          <w:lang w:val="es-CL" w:eastAsia="es-CL"/>
+        </w:rPr>
+        <w:t>FastAPI</w:t>
+      </w:r>
+      <w:proofErr w:type="spellEnd"/>
+      <w:r>
+        <w:rPr>
+          <w:rFonts w:cstheme="minorHAnsi"/>
+          <w:lang w:val="es-CL" w:eastAsia="es-CL"/>
+        </w:rPr>
+        <w:t xml:space="preserve">; Ramírez, s. f.) y </w:t>
       </w:r>
       <w:r>
         <w:rPr>
@@ -4464,40 +4580,21 @@
         </w:rPr>
         <w:t xml:space="preserve">Figura </w:t>
       </w:r>
-      <w:r>
-        <w:fldChar w:fldCharType="begin"/>
-      </w:r>
-      <w:r>
-        <w:instrText xml:space="preserve"> SEQ Figura \* ARABIC \* MERGEFORMAT </w:instrText>
-      </w:r>
-      <w:r>
-        <w:fldChar w:fldCharType="separate"/>
-      </w:r>
-      <w:r>
-        <w:rPr>
-          <w:rFonts w:cstheme="minorHAnsi"/>
-          <w:i/>
-          <w:iCs/>
-          <w:noProof/>
-          <w:color w:val="404040"/>
-          <w:sz w:val="18"/>
-          <w:szCs w:val="18"/>
-          <w:lang w:val="es-CL" w:eastAsia="es-CL"/>
-        </w:rPr>
-        <w:t>1</w:t>
-      </w:r>
-      <w:r>
-        <w:rPr>
-          <w:rFonts w:cstheme="minorHAnsi"/>
-          <w:i/>
-          <w:iCs/>
-          <w:color w:val="404040"/>
-          <w:sz w:val="18"/>
-          <w:szCs w:val="18"/>
-          <w:lang w:val="es-CL" w:eastAsia="es-CL"/>
-        </w:rPr>
-        <w:fldChar w:fldCharType="end"/>
-      </w:r>
+      <w:fldSimple w:instr=" SEQ Figura \* ARABIC \* MERGEFORMAT ">
+        <w:r>
+          <w:rPr>
+            <w:rFonts w:cstheme="minorHAnsi"/>
+            <w:i/>
+            <w:iCs/>
+            <w:noProof/>
+            <w:color w:val="404040"/>
+            <w:sz w:val="18"/>
+            <w:szCs w:val="18"/>
+            <w:lang w:val="es-CL" w:eastAsia="es-CL"/>
+          </w:rPr>
+          <w:t>1</w:t>
+        </w:r>
+      </w:fldSimple>
       <w:r>
         <w:rPr>
           <w:rFonts w:cstheme="minorHAnsi"/>
@@ -4648,6 +4745,7 @@
                 <w:lang w:val="es-CL" w:eastAsia="es-CL"/>
               </w:rPr>
             </w:pPr>
+            <w:proofErr w:type="spellStart"/>
             <w:r>
               <w:rPr>
                 <w:rFonts w:asciiTheme="minorHAnsi" w:hAnsiTheme="minorHAnsi" w:cstheme="minorHAnsi"/>
@@ -4657,6 +4755,7 @@
               </w:rPr>
               <w:t>Backend</w:t>
             </w:r>
+            <w:proofErr w:type="spellEnd"/>
           </w:p>
         </w:tc>
         <w:tc>
@@ -4678,8 +4777,19 @@
                 <w:szCs w:val="18"/>
                 <w:lang w:val="es-CL" w:eastAsia="es-CL"/>
               </w:rPr>
-              <w:t>Python + FastAPI</w:t>
-            </w:r>
+              <w:t xml:space="preserve">Python + </w:t>
+            </w:r>
+            <w:proofErr w:type="spellStart"/>
+            <w:r>
+              <w:rPr>
+                <w:rFonts w:asciiTheme="minorHAnsi" w:hAnsiTheme="minorHAnsi" w:cstheme="minorHAnsi"/>
+                <w:sz w:val="18"/>
+                <w:szCs w:val="18"/>
+                <w:lang w:val="es-CL" w:eastAsia="es-CL"/>
+              </w:rPr>
+              <w:t>FastAPI</w:t>
+            </w:r>
+            <w:proofErr w:type="spellEnd"/>
           </w:p>
         </w:tc>
         <w:tc>
@@ -4701,7 +4811,47 @@
                 <w:szCs w:val="18"/>
                 <w:lang w:val="es-CL" w:eastAsia="es-CL"/>
               </w:rPr>
-              <w:t xml:space="preserve">Validación de datos con Pydantic y documentación OpenAPI automática en </w:t>
+              <w:t xml:space="preserve">Validación de datos con </w:t>
+            </w:r>
+            <w:proofErr w:type="spellStart"/>
+            <w:r>
+              <w:rPr>
+                <w:rFonts w:asciiTheme="minorHAnsi" w:hAnsiTheme="minorHAnsi" w:cstheme="minorHAnsi"/>
+                <w:sz w:val="18"/>
+                <w:szCs w:val="18"/>
+                <w:lang w:val="es-CL" w:eastAsia="es-CL"/>
+              </w:rPr>
+              <w:t>Pydantic</w:t>
+            </w:r>
+            <w:proofErr w:type="spellEnd"/>
+            <w:r>
+              <w:rPr>
+                <w:rFonts w:asciiTheme="minorHAnsi" w:hAnsiTheme="minorHAnsi" w:cstheme="minorHAnsi"/>
+                <w:sz w:val="18"/>
+                <w:szCs w:val="18"/>
+                <w:lang w:val="es-CL" w:eastAsia="es-CL"/>
+              </w:rPr>
+              <w:t xml:space="preserve"> y documentación </w:t>
+            </w:r>
+            <w:proofErr w:type="spellStart"/>
+            <w:r>
+              <w:rPr>
+                <w:rFonts w:asciiTheme="minorHAnsi" w:hAnsiTheme="minorHAnsi" w:cstheme="minorHAnsi"/>
+                <w:sz w:val="18"/>
+                <w:szCs w:val="18"/>
+                <w:lang w:val="es-CL" w:eastAsia="es-CL"/>
+              </w:rPr>
+              <w:t>OpenAPI</w:t>
+            </w:r>
+            <w:proofErr w:type="spellEnd"/>
+            <w:r>
+              <w:rPr>
+                <w:rFonts w:asciiTheme="minorHAnsi" w:hAnsiTheme="minorHAnsi" w:cstheme="minorHAnsi"/>
+                <w:sz w:val="18"/>
+                <w:szCs w:val="18"/>
+                <w:lang w:val="es-CL" w:eastAsia="es-CL"/>
+              </w:rPr>
+              <w:t xml:space="preserve"> automática en </w:t>
             </w:r>
             <w:r>
               <w:rPr>
@@ -4710,16 +4860,47 @@
                 <w:szCs w:val="18"/>
                 <w:lang w:val="es-CL" w:eastAsia="es-CL"/>
               </w:rPr>
-              <w:t>/docs</w:t>
-            </w:r>
-            <w:r>
-              <w:rPr>
-                <w:rFonts w:asciiTheme="minorHAnsi" w:hAnsiTheme="minorHAnsi" w:cstheme="minorHAnsi"/>
-                <w:sz w:val="18"/>
-                <w:szCs w:val="18"/>
-                <w:lang w:val="es-CL" w:eastAsia="es-CL"/>
-              </w:rPr>
-              <w:t xml:space="preserve"> (Pydantic, s. f.; Ramírez, s. f.)</w:t>
+              <w:t>/</w:t>
+            </w:r>
+            <w:proofErr w:type="spellStart"/>
+            <w:r>
+              <w:rPr>
+                <w:rFonts w:ascii="Consolas" w:hAnsi="Consolas" w:cs="Consolas"/>
+                <w:sz w:val="18"/>
+                <w:szCs w:val="18"/>
+                <w:lang w:val="es-CL" w:eastAsia="es-CL"/>
+              </w:rPr>
+              <w:t>docs</w:t>
+            </w:r>
+            <w:proofErr w:type="spellEnd"/>
+            <w:r>
+              <w:rPr>
+                <w:rFonts w:asciiTheme="minorHAnsi" w:hAnsiTheme="minorHAnsi" w:cstheme="minorHAnsi"/>
+                <w:sz w:val="18"/>
+                <w:szCs w:val="18"/>
+                <w:lang w:val="es-CL" w:eastAsia="es-CL"/>
+              </w:rPr>
+              <w:t xml:space="preserve"> (</w:t>
+            </w:r>
+            <w:proofErr w:type="spellStart"/>
+            <w:r>
+              <w:rPr>
+                <w:rFonts w:asciiTheme="minorHAnsi" w:hAnsiTheme="minorHAnsi" w:cstheme="minorHAnsi"/>
+                <w:sz w:val="18"/>
+                <w:szCs w:val="18"/>
+                <w:lang w:val="es-CL" w:eastAsia="es-CL"/>
+              </w:rPr>
+              <w:t>Pydantic</w:t>
+            </w:r>
+            <w:proofErr w:type="spellEnd"/>
+            <w:r>
+              <w:rPr>
+                <w:rFonts w:asciiTheme="minorHAnsi" w:hAnsiTheme="minorHAnsi" w:cstheme="minorHAnsi"/>
+                <w:sz w:val="18"/>
+                <w:szCs w:val="18"/>
+                <w:lang w:val="es-CL" w:eastAsia="es-CL"/>
+              </w:rPr>
+              <w:t>, s. f.; Ramírez, s. f.)</w:t>
             </w:r>
           </w:p>
         </w:tc>
@@ -4763,15 +4944,37 @@
                 <w:lang w:val="es-CL" w:eastAsia="es-CL"/>
               </w:rPr>
             </w:pPr>
-            <w:r>
-              <w:rPr>
-                <w:rFonts w:asciiTheme="minorHAnsi" w:hAnsiTheme="minorHAnsi" w:cstheme="minorHAnsi"/>
-                <w:sz w:val="18"/>
-                <w:szCs w:val="18"/>
-                <w:lang w:val="es-CL" w:eastAsia="es-CL"/>
-              </w:rPr>
-              <w:t>SQLAlchemy 2.0 + Alembic</w:t>
-            </w:r>
+            <w:proofErr w:type="spellStart"/>
+            <w:r>
+              <w:rPr>
+                <w:rFonts w:asciiTheme="minorHAnsi" w:hAnsiTheme="minorHAnsi" w:cstheme="minorHAnsi"/>
+                <w:sz w:val="18"/>
+                <w:szCs w:val="18"/>
+                <w:lang w:val="es-CL" w:eastAsia="es-CL"/>
+              </w:rPr>
+              <w:t>SQLAlchemy</w:t>
+            </w:r>
+            <w:proofErr w:type="spellEnd"/>
+            <w:r>
+              <w:rPr>
+                <w:rFonts w:asciiTheme="minorHAnsi" w:hAnsiTheme="minorHAnsi" w:cstheme="minorHAnsi"/>
+                <w:sz w:val="18"/>
+                <w:szCs w:val="18"/>
+                <w:lang w:val="es-CL" w:eastAsia="es-CL"/>
+              </w:rPr>
+              <w:t xml:space="preserve"> 2.0 + </w:t>
+            </w:r>
+            <w:proofErr w:type="spellStart"/>
+            <w:r>
+              <w:rPr>
+                <w:rFonts w:asciiTheme="minorHAnsi" w:hAnsiTheme="minorHAnsi" w:cstheme="minorHAnsi"/>
+                <w:sz w:val="18"/>
+                <w:szCs w:val="18"/>
+                <w:lang w:val="es-CL" w:eastAsia="es-CL"/>
+              </w:rPr>
+              <w:t>Alembic</w:t>
+            </w:r>
+            <w:proofErr w:type="spellEnd"/>
           </w:p>
         </w:tc>
         <w:tc>
@@ -4793,7 +4996,47 @@
                 <w:szCs w:val="18"/>
                 <w:lang w:val="es-CL" w:eastAsia="es-CL"/>
               </w:rPr>
-              <w:t>ORM que evita SQL construido a mano (previene inyección SQL) y migraciones versionadas (SQLAlchemy, s. f.; Alembic, s. f.)</w:t>
+              <w:t>ORM que evita SQL construido a mano (previene inyección SQL) y migraciones versionadas (</w:t>
+            </w:r>
+            <w:proofErr w:type="spellStart"/>
+            <w:r>
+              <w:rPr>
+                <w:rFonts w:asciiTheme="minorHAnsi" w:hAnsiTheme="minorHAnsi" w:cstheme="minorHAnsi"/>
+                <w:sz w:val="18"/>
+                <w:szCs w:val="18"/>
+                <w:lang w:val="es-CL" w:eastAsia="es-CL"/>
+              </w:rPr>
+              <w:t>SQLAlchemy</w:t>
+            </w:r>
+            <w:proofErr w:type="spellEnd"/>
+            <w:r>
+              <w:rPr>
+                <w:rFonts w:asciiTheme="minorHAnsi" w:hAnsiTheme="minorHAnsi" w:cstheme="minorHAnsi"/>
+                <w:sz w:val="18"/>
+                <w:szCs w:val="18"/>
+                <w:lang w:val="es-CL" w:eastAsia="es-CL"/>
+              </w:rPr>
+              <w:t xml:space="preserve">, s. f.; </w:t>
+            </w:r>
+            <w:proofErr w:type="spellStart"/>
+            <w:r>
+              <w:rPr>
+                <w:rFonts w:asciiTheme="minorHAnsi" w:hAnsiTheme="minorHAnsi" w:cstheme="minorHAnsi"/>
+                <w:sz w:val="18"/>
+                <w:szCs w:val="18"/>
+                <w:lang w:val="es-CL" w:eastAsia="es-CL"/>
+              </w:rPr>
+              <w:t>Alembic</w:t>
+            </w:r>
+            <w:proofErr w:type="spellEnd"/>
+            <w:r>
+              <w:rPr>
+                <w:rFonts w:asciiTheme="minorHAnsi" w:hAnsiTheme="minorHAnsi" w:cstheme="minorHAnsi"/>
+                <w:sz w:val="18"/>
+                <w:szCs w:val="18"/>
+                <w:lang w:val="es-CL" w:eastAsia="es-CL"/>
+              </w:rPr>
+              <w:t>, s. f.)</w:t>
             </w:r>
           </w:p>
         </w:tc>
@@ -4888,6 +5131,7 @@
                 <w:lang w:val="es-CL" w:eastAsia="es-CL"/>
               </w:rPr>
             </w:pPr>
+            <w:proofErr w:type="spellStart"/>
             <w:r>
               <w:rPr>
                 <w:rFonts w:asciiTheme="minorHAnsi" w:hAnsiTheme="minorHAnsi" w:cstheme="minorHAnsi"/>
@@ -4897,6 +5141,7 @@
               </w:rPr>
               <w:t>Frontend</w:t>
             </w:r>
+            <w:proofErr w:type="spellEnd"/>
           </w:p>
         </w:tc>
         <w:tc>
@@ -4911,15 +5156,37 @@
                 <w:lang w:val="es-CL" w:eastAsia="es-CL"/>
               </w:rPr>
             </w:pPr>
-            <w:r>
-              <w:rPr>
-                <w:rFonts w:asciiTheme="minorHAnsi" w:hAnsiTheme="minorHAnsi" w:cstheme="minorHAnsi"/>
-                <w:sz w:val="18"/>
-                <w:szCs w:val="18"/>
-                <w:lang w:val="es-CL" w:eastAsia="es-CL"/>
-              </w:rPr>
-              <w:t>React (Vite) + Tailwind</w:t>
-            </w:r>
+            <w:proofErr w:type="spellStart"/>
+            <w:r>
+              <w:rPr>
+                <w:rFonts w:asciiTheme="minorHAnsi" w:hAnsiTheme="minorHAnsi" w:cstheme="minorHAnsi"/>
+                <w:sz w:val="18"/>
+                <w:szCs w:val="18"/>
+                <w:lang w:val="es-CL" w:eastAsia="es-CL"/>
+              </w:rPr>
+              <w:t>React</w:t>
+            </w:r>
+            <w:proofErr w:type="spellEnd"/>
+            <w:r>
+              <w:rPr>
+                <w:rFonts w:asciiTheme="minorHAnsi" w:hAnsiTheme="minorHAnsi" w:cstheme="minorHAnsi"/>
+                <w:sz w:val="18"/>
+                <w:szCs w:val="18"/>
+                <w:lang w:val="es-CL" w:eastAsia="es-CL"/>
+              </w:rPr>
+              <w:t xml:space="preserve"> (Vite) + </w:t>
+            </w:r>
+            <w:proofErr w:type="spellStart"/>
+            <w:r>
+              <w:rPr>
+                <w:rFonts w:asciiTheme="minorHAnsi" w:hAnsiTheme="minorHAnsi" w:cstheme="minorHAnsi"/>
+                <w:sz w:val="18"/>
+                <w:szCs w:val="18"/>
+                <w:lang w:val="es-CL" w:eastAsia="es-CL"/>
+              </w:rPr>
+              <w:t>Tailwind</w:t>
+            </w:r>
+            <w:proofErr w:type="spellEnd"/>
           </w:p>
         </w:tc>
         <w:tc>
@@ -4941,8 +5208,19 @@
                 <w:szCs w:val="18"/>
                 <w:lang w:val="es-CL" w:eastAsia="es-CL"/>
               </w:rPr>
-              <w:t>Aplicación de una sola página, desacoplada del backend</w:t>
-            </w:r>
+              <w:t xml:space="preserve">Aplicación de una sola página, desacoplada del </w:t>
+            </w:r>
+            <w:proofErr w:type="spellStart"/>
+            <w:r>
+              <w:rPr>
+                <w:rFonts w:asciiTheme="minorHAnsi" w:hAnsiTheme="minorHAnsi" w:cstheme="minorHAnsi"/>
+                <w:sz w:val="18"/>
+                <w:szCs w:val="18"/>
+                <w:lang w:val="es-CL" w:eastAsia="es-CL"/>
+              </w:rPr>
+              <w:t>backend</w:t>
+            </w:r>
+            <w:proofErr w:type="spellEnd"/>
           </w:p>
         </w:tc>
       </w:tr>
@@ -5064,8 +5342,19 @@
                 <w:szCs w:val="18"/>
                 <w:lang w:val="es-CL" w:eastAsia="es-CL"/>
               </w:rPr>
-              <w:t>Docker + Docker Compose</w:t>
-            </w:r>
+              <w:t xml:space="preserve">Docker + Docker </w:t>
+            </w:r>
+            <w:proofErr w:type="spellStart"/>
+            <w:r>
+              <w:rPr>
+                <w:rFonts w:asciiTheme="minorHAnsi" w:hAnsiTheme="minorHAnsi" w:cstheme="minorHAnsi"/>
+                <w:sz w:val="18"/>
+                <w:szCs w:val="18"/>
+                <w:lang w:val="es-CL" w:eastAsia="es-CL"/>
+              </w:rPr>
+              <w:t>Compose</w:t>
+            </w:r>
+            <w:proofErr w:type="spellEnd"/>
           </w:p>
         </w:tc>
         <w:tc>
@@ -5138,9 +5427,18 @@
           <w:lang w:val="es-CL" w:eastAsia="es-CL"/>
         </w:rPr>
         <w:lastRenderedPageBreak/>
-        <w:t>Capas del backend</w:t>
+        <w:t xml:space="preserve">Capas del </w:t>
+      </w:r>
+      <w:proofErr w:type="spellStart"/>
+      <w:r>
+        <w:rPr>
+          <w:rFonts w:asciiTheme="minorHAnsi" w:hAnsiTheme="minorHAnsi" w:cstheme="minorHAnsi"/>
+          <w:lang w:val="es-CL" w:eastAsia="es-CL"/>
+        </w:rPr>
+        <w:t>backend</w:t>
       </w:r>
       <w:bookmarkEnd w:id="8"/>
+      <w:proofErr w:type="spellEnd"/>
     </w:p>
     <w:tbl>
       <w:tblPr>
@@ -5262,6 +5560,7 @@
                 <w:lang w:val="es-CL" w:eastAsia="es-CL"/>
               </w:rPr>
             </w:pPr>
+            <w:proofErr w:type="spellStart"/>
             <w:r>
               <w:rPr>
                 <w:rFonts w:asciiTheme="minorHAnsi" w:hAnsiTheme="minorHAnsi" w:cstheme="minorHAnsi"/>
@@ -5271,6 +5570,7 @@
               </w:rPr>
               <w:t>Routers</w:t>
             </w:r>
+            <w:proofErr w:type="spellEnd"/>
           </w:p>
         </w:tc>
         <w:tc>
@@ -5285,6 +5585,7 @@
                 <w:lang w:val="es-CL" w:eastAsia="es-CL"/>
               </w:rPr>
             </w:pPr>
+            <w:proofErr w:type="gramStart"/>
             <w:r>
               <w:rPr>
                 <w:rFonts w:ascii="Consolas" w:hAnsi="Consolas" w:cs="Consolas"/>
@@ -5292,7 +5593,37 @@
                 <w:szCs w:val="18"/>
                 <w:lang w:val="es-CL" w:eastAsia="es-CL"/>
               </w:rPr>
-              <w:t>app/api/routers/</w:t>
+              <w:t>app</w:t>
+            </w:r>
+            <w:proofErr w:type="gramEnd"/>
+            <w:r>
+              <w:rPr>
+                <w:rFonts w:ascii="Consolas" w:hAnsi="Consolas" w:cs="Consolas"/>
+                <w:sz w:val="18"/>
+                <w:szCs w:val="18"/>
+                <w:lang w:val="es-CL" w:eastAsia="es-CL"/>
+              </w:rPr>
+              <w:t>/api/</w:t>
+            </w:r>
+            <w:proofErr w:type="spellStart"/>
+            <w:r>
+              <w:rPr>
+                <w:rFonts w:ascii="Consolas" w:hAnsi="Consolas" w:cs="Consolas"/>
+                <w:sz w:val="18"/>
+                <w:szCs w:val="18"/>
+                <w:lang w:val="es-CL" w:eastAsia="es-CL"/>
+              </w:rPr>
+              <w:t>routers</w:t>
+            </w:r>
+            <w:proofErr w:type="spellEnd"/>
+            <w:r>
+              <w:rPr>
+                <w:rFonts w:ascii="Consolas" w:hAnsi="Consolas" w:cs="Consolas"/>
+                <w:sz w:val="18"/>
+                <w:szCs w:val="18"/>
+                <w:lang w:val="es-CL" w:eastAsia="es-CL"/>
+              </w:rPr>
+              <w:t>/</w:t>
             </w:r>
           </w:p>
         </w:tc>
@@ -5379,54 +5710,60 @@
               <w:keepNext/>
               <w:spacing w:before="20" w:after="20"/>
               <w:rPr>
-                <w:lang w:val="es-CL" w:eastAsia="es-CL"/>
-              </w:rPr>
-            </w:pPr>
+                <w:lang w:val="en-US" w:eastAsia="es-CL"/>
+              </w:rPr>
+            </w:pPr>
+            <w:proofErr w:type="spellStart"/>
             <w:r>
               <w:rPr>
                 <w:rFonts w:ascii="Consolas" w:hAnsi="Consolas" w:cs="Consolas"/>
                 <w:sz w:val="18"/>
                 <w:szCs w:val="18"/>
-                <w:lang w:val="es-CL" w:eastAsia="es-CL"/>
+                <w:lang w:val="en-US" w:eastAsia="es-CL"/>
               </w:rPr>
               <w:t>get_current_user</w:t>
             </w:r>
-            <w:r>
-              <w:rPr>
-                <w:rFonts w:asciiTheme="minorHAnsi" w:hAnsiTheme="minorHAnsi" w:cstheme="minorHAnsi"/>
-                <w:sz w:val="18"/>
-                <w:szCs w:val="18"/>
-                <w:lang w:val="es-CL" w:eastAsia="es-CL"/>
+            <w:proofErr w:type="spellEnd"/>
+            <w:r>
+              <w:rPr>
+                <w:rFonts w:asciiTheme="minorHAnsi" w:hAnsiTheme="minorHAnsi" w:cstheme="minorHAnsi"/>
+                <w:sz w:val="18"/>
+                <w:szCs w:val="18"/>
+                <w:lang w:val="en-US" w:eastAsia="es-CL"/>
               </w:rPr>
               <w:t xml:space="preserve">, </w:t>
             </w:r>
+            <w:proofErr w:type="spellStart"/>
             <w:r>
               <w:rPr>
                 <w:rFonts w:ascii="Consolas" w:hAnsi="Consolas" w:cs="Consolas"/>
                 <w:sz w:val="18"/>
                 <w:szCs w:val="18"/>
-                <w:lang w:val="es-CL" w:eastAsia="es-CL"/>
+                <w:lang w:val="en-US" w:eastAsia="es-CL"/>
               </w:rPr>
               <w:t>require_rol</w:t>
             </w:r>
-            <w:r>
-              <w:rPr>
-                <w:rFonts w:asciiTheme="minorHAnsi" w:hAnsiTheme="minorHAnsi" w:cstheme="minorHAnsi"/>
-                <w:sz w:val="18"/>
-                <w:szCs w:val="18"/>
-                <w:lang w:val="es-CL" w:eastAsia="es-CL"/>
+            <w:proofErr w:type="spellEnd"/>
+            <w:r>
+              <w:rPr>
+                <w:rFonts w:asciiTheme="minorHAnsi" w:hAnsiTheme="minorHAnsi" w:cstheme="minorHAnsi"/>
+                <w:sz w:val="18"/>
+                <w:szCs w:val="18"/>
+                <w:lang w:val="en-US" w:eastAsia="es-CL"/>
               </w:rPr>
               <w:t xml:space="preserve">, </w:t>
             </w:r>
+            <w:proofErr w:type="spellStart"/>
             <w:r>
               <w:rPr>
                 <w:rFonts w:ascii="Consolas" w:hAnsi="Consolas" w:cs="Consolas"/>
                 <w:sz w:val="18"/>
                 <w:szCs w:val="18"/>
-                <w:lang w:val="es-CL" w:eastAsia="es-CL"/>
+                <w:lang w:val="en-US" w:eastAsia="es-CL"/>
               </w:rPr>
               <w:t>require_roles</w:t>
             </w:r>
+            <w:proofErr w:type="spellEnd"/>
           </w:p>
         </w:tc>
       </w:tr>
@@ -5446,6 +5783,7 @@
                 <w:lang w:val="es-CL" w:eastAsia="es-CL"/>
               </w:rPr>
             </w:pPr>
+            <w:proofErr w:type="spellStart"/>
             <w:r>
               <w:rPr>
                 <w:rFonts w:asciiTheme="minorHAnsi" w:hAnsiTheme="minorHAnsi" w:cstheme="minorHAnsi"/>
@@ -5455,6 +5793,7 @@
               </w:rPr>
               <w:t>Schemas</w:t>
             </w:r>
+            <w:proofErr w:type="spellEnd"/>
           </w:p>
         </w:tc>
         <w:tc>
@@ -5469,6 +5808,7 @@
                 <w:lang w:val="es-CL" w:eastAsia="es-CL"/>
               </w:rPr>
             </w:pPr>
+            <w:proofErr w:type="gramStart"/>
             <w:r>
               <w:rPr>
                 <w:rFonts w:ascii="Consolas" w:hAnsi="Consolas" w:cs="Consolas"/>
@@ -5476,7 +5816,37 @@
                 <w:szCs w:val="18"/>
                 <w:lang w:val="es-CL" w:eastAsia="es-CL"/>
               </w:rPr>
-              <w:t>app/schemas/</w:t>
+              <w:t>app</w:t>
+            </w:r>
+            <w:proofErr w:type="gramEnd"/>
+            <w:r>
+              <w:rPr>
+                <w:rFonts w:ascii="Consolas" w:hAnsi="Consolas" w:cs="Consolas"/>
+                <w:sz w:val="18"/>
+                <w:szCs w:val="18"/>
+                <w:lang w:val="es-CL" w:eastAsia="es-CL"/>
+              </w:rPr>
+              <w:t>/</w:t>
+            </w:r>
+            <w:proofErr w:type="spellStart"/>
+            <w:r>
+              <w:rPr>
+                <w:rFonts w:ascii="Consolas" w:hAnsi="Consolas" w:cs="Consolas"/>
+                <w:sz w:val="18"/>
+                <w:szCs w:val="18"/>
+                <w:lang w:val="es-CL" w:eastAsia="es-CL"/>
+              </w:rPr>
+              <w:t>schemas</w:t>
+            </w:r>
+            <w:proofErr w:type="spellEnd"/>
+            <w:r>
+              <w:rPr>
+                <w:rFonts w:ascii="Consolas" w:hAnsi="Consolas" w:cs="Consolas"/>
+                <w:sz w:val="18"/>
+                <w:szCs w:val="18"/>
+                <w:lang w:val="es-CL" w:eastAsia="es-CL"/>
+              </w:rPr>
+              <w:t>/</w:t>
             </w:r>
           </w:p>
         </w:tc>
@@ -5501,6 +5871,8 @@
               </w:rPr>
               <w:t xml:space="preserve">Validan la entrada y definen la salida (nunca incluyen </w:t>
             </w:r>
+            <w:proofErr w:type="spellStart"/>
+            <w:proofErr w:type="gramStart"/>
             <w:r>
               <w:rPr>
                 <w:rFonts w:ascii="Consolas" w:hAnsi="Consolas" w:cs="Consolas"/>
@@ -5508,8 +5880,19 @@
                 <w:szCs w:val="18"/>
                 <w:lang w:val="es-CL" w:eastAsia="es-CL"/>
               </w:rPr>
-              <w:t>password_hash</w:t>
-            </w:r>
+              <w:t>password</w:t>
+            </w:r>
+            <w:proofErr w:type="gramEnd"/>
+            <w:r>
+              <w:rPr>
+                <w:rFonts w:ascii="Consolas" w:hAnsi="Consolas" w:cs="Consolas"/>
+                <w:sz w:val="18"/>
+                <w:szCs w:val="18"/>
+                <w:lang w:val="es-CL" w:eastAsia="es-CL"/>
+              </w:rPr>
+              <w:t>_hash</w:t>
+            </w:r>
+            <w:proofErr w:type="spellEnd"/>
             <w:r>
               <w:rPr>
                 <w:rFonts w:asciiTheme="minorHAnsi" w:hAnsiTheme="minorHAnsi" w:cstheme="minorHAnsi"/>
@@ -5561,6 +5944,7 @@
                 <w:lang w:val="es-CL" w:eastAsia="es-CL"/>
               </w:rPr>
             </w:pPr>
+            <w:proofErr w:type="gramStart"/>
             <w:r>
               <w:rPr>
                 <w:rFonts w:ascii="Consolas" w:hAnsi="Consolas" w:cs="Consolas"/>
@@ -5568,7 +5952,37 @@
                 <w:szCs w:val="18"/>
                 <w:lang w:val="es-CL" w:eastAsia="es-CL"/>
               </w:rPr>
-              <w:t>app/services/</w:t>
+              <w:t>app</w:t>
+            </w:r>
+            <w:proofErr w:type="gramEnd"/>
+            <w:r>
+              <w:rPr>
+                <w:rFonts w:ascii="Consolas" w:hAnsi="Consolas" w:cs="Consolas"/>
+                <w:sz w:val="18"/>
+                <w:szCs w:val="18"/>
+                <w:lang w:val="es-CL" w:eastAsia="es-CL"/>
+              </w:rPr>
+              <w:t>/</w:t>
+            </w:r>
+            <w:proofErr w:type="spellStart"/>
+            <w:r>
+              <w:rPr>
+                <w:rFonts w:ascii="Consolas" w:hAnsi="Consolas" w:cs="Consolas"/>
+                <w:sz w:val="18"/>
+                <w:szCs w:val="18"/>
+                <w:lang w:val="es-CL" w:eastAsia="es-CL"/>
+              </w:rPr>
+              <w:t>services</w:t>
+            </w:r>
+            <w:proofErr w:type="spellEnd"/>
+            <w:r>
+              <w:rPr>
+                <w:rFonts w:ascii="Consolas" w:hAnsi="Consolas" w:cs="Consolas"/>
+                <w:sz w:val="18"/>
+                <w:szCs w:val="18"/>
+                <w:lang w:val="es-CL" w:eastAsia="es-CL"/>
+              </w:rPr>
+              <w:t>/</w:t>
             </w:r>
             <w:r>
               <w:rPr>
@@ -5644,6 +6058,7 @@
                 <w:lang w:val="es-CL" w:eastAsia="es-CL"/>
               </w:rPr>
             </w:pPr>
+            <w:proofErr w:type="gramStart"/>
             <w:r>
               <w:rPr>
                 <w:rFonts w:ascii="Consolas" w:hAnsi="Consolas" w:cs="Consolas"/>
@@ -5651,7 +6066,37 @@
                 <w:szCs w:val="18"/>
                 <w:lang w:val="es-CL" w:eastAsia="es-CL"/>
               </w:rPr>
-              <w:t>app/models/</w:t>
+              <w:t>app</w:t>
+            </w:r>
+            <w:proofErr w:type="gramEnd"/>
+            <w:r>
+              <w:rPr>
+                <w:rFonts w:ascii="Consolas" w:hAnsi="Consolas" w:cs="Consolas"/>
+                <w:sz w:val="18"/>
+                <w:szCs w:val="18"/>
+                <w:lang w:val="es-CL" w:eastAsia="es-CL"/>
+              </w:rPr>
+              <w:t>/</w:t>
+            </w:r>
+            <w:proofErr w:type="spellStart"/>
+            <w:r>
+              <w:rPr>
+                <w:rFonts w:ascii="Consolas" w:hAnsi="Consolas" w:cs="Consolas"/>
+                <w:sz w:val="18"/>
+                <w:szCs w:val="18"/>
+                <w:lang w:val="es-CL" w:eastAsia="es-CL"/>
+              </w:rPr>
+              <w:t>models</w:t>
+            </w:r>
+            <w:proofErr w:type="spellEnd"/>
+            <w:r>
+              <w:rPr>
+                <w:rFonts w:ascii="Consolas" w:hAnsi="Consolas" w:cs="Consolas"/>
+                <w:sz w:val="18"/>
+                <w:szCs w:val="18"/>
+                <w:lang w:val="es-CL" w:eastAsia="es-CL"/>
+              </w:rPr>
+              <w:t>/</w:t>
             </w:r>
           </w:p>
         </w:tc>
@@ -5716,6 +6161,7 @@
                 <w:lang w:val="es-CL" w:eastAsia="es-CL"/>
               </w:rPr>
             </w:pPr>
+            <w:proofErr w:type="gramStart"/>
             <w:r>
               <w:rPr>
                 <w:rFonts w:ascii="Consolas" w:hAnsi="Consolas" w:cs="Consolas"/>
@@ -5723,7 +6169,37 @@
                 <w:szCs w:val="18"/>
                 <w:lang w:val="es-CL" w:eastAsia="es-CL"/>
               </w:rPr>
-              <w:t>app/core/</w:t>
+              <w:t>app</w:t>
+            </w:r>
+            <w:proofErr w:type="gramEnd"/>
+            <w:r>
+              <w:rPr>
+                <w:rFonts w:ascii="Consolas" w:hAnsi="Consolas" w:cs="Consolas"/>
+                <w:sz w:val="18"/>
+                <w:szCs w:val="18"/>
+                <w:lang w:val="es-CL" w:eastAsia="es-CL"/>
+              </w:rPr>
+              <w:t>/</w:t>
+            </w:r>
+            <w:proofErr w:type="spellStart"/>
+            <w:r>
+              <w:rPr>
+                <w:rFonts w:ascii="Consolas" w:hAnsi="Consolas" w:cs="Consolas"/>
+                <w:sz w:val="18"/>
+                <w:szCs w:val="18"/>
+                <w:lang w:val="es-CL" w:eastAsia="es-CL"/>
+              </w:rPr>
+              <w:t>core</w:t>
+            </w:r>
+            <w:proofErr w:type="spellEnd"/>
+            <w:r>
+              <w:rPr>
+                <w:rFonts w:ascii="Consolas" w:hAnsi="Consolas" w:cs="Consolas"/>
+                <w:sz w:val="18"/>
+                <w:szCs w:val="18"/>
+                <w:lang w:val="es-CL" w:eastAsia="es-CL"/>
+              </w:rPr>
+              <w:t>/</w:t>
             </w:r>
           </w:p>
         </w:tc>
@@ -5745,7 +6221,27 @@
                 <w:szCs w:val="18"/>
                 <w:lang w:val="es-CL" w:eastAsia="es-CL"/>
               </w:rPr>
-              <w:t>Configuración, seguridad (bcrypt, JWT), conexión a la base, validación de RUT</w:t>
+              <w:t>Configuración, seguridad (</w:t>
+            </w:r>
+            <w:proofErr w:type="spellStart"/>
+            <w:r>
+              <w:rPr>
+                <w:rFonts w:asciiTheme="minorHAnsi" w:hAnsiTheme="minorHAnsi" w:cstheme="minorHAnsi"/>
+                <w:sz w:val="18"/>
+                <w:szCs w:val="18"/>
+                <w:lang w:val="es-CL" w:eastAsia="es-CL"/>
+              </w:rPr>
+              <w:t>bcrypt</w:t>
+            </w:r>
+            <w:proofErr w:type="spellEnd"/>
+            <w:r>
+              <w:rPr>
+                <w:rFonts w:asciiTheme="minorHAnsi" w:hAnsiTheme="minorHAnsi" w:cstheme="minorHAnsi"/>
+                <w:sz w:val="18"/>
+                <w:szCs w:val="18"/>
+                <w:lang w:val="es-CL" w:eastAsia="es-CL"/>
+              </w:rPr>
+              <w:t>, JWT), conexión a la base, validación de RUT</w:t>
             </w:r>
           </w:p>
         </w:tc>
@@ -5903,8 +6399,19 @@
                 <w:szCs w:val="18"/>
                 <w:lang w:val="es-CL" w:eastAsia="es-CL"/>
               </w:rPr>
-              <w:t>Navegador ↔ Frontend</w:t>
-            </w:r>
+              <w:t xml:space="preserve">Navegador ↔ </w:t>
+            </w:r>
+            <w:proofErr w:type="spellStart"/>
+            <w:r>
+              <w:rPr>
+                <w:rFonts w:asciiTheme="minorHAnsi" w:hAnsiTheme="minorHAnsi" w:cstheme="minorHAnsi"/>
+                <w:sz w:val="18"/>
+                <w:szCs w:val="18"/>
+                <w:lang w:val="es-CL" w:eastAsia="es-CL"/>
+              </w:rPr>
+              <w:t>Frontend</w:t>
+            </w:r>
+            <w:proofErr w:type="spellEnd"/>
           </w:p>
         </w:tc>
         <w:tc>
@@ -5988,14 +6495,25 @@
                 <w:lang w:val="es-CL" w:eastAsia="es-CL"/>
               </w:rPr>
             </w:pPr>
-            <w:r>
-              <w:rPr>
-                <w:rFonts w:asciiTheme="minorHAnsi" w:hAnsiTheme="minorHAnsi" w:cstheme="minorHAnsi"/>
-                <w:sz w:val="18"/>
-                <w:szCs w:val="18"/>
-                <w:lang w:val="es-CL" w:eastAsia="es-CL"/>
-              </w:rPr>
-              <w:t>Frontend → API</w:t>
+            <w:proofErr w:type="spellStart"/>
+            <w:r>
+              <w:rPr>
+                <w:rFonts w:asciiTheme="minorHAnsi" w:hAnsiTheme="minorHAnsi" w:cstheme="minorHAnsi"/>
+                <w:sz w:val="18"/>
+                <w:szCs w:val="18"/>
+                <w:lang w:val="es-CL" w:eastAsia="es-CL"/>
+              </w:rPr>
+              <w:t>Frontend</w:t>
+            </w:r>
+            <w:proofErr w:type="spellEnd"/>
+            <w:r>
+              <w:rPr>
+                <w:rFonts w:asciiTheme="minorHAnsi" w:hAnsiTheme="minorHAnsi" w:cstheme="minorHAnsi"/>
+                <w:sz w:val="18"/>
+                <w:szCs w:val="18"/>
+                <w:lang w:val="es-CL" w:eastAsia="es-CL"/>
+              </w:rPr>
+              <w:t xml:space="preserve"> → API</w:t>
             </w:r>
           </w:p>
         </w:tc>
@@ -6061,6 +6579,7 @@
               </w:rPr>
               <w:t xml:space="preserve">Token JWT en el encabezado </w:t>
             </w:r>
+            <w:proofErr w:type="spellStart"/>
             <w:r>
               <w:rPr>
                 <w:rFonts w:ascii="Consolas" w:hAnsi="Consolas" w:cs="Consolas"/>
@@ -6068,16 +6587,46 @@
                 <w:szCs w:val="18"/>
                 <w:lang w:val="es-CL" w:eastAsia="es-CL"/>
               </w:rPr>
-              <w:t>Authorization: Bearer</w:t>
-            </w:r>
-            <w:r>
-              <w:rPr>
-                <w:rFonts w:asciiTheme="minorHAnsi" w:hAnsiTheme="minorHAnsi" w:cstheme="minorHAnsi"/>
-                <w:sz w:val="18"/>
-                <w:szCs w:val="18"/>
-                <w:lang w:val="es-CL" w:eastAsia="es-CL"/>
-              </w:rPr>
-              <w:t xml:space="preserve">; CORS solo permite el origen del frontend y los métodos </w:t>
+              <w:t>Authorization</w:t>
+            </w:r>
+            <w:proofErr w:type="spellEnd"/>
+            <w:r>
+              <w:rPr>
+                <w:rFonts w:ascii="Consolas" w:hAnsi="Consolas" w:cs="Consolas"/>
+                <w:sz w:val="18"/>
+                <w:szCs w:val="18"/>
+                <w:lang w:val="es-CL" w:eastAsia="es-CL"/>
+              </w:rPr>
+              <w:t>: Bearer</w:t>
+            </w:r>
+            <w:r>
+              <w:rPr>
+                <w:rFonts w:asciiTheme="minorHAnsi" w:hAnsiTheme="minorHAnsi" w:cstheme="minorHAnsi"/>
+                <w:sz w:val="18"/>
+                <w:szCs w:val="18"/>
+                <w:lang w:val="es-CL" w:eastAsia="es-CL"/>
+              </w:rPr>
+              <w:t xml:space="preserve">; CORS solo permite el origen del </w:t>
+            </w:r>
+            <w:proofErr w:type="spellStart"/>
+            <w:r>
+              <w:rPr>
+                <w:rFonts w:asciiTheme="minorHAnsi" w:hAnsiTheme="minorHAnsi" w:cstheme="minorHAnsi"/>
+                <w:sz w:val="18"/>
+                <w:szCs w:val="18"/>
+                <w:lang w:val="es-CL" w:eastAsia="es-CL"/>
+              </w:rPr>
+              <w:t>frontend</w:t>
+            </w:r>
+            <w:proofErr w:type="spellEnd"/>
+            <w:r>
+              <w:rPr>
+                <w:rFonts w:asciiTheme="minorHAnsi" w:hAnsiTheme="minorHAnsi" w:cstheme="minorHAnsi"/>
+                <w:sz w:val="18"/>
+                <w:szCs w:val="18"/>
+                <w:lang w:val="es-CL" w:eastAsia="es-CL"/>
+              </w:rPr>
+              <w:t xml:space="preserve"> y los métodos </w:t>
             </w:r>
             <w:r>
               <w:rPr>
@@ -6188,18 +6737,69 @@
             <w:pPr>
               <w:spacing w:before="20" w:after="20"/>
               <w:rPr>
-                <w:lang w:val="es-CL" w:eastAsia="es-CL"/>
-              </w:rPr>
-            </w:pPr>
-            <w:r>
-              <w:rPr>
-                <w:rFonts w:asciiTheme="minorHAnsi" w:hAnsiTheme="minorHAnsi" w:cstheme="minorHAnsi"/>
-                <w:sz w:val="18"/>
-                <w:szCs w:val="18"/>
-                <w:lang w:val="es-CL" w:eastAsia="es-CL"/>
-              </w:rPr>
-              <w:t>ODBC Driver 18 for SQL Server (pyodbc) mediante SQLAlchemy</w:t>
-            </w:r>
+                <w:lang w:val="en-US" w:eastAsia="es-CL"/>
+              </w:rPr>
+            </w:pPr>
+            <w:r>
+              <w:rPr>
+                <w:rFonts w:asciiTheme="minorHAnsi" w:hAnsiTheme="minorHAnsi" w:cstheme="minorHAnsi"/>
+                <w:sz w:val="18"/>
+                <w:szCs w:val="18"/>
+                <w:lang w:val="en-US" w:eastAsia="es-CL"/>
+              </w:rPr>
+              <w:t>ODBC Driver 18 for SQL Server (</w:t>
+            </w:r>
+            <w:proofErr w:type="spellStart"/>
+            <w:r>
+              <w:rPr>
+                <w:rFonts w:asciiTheme="minorHAnsi" w:hAnsiTheme="minorHAnsi" w:cstheme="minorHAnsi"/>
+                <w:sz w:val="18"/>
+                <w:szCs w:val="18"/>
+                <w:lang w:val="en-US" w:eastAsia="es-CL"/>
+              </w:rPr>
+              <w:t>pyodbc</w:t>
+            </w:r>
+            <w:proofErr w:type="spellEnd"/>
+            <w:r>
+              <w:rPr>
+                <w:rFonts w:asciiTheme="minorHAnsi" w:hAnsiTheme="minorHAnsi" w:cstheme="minorHAnsi"/>
+                <w:sz w:val="18"/>
+                <w:szCs w:val="18"/>
+                <w:lang w:val="en-US" w:eastAsia="es-CL"/>
+              </w:rPr>
+              <w:t xml:space="preserve">) </w:t>
+            </w:r>
+            <w:proofErr w:type="spellStart"/>
+            <w:r>
+              <w:rPr>
+                <w:rFonts w:asciiTheme="minorHAnsi" w:hAnsiTheme="minorHAnsi" w:cstheme="minorHAnsi"/>
+                <w:sz w:val="18"/>
+                <w:szCs w:val="18"/>
+                <w:lang w:val="en-US" w:eastAsia="es-CL"/>
+              </w:rPr>
+              <w:t>mediante</w:t>
+            </w:r>
+            <w:proofErr w:type="spellEnd"/>
+            <w:r>
+              <w:rPr>
+                <w:rFonts w:asciiTheme="minorHAnsi" w:hAnsiTheme="minorHAnsi" w:cstheme="minorHAnsi"/>
+                <w:sz w:val="18"/>
+                <w:szCs w:val="18"/>
+                <w:lang w:val="en-US" w:eastAsia="es-CL"/>
+              </w:rPr>
+              <w:t xml:space="preserve"> </w:t>
+            </w:r>
+            <w:proofErr w:type="spellStart"/>
+            <w:r>
+              <w:rPr>
+                <w:rFonts w:asciiTheme="minorHAnsi" w:hAnsiTheme="minorHAnsi" w:cstheme="minorHAnsi"/>
+                <w:sz w:val="18"/>
+                <w:szCs w:val="18"/>
+                <w:lang w:val="en-US" w:eastAsia="es-CL"/>
+              </w:rPr>
+              <w:t>SQLAlchemy</w:t>
+            </w:r>
+            <w:proofErr w:type="spellEnd"/>
           </w:p>
         </w:tc>
         <w:tc>
@@ -6220,8 +6820,29 @@
                 <w:szCs w:val="18"/>
                 <w:lang w:val="es-CL" w:eastAsia="es-CL"/>
               </w:rPr>
-              <w:t xml:space="preserve">Red interna de Docker: el backend llega al servidor por el nombre </w:t>
-            </w:r>
+              <w:t xml:space="preserve">Red interna de Docker: el </w:t>
+            </w:r>
+            <w:proofErr w:type="spellStart"/>
+            <w:r>
+              <w:rPr>
+                <w:rFonts w:asciiTheme="minorHAnsi" w:hAnsiTheme="minorHAnsi" w:cstheme="minorHAnsi"/>
+                <w:sz w:val="18"/>
+                <w:szCs w:val="18"/>
+                <w:lang w:val="es-CL" w:eastAsia="es-CL"/>
+              </w:rPr>
+              <w:t>backend</w:t>
+            </w:r>
+            <w:proofErr w:type="spellEnd"/>
+            <w:r>
+              <w:rPr>
+                <w:rFonts w:asciiTheme="minorHAnsi" w:hAnsiTheme="minorHAnsi" w:cstheme="minorHAnsi"/>
+                <w:sz w:val="18"/>
+                <w:szCs w:val="18"/>
+                <w:lang w:val="es-CL" w:eastAsia="es-CL"/>
+              </w:rPr>
+              <w:t xml:space="preserve"> llega al servidor por el nombre </w:t>
+            </w:r>
+            <w:proofErr w:type="spellStart"/>
             <w:r>
               <w:rPr>
                 <w:rFonts w:ascii="Consolas" w:hAnsi="Consolas" w:cs="Consolas"/>
@@ -6231,6 +6852,7 @@
               </w:rPr>
               <w:t>db</w:t>
             </w:r>
+            <w:proofErr w:type="spellEnd"/>
             <w:r>
               <w:rPr>
                 <w:rFonts w:asciiTheme="minorHAnsi" w:hAnsiTheme="minorHAnsi" w:cstheme="minorHAnsi"/>
@@ -6286,7 +6908,23 @@
           <w:rFonts w:cstheme="minorHAnsi"/>
           <w:lang w:val="es-CL" w:eastAsia="es-CL"/>
         </w:rPr>
-        <w:t xml:space="preserve">El frontend agrega el token guardado a la petición (interceptor de Axios en </w:t>
+        <w:t xml:space="preserve">El </w:t>
+      </w:r>
+      <w:proofErr w:type="spellStart"/>
+      <w:r>
+        <w:rPr>
+          <w:rFonts w:cstheme="minorHAnsi"/>
+          <w:lang w:val="es-CL" w:eastAsia="es-CL"/>
+        </w:rPr>
+        <w:t>frontend</w:t>
+      </w:r>
+      <w:proofErr w:type="spellEnd"/>
+      <w:r>
+        <w:rPr>
+          <w:rFonts w:cstheme="minorHAnsi"/>
+          <w:lang w:val="es-CL" w:eastAsia="es-CL"/>
+        </w:rPr>
+        <w:t xml:space="preserve"> agrega el token guardado a la petición (interceptor de Axios en </w:t>
       </w:r>
       <w:r>
         <w:rPr>
@@ -6314,12 +6952,37 @@
           <w:lang w:val="es-CL" w:eastAsia="es-CL"/>
         </w:rPr>
       </w:pPr>
-      <w:r>
-        <w:rPr>
-          <w:rFonts w:cstheme="minorHAnsi"/>
-          <w:lang w:val="es-CL" w:eastAsia="es-CL"/>
-        </w:rPr>
-        <w:t>FastAPI dirige la petición al router según la ruta.</w:t>
+      <w:proofErr w:type="spellStart"/>
+      <w:r>
+        <w:rPr>
+          <w:rFonts w:cstheme="minorHAnsi"/>
+          <w:lang w:val="es-CL" w:eastAsia="es-CL"/>
+        </w:rPr>
+        <w:t>FastAPI</w:t>
+      </w:r>
+      <w:proofErr w:type="spellEnd"/>
+      <w:r>
+        <w:rPr>
+          <w:rFonts w:cstheme="minorHAnsi"/>
+          <w:lang w:val="es-CL" w:eastAsia="es-CL"/>
+        </w:rPr>
+        <w:t xml:space="preserve"> dirige la petición al </w:t>
+      </w:r>
+      <w:proofErr w:type="spellStart"/>
+      <w:r>
+        <w:rPr>
+          <w:rFonts w:cstheme="minorHAnsi"/>
+          <w:lang w:val="es-CL" w:eastAsia="es-CL"/>
+        </w:rPr>
+        <w:t>router</w:t>
+      </w:r>
+      <w:proofErr w:type="spellEnd"/>
+      <w:r>
+        <w:rPr>
+          <w:rFonts w:cstheme="minorHAnsi"/>
+          <w:lang w:val="es-CL" w:eastAsia="es-CL"/>
+        </w:rPr>
+        <w:t xml:space="preserve"> según la ruta.</w:t>
       </w:r>
     </w:p>
     <w:p>
@@ -6380,12 +7043,21 @@
           <w:lang w:val="es-CL" w:eastAsia="es-CL"/>
         </w:rPr>
       </w:pPr>
-      <w:r>
-        <w:rPr>
-          <w:rFonts w:cstheme="minorHAnsi"/>
-          <w:lang w:val="es-CL" w:eastAsia="es-CL"/>
-        </w:rPr>
-        <w:t>Pydantic valida el cuerpo de la petición (</w:t>
+      <w:proofErr w:type="spellStart"/>
+      <w:r>
+        <w:rPr>
+          <w:rFonts w:cstheme="minorHAnsi"/>
+          <w:lang w:val="es-CL" w:eastAsia="es-CL"/>
+        </w:rPr>
+        <w:t>Pydantic</w:t>
+      </w:r>
+      <w:proofErr w:type="spellEnd"/>
+      <w:r>
+        <w:rPr>
+          <w:rFonts w:cstheme="minorHAnsi"/>
+          <w:lang w:val="es-CL" w:eastAsia="es-CL"/>
+        </w:rPr>
+        <w:t xml:space="preserve"> valida el cuerpo de la petición (</w:t>
       </w:r>
       <w:r>
         <w:rPr>
@@ -6451,7 +7123,23 @@
           <w:rFonts w:cstheme="minorHAnsi"/>
           <w:lang w:val="es-CL" w:eastAsia="es-CL"/>
         </w:rPr>
-        <w:t xml:space="preserve"> a un token existente, el frontend borra la sesión y redirige al login.</w:t>
+        <w:t xml:space="preserve"> a un token existente, el </w:t>
+      </w:r>
+      <w:proofErr w:type="spellStart"/>
+      <w:r>
+        <w:rPr>
+          <w:rFonts w:cstheme="minorHAnsi"/>
+          <w:lang w:val="es-CL" w:eastAsia="es-CL"/>
+        </w:rPr>
+        <w:t>frontend</w:t>
+      </w:r>
+      <w:proofErr w:type="spellEnd"/>
+      <w:r>
+        <w:rPr>
+          <w:rFonts w:cstheme="minorHAnsi"/>
+          <w:lang w:val="es-CL" w:eastAsia="es-CL"/>
+        </w:rPr>
+        <w:t xml:space="preserve"> borra la sesión y redirige al login.</w:t>
       </w:r>
     </w:p>
     <w:p>
@@ -6961,7 +7649,39 @@
           <w:rFonts w:cstheme="minorHAnsi"/>
           <w:lang w:val="es-CL" w:eastAsia="es-CL"/>
         </w:rPr>
-        <w:t>Los diagramas se separan por actor para facilitar su lectura. Los casos de uso de sesión aparecen en los cuatro diagramas porque todos los actores los utilizan. Se usa la notación UML: actor como figura humana, casos de uso como óvalos dentro del límite del sistema, asociaciones con línea continua y relaciones «include» y «extend» con flecha discontinua.</w:t>
+        <w:t>Los diagramas se separan por actor para facilitar su lectura. Los casos de uso de sesión aparecen en los cuatro diagramas porque todos los actores los utilizan. Se usa la notación UML: actor como figura humana, casos de uso como óvalos dentro del límite del sistema, asociaciones con línea continua y relaciones «</w:t>
+      </w:r>
+      <w:proofErr w:type="spellStart"/>
+      <w:r>
+        <w:rPr>
+          <w:rFonts w:cstheme="minorHAnsi"/>
+          <w:lang w:val="es-CL" w:eastAsia="es-CL"/>
+        </w:rPr>
+        <w:t>include</w:t>
+      </w:r>
+      <w:proofErr w:type="spellEnd"/>
+      <w:r>
+        <w:rPr>
+          <w:rFonts w:cstheme="minorHAnsi"/>
+          <w:lang w:val="es-CL" w:eastAsia="es-CL"/>
+        </w:rPr>
+        <w:t>» y «</w:t>
+      </w:r>
+      <w:proofErr w:type="spellStart"/>
+      <w:r>
+        <w:rPr>
+          <w:rFonts w:cstheme="minorHAnsi"/>
+          <w:lang w:val="es-CL" w:eastAsia="es-CL"/>
+        </w:rPr>
+        <w:t>extend</w:t>
+      </w:r>
+      <w:proofErr w:type="spellEnd"/>
+      <w:r>
+        <w:rPr>
+          <w:rFonts w:cstheme="minorHAnsi"/>
+          <w:lang w:val="es-CL" w:eastAsia="es-CL"/>
+        </w:rPr>
+        <w:t>» con flecha discontinua.</w:t>
       </w:r>
     </w:p>
     <w:p>
@@ -7045,40 +7765,21 @@
         </w:rPr>
         <w:t xml:space="preserve">Figura </w:t>
       </w:r>
-      <w:r>
-        <w:fldChar w:fldCharType="begin"/>
-      </w:r>
-      <w:r>
-        <w:instrText xml:space="preserve"> SEQ Figura \* ARABIC \* MERGEFORMAT </w:instrText>
-      </w:r>
-      <w:r>
-        <w:fldChar w:fldCharType="separate"/>
-      </w:r>
-      <w:r>
-        <w:rPr>
-          <w:rFonts w:cstheme="minorHAnsi"/>
-          <w:i/>
-          <w:iCs/>
-          <w:noProof/>
-          <w:color w:val="404040"/>
-          <w:sz w:val="18"/>
-          <w:szCs w:val="18"/>
-          <w:lang w:val="es-CL" w:eastAsia="es-CL"/>
-        </w:rPr>
-        <w:t>2</w:t>
-      </w:r>
-      <w:r>
-        <w:rPr>
-          <w:rFonts w:cstheme="minorHAnsi"/>
-          <w:i/>
-          <w:iCs/>
-          <w:color w:val="404040"/>
-          <w:sz w:val="18"/>
-          <w:szCs w:val="18"/>
-          <w:lang w:val="es-CL" w:eastAsia="es-CL"/>
-        </w:rPr>
-        <w:fldChar w:fldCharType="end"/>
-      </w:r>
+      <w:fldSimple w:instr=" SEQ Figura \* ARABIC \* MERGEFORMAT ">
+        <w:r>
+          <w:rPr>
+            <w:rFonts w:cstheme="minorHAnsi"/>
+            <w:i/>
+            <w:iCs/>
+            <w:noProof/>
+            <w:color w:val="404040"/>
+            <w:sz w:val="18"/>
+            <w:szCs w:val="18"/>
+            <w:lang w:val="es-CL" w:eastAsia="es-CL"/>
+          </w:rPr>
+          <w:t>2</w:t>
+        </w:r>
+      </w:fldSimple>
       <w:r>
         <w:rPr>
           <w:rFonts w:cstheme="minorHAnsi"/>
@@ -7879,40 +8580,21 @@
         </w:rPr>
         <w:t xml:space="preserve">Figura </w:t>
       </w:r>
-      <w:r>
-        <w:fldChar w:fldCharType="begin"/>
-      </w:r>
-      <w:r>
-        <w:instrText xml:space="preserve"> SEQ Figura \* ARABIC \* MERGEFORMAT </w:instrText>
-      </w:r>
-      <w:r>
-        <w:fldChar w:fldCharType="separate"/>
-      </w:r>
-      <w:r>
-        <w:rPr>
-          <w:rFonts w:cstheme="minorHAnsi"/>
-          <w:i/>
-          <w:iCs/>
-          <w:noProof/>
-          <w:color w:val="404040"/>
-          <w:sz w:val="18"/>
-          <w:szCs w:val="18"/>
-          <w:lang w:val="es-CL" w:eastAsia="es-CL"/>
-        </w:rPr>
-        <w:t>3</w:t>
-      </w:r>
-      <w:r>
-        <w:rPr>
-          <w:rFonts w:cstheme="minorHAnsi"/>
-          <w:i/>
-          <w:iCs/>
-          <w:color w:val="404040"/>
-          <w:sz w:val="18"/>
-          <w:szCs w:val="18"/>
-          <w:lang w:val="es-CL" w:eastAsia="es-CL"/>
-        </w:rPr>
-        <w:fldChar w:fldCharType="end"/>
-      </w:r>
+      <w:fldSimple w:instr=" SEQ Figura \* ARABIC \* MERGEFORMAT ">
+        <w:r>
+          <w:rPr>
+            <w:rFonts w:cstheme="minorHAnsi"/>
+            <w:i/>
+            <w:iCs/>
+            <w:noProof/>
+            <w:color w:val="404040"/>
+            <w:sz w:val="18"/>
+            <w:szCs w:val="18"/>
+            <w:lang w:val="es-CL" w:eastAsia="es-CL"/>
+          </w:rPr>
+          <w:t>3</w:t>
+        </w:r>
+      </w:fldSimple>
       <w:r>
         <w:rPr>
           <w:rFonts w:cstheme="minorHAnsi"/>
@@ -8480,40 +9162,21 @@
         </w:rPr>
         <w:t xml:space="preserve">Figura </w:t>
       </w:r>
-      <w:r>
-        <w:fldChar w:fldCharType="begin"/>
-      </w:r>
-      <w:r>
-        <w:instrText xml:space="preserve"> SEQ Figura \* ARABIC \* MERGEFORMAT </w:instrText>
-      </w:r>
-      <w:r>
-        <w:fldChar w:fldCharType="separate"/>
-      </w:r>
-      <w:r>
-        <w:rPr>
-          <w:rFonts w:cstheme="minorHAnsi"/>
-          <w:i/>
-          <w:iCs/>
-          <w:noProof/>
-          <w:color w:val="404040"/>
-          <w:sz w:val="18"/>
-          <w:szCs w:val="18"/>
-          <w:lang w:val="es-CL" w:eastAsia="es-CL"/>
-        </w:rPr>
-        <w:t>4</w:t>
-      </w:r>
-      <w:r>
-        <w:rPr>
-          <w:rFonts w:cstheme="minorHAnsi"/>
-          <w:i/>
-          <w:iCs/>
-          <w:color w:val="404040"/>
-          <w:sz w:val="18"/>
-          <w:szCs w:val="18"/>
-          <w:lang w:val="es-CL" w:eastAsia="es-CL"/>
-        </w:rPr>
-        <w:fldChar w:fldCharType="end"/>
-      </w:r>
+      <w:fldSimple w:instr=" SEQ Figura \* ARABIC \* MERGEFORMAT ">
+        <w:r>
+          <w:rPr>
+            <w:rFonts w:cstheme="minorHAnsi"/>
+            <w:i/>
+            <w:iCs/>
+            <w:noProof/>
+            <w:color w:val="404040"/>
+            <w:sz w:val="18"/>
+            <w:szCs w:val="18"/>
+            <w:lang w:val="es-CL" w:eastAsia="es-CL"/>
+          </w:rPr>
+          <w:t>4</w:t>
+        </w:r>
+      </w:fldSimple>
       <w:r>
         <w:rPr>
           <w:rFonts w:cstheme="minorHAnsi"/>
@@ -9350,6 +10013,9 @@
       <w:pPr>
         <w:spacing w:after="240"/>
         <w:jc w:val="center"/>
+        <w:rPr>
+          <w:lang w:val="pt-BR"/>
+        </w:rPr>
       </w:pPr>
       <w:r>
         <w:rPr>
@@ -9359,7 +10025,7 @@
           <w:color w:val="404040"/>
           <w:sz w:val="18"/>
           <w:szCs w:val="18"/>
-          <w:lang w:val="es-CL" w:eastAsia="es-CL"/>
+          <w:lang w:val="pt-BR" w:eastAsia="es-CL"/>
         </w:rPr>
         <w:t xml:space="preserve">Figura </w:t>
       </w:r>
@@ -9367,6 +10033,9 @@
         <w:fldChar w:fldCharType="begin"/>
       </w:r>
       <w:r>
+        <w:rPr>
+          <w:lang w:val="pt-BR"/>
+        </w:rPr>
         <w:instrText xml:space="preserve"> SEQ Figura \* ARABIC \* MERGEFORMAT </w:instrText>
       </w:r>
       <w:r>
@@ -9381,7 +10050,7 @@
           <w:color w:val="404040"/>
           <w:sz w:val="18"/>
           <w:szCs w:val="18"/>
-          <w:lang w:val="es-CL" w:eastAsia="es-CL"/>
+          <w:lang w:val="pt-BR" w:eastAsia="es-CL"/>
         </w:rPr>
         <w:t>5</w:t>
       </w:r>
@@ -9405,7 +10074,7 @@
           <w:color w:val="404040"/>
           <w:sz w:val="18"/>
           <w:szCs w:val="18"/>
-          <w:lang w:val="es-CL" w:eastAsia="es-CL"/>
+          <w:lang w:val="pt-BR" w:eastAsia="es-CL"/>
         </w:rPr>
         <w:t>: Diagrama de casos de uso: Gerencia</w:t>
       </w:r>
@@ -9779,6 +10448,7 @@
         </w:rPr>
         <w:t xml:space="preserve">En este diagrama no se muestran relaciones </w:t>
       </w:r>
+      <w:proofErr w:type="spellStart"/>
       <w:r>
         <w:rPr>
           <w:rFonts w:ascii="Consolas" w:hAnsi="Consolas" w:cs="Consolas"/>
@@ -9786,6 +10456,7 @@
         </w:rPr>
         <w:t>include</w:t>
       </w:r>
+      <w:proofErr w:type="spellEnd"/>
       <w:r>
         <w:rPr>
           <w:rFonts w:cstheme="minorHAnsi"/>
@@ -9793,6 +10464,7 @@
         </w:rPr>
         <w:t xml:space="preserve"> ni </w:t>
       </w:r>
+      <w:proofErr w:type="spellStart"/>
       <w:r>
         <w:rPr>
           <w:rFonts w:ascii="Consolas" w:hAnsi="Consolas" w:cs="Consolas"/>
@@ -9800,6 +10472,7 @@
         </w:rPr>
         <w:t>extend</w:t>
       </w:r>
+      <w:proofErr w:type="spellEnd"/>
       <w:r>
         <w:rPr>
           <w:rFonts w:cstheme="minorHAnsi"/>
@@ -9829,15 +10502,56 @@
           <w:rFonts w:cstheme="minorHAnsi"/>
           <w:lang w:val="es-CL" w:eastAsia="es-CL"/>
         </w:rPr>
-        <w:t xml:space="preserve"> CU02 aparece en los cuatro diagramas porque todos los actores pueden utilizar la sesión del sistema. Sin embargo, la renovación automática todavía es una funcionalidad de etapa posterior: actualmente no existe el endpoint </w:t>
+        <w:t xml:space="preserve"> CU02 aparece en los cuatro diagramas porque todos los actores pueden utilizar la sesión del sistema. Sin embargo, la renovación automática todavía es una funcionalidad de etapa posterior: actualmente no existe el </w:t>
+      </w:r>
+      <w:proofErr w:type="spellStart"/>
+      <w:r>
+        <w:rPr>
+          <w:rFonts w:cstheme="minorHAnsi"/>
+          <w:lang w:val="es-CL" w:eastAsia="es-CL"/>
+        </w:rPr>
+        <w:t>endpoint</w:t>
+      </w:r>
+      <w:proofErr w:type="spellEnd"/>
+      <w:r>
+        <w:rPr>
+          <w:rFonts w:cstheme="minorHAnsi"/>
+          <w:lang w:val="es-CL" w:eastAsia="es-CL"/>
+        </w:rPr>
+        <w:t xml:space="preserve"> </w:t>
       </w:r>
       <w:r>
         <w:rPr>
           <w:rFonts w:ascii="Consolas" w:hAnsi="Consolas" w:cs="Consolas"/>
           <w:lang w:val="es-CL" w:eastAsia="es-CL"/>
         </w:rPr>
-        <w:t>POST /auth/refresh</w:t>
-      </w:r>
+        <w:t>POST /</w:t>
+      </w:r>
+      <w:proofErr w:type="spellStart"/>
+      <w:r>
+        <w:rPr>
+          <w:rFonts w:ascii="Consolas" w:hAnsi="Consolas" w:cs="Consolas"/>
+          <w:lang w:val="es-CL" w:eastAsia="es-CL"/>
+        </w:rPr>
+        <w:t>auth</w:t>
+      </w:r>
+      <w:proofErr w:type="spellEnd"/>
+      <w:r>
+        <w:rPr>
+          <w:rFonts w:ascii="Consolas" w:hAnsi="Consolas" w:cs="Consolas"/>
+          <w:lang w:val="es-CL" w:eastAsia="es-CL"/>
+        </w:rPr>
+        <w:t>/</w:t>
+      </w:r>
+      <w:proofErr w:type="spellStart"/>
+      <w:r>
+        <w:rPr>
+          <w:rFonts w:ascii="Consolas" w:hAnsi="Consolas" w:cs="Consolas"/>
+          <w:lang w:val="es-CL" w:eastAsia="es-CL"/>
+        </w:rPr>
+        <w:t>refresh</w:t>
+      </w:r>
+      <w:proofErr w:type="spellEnd"/>
       <w:r>
         <w:rPr>
           <w:rFonts w:cstheme="minorHAnsi"/>
@@ -9959,28 +10673,21 @@
         </w:rPr>
         <w:t xml:space="preserve">Figura </w:t>
       </w:r>
-      <w:r>
-        <w:fldChar w:fldCharType="begin"/>
-      </w:r>
-      <w:r>
-        <w:instrText xml:space="preserve"> SEQ Figura \* ARABIC \* MERGEFORMAT </w:instrText>
-      </w:r>
-      <w:r>
-        <w:fldChar w:fldCharType="separate"/>
-      </w:r>
-      <w:r>
-        <w:rPr>
-          <w:rFonts w:cstheme="minorHAnsi"/>
-          <w:i/>
-          <w:iCs/>
-          <w:noProof/>
-          <w:color w:val="404040"/>
-          <w:sz w:val="18"/>
-          <w:szCs w:val="18"/>
-          <w:lang w:val="es-CL" w:eastAsia="es-CL"/>
-        </w:rPr>
-        <w:t>6</w:t>
-      </w:r>
+      <w:fldSimple w:instr=" SEQ Figura \* ARABIC \* MERGEFORMAT ">
+        <w:r>
+          <w:rPr>
+            <w:rFonts w:cstheme="minorHAnsi"/>
+            <w:i/>
+            <w:iCs/>
+            <w:noProof/>
+            <w:color w:val="404040"/>
+            <w:sz w:val="18"/>
+            <w:szCs w:val="18"/>
+            <w:lang w:val="es-CL" w:eastAsia="es-CL"/>
+          </w:rPr>
+          <w:t>6</w:t>
+        </w:r>
+      </w:fldSimple>
       <w:r>
         <w:rPr>
           <w:rFonts w:cstheme="minorHAnsi"/>
@@ -9991,18 +10698,6 @@
           <w:szCs w:val="18"/>
           <w:lang w:val="es-CL" w:eastAsia="es-CL"/>
         </w:rPr>
-        <w:fldChar w:fldCharType="end"/>
-      </w:r>
-      <w:r>
-        <w:rPr>
-          <w:rFonts w:cstheme="minorHAnsi"/>
-          <w:i/>
-          <w:iCs/>
-          <w:color w:val="404040"/>
-          <w:sz w:val="18"/>
-          <w:szCs w:val="18"/>
-          <w:lang w:val="es-CL" w:eastAsia="es-CL"/>
-        </w:rPr>
         <w:t>: Modelo entidad-relación</w:t>
       </w:r>
     </w:p>
@@ -10018,7 +10713,23 @@
           <w:rFonts w:cstheme="minorHAnsi"/>
           <w:lang w:val="es-CL" w:eastAsia="es-CL"/>
         </w:rPr>
-        <w:t xml:space="preserve">El modelo entidad-relación representa la estructura de datos del sistema A2D SM sobre SQL Server 2022. Las tablas se crean y versionan mediante migraciones de Alembic. El modelo se organiza en cinco grupos principales: usuarios y roles, catálogos maestros, recepción de tarjas, </w:t>
+        <w:t xml:space="preserve">El modelo entidad-relación representa la estructura de datos del sistema A2D SM sobre SQL Server 2022. Las tablas se crean y versionan mediante migraciones de </w:t>
+      </w:r>
+      <w:proofErr w:type="spellStart"/>
+      <w:r>
+        <w:rPr>
+          <w:rFonts w:cstheme="minorHAnsi"/>
+          <w:lang w:val="es-CL" w:eastAsia="es-CL"/>
+        </w:rPr>
+        <w:t>Alembic</w:t>
+      </w:r>
+      <w:proofErr w:type="spellEnd"/>
+      <w:r>
+        <w:rPr>
+          <w:rFonts w:cstheme="minorHAnsi"/>
+          <w:lang w:val="es-CL" w:eastAsia="es-CL"/>
+        </w:rPr>
+        <w:t xml:space="preserve">. El modelo se organiza en cinco grupos principales: usuarios y roles, catálogos maestros, recepción de tarjas, </w:t>
       </w:r>
       <w:r>
         <w:rPr>
@@ -10192,14 +10903,25 @@
                 <w:lang w:val="es-CL" w:eastAsia="es-CL"/>
               </w:rPr>
             </w:pPr>
-            <w:r>
-              <w:rPr>
-                <w:rFonts w:asciiTheme="minorHAnsi" w:hAnsiTheme="minorHAnsi" w:cstheme="minorHAnsi"/>
-                <w:sz w:val="18"/>
-                <w:szCs w:val="18"/>
-                <w:lang w:val="es-CL" w:eastAsia="es-CL"/>
-              </w:rPr>
-              <w:t>1:N con USUARIO_ROLES, TARJAS, PROCESOS y AUDITORIA</w:t>
+            <w:proofErr w:type="gramStart"/>
+            <w:r>
+              <w:rPr>
+                <w:rFonts w:asciiTheme="minorHAnsi" w:hAnsiTheme="minorHAnsi" w:cstheme="minorHAnsi"/>
+                <w:sz w:val="18"/>
+                <w:szCs w:val="18"/>
+                <w:lang w:val="es-CL" w:eastAsia="es-CL"/>
+              </w:rPr>
+              <w:t>1:N</w:t>
+            </w:r>
+            <w:proofErr w:type="gramEnd"/>
+            <w:r>
+              <w:rPr>
+                <w:rFonts w:asciiTheme="minorHAnsi" w:hAnsiTheme="minorHAnsi" w:cstheme="minorHAnsi"/>
+                <w:sz w:val="18"/>
+                <w:szCs w:val="18"/>
+                <w:lang w:val="es-CL" w:eastAsia="es-CL"/>
+              </w:rPr>
+              <w:t xml:space="preserve"> con USUARIO_ROLES, TARJAS, PROCESOS y AUDITORIA</w:t>
             </w:r>
           </w:p>
         </w:tc>
@@ -10334,14 +11056,25 @@
                 <w:lang w:val="es-CL" w:eastAsia="es-CL"/>
               </w:rPr>
             </w:pPr>
-            <w:r>
-              <w:rPr>
-                <w:rFonts w:asciiTheme="minorHAnsi" w:hAnsiTheme="minorHAnsi" w:cstheme="minorHAnsi"/>
-                <w:sz w:val="18"/>
-                <w:szCs w:val="18"/>
-                <w:lang w:val="es-CL" w:eastAsia="es-CL"/>
-              </w:rPr>
-              <w:t>1:N con TARJAS y MOVIMIENTOS_BANDEJA</w:t>
+            <w:proofErr w:type="gramStart"/>
+            <w:r>
+              <w:rPr>
+                <w:rFonts w:asciiTheme="minorHAnsi" w:hAnsiTheme="minorHAnsi" w:cstheme="minorHAnsi"/>
+                <w:sz w:val="18"/>
+                <w:szCs w:val="18"/>
+                <w:lang w:val="es-CL" w:eastAsia="es-CL"/>
+              </w:rPr>
+              <w:t>1:N</w:t>
+            </w:r>
+            <w:proofErr w:type="gramEnd"/>
+            <w:r>
+              <w:rPr>
+                <w:rFonts w:asciiTheme="minorHAnsi" w:hAnsiTheme="minorHAnsi" w:cstheme="minorHAnsi"/>
+                <w:sz w:val="18"/>
+                <w:szCs w:val="18"/>
+                <w:lang w:val="es-CL" w:eastAsia="es-CL"/>
+              </w:rPr>
+              <w:t xml:space="preserve"> con TARJAS y MOVIMIENTOS_BANDEJA</w:t>
             </w:r>
           </w:p>
         </w:tc>
@@ -10405,14 +11138,25 @@
                 <w:lang w:val="es-CL" w:eastAsia="es-CL"/>
               </w:rPr>
             </w:pPr>
-            <w:r>
-              <w:rPr>
-                <w:rFonts w:asciiTheme="minorHAnsi" w:hAnsiTheme="minorHAnsi" w:cstheme="minorHAnsi"/>
-                <w:sz w:val="18"/>
-                <w:szCs w:val="18"/>
-                <w:lang w:val="es-CL" w:eastAsia="es-CL"/>
-              </w:rPr>
-              <w:t>1:N con TARJAS</w:t>
+            <w:proofErr w:type="gramStart"/>
+            <w:r>
+              <w:rPr>
+                <w:rFonts w:asciiTheme="minorHAnsi" w:hAnsiTheme="minorHAnsi" w:cstheme="minorHAnsi"/>
+                <w:sz w:val="18"/>
+                <w:szCs w:val="18"/>
+                <w:lang w:val="es-CL" w:eastAsia="es-CL"/>
+              </w:rPr>
+              <w:t>1:N</w:t>
+            </w:r>
+            <w:proofErr w:type="gramEnd"/>
+            <w:r>
+              <w:rPr>
+                <w:rFonts w:asciiTheme="minorHAnsi" w:hAnsiTheme="minorHAnsi" w:cstheme="minorHAnsi"/>
+                <w:sz w:val="18"/>
+                <w:szCs w:val="18"/>
+                <w:lang w:val="es-CL" w:eastAsia="es-CL"/>
+              </w:rPr>
+              <w:t xml:space="preserve"> con TARJAS</w:t>
             </w:r>
           </w:p>
         </w:tc>
@@ -10476,14 +11220,25 @@
                 <w:lang w:val="es-CL" w:eastAsia="es-CL"/>
               </w:rPr>
             </w:pPr>
-            <w:r>
-              <w:rPr>
-                <w:rFonts w:asciiTheme="minorHAnsi" w:hAnsiTheme="minorHAnsi" w:cstheme="minorHAnsi"/>
-                <w:sz w:val="18"/>
-                <w:szCs w:val="18"/>
-                <w:lang w:val="es-CL" w:eastAsia="es-CL"/>
-              </w:rPr>
-              <w:t>1:N con VARIEDADES</w:t>
+            <w:proofErr w:type="gramStart"/>
+            <w:r>
+              <w:rPr>
+                <w:rFonts w:asciiTheme="minorHAnsi" w:hAnsiTheme="minorHAnsi" w:cstheme="minorHAnsi"/>
+                <w:sz w:val="18"/>
+                <w:szCs w:val="18"/>
+                <w:lang w:val="es-CL" w:eastAsia="es-CL"/>
+              </w:rPr>
+              <w:t>1:N</w:t>
+            </w:r>
+            <w:proofErr w:type="gramEnd"/>
+            <w:r>
+              <w:rPr>
+                <w:rFonts w:asciiTheme="minorHAnsi" w:hAnsiTheme="minorHAnsi" w:cstheme="minorHAnsi"/>
+                <w:sz w:val="18"/>
+                <w:szCs w:val="18"/>
+                <w:lang w:val="es-CL" w:eastAsia="es-CL"/>
+              </w:rPr>
+              <w:t xml:space="preserve"> con VARIEDADES</w:t>
             </w:r>
           </w:p>
         </w:tc>
@@ -10554,7 +11309,27 @@
                 <w:szCs w:val="18"/>
                 <w:lang w:val="es-CL" w:eastAsia="es-CL"/>
               </w:rPr>
-              <w:t>N:1 con ESPECIES; 1:N con TARJAS</w:t>
+              <w:t xml:space="preserve">N:1 con ESPECIES; </w:t>
+            </w:r>
+            <w:proofErr w:type="gramStart"/>
+            <w:r>
+              <w:rPr>
+                <w:rFonts w:asciiTheme="minorHAnsi" w:hAnsiTheme="minorHAnsi" w:cstheme="minorHAnsi"/>
+                <w:sz w:val="18"/>
+                <w:szCs w:val="18"/>
+                <w:lang w:val="es-CL" w:eastAsia="es-CL"/>
+              </w:rPr>
+              <w:t>1:N</w:t>
+            </w:r>
+            <w:proofErr w:type="gramEnd"/>
+            <w:r>
+              <w:rPr>
+                <w:rFonts w:asciiTheme="minorHAnsi" w:hAnsiTheme="minorHAnsi" w:cstheme="minorHAnsi"/>
+                <w:sz w:val="18"/>
+                <w:szCs w:val="18"/>
+                <w:lang w:val="es-CL" w:eastAsia="es-CL"/>
+              </w:rPr>
+              <w:t xml:space="preserve"> con TARJAS</w:t>
             </w:r>
           </w:p>
         </w:tc>
@@ -10618,14 +11393,25 @@
                 <w:lang w:val="es-CL" w:eastAsia="es-CL"/>
               </w:rPr>
             </w:pPr>
-            <w:r>
-              <w:rPr>
-                <w:rFonts w:asciiTheme="minorHAnsi" w:hAnsiTheme="minorHAnsi" w:cstheme="minorHAnsi"/>
-                <w:sz w:val="18"/>
-                <w:szCs w:val="18"/>
-                <w:lang w:val="es-CL" w:eastAsia="es-CL"/>
-              </w:rPr>
-              <w:t>1:N con TARJAS</w:t>
+            <w:proofErr w:type="gramStart"/>
+            <w:r>
+              <w:rPr>
+                <w:rFonts w:asciiTheme="minorHAnsi" w:hAnsiTheme="minorHAnsi" w:cstheme="minorHAnsi"/>
+                <w:sz w:val="18"/>
+                <w:szCs w:val="18"/>
+                <w:lang w:val="es-CL" w:eastAsia="es-CL"/>
+              </w:rPr>
+              <w:t>1:N</w:t>
+            </w:r>
+            <w:proofErr w:type="gramEnd"/>
+            <w:r>
+              <w:rPr>
+                <w:rFonts w:asciiTheme="minorHAnsi" w:hAnsiTheme="minorHAnsi" w:cstheme="minorHAnsi"/>
+                <w:sz w:val="18"/>
+                <w:szCs w:val="18"/>
+                <w:lang w:val="es-CL" w:eastAsia="es-CL"/>
+              </w:rPr>
+              <w:t xml:space="preserve"> con TARJAS</w:t>
             </w:r>
           </w:p>
         </w:tc>
@@ -10689,14 +11475,25 @@
                 <w:lang w:val="es-CL" w:eastAsia="es-CL"/>
               </w:rPr>
             </w:pPr>
-            <w:r>
-              <w:rPr>
-                <w:rFonts w:asciiTheme="minorHAnsi" w:hAnsiTheme="minorHAnsi" w:cstheme="minorHAnsi"/>
-                <w:sz w:val="18"/>
-                <w:szCs w:val="18"/>
-                <w:lang w:val="es-CL" w:eastAsia="es-CL"/>
-              </w:rPr>
-              <w:t>1:N con TARJAS y MOVIMIENTOS_BANDEJA</w:t>
+            <w:proofErr w:type="gramStart"/>
+            <w:r>
+              <w:rPr>
+                <w:rFonts w:asciiTheme="minorHAnsi" w:hAnsiTheme="minorHAnsi" w:cstheme="minorHAnsi"/>
+                <w:sz w:val="18"/>
+                <w:szCs w:val="18"/>
+                <w:lang w:val="es-CL" w:eastAsia="es-CL"/>
+              </w:rPr>
+              <w:t>1:N</w:t>
+            </w:r>
+            <w:proofErr w:type="gramEnd"/>
+            <w:r>
+              <w:rPr>
+                <w:rFonts w:asciiTheme="minorHAnsi" w:hAnsiTheme="minorHAnsi" w:cstheme="minorHAnsi"/>
+                <w:sz w:val="18"/>
+                <w:szCs w:val="18"/>
+                <w:lang w:val="es-CL" w:eastAsia="es-CL"/>
+              </w:rPr>
+              <w:t xml:space="preserve"> con TARJAS y MOVIMIENTOS_BANDEJA</w:t>
             </w:r>
           </w:p>
         </w:tc>
@@ -10760,14 +11557,25 @@
                 <w:lang w:val="es-CL" w:eastAsia="es-CL"/>
               </w:rPr>
             </w:pPr>
-            <w:r>
-              <w:rPr>
-                <w:rFonts w:asciiTheme="minorHAnsi" w:hAnsiTheme="minorHAnsi" w:cstheme="minorHAnsi"/>
-                <w:sz w:val="18"/>
-                <w:szCs w:val="18"/>
-                <w:lang w:val="es-CL" w:eastAsia="es-CL"/>
-              </w:rPr>
-              <w:t>1:N con PROCESOS</w:t>
+            <w:proofErr w:type="gramStart"/>
+            <w:r>
+              <w:rPr>
+                <w:rFonts w:asciiTheme="minorHAnsi" w:hAnsiTheme="minorHAnsi" w:cstheme="minorHAnsi"/>
+                <w:sz w:val="18"/>
+                <w:szCs w:val="18"/>
+                <w:lang w:val="es-CL" w:eastAsia="es-CL"/>
+              </w:rPr>
+              <w:t>1:N</w:t>
+            </w:r>
+            <w:proofErr w:type="gramEnd"/>
+            <w:r>
+              <w:rPr>
+                <w:rFonts w:asciiTheme="minorHAnsi" w:hAnsiTheme="minorHAnsi" w:cstheme="minorHAnsi"/>
+                <w:sz w:val="18"/>
+                <w:szCs w:val="18"/>
+                <w:lang w:val="es-CL" w:eastAsia="es-CL"/>
+              </w:rPr>
+              <w:t xml:space="preserve"> con PROCESOS</w:t>
             </w:r>
           </w:p>
         </w:tc>
@@ -10838,7 +11646,27 @@
                 <w:szCs w:val="18"/>
                 <w:lang w:val="es-CL" w:eastAsia="es-CL"/>
               </w:rPr>
-              <w:t>N:1 con productor, usuario y catálogos; 1:N con PROCESO_TARJAS y MOVIMIENTOS_BANDEJA</w:t>
+              <w:t xml:space="preserve">N:1 con productor, usuario y catálogos; </w:t>
+            </w:r>
+            <w:proofErr w:type="gramStart"/>
+            <w:r>
+              <w:rPr>
+                <w:rFonts w:asciiTheme="minorHAnsi" w:hAnsiTheme="minorHAnsi" w:cstheme="minorHAnsi"/>
+                <w:sz w:val="18"/>
+                <w:szCs w:val="18"/>
+                <w:lang w:val="es-CL" w:eastAsia="es-CL"/>
+              </w:rPr>
+              <w:t>1:N</w:t>
+            </w:r>
+            <w:proofErr w:type="gramEnd"/>
+            <w:r>
+              <w:rPr>
+                <w:rFonts w:asciiTheme="minorHAnsi" w:hAnsiTheme="minorHAnsi" w:cstheme="minorHAnsi"/>
+                <w:sz w:val="18"/>
+                <w:szCs w:val="18"/>
+                <w:lang w:val="es-CL" w:eastAsia="es-CL"/>
+              </w:rPr>
+              <w:t xml:space="preserve"> con PROCESO_TARJAS y MOVIMIENTOS_BANDEJA</w:t>
             </w:r>
           </w:p>
         </w:tc>
@@ -10980,7 +11808,27 @@
                 <w:szCs w:val="18"/>
                 <w:lang w:val="es-CL" w:eastAsia="es-CL"/>
               </w:rPr>
-              <w:t>N:1 con USUARIOS y EMBALAJES; 1:N con PROCESO_TARJAS</w:t>
+              <w:t xml:space="preserve">N:1 con USUARIOS y EMBALAJES; </w:t>
+            </w:r>
+            <w:proofErr w:type="gramStart"/>
+            <w:r>
+              <w:rPr>
+                <w:rFonts w:asciiTheme="minorHAnsi" w:hAnsiTheme="minorHAnsi" w:cstheme="minorHAnsi"/>
+                <w:sz w:val="18"/>
+                <w:szCs w:val="18"/>
+                <w:lang w:val="es-CL" w:eastAsia="es-CL"/>
+              </w:rPr>
+              <w:t>1:N</w:t>
+            </w:r>
+            <w:proofErr w:type="gramEnd"/>
+            <w:r>
+              <w:rPr>
+                <w:rFonts w:asciiTheme="minorHAnsi" w:hAnsiTheme="minorHAnsi" w:cstheme="minorHAnsi"/>
+                <w:sz w:val="18"/>
+                <w:szCs w:val="18"/>
+                <w:lang w:val="es-CL" w:eastAsia="es-CL"/>
+              </w:rPr>
+              <w:t xml:space="preserve"> con PROCESO_TARJAS</w:t>
             </w:r>
           </w:p>
         </w:tc>
@@ -11148,7 +11996,23 @@
           <w:rFonts w:cstheme="minorHAnsi"/>
           <w:lang w:val="es-CL" w:eastAsia="es-CL"/>
         </w:rPr>
-        <w:t>La tabla USUARIOS almacena las cuentas del sistema, incluyendo nombre de usuario, nombre completo, contraseña protegida mediante bcrypt y estado activo. La tabla USUARIO_ROLES relaciona a cada usuario con uno o más roles del sistema: operador de recepción, operador de proceso, gerencia y administrador.</w:t>
+        <w:t xml:space="preserve">La tabla USUARIOS almacena las cuentas del sistema, incluyendo nombre de usuario, nombre completo, contraseña protegida mediante </w:t>
+      </w:r>
+      <w:proofErr w:type="spellStart"/>
+      <w:r>
+        <w:rPr>
+          <w:rFonts w:cstheme="minorHAnsi"/>
+          <w:lang w:val="es-CL" w:eastAsia="es-CL"/>
+        </w:rPr>
+        <w:t>bcrypt</w:t>
+      </w:r>
+      <w:proofErr w:type="spellEnd"/>
+      <w:r>
+        <w:rPr>
+          <w:rFonts w:cstheme="minorHAnsi"/>
+          <w:lang w:val="es-CL" w:eastAsia="es-CL"/>
+        </w:rPr>
+        <w:t xml:space="preserve"> y estado activo. La tabla USUARIO_ROLES relaciona a cada usuario con uno o más roles del sistema: operador de recepción, operador de proceso, gerencia y administrador.</w:t>
       </w:r>
     </w:p>
     <w:p>
@@ -11246,14 +12110,7 @@
           <w:rFonts w:cstheme="minorHAnsi"/>
           <w:lang w:val="es-CL" w:eastAsia="es-CL"/>
         </w:rPr>
-        <w:t>El sistema calcula los kilos procesados, los kilos pendientes, el rendimiento y la merma a partir de los procesos vigentes. Para cada tarja, los kilos de entrada corresponden a sus kilos netos; la merma es igual a los kilos de entrada menos los kilos procesados, y el rendimiento es igual a los kilos procesados divididos por los kilos de entrada, multiplicado por 100. Estos valores no se almacenan: se calculan al consultar, para que siempre coincidan con los procesos vigentes. En el último proceso de una tar</w:t>
-      </w:r>
-      <w:r>
-        <w:rPr>
-          <w:rFonts w:cstheme="minorHAnsi"/>
-          <w:lang w:val="es-CL" w:eastAsia="es-CL"/>
-        </w:rPr>
-        <w:t>ja, el operador puede marcar la opción "tarja terminada". La suma de los kilos procesados nunca debe superar los kilos netos de la tarja.</w:t>
+        <w:t>El sistema calcula los kilos procesados, los kilos pendientes, el rendimiento y la merma a partir de los procesos vigentes. Para cada tarja, los kilos de entrada corresponden a sus kilos netos; la merma es igual a los kilos de entrada menos los kilos procesados, y el rendimiento es igual a los kilos procesados divididos por los kilos de entrada, multiplicado por 100. Estos valores no se almacenan: se calculan al consultar, para que siempre coincidan con los procesos vigentes. En el último proceso de una tarja, el operador puede marcar la opción "tarja terminada". La suma de los kilos procesados nunca debe superar los kilos netos de la tarja.</w:t>
       </w:r>
     </w:p>
     <w:p>
@@ -11283,14 +12140,7 @@
           <w:rFonts w:cstheme="minorHAnsi"/>
           <w:lang w:val="es-CL" w:eastAsia="es-CL"/>
         </w:rPr>
-        <w:t>Las anulaciones no eliminan físicamente los datos y solo puede realizarlas el administrador. Una tarja anulada queda con estado ANULADA y su movimiento de bandejas deja de sumar al saldo; si la tarja tiene kilos en procesos vigentes, primero deben anularse esos procesos. Un proceso anulado deja de considerar sus kilos procesados y permite que las tarjas relacionadas vuelvan a estar disponibles, según los procesos vigentes. Los números de tarja y los folios anulados no se reutilizan, y cada anulación se guar</w:t>
-      </w:r>
-      <w:r>
-        <w:rPr>
-          <w:rFonts w:cstheme="minorHAnsi"/>
-          <w:lang w:val="es-CL" w:eastAsia="es-CL"/>
-        </w:rPr>
-        <w:t>da junto con su auditoría en una sola transacción.</w:t>
+        <w:t>Las anulaciones no eliminan físicamente los datos y solo puede realizarlas el administrador. Una tarja anulada queda con estado ANULADA y su movimiento de bandejas deja de sumar al saldo; si la tarja tiene kilos en procesos vigentes, primero deben anularse esos procesos. Un proceso anulado deja de considerar sus kilos procesados y permite que las tarjas relacionadas vuelvan a estar disponibles, según los procesos vigentes. Los números de tarja y los folios anulados no se reutilizan, y cada anulación se guarda junto con su auditoría en una sola transacción.</w:t>
       </w:r>
     </w:p>
     <w:p>
@@ -11375,28 +12225,21 @@
         </w:rPr>
         <w:t xml:space="preserve">Figura </w:t>
       </w:r>
-      <w:r>
-        <w:fldChar w:fldCharType="begin"/>
-      </w:r>
-      <w:r>
-        <w:instrText xml:space="preserve"> SEQ Figura \* ARABIC \* MERGEFORMAT </w:instrText>
-      </w:r>
-      <w:r>
-        <w:fldChar w:fldCharType="separate"/>
-      </w:r>
-      <w:r>
-        <w:rPr>
-          <w:rFonts w:cstheme="minorHAnsi"/>
-          <w:i/>
-          <w:iCs/>
-          <w:noProof/>
-          <w:color w:val="404040"/>
-          <w:sz w:val="18"/>
-          <w:szCs w:val="18"/>
-          <w:lang w:val="es-CL" w:eastAsia="es-CL"/>
-        </w:rPr>
-        <w:t>7</w:t>
-      </w:r>
+      <w:fldSimple w:instr=" SEQ Figura \* ARABIC \* MERGEFORMAT ">
+        <w:r>
+          <w:rPr>
+            <w:rFonts w:cstheme="minorHAnsi"/>
+            <w:i/>
+            <w:iCs/>
+            <w:noProof/>
+            <w:color w:val="404040"/>
+            <w:sz w:val="18"/>
+            <w:szCs w:val="18"/>
+            <w:lang w:val="es-CL" w:eastAsia="es-CL"/>
+          </w:rPr>
+          <w:t>7</w:t>
+        </w:r>
+      </w:fldSimple>
       <w:r>
         <w:rPr>
           <w:rFonts w:cstheme="minorHAnsi"/>
@@ -11407,18 +12250,6 @@
           <w:szCs w:val="18"/>
           <w:lang w:val="es-CL" w:eastAsia="es-CL"/>
         </w:rPr>
-        <w:fldChar w:fldCharType="end"/>
-      </w:r>
-      <w:r>
-        <w:rPr>
-          <w:rFonts w:cstheme="minorHAnsi"/>
-          <w:i/>
-          <w:iCs/>
-          <w:color w:val="404040"/>
-          <w:sz w:val="18"/>
-          <w:szCs w:val="18"/>
-          <w:lang w:val="es-CL" w:eastAsia="es-CL"/>
-        </w:rPr>
         <w:t>: Diagrama de clases</w:t>
       </w:r>
     </w:p>
@@ -11434,7 +12265,23 @@
           <w:rFonts w:cstheme="minorHAnsi"/>
           <w:lang w:val="es-CL" w:eastAsia="es-CL"/>
         </w:rPr>
-        <w:t>El diagrama de clases representa los modelos del dominio que serán implementados mediante Python y SQLAlchemy. A diferencia del modelo entidad-relación, que muestra tablas y relaciones de base de datos, este diagrama muestra clases, atributos, enumeraciones y comportamientos del sistema.</w:t>
+        <w:t xml:space="preserve">El diagrama de clases representa los modelos del dominio que serán implementados mediante Python y </w:t>
+      </w:r>
+      <w:proofErr w:type="spellStart"/>
+      <w:r>
+        <w:rPr>
+          <w:rFonts w:cstheme="minorHAnsi"/>
+          <w:lang w:val="es-CL" w:eastAsia="es-CL"/>
+        </w:rPr>
+        <w:t>SQLAlchemy</w:t>
+      </w:r>
+      <w:proofErr w:type="spellEnd"/>
+      <w:r>
+        <w:rPr>
+          <w:rFonts w:cstheme="minorHAnsi"/>
+          <w:lang w:val="es-CL" w:eastAsia="es-CL"/>
+        </w:rPr>
+        <w:t>. A diferencia del modelo entidad-relación, que muestra tablas y relaciones de base de datos, este diagrama muestra clases, atributos, enumeraciones y comportamientos del sistema.</w:t>
       </w:r>
     </w:p>
     <w:p>
@@ -11450,7 +12297,55 @@
           <w:lang w:val="es-CL" w:eastAsia="es-CL"/>
         </w:rPr>
         <w:lastRenderedPageBreak/>
-        <w:t>Las clases Usuario y UsuarioRol representan la autenticación y la asignación de permisos. Usuario almacena los datos de la cuenta, su estado y los roles asignados. UsuarioRol relaciona a un usuario con un valor de la enumeración RolUsuario, que contiene los roles operador de recepción, operador de proceso, gerencia y administrador. Estas clases corresponden a la funcionalidad implementada en E1.</w:t>
+        <w:t xml:space="preserve">Las clases Usuario y </w:t>
+      </w:r>
+      <w:proofErr w:type="spellStart"/>
+      <w:r>
+        <w:rPr>
+          <w:rFonts w:cstheme="minorHAnsi"/>
+          <w:lang w:val="es-CL" w:eastAsia="es-CL"/>
+        </w:rPr>
+        <w:t>UsuarioRol</w:t>
+      </w:r>
+      <w:proofErr w:type="spellEnd"/>
+      <w:r>
+        <w:rPr>
+          <w:rFonts w:cstheme="minorHAnsi"/>
+          <w:lang w:val="es-CL" w:eastAsia="es-CL"/>
+        </w:rPr>
+        <w:t xml:space="preserve"> representan la autenticación y la asignación de permisos. Usuario almacena los datos de la cuenta, su estado y los roles asignados. </w:t>
+      </w:r>
+      <w:proofErr w:type="spellStart"/>
+      <w:r>
+        <w:rPr>
+          <w:rFonts w:cstheme="minorHAnsi"/>
+          <w:lang w:val="es-CL" w:eastAsia="es-CL"/>
+        </w:rPr>
+        <w:t>UsuarioRol</w:t>
+      </w:r>
+      <w:proofErr w:type="spellEnd"/>
+      <w:r>
+        <w:rPr>
+          <w:rFonts w:cstheme="minorHAnsi"/>
+          <w:lang w:val="es-CL" w:eastAsia="es-CL"/>
+        </w:rPr>
+        <w:t xml:space="preserve"> relaciona a un usuario con un valor de la enumeración </w:t>
+      </w:r>
+      <w:proofErr w:type="spellStart"/>
+      <w:r>
+        <w:rPr>
+          <w:rFonts w:cstheme="minorHAnsi"/>
+          <w:lang w:val="es-CL" w:eastAsia="es-CL"/>
+        </w:rPr>
+        <w:t>RolUsuario</w:t>
+      </w:r>
+      <w:proofErr w:type="spellEnd"/>
+      <w:r>
+        <w:rPr>
+          <w:rFonts w:cstheme="minorHAnsi"/>
+          <w:lang w:val="es-CL" w:eastAsia="es-CL"/>
+        </w:rPr>
+        <w:t>, que contiene los roles operador de recepción, operador de proceso, gerencia y administrador. Estas clases corresponden a la funcionalidad implementada en E1.</w:t>
       </w:r>
     </w:p>
     <w:p>
@@ -11465,7 +12360,71 @@
           <w:rFonts w:cstheme="minorHAnsi"/>
           <w:lang w:val="es-CL" w:eastAsia="es-CL"/>
         </w:rPr>
-        <w:t>Las clases Productor, SistemaProductivo, Especie, Variedad, Calidad, TipoBandeja y Embalaje representan los catálogos maestros. Productor incluye la validación del RUT. Especie se relaciona con una o más variedades. TipoBandeja almacena el peso de la tara y Embalaje almacena los kilos por caja. El método es_granel permite identificar los embalajes cuyo peso por caja se ingresa manualmente.</w:t>
+        <w:t xml:space="preserve">Las clases Productor, </w:t>
+      </w:r>
+      <w:proofErr w:type="spellStart"/>
+      <w:r>
+        <w:rPr>
+          <w:rFonts w:cstheme="minorHAnsi"/>
+          <w:lang w:val="es-CL" w:eastAsia="es-CL"/>
+        </w:rPr>
+        <w:t>SistemaProductivo</w:t>
+      </w:r>
+      <w:proofErr w:type="spellEnd"/>
+      <w:r>
+        <w:rPr>
+          <w:rFonts w:cstheme="minorHAnsi"/>
+          <w:lang w:val="es-CL" w:eastAsia="es-CL"/>
+        </w:rPr>
+        <w:t xml:space="preserve">, Especie, Variedad, Calidad, </w:t>
+      </w:r>
+      <w:proofErr w:type="spellStart"/>
+      <w:r>
+        <w:rPr>
+          <w:rFonts w:cstheme="minorHAnsi"/>
+          <w:lang w:val="es-CL" w:eastAsia="es-CL"/>
+        </w:rPr>
+        <w:t>TipoBandeja</w:t>
+      </w:r>
+      <w:proofErr w:type="spellEnd"/>
+      <w:r>
+        <w:rPr>
+          <w:rFonts w:cstheme="minorHAnsi"/>
+          <w:lang w:val="es-CL" w:eastAsia="es-CL"/>
+        </w:rPr>
+        <w:t xml:space="preserve"> y Embalaje representan los catálogos maestros. Productor incluye la validación del RUT. Especie se relaciona con una o más variedades. </w:t>
+      </w:r>
+      <w:proofErr w:type="spellStart"/>
+      <w:r>
+        <w:rPr>
+          <w:rFonts w:cstheme="minorHAnsi"/>
+          <w:lang w:val="es-CL" w:eastAsia="es-CL"/>
+        </w:rPr>
+        <w:t>TipoBandeja</w:t>
+      </w:r>
+      <w:proofErr w:type="spellEnd"/>
+      <w:r>
+        <w:rPr>
+          <w:rFonts w:cstheme="minorHAnsi"/>
+          <w:lang w:val="es-CL" w:eastAsia="es-CL"/>
+        </w:rPr>
+        <w:t xml:space="preserve"> almacena el peso de la tara y Embalaje almacena los kilos por caja. El método </w:t>
+      </w:r>
+      <w:proofErr w:type="spellStart"/>
+      <w:r>
+        <w:rPr>
+          <w:rFonts w:cstheme="minorHAnsi"/>
+          <w:lang w:val="es-CL" w:eastAsia="es-CL"/>
+        </w:rPr>
+        <w:t>es_granel</w:t>
+      </w:r>
+      <w:proofErr w:type="spellEnd"/>
+      <w:r>
+        <w:rPr>
+          <w:rFonts w:cstheme="minorHAnsi"/>
+          <w:lang w:val="es-CL" w:eastAsia="es-CL"/>
+        </w:rPr>
+        <w:t xml:space="preserve"> permite identificar los embalajes cuyo peso por caja se ingresa manualmente.</w:t>
       </w:r>
     </w:p>
     <w:p>
@@ -11495,7 +12454,39 @@
           <w:rFonts w:cstheme="minorHAnsi"/>
           <w:lang w:val="es-CL" w:eastAsia="es-CL"/>
         </w:rPr>
-        <w:t>La clase MovimientoBandeja representa los movimientos de bandejas de un productor. Utiliza la enumeración TipoMovimientoBandeja, cuyos valores son ENTRADA y SALIDA. Cada movimiento tiene una cantidad, una fecha y un indicador que permite excluirlo del saldo cuando ha sido anulado.</w:t>
+        <w:t xml:space="preserve">La clase </w:t>
+      </w:r>
+      <w:proofErr w:type="spellStart"/>
+      <w:r>
+        <w:rPr>
+          <w:rFonts w:cstheme="minorHAnsi"/>
+          <w:lang w:val="es-CL" w:eastAsia="es-CL"/>
+        </w:rPr>
+        <w:t>MovimientoBandeja</w:t>
+      </w:r>
+      <w:proofErr w:type="spellEnd"/>
+      <w:r>
+        <w:rPr>
+          <w:rFonts w:cstheme="minorHAnsi"/>
+          <w:lang w:val="es-CL" w:eastAsia="es-CL"/>
+        </w:rPr>
+        <w:t xml:space="preserve"> representa los movimientos de bandejas de un productor. Utiliza la enumeración </w:t>
+      </w:r>
+      <w:proofErr w:type="spellStart"/>
+      <w:r>
+        <w:rPr>
+          <w:rFonts w:cstheme="minorHAnsi"/>
+          <w:lang w:val="es-CL" w:eastAsia="es-CL"/>
+        </w:rPr>
+        <w:t>TipoMovimientoBandeja</w:t>
+      </w:r>
+      <w:proofErr w:type="spellEnd"/>
+      <w:r>
+        <w:rPr>
+          <w:rFonts w:cstheme="minorHAnsi"/>
+          <w:lang w:val="es-CL" w:eastAsia="es-CL"/>
+        </w:rPr>
+        <w:t>, cuyos valores son ENTRADA y SALIDA. Cada movimiento tiene una cantidad, una fecha y un indicador que permite excluirlo del saldo cuando ha sido anulado.</w:t>
       </w:r>
     </w:p>
     <w:p>
@@ -11510,7 +12501,39 @@
           <w:rFonts w:cstheme="minorHAnsi"/>
           <w:lang w:val="es-CL" w:eastAsia="es-CL"/>
         </w:rPr>
-        <w:t>La clase Proceso representa una operación de procesamiento de fruta. Contiene un folio único, fechas, embalaje, cantidad de cajas, kilos de salida y estado de anulación. Su método calcular_kilos_salida obtiene los kilos de salida como la suma de los kilos procesados de sus filas en ProcesoTarja.</w:t>
+        <w:t xml:space="preserve">La clase Proceso representa una operación de procesamiento de fruta. Contiene un folio único, fechas, embalaje, cantidad de cajas, kilos de salida y estado de anulación. Su método </w:t>
+      </w:r>
+      <w:proofErr w:type="spellStart"/>
+      <w:r>
+        <w:rPr>
+          <w:rFonts w:cstheme="minorHAnsi"/>
+          <w:lang w:val="es-CL" w:eastAsia="es-CL"/>
+        </w:rPr>
+        <w:t>calcular_kilos_salida</w:t>
+      </w:r>
+      <w:proofErr w:type="spellEnd"/>
+      <w:r>
+        <w:rPr>
+          <w:rFonts w:cstheme="minorHAnsi"/>
+          <w:lang w:val="es-CL" w:eastAsia="es-CL"/>
+        </w:rPr>
+        <w:t xml:space="preserve"> obtiene los kilos de salida como la suma de los kilos procesados de sus filas en </w:t>
+      </w:r>
+      <w:proofErr w:type="spellStart"/>
+      <w:r>
+        <w:rPr>
+          <w:rFonts w:cstheme="minorHAnsi"/>
+          <w:lang w:val="es-CL" w:eastAsia="es-CL"/>
+        </w:rPr>
+        <w:t>ProcesoTarja</w:t>
+      </w:r>
+      <w:proofErr w:type="spellEnd"/>
+      <w:r>
+        <w:rPr>
+          <w:rFonts w:cstheme="minorHAnsi"/>
+          <w:lang w:val="es-CL" w:eastAsia="es-CL"/>
+        </w:rPr>
+        <w:t>.</w:t>
       </w:r>
     </w:p>
     <w:p>
@@ -11525,7 +12548,39 @@
           <w:rFonts w:cstheme="minorHAnsi"/>
           <w:lang w:val="es-CL" w:eastAsia="es-CL"/>
         </w:rPr>
-        <w:t>La clase ProcesoTarja relaciona un proceso con una tarja. Almacena la cantidad de cajas, los kilos procesados y el indicador tarja_terminada. Esta relación permite que una tarja sea consumida parcialmente en varios procesos y que el operador marque cuándo finaliza su procesamiento.</w:t>
+        <w:t xml:space="preserve">La clase </w:t>
+      </w:r>
+      <w:proofErr w:type="spellStart"/>
+      <w:r>
+        <w:rPr>
+          <w:rFonts w:cstheme="minorHAnsi"/>
+          <w:lang w:val="es-CL" w:eastAsia="es-CL"/>
+        </w:rPr>
+        <w:t>ProcesoTarja</w:t>
+      </w:r>
+      <w:proofErr w:type="spellEnd"/>
+      <w:r>
+        <w:rPr>
+          <w:rFonts w:cstheme="minorHAnsi"/>
+          <w:lang w:val="es-CL" w:eastAsia="es-CL"/>
+        </w:rPr>
+        <w:t xml:space="preserve"> relaciona un proceso con una tarja. Almacena la cantidad de cajas, los kilos procesados y el indicador </w:t>
+      </w:r>
+      <w:proofErr w:type="spellStart"/>
+      <w:r>
+        <w:rPr>
+          <w:rFonts w:cstheme="minorHAnsi"/>
+          <w:lang w:val="es-CL" w:eastAsia="es-CL"/>
+        </w:rPr>
+        <w:t>tarja_terminada</w:t>
+      </w:r>
+      <w:proofErr w:type="spellEnd"/>
+      <w:r>
+        <w:rPr>
+          <w:rFonts w:cstheme="minorHAnsi"/>
+          <w:lang w:val="es-CL" w:eastAsia="es-CL"/>
+        </w:rPr>
+        <w:t>. Esta relación permite que una tarja sea consumida parcialmente en varios procesos y que el operador marque cuándo finaliza su procesamiento.</w:t>
       </w:r>
     </w:p>
     <w:p>
@@ -11540,7 +12595,23 @@
           <w:rFonts w:cstheme="minorHAnsi"/>
           <w:lang w:val="es-CL" w:eastAsia="es-CL"/>
         </w:rPr>
-        <w:t>La clase Auditoria almacena el historial de cambios realizados sobre las entidades críticas. Se relaciona con la clase Usuario y utiliza la enumeración AccionAuditoria, cuyos valores son INSERT, UPDATE y DELETE. También registra los valores anteriores, los valores posteriores, el motivo y la fecha del cambio.</w:t>
+        <w:t xml:space="preserve">La clase Auditoria almacena el historial de cambios realizados sobre las entidades críticas. Se relaciona con la clase Usuario y utiliza la enumeración </w:t>
+      </w:r>
+      <w:proofErr w:type="spellStart"/>
+      <w:r>
+        <w:rPr>
+          <w:rFonts w:cstheme="minorHAnsi"/>
+          <w:lang w:val="es-CL" w:eastAsia="es-CL"/>
+        </w:rPr>
+        <w:t>AccionAuditoria</w:t>
+      </w:r>
+      <w:proofErr w:type="spellEnd"/>
+      <w:r>
+        <w:rPr>
+          <w:rFonts w:cstheme="minorHAnsi"/>
+          <w:lang w:val="es-CL" w:eastAsia="es-CL"/>
+        </w:rPr>
+        <w:t>, cuyos valores son INSERT, UPDATE y DELETE. También registra los valores anteriores, los valores posteriores, el motivo y la fecha del cambio.</w:t>
       </w:r>
     </w:p>
     <w:p>
@@ -11555,7 +12626,23 @@
           <w:rFonts w:cstheme="minorHAnsi"/>
           <w:lang w:val="es-CL" w:eastAsia="es-CL"/>
         </w:rPr>
-        <w:t>El diagrama incluye la enumeración EstadoTarja, con los estados RECEPCIONADA, PARCIAL, PROCESADA y ANULADA. El estado de una tarja se determina considerando sus procesos no anulados y si alguno de ellos la marcó como terminada.</w:t>
+        <w:t xml:space="preserve">El diagrama incluye la enumeración </w:t>
+      </w:r>
+      <w:proofErr w:type="spellStart"/>
+      <w:r>
+        <w:rPr>
+          <w:rFonts w:cstheme="minorHAnsi"/>
+          <w:lang w:val="es-CL" w:eastAsia="es-CL"/>
+        </w:rPr>
+        <w:t>EstadoTarja</w:t>
+      </w:r>
+      <w:proofErr w:type="spellEnd"/>
+      <w:r>
+        <w:rPr>
+          <w:rFonts w:cstheme="minorHAnsi"/>
+          <w:lang w:val="es-CL" w:eastAsia="es-CL"/>
+        </w:rPr>
+        <w:t>, con los estados RECEPCIONADA, PARCIAL, PROCESADA y ANULADA. El estado de una tarja se determina considerando sus procesos no anulados y si alguno de ellos la marcó como terminada.</w:t>
       </w:r>
     </w:p>
     <w:p>
@@ -11571,7 +12658,23 @@
           <w:lang w:val="es-CL" w:eastAsia="es-CL"/>
         </w:rPr>
         <w:lastRenderedPageBreak/>
-        <w:t>Las clases Usuario, UsuarioRol y los componentes relacionados con autenticación corresponden a la Épica 1 ya implementada. Las clases de productores, catálogos, tarjas, procesos, movimientos y auditoría representan el diseño planificado para las Épicas 2, 3 y 4.</w:t>
+        <w:t xml:space="preserve">Las clases Usuario, </w:t>
+      </w:r>
+      <w:proofErr w:type="spellStart"/>
+      <w:r>
+        <w:rPr>
+          <w:rFonts w:cstheme="minorHAnsi"/>
+          <w:lang w:val="es-CL" w:eastAsia="es-CL"/>
+        </w:rPr>
+        <w:t>UsuarioRol</w:t>
+      </w:r>
+      <w:proofErr w:type="spellEnd"/>
+      <w:r>
+        <w:rPr>
+          <w:rFonts w:cstheme="minorHAnsi"/>
+          <w:lang w:val="es-CL" w:eastAsia="es-CL"/>
+        </w:rPr>
+        <w:t xml:space="preserve"> y los componentes relacionados con autenticación corresponden a la Épica 1 ya implementada. Las clases de productores, catálogos, tarjas, procesos, movimientos y auditoría representan el diseño planificado para las Épicas 2, 3 y 4.</w:t>
       </w:r>
     </w:p>
     <w:p>
@@ -11586,7 +12689,39 @@
           <w:rFonts w:cstheme="minorHAnsi"/>
           <w:lang w:val="es-CL" w:eastAsia="es-CL"/>
         </w:rPr>
-        <w:t>El diagrama distingue dos tipos de relación. Las composiciones (Usuario con UsuarioRol, Especie con Variedad y Proceso con ProcesoTarja) indican que la parte no existe sin el todo: un rol asignado no existe sin su usuario, una variedad no existe sin su especie y una fila de proceso no existe sin su proceso. Las demás relaciones son asociaciones con su multiplicidad; por ejemplo, un productor entrega cero o muchas tarjas y cada tarja pertenece a un solo productor.</w:t>
+        <w:t xml:space="preserve">El diagrama distingue dos tipos de relación. Las composiciones (Usuario con </w:t>
+      </w:r>
+      <w:proofErr w:type="spellStart"/>
+      <w:r>
+        <w:rPr>
+          <w:rFonts w:cstheme="minorHAnsi"/>
+          <w:lang w:val="es-CL" w:eastAsia="es-CL"/>
+        </w:rPr>
+        <w:t>UsuarioRol</w:t>
+      </w:r>
+      <w:proofErr w:type="spellEnd"/>
+      <w:r>
+        <w:rPr>
+          <w:rFonts w:cstheme="minorHAnsi"/>
+          <w:lang w:val="es-CL" w:eastAsia="es-CL"/>
+        </w:rPr>
+        <w:t xml:space="preserve">, Especie con Variedad y Proceso con </w:t>
+      </w:r>
+      <w:proofErr w:type="spellStart"/>
+      <w:r>
+        <w:rPr>
+          <w:rFonts w:cstheme="minorHAnsi"/>
+          <w:lang w:val="es-CL" w:eastAsia="es-CL"/>
+        </w:rPr>
+        <w:t>ProcesoTarja</w:t>
+      </w:r>
+      <w:proofErr w:type="spellEnd"/>
+      <w:r>
+        <w:rPr>
+          <w:rFonts w:cstheme="minorHAnsi"/>
+          <w:lang w:val="es-CL" w:eastAsia="es-CL"/>
+        </w:rPr>
+        <w:t>) indican que la parte no existe sin el todo: un rol asignado no existe sin su usuario, una variedad no existe sin su especie y una fila de proceso no existe sin su proceso. Las demás relaciones son asociaciones con su multiplicidad; por ejemplo, un productor entrega cero o muchas tarjas y cada tarja pertenece a un solo productor.</w:t>
       </w:r>
     </w:p>
     <w:p>
@@ -11645,8 +12780,41 @@
           <w:rFonts w:cstheme="minorHAnsi"/>
           <w:lang w:val="es-CL" w:eastAsia="es-CL"/>
         </w:rPr>
-        <w:t xml:space="preserve">Los diagramas de secuencia muestran el intercambio de mensajes entre los componentes del sistema para las dos funcionalidades principales: el inicio de sesión, ya implementado en la Épica 1, y el registro de una tarja de recepción, que corresponde al diseño de la Épica 3. Se modelaron en PlantUML siguiendo la notación UML 2.5 (Object Management Group, 2017): marco </w:t>
-      </w:r>
+        <w:t xml:space="preserve">Los diagramas de secuencia muestran el intercambio de mensajes entre los componentes del sistema para las dos funcionalidades principales: el inicio de sesión, ya implementado en la Épica 1, y el registro de una tarja de recepción, que corresponde al diseño de la Épica 3. Se modelaron en </w:t>
+      </w:r>
+      <w:proofErr w:type="spellStart"/>
+      <w:r>
+        <w:rPr>
+          <w:rFonts w:cstheme="minorHAnsi"/>
+          <w:lang w:val="es-CL" w:eastAsia="es-CL"/>
+        </w:rPr>
+        <w:t>PlantUML</w:t>
+      </w:r>
+      <w:proofErr w:type="spellEnd"/>
+      <w:r>
+        <w:rPr>
+          <w:rFonts w:cstheme="minorHAnsi"/>
+          <w:lang w:val="es-CL" w:eastAsia="es-CL"/>
+        </w:rPr>
+        <w:t xml:space="preserve"> siguiendo la notación UML 2.5 (</w:t>
+      </w:r>
+      <w:proofErr w:type="spellStart"/>
+      <w:r>
+        <w:rPr>
+          <w:rFonts w:cstheme="minorHAnsi"/>
+          <w:lang w:val="es-CL" w:eastAsia="es-CL"/>
+        </w:rPr>
+        <w:t>Object</w:t>
+      </w:r>
+      <w:proofErr w:type="spellEnd"/>
+      <w:r>
+        <w:rPr>
+          <w:rFonts w:cstheme="minorHAnsi"/>
+          <w:lang w:val="es-CL" w:eastAsia="es-CL"/>
+        </w:rPr>
+        <w:t xml:space="preserve"> Management Group, 2017): marco </w:t>
+      </w:r>
+      <w:proofErr w:type="spellStart"/>
       <w:r>
         <w:rPr>
           <w:rFonts w:ascii="Consolas" w:hAnsi="Consolas" w:cs="Consolas"/>
@@ -11654,6 +12822,7 @@
         </w:rPr>
         <w:t>sd</w:t>
       </w:r>
+      <w:proofErr w:type="spellEnd"/>
       <w:r>
         <w:rPr>
           <w:rFonts w:cstheme="minorHAnsi"/>
@@ -11661,12 +12830,21 @@
         </w:rPr>
         <w:t xml:space="preserve"> con el nombre de la interacción, líneas de vida con el formato </w:t>
       </w:r>
+      <w:proofErr w:type="gramStart"/>
       <w:r>
         <w:rPr>
           <w:rFonts w:ascii="Consolas" w:hAnsi="Consolas" w:cs="Consolas"/>
           <w:lang w:val="es-CL" w:eastAsia="es-CL"/>
         </w:rPr>
-        <w:t>nombre : Tipo</w:t>
+        <w:t>nombre :</w:t>
+      </w:r>
+      <w:proofErr w:type="gramEnd"/>
+      <w:r>
+        <w:rPr>
+          <w:rFonts w:ascii="Consolas" w:hAnsi="Consolas" w:cs="Consolas"/>
+          <w:lang w:val="es-CL" w:eastAsia="es-CL"/>
+        </w:rPr>
+        <w:t xml:space="preserve"> Tipo</w:t>
       </w:r>
       <w:r>
         <w:rPr>
@@ -11675,6 +12853,7 @@
         </w:rPr>
         <w:t xml:space="preserve">, mensajes sincrónicos con flecha llena, mensajes de retorno con flecha discontinua, barras de activación y fragmentos combinados </w:t>
       </w:r>
+      <w:proofErr w:type="spellStart"/>
       <w:r>
         <w:rPr>
           <w:rFonts w:ascii="Consolas" w:hAnsi="Consolas" w:cs="Consolas"/>
@@ -11682,6 +12861,7 @@
         </w:rPr>
         <w:t>alt</w:t>
       </w:r>
+      <w:proofErr w:type="spellEnd"/>
       <w:r>
         <w:rPr>
           <w:rFonts w:cstheme="minorHAnsi"/>
@@ -11689,6 +12869,7 @@
         </w:rPr>
         <w:t xml:space="preserve"> (alternativas) y </w:t>
       </w:r>
+      <w:proofErr w:type="spellStart"/>
       <w:r>
         <w:rPr>
           <w:rFonts w:ascii="Consolas" w:hAnsi="Consolas" w:cs="Consolas"/>
@@ -11696,6 +12877,7 @@
         </w:rPr>
         <w:t>opt</w:t>
       </w:r>
+      <w:proofErr w:type="spellEnd"/>
       <w:r>
         <w:rPr>
           <w:rFonts w:cstheme="minorHAnsi"/>
@@ -11787,28 +12969,21 @@
         </w:rPr>
         <w:t xml:space="preserve">Figura </w:t>
       </w:r>
-      <w:r>
-        <w:fldChar w:fldCharType="begin"/>
-      </w:r>
-      <w:r>
-        <w:instrText xml:space="preserve"> SEQ Figura \* ARABIC \* MERGEFORMAT </w:instrText>
-      </w:r>
-      <w:r>
-        <w:fldChar w:fldCharType="separate"/>
-      </w:r>
-      <w:r>
-        <w:rPr>
-          <w:rFonts w:cstheme="minorHAnsi"/>
-          <w:i/>
-          <w:iCs/>
-          <w:noProof/>
-          <w:color w:val="404040"/>
-          <w:sz w:val="18"/>
-          <w:szCs w:val="18"/>
-          <w:lang w:val="es-CL" w:eastAsia="es-CL"/>
-        </w:rPr>
-        <w:t>8</w:t>
-      </w:r>
+      <w:fldSimple w:instr=" SEQ Figura \* ARABIC \* MERGEFORMAT ">
+        <w:r>
+          <w:rPr>
+            <w:rFonts w:cstheme="minorHAnsi"/>
+            <w:i/>
+            <w:iCs/>
+            <w:noProof/>
+            <w:color w:val="404040"/>
+            <w:sz w:val="18"/>
+            <w:szCs w:val="18"/>
+            <w:lang w:val="es-CL" w:eastAsia="es-CL"/>
+          </w:rPr>
+          <w:t>8</w:t>
+        </w:r>
+      </w:fldSimple>
       <w:r>
         <w:rPr>
           <w:rFonts w:cstheme="minorHAnsi"/>
@@ -11819,18 +12994,6 @@
           <w:szCs w:val="18"/>
           <w:lang w:val="es-CL" w:eastAsia="es-CL"/>
         </w:rPr>
-        <w:fldChar w:fldCharType="end"/>
-      </w:r>
-      <w:r>
-        <w:rPr>
-          <w:rFonts w:cstheme="minorHAnsi"/>
-          <w:i/>
-          <w:iCs/>
-          <w:color w:val="404040"/>
-          <w:sz w:val="18"/>
-          <w:szCs w:val="18"/>
-          <w:lang w:val="es-CL" w:eastAsia="es-CL"/>
-        </w:rPr>
         <w:t>: Diagrama de secuencia: Iniciar sesión (CU01)</w:t>
       </w:r>
     </w:p>
@@ -11855,7 +13018,23 @@
           <w:rFonts w:cstheme="minorHAnsi"/>
           <w:lang w:val="es-CL" w:eastAsia="es-CL"/>
         </w:rPr>
-        <w:t xml:space="preserve"> Describe cómo un usuario obtiene un token de acceso y cómo el frontend recupera sus datos y roles para mostrar la pantalla de inicio. El diagrama refleja el código implementado en la Épica 1.</w:t>
+        <w:t xml:space="preserve"> Describe cómo un usuario obtiene un token de acceso y cómo el </w:t>
+      </w:r>
+      <w:proofErr w:type="spellStart"/>
+      <w:r>
+        <w:rPr>
+          <w:rFonts w:cstheme="minorHAnsi"/>
+          <w:lang w:val="es-CL" w:eastAsia="es-CL"/>
+        </w:rPr>
+        <w:t>frontend</w:t>
+      </w:r>
+      <w:proofErr w:type="spellEnd"/>
+      <w:r>
+        <w:rPr>
+          <w:rFonts w:cstheme="minorHAnsi"/>
+          <w:lang w:val="es-CL" w:eastAsia="es-CL"/>
+        </w:rPr>
+        <w:t xml:space="preserve"> recupera sus datos y roles para mostrar la pantalla de inicio. El diagrama refleja el código implementado en la Épica 1.</w:t>
       </w:r>
     </w:p>
     <w:p>
@@ -12021,6 +13200,7 @@
                 <w:lang w:val="es-CL" w:eastAsia="es-CL"/>
               </w:rPr>
             </w:pPr>
+            <w:proofErr w:type="gramStart"/>
             <w:r>
               <w:rPr>
                 <w:rFonts w:ascii="Consolas" w:hAnsi="Consolas" w:cs="Consolas"/>
@@ -12028,8 +13208,40 @@
                 <w:szCs w:val="18"/>
                 <w:lang w:val="es-CL" w:eastAsia="es-CL"/>
               </w:rPr>
-              <w:t>:Frontend React</w:t>
-            </w:r>
+              <w:t>:</w:t>
+            </w:r>
+            <w:proofErr w:type="spellStart"/>
+            <w:r>
+              <w:rPr>
+                <w:rFonts w:ascii="Consolas" w:hAnsi="Consolas" w:cs="Consolas"/>
+                <w:sz w:val="18"/>
+                <w:szCs w:val="18"/>
+                <w:lang w:val="es-CL" w:eastAsia="es-CL"/>
+              </w:rPr>
+              <w:t>Frontend</w:t>
+            </w:r>
+            <w:proofErr w:type="spellEnd"/>
+            <w:proofErr w:type="gramEnd"/>
+            <w:r>
+              <w:rPr>
+                <w:rFonts w:ascii="Consolas" w:hAnsi="Consolas" w:cs="Consolas"/>
+                <w:sz w:val="18"/>
+                <w:szCs w:val="18"/>
+                <w:lang w:val="es-CL" w:eastAsia="es-CL"/>
+              </w:rPr>
+              <w:t xml:space="preserve"> </w:t>
+            </w:r>
+            <w:proofErr w:type="spellStart"/>
+            <w:r>
+              <w:rPr>
+                <w:rFonts w:ascii="Consolas" w:hAnsi="Consolas" w:cs="Consolas"/>
+                <w:sz w:val="18"/>
+                <w:szCs w:val="18"/>
+                <w:lang w:val="es-CL" w:eastAsia="es-CL"/>
+              </w:rPr>
+              <w:t>React</w:t>
+            </w:r>
+            <w:proofErr w:type="spellEnd"/>
           </w:p>
         </w:tc>
         <w:tc>
@@ -12072,6 +13284,8 @@
                 <w:lang w:val="es-CL" w:eastAsia="es-CL"/>
               </w:rPr>
             </w:pPr>
+            <w:proofErr w:type="spellStart"/>
+            <w:proofErr w:type="gramStart"/>
             <w:r>
               <w:rPr>
                 <w:rFonts w:ascii="Consolas" w:hAnsi="Consolas" w:cs="Consolas"/>
@@ -12079,8 +13293,39 @@
                 <w:szCs w:val="18"/>
                 <w:lang w:val="es-CL" w:eastAsia="es-CL"/>
               </w:rPr>
-              <w:t>auth : Router</w:t>
-            </w:r>
+              <w:t>auth</w:t>
+            </w:r>
+            <w:proofErr w:type="spellEnd"/>
+            <w:r>
+              <w:rPr>
+                <w:rFonts w:ascii="Consolas" w:hAnsi="Consolas" w:cs="Consolas"/>
+                <w:sz w:val="18"/>
+                <w:szCs w:val="18"/>
+                <w:lang w:val="es-CL" w:eastAsia="es-CL"/>
+              </w:rPr>
+              <w:t xml:space="preserve"> :</w:t>
+            </w:r>
+            <w:proofErr w:type="gramEnd"/>
+            <w:r>
+              <w:rPr>
+                <w:rFonts w:ascii="Consolas" w:hAnsi="Consolas" w:cs="Consolas"/>
+                <w:sz w:val="18"/>
+                <w:szCs w:val="18"/>
+                <w:lang w:val="es-CL" w:eastAsia="es-CL"/>
+              </w:rPr>
+              <w:t xml:space="preserve"> </w:t>
+            </w:r>
+            <w:proofErr w:type="spellStart"/>
+            <w:r>
+              <w:rPr>
+                <w:rFonts w:ascii="Consolas" w:hAnsi="Consolas" w:cs="Consolas"/>
+                <w:sz w:val="18"/>
+                <w:szCs w:val="18"/>
+                <w:lang w:val="es-CL" w:eastAsia="es-CL"/>
+              </w:rPr>
+              <w:t>Router</w:t>
+            </w:r>
+            <w:proofErr w:type="spellEnd"/>
           </w:p>
         </w:tc>
         <w:tc>
@@ -12092,33 +13337,64 @@
               <w:keepNext/>
               <w:spacing w:before="20" w:after="20"/>
               <w:rPr>
-                <w:lang w:val="es-CL" w:eastAsia="es-CL"/>
-              </w:rPr>
-            </w:pPr>
-            <w:r>
-              <w:rPr>
-                <w:rFonts w:asciiTheme="minorHAnsi" w:hAnsiTheme="minorHAnsi" w:cstheme="minorHAnsi"/>
-                <w:sz w:val="18"/>
-                <w:szCs w:val="18"/>
-                <w:lang w:val="es-CL" w:eastAsia="es-CL"/>
-              </w:rPr>
-              <w:t xml:space="preserve">Expone </w:t>
+                <w:lang w:val="en-US" w:eastAsia="es-CL"/>
+              </w:rPr>
+            </w:pPr>
+            <w:proofErr w:type="spellStart"/>
+            <w:r>
+              <w:rPr>
+                <w:rFonts w:asciiTheme="minorHAnsi" w:hAnsiTheme="minorHAnsi" w:cstheme="minorHAnsi"/>
+                <w:sz w:val="18"/>
+                <w:szCs w:val="18"/>
+                <w:lang w:val="en-US" w:eastAsia="es-CL"/>
+              </w:rPr>
+              <w:t>Expone</w:t>
+            </w:r>
+            <w:proofErr w:type="spellEnd"/>
+            <w:r>
+              <w:rPr>
+                <w:rFonts w:asciiTheme="minorHAnsi" w:hAnsiTheme="minorHAnsi" w:cstheme="minorHAnsi"/>
+                <w:sz w:val="18"/>
+                <w:szCs w:val="18"/>
+                <w:lang w:val="en-US" w:eastAsia="es-CL"/>
+              </w:rPr>
+              <w:t xml:space="preserve"> </w:t>
             </w:r>
             <w:r>
               <w:rPr>
                 <w:rFonts w:ascii="Consolas" w:hAnsi="Consolas" w:cs="Consolas"/>
                 <w:sz w:val="18"/>
                 <w:szCs w:val="18"/>
-                <w:lang w:val="es-CL" w:eastAsia="es-CL"/>
-              </w:rPr>
-              <w:t>POST /api/v1/auth/login</w:t>
-            </w:r>
-            <w:r>
-              <w:rPr>
-                <w:rFonts w:asciiTheme="minorHAnsi" w:hAnsiTheme="minorHAnsi" w:cstheme="minorHAnsi"/>
-                <w:sz w:val="18"/>
-                <w:szCs w:val="18"/>
-                <w:lang w:val="es-CL" w:eastAsia="es-CL"/>
+                <w:lang w:val="en-US" w:eastAsia="es-CL"/>
+              </w:rPr>
+              <w:t>POST /</w:t>
+            </w:r>
+            <w:proofErr w:type="spellStart"/>
+            <w:r>
+              <w:rPr>
+                <w:rFonts w:ascii="Consolas" w:hAnsi="Consolas" w:cs="Consolas"/>
+                <w:sz w:val="18"/>
+                <w:szCs w:val="18"/>
+                <w:lang w:val="en-US" w:eastAsia="es-CL"/>
+              </w:rPr>
+              <w:t>api</w:t>
+            </w:r>
+            <w:proofErr w:type="spellEnd"/>
+            <w:r>
+              <w:rPr>
+                <w:rFonts w:ascii="Consolas" w:hAnsi="Consolas" w:cs="Consolas"/>
+                <w:sz w:val="18"/>
+                <w:szCs w:val="18"/>
+                <w:lang w:val="en-US" w:eastAsia="es-CL"/>
+              </w:rPr>
+              <w:t>/v1/auth/login</w:t>
+            </w:r>
+            <w:r>
+              <w:rPr>
+                <w:rFonts w:asciiTheme="minorHAnsi" w:hAnsiTheme="minorHAnsi" w:cstheme="minorHAnsi"/>
+                <w:sz w:val="18"/>
+                <w:szCs w:val="18"/>
+                <w:lang w:val="en-US" w:eastAsia="es-CL"/>
               </w:rPr>
               <w:t xml:space="preserve"> y </w:t>
             </w:r>
@@ -12127,9 +13403,29 @@
                 <w:rFonts w:ascii="Consolas" w:hAnsi="Consolas" w:cs="Consolas"/>
                 <w:sz w:val="18"/>
                 <w:szCs w:val="18"/>
-                <w:lang w:val="es-CL" w:eastAsia="es-CL"/>
-              </w:rPr>
-              <w:t>GET /api/v1/auth/me</w:t>
+                <w:lang w:val="en-US" w:eastAsia="es-CL"/>
+              </w:rPr>
+              <w:t>GET /</w:t>
+            </w:r>
+            <w:proofErr w:type="spellStart"/>
+            <w:r>
+              <w:rPr>
+                <w:rFonts w:ascii="Consolas" w:hAnsi="Consolas" w:cs="Consolas"/>
+                <w:sz w:val="18"/>
+                <w:szCs w:val="18"/>
+                <w:lang w:val="en-US" w:eastAsia="es-CL"/>
+              </w:rPr>
+              <w:t>api</w:t>
+            </w:r>
+            <w:proofErr w:type="spellEnd"/>
+            <w:r>
+              <w:rPr>
+                <w:rFonts w:ascii="Consolas" w:hAnsi="Consolas" w:cs="Consolas"/>
+                <w:sz w:val="18"/>
+                <w:szCs w:val="18"/>
+                <w:lang w:val="en-US" w:eastAsia="es-CL"/>
+              </w:rPr>
+              <w:t>/v1/auth/me</w:t>
             </w:r>
           </w:p>
         </w:tc>
@@ -12150,6 +13446,8 @@
                 <w:lang w:val="es-CL" w:eastAsia="es-CL"/>
               </w:rPr>
             </w:pPr>
+            <w:proofErr w:type="spellStart"/>
+            <w:proofErr w:type="gramStart"/>
             <w:r>
               <w:rPr>
                 <w:rFonts w:ascii="Consolas" w:hAnsi="Consolas" w:cs="Consolas"/>
@@ -12157,7 +13455,27 @@
                 <w:szCs w:val="18"/>
                 <w:lang w:val="es-CL" w:eastAsia="es-CL"/>
               </w:rPr>
-              <w:t>deps : Dependencias</w:t>
+              <w:t>deps</w:t>
+            </w:r>
+            <w:proofErr w:type="spellEnd"/>
+            <w:r>
+              <w:rPr>
+                <w:rFonts w:ascii="Consolas" w:hAnsi="Consolas" w:cs="Consolas"/>
+                <w:sz w:val="18"/>
+                <w:szCs w:val="18"/>
+                <w:lang w:val="es-CL" w:eastAsia="es-CL"/>
+              </w:rPr>
+              <w:t xml:space="preserve"> :</w:t>
+            </w:r>
+            <w:proofErr w:type="gramEnd"/>
+            <w:r>
+              <w:rPr>
+                <w:rFonts w:ascii="Consolas" w:hAnsi="Consolas" w:cs="Consolas"/>
+                <w:sz w:val="18"/>
+                <w:szCs w:val="18"/>
+                <w:lang w:val="es-CL" w:eastAsia="es-CL"/>
+              </w:rPr>
+              <w:t xml:space="preserve"> Dependencias</w:t>
             </w:r>
           </w:p>
         </w:tc>
@@ -12173,6 +13491,7 @@
                 <w:lang w:val="es-CL" w:eastAsia="es-CL"/>
               </w:rPr>
             </w:pPr>
+            <w:proofErr w:type="spellStart"/>
             <w:r>
               <w:rPr>
                 <w:rFonts w:ascii="Consolas" w:hAnsi="Consolas" w:cs="Consolas"/>
@@ -12182,6 +13501,7 @@
               </w:rPr>
               <w:t>get_current_user</w:t>
             </w:r>
+            <w:proofErr w:type="spellEnd"/>
             <w:r>
               <w:rPr>
                 <w:rFonts w:asciiTheme="minorHAnsi" w:hAnsiTheme="minorHAnsi" w:cstheme="minorHAnsi"/>
@@ -12210,6 +13530,8 @@
                 <w:lang w:val="es-CL" w:eastAsia="es-CL"/>
               </w:rPr>
             </w:pPr>
+            <w:proofErr w:type="spellStart"/>
+            <w:proofErr w:type="gramStart"/>
             <w:r>
               <w:rPr>
                 <w:rFonts w:ascii="Consolas" w:hAnsi="Consolas" w:cs="Consolas"/>
@@ -12217,7 +13539,27 @@
                 <w:szCs w:val="18"/>
                 <w:lang w:val="es-CL" w:eastAsia="es-CL"/>
               </w:rPr>
-              <w:t>security : Módulo</w:t>
+              <w:t>security</w:t>
+            </w:r>
+            <w:proofErr w:type="spellEnd"/>
+            <w:r>
+              <w:rPr>
+                <w:rFonts w:ascii="Consolas" w:hAnsi="Consolas" w:cs="Consolas"/>
+                <w:sz w:val="18"/>
+                <w:szCs w:val="18"/>
+                <w:lang w:val="es-CL" w:eastAsia="es-CL"/>
+              </w:rPr>
+              <w:t xml:space="preserve"> :</w:t>
+            </w:r>
+            <w:proofErr w:type="gramEnd"/>
+            <w:r>
+              <w:rPr>
+                <w:rFonts w:ascii="Consolas" w:hAnsi="Consolas" w:cs="Consolas"/>
+                <w:sz w:val="18"/>
+                <w:szCs w:val="18"/>
+                <w:lang w:val="es-CL" w:eastAsia="es-CL"/>
+              </w:rPr>
+              <w:t xml:space="preserve"> Módulo</w:t>
             </w:r>
           </w:p>
         </w:tc>
@@ -12240,7 +13582,27 @@
                 <w:szCs w:val="18"/>
                 <w:lang w:val="es-CL" w:eastAsia="es-CL"/>
               </w:rPr>
-              <w:t>Verifica la contraseña con bcrypt y crea y decodifica los tokens JWT</w:t>
+              <w:t xml:space="preserve">Verifica la contraseña con </w:t>
+            </w:r>
+            <w:proofErr w:type="spellStart"/>
+            <w:r>
+              <w:rPr>
+                <w:rFonts w:asciiTheme="minorHAnsi" w:hAnsiTheme="minorHAnsi" w:cstheme="minorHAnsi"/>
+                <w:sz w:val="18"/>
+                <w:szCs w:val="18"/>
+                <w:lang w:val="es-CL" w:eastAsia="es-CL"/>
+              </w:rPr>
+              <w:t>bcrypt</w:t>
+            </w:r>
+            <w:proofErr w:type="spellEnd"/>
+            <w:r>
+              <w:rPr>
+                <w:rFonts w:asciiTheme="minorHAnsi" w:hAnsiTheme="minorHAnsi" w:cstheme="minorHAnsi"/>
+                <w:sz w:val="18"/>
+                <w:szCs w:val="18"/>
+                <w:lang w:val="es-CL" w:eastAsia="es-CL"/>
+              </w:rPr>
+              <w:t xml:space="preserve"> y crea y decodifica los tokens JWT</w:t>
             </w:r>
           </w:p>
         </w:tc>
@@ -12337,14 +13699,46 @@
           <w:rFonts w:cstheme="minorHAnsi"/>
           <w:lang w:val="es-CL" w:eastAsia="es-CL"/>
         </w:rPr>
-        <w:t xml:space="preserve">El usuario ingresa nombre de usuario y contraseña; el frontend envía </w:t>
+        <w:t xml:space="preserve">El usuario ingresa nombre de usuario y contraseña; el </w:t>
+      </w:r>
+      <w:proofErr w:type="spellStart"/>
+      <w:r>
+        <w:rPr>
+          <w:rFonts w:cstheme="minorHAnsi"/>
+          <w:lang w:val="es-CL" w:eastAsia="es-CL"/>
+        </w:rPr>
+        <w:t>frontend</w:t>
+      </w:r>
+      <w:proofErr w:type="spellEnd"/>
+      <w:r>
+        <w:rPr>
+          <w:rFonts w:cstheme="minorHAnsi"/>
+          <w:lang w:val="es-CL" w:eastAsia="es-CL"/>
+        </w:rPr>
+        <w:t xml:space="preserve"> envía </w:t>
       </w:r>
       <w:r>
         <w:rPr>
           <w:rFonts w:ascii="Consolas" w:hAnsi="Consolas" w:cs="Consolas"/>
           <w:lang w:val="es-CL" w:eastAsia="es-CL"/>
         </w:rPr>
-        <w:t>POST /api/v1/auth/login</w:t>
+        <w:t>POST /api/v1/</w:t>
+      </w:r>
+      <w:proofErr w:type="spellStart"/>
+      <w:r>
+        <w:rPr>
+          <w:rFonts w:ascii="Consolas" w:hAnsi="Consolas" w:cs="Consolas"/>
+          <w:lang w:val="es-CL" w:eastAsia="es-CL"/>
+        </w:rPr>
+        <w:t>auth</w:t>
+      </w:r>
+      <w:proofErr w:type="spellEnd"/>
+      <w:r>
+        <w:rPr>
+          <w:rFonts w:ascii="Consolas" w:hAnsi="Consolas" w:cs="Consolas"/>
+          <w:lang w:val="es-CL" w:eastAsia="es-CL"/>
+        </w:rPr>
+        <w:t>/login</w:t>
       </w:r>
       <w:r>
         <w:rPr>
@@ -12370,7 +13764,23 @@
           <w:rFonts w:cstheme="minorHAnsi"/>
           <w:lang w:val="es-CL" w:eastAsia="es-CL"/>
         </w:rPr>
-        <w:t>El router busca al usuario por su nombre en la base de datos.</w:t>
+        <w:t xml:space="preserve">El </w:t>
+      </w:r>
+      <w:proofErr w:type="spellStart"/>
+      <w:r>
+        <w:rPr>
+          <w:rFonts w:cstheme="minorHAnsi"/>
+          <w:lang w:val="es-CL" w:eastAsia="es-CL"/>
+        </w:rPr>
+        <w:t>router</w:t>
+      </w:r>
+      <w:proofErr w:type="spellEnd"/>
+      <w:r>
+        <w:rPr>
+          <w:rFonts w:cstheme="minorHAnsi"/>
+          <w:lang w:val="es-CL" w:eastAsia="es-CL"/>
+        </w:rPr>
+        <w:t xml:space="preserve"> busca al usuario por su nombre en la base de datos.</w:t>
       </w:r>
     </w:p>
     <w:p>
@@ -12391,6 +13801,7 @@
         </w:rPr>
         <w:t xml:space="preserve">Si el usuario existe y está activo, </w:t>
       </w:r>
+      <w:proofErr w:type="spellStart"/>
       <w:r>
         <w:rPr>
           <w:rFonts w:ascii="Consolas" w:hAnsi="Consolas" w:cs="Consolas"/>
@@ -12398,12 +13809,29 @@
         </w:rPr>
         <w:t>security</w:t>
       </w:r>
-      <w:r>
-        <w:rPr>
-          <w:rFonts w:cstheme="minorHAnsi"/>
-          <w:lang w:val="es-CL" w:eastAsia="es-CL"/>
-        </w:rPr>
-        <w:t xml:space="preserve"> compara la contraseña con el hash bcrypt almacenado.</w:t>
+      <w:proofErr w:type="spellEnd"/>
+      <w:r>
+        <w:rPr>
+          <w:rFonts w:cstheme="minorHAnsi"/>
+          <w:lang w:val="es-CL" w:eastAsia="es-CL"/>
+        </w:rPr>
+        <w:t xml:space="preserve"> compara la contraseña con el hash </w:t>
+      </w:r>
+      <w:proofErr w:type="spellStart"/>
+      <w:r>
+        <w:rPr>
+          <w:rFonts w:cstheme="minorHAnsi"/>
+          <w:lang w:val="es-CL" w:eastAsia="es-CL"/>
+        </w:rPr>
+        <w:t>bcrypt</w:t>
+      </w:r>
+      <w:proofErr w:type="spellEnd"/>
+      <w:r>
+        <w:rPr>
+          <w:rFonts w:cstheme="minorHAnsi"/>
+          <w:lang w:val="es-CL" w:eastAsia="es-CL"/>
+        </w:rPr>
+        <w:t xml:space="preserve"> almacenado.</w:t>
       </w:r>
     </w:p>
     <w:p>
@@ -12424,6 +13852,7 @@
         </w:rPr>
         <w:t xml:space="preserve">Si la contraseña es correcta, </w:t>
       </w:r>
+      <w:proofErr w:type="spellStart"/>
       <w:r>
         <w:rPr>
           <w:rFonts w:ascii="Consolas" w:hAnsi="Consolas" w:cs="Consolas"/>
@@ -12431,12 +13860,29 @@
         </w:rPr>
         <w:t>security</w:t>
       </w:r>
-      <w:r>
-        <w:rPr>
-          <w:rFonts w:cstheme="minorHAnsi"/>
-          <w:lang w:val="es-CL" w:eastAsia="es-CL"/>
-        </w:rPr>
-        <w:t xml:space="preserve"> genera el token de acceso (con los roles como dato informativo) y el token de renovación; el router responde </w:t>
+      <w:proofErr w:type="spellEnd"/>
+      <w:r>
+        <w:rPr>
+          <w:rFonts w:cstheme="minorHAnsi"/>
+          <w:lang w:val="es-CL" w:eastAsia="es-CL"/>
+        </w:rPr>
+        <w:t xml:space="preserve"> genera el token de acceso (con los roles como dato informativo) y el token de renovación; el </w:t>
+      </w:r>
+      <w:proofErr w:type="spellStart"/>
+      <w:r>
+        <w:rPr>
+          <w:rFonts w:cstheme="minorHAnsi"/>
+          <w:lang w:val="es-CL" w:eastAsia="es-CL"/>
+        </w:rPr>
+        <w:t>router</w:t>
+      </w:r>
+      <w:proofErr w:type="spellEnd"/>
+      <w:r>
+        <w:rPr>
+          <w:rFonts w:cstheme="minorHAnsi"/>
+          <w:lang w:val="es-CL" w:eastAsia="es-CL"/>
+        </w:rPr>
+        <w:t xml:space="preserve"> responde </w:t>
       </w:r>
       <w:r>
         <w:rPr>
@@ -12469,14 +13915,46 @@
           <w:rFonts w:cstheme="minorHAnsi"/>
           <w:lang w:val="es-CL" w:eastAsia="es-CL"/>
         </w:rPr>
-        <w:t xml:space="preserve">El frontend guarda el token de acceso y llama a </w:t>
+        <w:t xml:space="preserve">El </w:t>
+      </w:r>
+      <w:proofErr w:type="spellStart"/>
+      <w:r>
+        <w:rPr>
+          <w:rFonts w:cstheme="minorHAnsi"/>
+          <w:lang w:val="es-CL" w:eastAsia="es-CL"/>
+        </w:rPr>
+        <w:t>frontend</w:t>
+      </w:r>
+      <w:proofErr w:type="spellEnd"/>
+      <w:r>
+        <w:rPr>
+          <w:rFonts w:cstheme="minorHAnsi"/>
+          <w:lang w:val="es-CL" w:eastAsia="es-CL"/>
+        </w:rPr>
+        <w:t xml:space="preserve"> guarda el token de acceso y llama a </w:t>
       </w:r>
       <w:r>
         <w:rPr>
           <w:rFonts w:ascii="Consolas" w:hAnsi="Consolas" w:cs="Consolas"/>
           <w:lang w:val="es-CL" w:eastAsia="es-CL"/>
         </w:rPr>
-        <w:t>GET /api/v1/auth/me</w:t>
+        <w:t>GET /api/v1/</w:t>
+      </w:r>
+      <w:proofErr w:type="spellStart"/>
+      <w:r>
+        <w:rPr>
+          <w:rFonts w:ascii="Consolas" w:hAnsi="Consolas" w:cs="Consolas"/>
+          <w:lang w:val="es-CL" w:eastAsia="es-CL"/>
+        </w:rPr>
+        <w:t>auth</w:t>
+      </w:r>
+      <w:proofErr w:type="spellEnd"/>
+      <w:r>
+        <w:rPr>
+          <w:rFonts w:ascii="Consolas" w:hAnsi="Consolas" w:cs="Consolas"/>
+          <w:lang w:val="es-CL" w:eastAsia="es-CL"/>
+        </w:rPr>
+        <w:t>/me</w:t>
       </w:r>
       <w:r>
         <w:rPr>
@@ -12485,12 +13963,21 @@
         </w:rPr>
         <w:t xml:space="preserve"> con el encabezado </w:t>
       </w:r>
+      <w:proofErr w:type="spellStart"/>
       <w:r>
         <w:rPr>
           <w:rFonts w:ascii="Consolas" w:hAnsi="Consolas" w:cs="Consolas"/>
           <w:lang w:val="es-CL" w:eastAsia="es-CL"/>
         </w:rPr>
-        <w:t>Authorization: Bearer</w:t>
+        <w:t>Authorization</w:t>
+      </w:r>
+      <w:proofErr w:type="spellEnd"/>
+      <w:r>
+        <w:rPr>
+          <w:rFonts w:ascii="Consolas" w:hAnsi="Consolas" w:cs="Consolas"/>
+          <w:lang w:val="es-CL" w:eastAsia="es-CL"/>
+        </w:rPr>
+        <w:t>: Bearer</w:t>
       </w:r>
       <w:r>
         <w:rPr>
@@ -12511,6 +13998,7 @@
           <w:lang w:val="es-CL" w:eastAsia="es-CL"/>
         </w:rPr>
       </w:pPr>
+      <w:proofErr w:type="spellStart"/>
       <w:r>
         <w:rPr>
           <w:rFonts w:ascii="Consolas" w:hAnsi="Consolas" w:cs="Consolas"/>
@@ -12518,12 +14006,29 @@
         </w:rPr>
         <w:t>get_current_user</w:t>
       </w:r>
-      <w:r>
-        <w:rPr>
-          <w:rFonts w:cstheme="minorHAnsi"/>
-          <w:lang w:val="es-CL" w:eastAsia="es-CL"/>
-        </w:rPr>
-        <w:t xml:space="preserve"> decodifica el token, consulta el usuario en la base y, si sigue activo, el router responde </w:t>
+      <w:proofErr w:type="spellEnd"/>
+      <w:r>
+        <w:rPr>
+          <w:rFonts w:cstheme="minorHAnsi"/>
+          <w:lang w:val="es-CL" w:eastAsia="es-CL"/>
+        </w:rPr>
+        <w:t xml:space="preserve"> decodifica el token, consulta el usuario en la base y, si sigue activo, el </w:t>
+      </w:r>
+      <w:proofErr w:type="spellStart"/>
+      <w:r>
+        <w:rPr>
+          <w:rFonts w:cstheme="minorHAnsi"/>
+          <w:lang w:val="es-CL" w:eastAsia="es-CL"/>
+        </w:rPr>
+        <w:t>router</w:t>
+      </w:r>
+      <w:proofErr w:type="spellEnd"/>
+      <w:r>
+        <w:rPr>
+          <w:rFonts w:cstheme="minorHAnsi"/>
+          <w:lang w:val="es-CL" w:eastAsia="es-CL"/>
+        </w:rPr>
+        <w:t xml:space="preserve"> responde </w:t>
       </w:r>
       <w:r>
         <w:rPr>
@@ -12553,7 +14058,23 @@
           <w:rFonts w:cstheme="minorHAnsi"/>
           <w:lang w:val="es-CL" w:eastAsia="es-CL"/>
         </w:rPr>
-        <w:t xml:space="preserve"> el hash de la contraseña. El frontend muestra la pantalla de inicio.</w:t>
+        <w:t xml:space="preserve"> el hash de la contraseña. El </w:t>
+      </w:r>
+      <w:proofErr w:type="spellStart"/>
+      <w:r>
+        <w:rPr>
+          <w:rFonts w:cstheme="minorHAnsi"/>
+          <w:lang w:val="es-CL" w:eastAsia="es-CL"/>
+        </w:rPr>
+        <w:t>frontend</w:t>
+      </w:r>
+      <w:proofErr w:type="spellEnd"/>
+      <w:r>
+        <w:rPr>
+          <w:rFonts w:cstheme="minorHAnsi"/>
+          <w:lang w:val="es-CL" w:eastAsia="es-CL"/>
+        </w:rPr>
+        <w:t xml:space="preserve"> muestra la pantalla de inicio.</w:t>
       </w:r>
     </w:p>
     <w:p>
@@ -12573,6 +14094,7 @@
         </w:rPr>
         <w:t xml:space="preserve">Flujos alternativos (fragmentos </w:t>
       </w:r>
+      <w:proofErr w:type="spellStart"/>
       <w:r>
         <w:rPr>
           <w:rFonts w:ascii="Consolas" w:hAnsi="Consolas" w:cs="Consolas"/>
@@ -12582,6 +14104,7 @@
         </w:rPr>
         <w:t>alt</w:t>
       </w:r>
+      <w:proofErr w:type="spellEnd"/>
       <w:r>
         <w:rPr>
           <w:rFonts w:cstheme="minorHAnsi"/>
@@ -12617,7 +14140,23 @@
           <w:rFonts w:cstheme="minorHAnsi"/>
           <w:lang w:val="es-CL" w:eastAsia="es-CL"/>
         </w:rPr>
-        <w:t xml:space="preserve"> el router responde </w:t>
+        <w:t xml:space="preserve"> el </w:t>
+      </w:r>
+      <w:proofErr w:type="spellStart"/>
+      <w:r>
+        <w:rPr>
+          <w:rFonts w:cstheme="minorHAnsi"/>
+          <w:lang w:val="es-CL" w:eastAsia="es-CL"/>
+        </w:rPr>
+        <w:t>router</w:t>
+      </w:r>
+      <w:proofErr w:type="spellEnd"/>
+      <w:r>
+        <w:rPr>
+          <w:rFonts w:cstheme="minorHAnsi"/>
+          <w:lang w:val="es-CL" w:eastAsia="es-CL"/>
+        </w:rPr>
+        <w:t xml:space="preserve"> responde </w:t>
       </w:r>
       <w:r>
         <w:rPr>
@@ -12687,7 +14226,23 @@
           <w:rFonts w:cstheme="minorHAnsi"/>
           <w:lang w:val="es-CL" w:eastAsia="es-CL"/>
         </w:rPr>
-        <w:t>; el frontend elimina el token y redirige al inicio de sesión.</w:t>
+        <w:t xml:space="preserve">; el </w:t>
+      </w:r>
+      <w:proofErr w:type="spellStart"/>
+      <w:r>
+        <w:rPr>
+          <w:rFonts w:cstheme="minorHAnsi"/>
+          <w:lang w:val="es-CL" w:eastAsia="es-CL"/>
+        </w:rPr>
+        <w:t>frontend</w:t>
+      </w:r>
+      <w:proofErr w:type="spellEnd"/>
+      <w:r>
+        <w:rPr>
+          <w:rFonts w:cstheme="minorHAnsi"/>
+          <w:lang w:val="es-CL" w:eastAsia="es-CL"/>
+        </w:rPr>
+        <w:t xml:space="preserve"> elimina el token y redirige al inicio de sesión.</w:t>
       </w:r>
     </w:p>
     <w:p>
@@ -12753,7 +14308,23 @@
           <w:rFonts w:cstheme="minorHAnsi"/>
           <w:lang w:val="es-CL" w:eastAsia="es-CL"/>
         </w:rPr>
-        <w:t xml:space="preserve"> La autorización no confía en los roles del token: cada petición protegida vuelve a consultar al usuario en la base de datos, de modo que desactivar una cuenta o cambiar sus roles tiene efecto inmediato. En la Épica 1 la búsqueda del usuario se hace en el propio router, sin capa de servicios, porque se trata de operaciones simples sobre una sola tabla.</w:t>
+        <w:t xml:space="preserve"> La autorización no confía en los roles del token: cada petición protegida vuelve a consultar al usuario en la base de datos, de modo que desactivar una cuenta o cambiar sus roles tiene efecto inmediato. En la Épica 1 la búsqueda del usuario se hace en el propio </w:t>
+      </w:r>
+      <w:proofErr w:type="spellStart"/>
+      <w:r>
+        <w:rPr>
+          <w:rFonts w:cstheme="minorHAnsi"/>
+          <w:lang w:val="es-CL" w:eastAsia="es-CL"/>
+        </w:rPr>
+        <w:t>router</w:t>
+      </w:r>
+      <w:proofErr w:type="spellEnd"/>
+      <w:r>
+        <w:rPr>
+          <w:rFonts w:cstheme="minorHAnsi"/>
+          <w:lang w:val="es-CL" w:eastAsia="es-CL"/>
+        </w:rPr>
+        <w:t>, sin capa de servicios, porque se trata de operaciones simples sobre una sola tabla.</w:t>
       </w:r>
     </w:p>
     <w:p>
@@ -12839,28 +14410,21 @@
         </w:rPr>
         <w:t xml:space="preserve">Figura </w:t>
       </w:r>
-      <w:r>
-        <w:fldChar w:fldCharType="begin"/>
-      </w:r>
-      <w:r>
-        <w:instrText xml:space="preserve"> SEQ Figura \* ARABIC \* MERGEFORMAT </w:instrText>
-      </w:r>
-      <w:r>
-        <w:fldChar w:fldCharType="separate"/>
-      </w:r>
-      <w:r>
-        <w:rPr>
-          <w:rFonts w:cstheme="minorHAnsi"/>
-          <w:i/>
-          <w:iCs/>
-          <w:noProof/>
-          <w:color w:val="404040"/>
-          <w:sz w:val="18"/>
-          <w:szCs w:val="18"/>
-          <w:lang w:val="es-CL" w:eastAsia="es-CL"/>
-        </w:rPr>
-        <w:t>9</w:t>
-      </w:r>
+      <w:fldSimple w:instr=" SEQ Figura \* ARABIC \* MERGEFORMAT ">
+        <w:r>
+          <w:rPr>
+            <w:rFonts w:cstheme="minorHAnsi"/>
+            <w:i/>
+            <w:iCs/>
+            <w:noProof/>
+            <w:color w:val="404040"/>
+            <w:sz w:val="18"/>
+            <w:szCs w:val="18"/>
+            <w:lang w:val="es-CL" w:eastAsia="es-CL"/>
+          </w:rPr>
+          <w:t>9</w:t>
+        </w:r>
+      </w:fldSimple>
       <w:r>
         <w:rPr>
           <w:rFonts w:cstheme="minorHAnsi"/>
@@ -12871,18 +14435,6 @@
           <w:szCs w:val="18"/>
           <w:lang w:val="es-CL" w:eastAsia="es-CL"/>
         </w:rPr>
-        <w:fldChar w:fldCharType="end"/>
-      </w:r>
-      <w:r>
-        <w:rPr>
-          <w:rFonts w:cstheme="minorHAnsi"/>
-          <w:i/>
-          <w:iCs/>
-          <w:color w:val="404040"/>
-          <w:sz w:val="18"/>
-          <w:szCs w:val="18"/>
-          <w:lang w:val="es-CL" w:eastAsia="es-CL"/>
-        </w:rPr>
         <w:t>: Diagrama de secuencia: Registrar tarja de recepción (CU10)</w:t>
       </w:r>
     </w:p>
@@ -12955,29 +14507,81 @@
           <w:rFonts w:cstheme="minorHAnsi"/>
           <w:lang w:val="es-CL" w:eastAsia="es-CL"/>
         </w:rPr>
-        <w:t xml:space="preserve">, el router es </w:t>
-      </w:r>
+        <w:t xml:space="preserve">, el </w:t>
+      </w:r>
+      <w:proofErr w:type="spellStart"/>
+      <w:r>
+        <w:rPr>
+          <w:rFonts w:cstheme="minorHAnsi"/>
+          <w:lang w:val="es-CL" w:eastAsia="es-CL"/>
+        </w:rPr>
+        <w:t>router</w:t>
+      </w:r>
+      <w:proofErr w:type="spellEnd"/>
+      <w:r>
+        <w:rPr>
+          <w:rFonts w:cstheme="minorHAnsi"/>
+          <w:lang w:val="es-CL" w:eastAsia="es-CL"/>
+        </w:rPr>
+        <w:t xml:space="preserve"> es </w:t>
+      </w:r>
+      <w:proofErr w:type="gramStart"/>
       <w:r>
         <w:rPr>
           <w:rFonts w:ascii="Consolas" w:hAnsi="Consolas" w:cs="Consolas"/>
           <w:lang w:val="es-CL" w:eastAsia="es-CL"/>
         </w:rPr>
-        <w:t>tarjas : Router</w:t>
-      </w:r>
-      <w:r>
-        <w:rPr>
-          <w:rFonts w:cstheme="minorHAnsi"/>
-          <w:lang w:val="es-CL" w:eastAsia="es-CL"/>
-        </w:rPr>
-        <w:t xml:space="preserve"> y se agrega </w:t>
-      </w:r>
+        <w:t>tarjas :</w:t>
+      </w:r>
+      <w:proofErr w:type="gramEnd"/>
       <w:r>
         <w:rPr>
           <w:rFonts w:ascii="Consolas" w:hAnsi="Consolas" w:cs="Consolas"/>
           <w:lang w:val="es-CL" w:eastAsia="es-CL"/>
         </w:rPr>
-        <w:t>:TarjaService</w:t>
-      </w:r>
+        <w:t xml:space="preserve"> </w:t>
+      </w:r>
+      <w:proofErr w:type="spellStart"/>
+      <w:r>
+        <w:rPr>
+          <w:rFonts w:ascii="Consolas" w:hAnsi="Consolas" w:cs="Consolas"/>
+          <w:lang w:val="es-CL" w:eastAsia="es-CL"/>
+        </w:rPr>
+        <w:t>Router</w:t>
+      </w:r>
+      <w:proofErr w:type="spellEnd"/>
+      <w:r>
+        <w:rPr>
+          <w:rFonts w:cstheme="minorHAnsi"/>
+          <w:lang w:val="es-CL" w:eastAsia="es-CL"/>
+        </w:rPr>
+        <w:t xml:space="preserve"> y se </w:t>
+      </w:r>
+      <w:proofErr w:type="gramStart"/>
+      <w:r>
+        <w:rPr>
+          <w:rFonts w:cstheme="minorHAnsi"/>
+          <w:lang w:val="es-CL" w:eastAsia="es-CL"/>
+        </w:rPr>
+        <w:t xml:space="preserve">agrega </w:t>
+      </w:r>
+      <w:r>
+        <w:rPr>
+          <w:rFonts w:ascii="Consolas" w:hAnsi="Consolas" w:cs="Consolas"/>
+          <w:lang w:val="es-CL" w:eastAsia="es-CL"/>
+        </w:rPr>
+        <w:t>:</w:t>
+      </w:r>
+      <w:proofErr w:type="spellStart"/>
+      <w:r>
+        <w:rPr>
+          <w:rFonts w:ascii="Consolas" w:hAnsi="Consolas" w:cs="Consolas"/>
+          <w:lang w:val="es-CL" w:eastAsia="es-CL"/>
+        </w:rPr>
+        <w:t>TarjaService</w:t>
+      </w:r>
+      <w:proofErr w:type="spellEnd"/>
+      <w:proofErr w:type="gramEnd"/>
       <w:r>
         <w:rPr>
           <w:rFonts w:cstheme="minorHAnsi"/>
@@ -13020,7 +14624,23 @@
           <w:rFonts w:cstheme="minorHAnsi"/>
           <w:lang w:val="es-CL" w:eastAsia="es-CL"/>
         </w:rPr>
-        <w:t>El operador completa el formulario de recepción: productor, sistema productivo, especie, variedad, calidad, tipo y cantidad de bandejas, peso del pallet y kilos brutos. Antes de guardar, el frontend muestra la vista previa de los kilos netos y el promedio por bandeja.</w:t>
+        <w:t xml:space="preserve">El operador completa el formulario de recepción: productor, sistema productivo, especie, variedad, calidad, tipo y cantidad de bandejas, peso del pallet y kilos brutos. Antes de guardar, el </w:t>
+      </w:r>
+      <w:proofErr w:type="spellStart"/>
+      <w:r>
+        <w:rPr>
+          <w:rFonts w:cstheme="minorHAnsi"/>
+          <w:lang w:val="es-CL" w:eastAsia="es-CL"/>
+        </w:rPr>
+        <w:t>frontend</w:t>
+      </w:r>
+      <w:proofErr w:type="spellEnd"/>
+      <w:r>
+        <w:rPr>
+          <w:rFonts w:cstheme="minorHAnsi"/>
+          <w:lang w:val="es-CL" w:eastAsia="es-CL"/>
+        </w:rPr>
+        <w:t xml:space="preserve"> muestra la vista previa de los kilos netos y el promedio por bandeja.</w:t>
       </w:r>
     </w:p>
     <w:p>
@@ -13039,7 +14659,23 @@
           <w:rFonts w:cstheme="minorHAnsi"/>
           <w:lang w:val="es-CL" w:eastAsia="es-CL"/>
         </w:rPr>
-        <w:t xml:space="preserve">El frontend envía </w:t>
+        <w:t xml:space="preserve">El </w:t>
+      </w:r>
+      <w:proofErr w:type="spellStart"/>
+      <w:r>
+        <w:rPr>
+          <w:rFonts w:cstheme="minorHAnsi"/>
+          <w:lang w:val="es-CL" w:eastAsia="es-CL"/>
+        </w:rPr>
+        <w:t>frontend</w:t>
+      </w:r>
+      <w:proofErr w:type="spellEnd"/>
+      <w:r>
+        <w:rPr>
+          <w:rFonts w:cstheme="minorHAnsi"/>
+          <w:lang w:val="es-CL" w:eastAsia="es-CL"/>
+        </w:rPr>
+        <w:t xml:space="preserve"> envía </w:t>
       </w:r>
       <w:r>
         <w:rPr>
@@ -13067,6 +14703,7 @@
           <w:lang w:val="es-CL" w:eastAsia="es-CL"/>
         </w:rPr>
       </w:pPr>
+      <w:proofErr w:type="spellStart"/>
       <w:r>
         <w:rPr>
           <w:rFonts w:ascii="Consolas" w:hAnsi="Consolas" w:cs="Consolas"/>
@@ -13074,6 +14711,7 @@
         </w:rPr>
         <w:t>require_roles</w:t>
       </w:r>
+      <w:proofErr w:type="spellEnd"/>
       <w:r>
         <w:rPr>
           <w:rFonts w:cstheme="minorHAnsi"/>
@@ -13081,6 +14719,7 @@
         </w:rPr>
         <w:t xml:space="preserve"> valida el token, consulta al usuario y comprueba que tenga el rol </w:t>
       </w:r>
+      <w:proofErr w:type="spellStart"/>
       <w:r>
         <w:rPr>
           <w:rFonts w:ascii="Consolas" w:hAnsi="Consolas" w:cs="Consolas"/>
@@ -13088,6 +14727,7 @@
         </w:rPr>
         <w:t>operador_recepcion</w:t>
       </w:r>
+      <w:proofErr w:type="spellEnd"/>
       <w:r>
         <w:rPr>
           <w:rFonts w:cstheme="minorHAnsi"/>
@@ -13126,7 +14766,39 @@
           <w:rFonts w:cstheme="minorHAnsi"/>
           <w:lang w:val="es-CL" w:eastAsia="es-CL"/>
         </w:rPr>
-        <w:t>El router valida la estructura de los datos con Pydantic.</w:t>
+        <w:t xml:space="preserve">El </w:t>
+      </w:r>
+      <w:proofErr w:type="spellStart"/>
+      <w:r>
+        <w:rPr>
+          <w:rFonts w:cstheme="minorHAnsi"/>
+          <w:lang w:val="es-CL" w:eastAsia="es-CL"/>
+        </w:rPr>
+        <w:t>router</w:t>
+      </w:r>
+      <w:proofErr w:type="spellEnd"/>
+      <w:r>
+        <w:rPr>
+          <w:rFonts w:cstheme="minorHAnsi"/>
+          <w:lang w:val="es-CL" w:eastAsia="es-CL"/>
+        </w:rPr>
+        <w:t xml:space="preserve"> valida la estructura de los datos con </w:t>
+      </w:r>
+      <w:proofErr w:type="spellStart"/>
+      <w:r>
+        <w:rPr>
+          <w:rFonts w:cstheme="minorHAnsi"/>
+          <w:lang w:val="es-CL" w:eastAsia="es-CL"/>
+        </w:rPr>
+        <w:t>Pydantic</w:t>
+      </w:r>
+      <w:proofErr w:type="spellEnd"/>
+      <w:r>
+        <w:rPr>
+          <w:rFonts w:cstheme="minorHAnsi"/>
+          <w:lang w:val="es-CL" w:eastAsia="es-CL"/>
+        </w:rPr>
+        <w:t>.</w:t>
       </w:r>
     </w:p>
     <w:p>
@@ -13140,6 +14812,7 @@
           <w:lang w:val="es-CL" w:eastAsia="es-CL"/>
         </w:rPr>
       </w:pPr>
+      <w:proofErr w:type="spellStart"/>
       <w:r>
         <w:rPr>
           <w:rFonts w:ascii="Consolas" w:hAnsi="Consolas" w:cs="Consolas"/>
@@ -13147,6 +14820,7 @@
         </w:rPr>
         <w:t>TarjaService</w:t>
       </w:r>
+      <w:proofErr w:type="spellEnd"/>
       <w:r>
         <w:rPr>
           <w:rFonts w:cstheme="minorHAnsi"/>
@@ -13173,12 +14847,94 @@
         </w:rPr>
         <w:t xml:space="preserve">Calcula los kilos netos: </w:t>
       </w:r>
+      <w:proofErr w:type="spellStart"/>
       <w:r>
         <w:rPr>
           <w:rFonts w:ascii="Consolas" w:hAnsi="Consolas" w:cs="Consolas"/>
           <w:lang w:val="es-CL" w:eastAsia="es-CL"/>
         </w:rPr>
-        <w:t>kilos_netos = round(kilos_brutos − cantidad_bandejas × tara_kg − peso_pallet_kg)</w:t>
+        <w:t>kilos_netos</w:t>
+      </w:r>
+      <w:proofErr w:type="spellEnd"/>
+      <w:r>
+        <w:rPr>
+          <w:rFonts w:ascii="Consolas" w:hAnsi="Consolas" w:cs="Consolas"/>
+          <w:lang w:val="es-CL" w:eastAsia="es-CL"/>
+        </w:rPr>
+        <w:t xml:space="preserve"> = </w:t>
+      </w:r>
+      <w:proofErr w:type="gramStart"/>
+      <w:r>
+        <w:rPr>
+          <w:rFonts w:ascii="Consolas" w:hAnsi="Consolas" w:cs="Consolas"/>
+          <w:lang w:val="es-CL" w:eastAsia="es-CL"/>
+        </w:rPr>
+        <w:t>round(</w:t>
+      </w:r>
+      <w:proofErr w:type="spellStart"/>
+      <w:proofErr w:type="gramEnd"/>
+      <w:r>
+        <w:rPr>
+          <w:rFonts w:ascii="Consolas" w:hAnsi="Consolas" w:cs="Consolas"/>
+          <w:lang w:val="es-CL" w:eastAsia="es-CL"/>
+        </w:rPr>
+        <w:t>kilos_brutos</w:t>
+      </w:r>
+      <w:proofErr w:type="spellEnd"/>
+      <w:r>
+        <w:rPr>
+          <w:rFonts w:ascii="Consolas" w:hAnsi="Consolas" w:cs="Consolas"/>
+          <w:lang w:val="es-CL" w:eastAsia="es-CL"/>
+        </w:rPr>
+        <w:t xml:space="preserve"> − </w:t>
+      </w:r>
+      <w:proofErr w:type="spellStart"/>
+      <w:r>
+        <w:rPr>
+          <w:rFonts w:ascii="Consolas" w:hAnsi="Consolas" w:cs="Consolas"/>
+          <w:lang w:val="es-CL" w:eastAsia="es-CL"/>
+        </w:rPr>
+        <w:t>cantidad_bandejas</w:t>
+      </w:r>
+      <w:proofErr w:type="spellEnd"/>
+      <w:r>
+        <w:rPr>
+          <w:rFonts w:ascii="Consolas" w:hAnsi="Consolas" w:cs="Consolas"/>
+          <w:lang w:val="es-CL" w:eastAsia="es-CL"/>
+        </w:rPr>
+        <w:t xml:space="preserve"> × </w:t>
+      </w:r>
+      <w:proofErr w:type="spellStart"/>
+      <w:r>
+        <w:rPr>
+          <w:rFonts w:ascii="Consolas" w:hAnsi="Consolas" w:cs="Consolas"/>
+          <w:lang w:val="es-CL" w:eastAsia="es-CL"/>
+        </w:rPr>
+        <w:t>tara_kg</w:t>
+      </w:r>
+      <w:proofErr w:type="spellEnd"/>
+      <w:r>
+        <w:rPr>
+          <w:rFonts w:ascii="Consolas" w:hAnsi="Consolas" w:cs="Consolas"/>
+          <w:lang w:val="es-CL" w:eastAsia="es-CL"/>
+        </w:rPr>
+        <w:t xml:space="preserve"> − </w:t>
+      </w:r>
+      <w:proofErr w:type="spellStart"/>
+      <w:r>
+        <w:rPr>
+          <w:rFonts w:ascii="Consolas" w:hAnsi="Consolas" w:cs="Consolas"/>
+          <w:lang w:val="es-CL" w:eastAsia="es-CL"/>
+        </w:rPr>
+        <w:t>peso_pallet_kg</w:t>
+      </w:r>
+      <w:proofErr w:type="spellEnd"/>
+      <w:r>
+        <w:rPr>
+          <w:rFonts w:ascii="Consolas" w:hAnsi="Consolas" w:cs="Consolas"/>
+          <w:lang w:val="es-CL" w:eastAsia="es-CL"/>
+        </w:rPr>
+        <w:t>)</w:t>
       </w:r>
       <w:r>
         <w:rPr>
@@ -13251,21 +15007,62 @@
           <w:rFonts w:cstheme="minorHAnsi"/>
           <w:lang w:val="es-CL" w:eastAsia="es-CL"/>
         </w:rPr>
-        <w:t xml:space="preserve">) y el router responde </w:t>
+        <w:t xml:space="preserve">) y el </w:t>
+      </w:r>
+      <w:proofErr w:type="spellStart"/>
+      <w:r>
+        <w:rPr>
+          <w:rFonts w:cstheme="minorHAnsi"/>
+          <w:lang w:val="es-CL" w:eastAsia="es-CL"/>
+        </w:rPr>
+        <w:t>router</w:t>
+      </w:r>
+      <w:proofErr w:type="spellEnd"/>
+      <w:r>
+        <w:rPr>
+          <w:rFonts w:cstheme="minorHAnsi"/>
+          <w:lang w:val="es-CL" w:eastAsia="es-CL"/>
+        </w:rPr>
+        <w:t xml:space="preserve"> responde </w:t>
       </w:r>
       <w:r>
         <w:rPr>
           <w:rFonts w:ascii="Consolas" w:hAnsi="Consolas" w:cs="Consolas"/>
           <w:lang w:val="es-CL" w:eastAsia="es-CL"/>
         </w:rPr>
-        <w:t>201 Created</w:t>
-      </w:r>
-      <w:r>
-        <w:rPr>
-          <w:rFonts w:cstheme="minorHAnsi"/>
-          <w:lang w:val="es-CL" w:eastAsia="es-CL"/>
-        </w:rPr>
-        <w:t>; el frontend muestra el resumen y la opción de imprimir.</w:t>
+        <w:t xml:space="preserve">201 </w:t>
+      </w:r>
+      <w:proofErr w:type="spellStart"/>
+      <w:r>
+        <w:rPr>
+          <w:rFonts w:ascii="Consolas" w:hAnsi="Consolas" w:cs="Consolas"/>
+          <w:lang w:val="es-CL" w:eastAsia="es-CL"/>
+        </w:rPr>
+        <w:t>Created</w:t>
+      </w:r>
+      <w:proofErr w:type="spellEnd"/>
+      <w:r>
+        <w:rPr>
+          <w:rFonts w:cstheme="minorHAnsi"/>
+          <w:lang w:val="es-CL" w:eastAsia="es-CL"/>
+        </w:rPr>
+        <w:t xml:space="preserve">; el </w:t>
+      </w:r>
+      <w:proofErr w:type="spellStart"/>
+      <w:r>
+        <w:rPr>
+          <w:rFonts w:cstheme="minorHAnsi"/>
+          <w:lang w:val="es-CL" w:eastAsia="es-CL"/>
+        </w:rPr>
+        <w:t>frontend</w:t>
+      </w:r>
+      <w:proofErr w:type="spellEnd"/>
+      <w:r>
+        <w:rPr>
+          <w:rFonts w:cstheme="minorHAnsi"/>
+          <w:lang w:val="es-CL" w:eastAsia="es-CL"/>
+        </w:rPr>
+        <w:t xml:space="preserve"> muestra el resumen y la opción de imprimir.</w:t>
       </w:r>
     </w:p>
     <w:p>
@@ -14001,40 +15798,21 @@
         </w:rPr>
         <w:t xml:space="preserve">Figura </w:t>
       </w:r>
-      <w:r>
-        <w:fldChar w:fldCharType="begin"/>
-      </w:r>
-      <w:r>
-        <w:instrText xml:space="preserve"> SEQ Figura \* ARABIC \* MERGEFORMAT </w:instrText>
-      </w:r>
-      <w:r>
-        <w:fldChar w:fldCharType="separate"/>
-      </w:r>
-      <w:r>
-        <w:rPr>
-          <w:rFonts w:cstheme="minorHAnsi"/>
-          <w:i/>
-          <w:iCs/>
-          <w:noProof/>
-          <w:color w:val="404040"/>
-          <w:sz w:val="18"/>
-          <w:szCs w:val="18"/>
-          <w:lang w:val="es-CL" w:eastAsia="es-CL"/>
-        </w:rPr>
-        <w:t>10</w:t>
-      </w:r>
-      <w:r>
-        <w:rPr>
-          <w:rFonts w:cstheme="minorHAnsi"/>
-          <w:i/>
-          <w:iCs/>
-          <w:color w:val="404040"/>
-          <w:sz w:val="18"/>
-          <w:szCs w:val="18"/>
-          <w:lang w:val="es-CL" w:eastAsia="es-CL"/>
-        </w:rPr>
-        <w:fldChar w:fldCharType="end"/>
-      </w:r>
+      <w:fldSimple w:instr=" SEQ Figura \* ARABIC \* MERGEFORMAT ">
+        <w:r>
+          <w:rPr>
+            <w:rFonts w:cstheme="minorHAnsi"/>
+            <w:i/>
+            <w:iCs/>
+            <w:noProof/>
+            <w:color w:val="404040"/>
+            <w:sz w:val="18"/>
+            <w:szCs w:val="18"/>
+            <w:lang w:val="es-CL" w:eastAsia="es-CL"/>
+          </w:rPr>
+          <w:t>10</w:t>
+        </w:r>
+      </w:fldSimple>
       <w:r>
         <w:rPr>
           <w:rFonts w:cstheme="minorHAnsi"/>
@@ -14190,7 +15968,27 @@
                 <w:szCs w:val="18"/>
                 <w:lang w:val="es-CL" w:eastAsia="es-CL"/>
               </w:rPr>
-              <w:t>«dispositivo» PC o tablet de la planta</w:t>
+              <w:t xml:space="preserve">«dispositivo» PC o </w:t>
+            </w:r>
+            <w:proofErr w:type="spellStart"/>
+            <w:r>
+              <w:rPr>
+                <w:rFonts w:asciiTheme="minorHAnsi" w:hAnsiTheme="minorHAnsi" w:cstheme="minorHAnsi"/>
+                <w:sz w:val="18"/>
+                <w:szCs w:val="18"/>
+                <w:lang w:val="es-CL" w:eastAsia="es-CL"/>
+              </w:rPr>
+              <w:t>tablet</w:t>
+            </w:r>
+            <w:proofErr w:type="spellEnd"/>
+            <w:r>
+              <w:rPr>
+                <w:rFonts w:asciiTheme="minorHAnsi" w:hAnsiTheme="minorHAnsi" w:cstheme="minorHAnsi"/>
+                <w:sz w:val="18"/>
+                <w:szCs w:val="18"/>
+                <w:lang w:val="es-CL" w:eastAsia="es-CL"/>
+              </w:rPr>
+              <w:t xml:space="preserve"> de la planta</w:t>
             </w:r>
           </w:p>
         </w:tc>
@@ -14213,8 +16011,19 @@
                 <w:szCs w:val="18"/>
                 <w:lang w:val="es-CL" w:eastAsia="es-CL"/>
               </w:rPr>
-              <w:t>Navegador web que ejecuta la aplicación de una sola página (SPA) en React</w:t>
-            </w:r>
+              <w:t xml:space="preserve">Navegador web que ejecuta la aplicación de una sola página (SPA) en </w:t>
+            </w:r>
+            <w:proofErr w:type="spellStart"/>
+            <w:r>
+              <w:rPr>
+                <w:rFonts w:asciiTheme="minorHAnsi" w:hAnsiTheme="minorHAnsi" w:cstheme="minorHAnsi"/>
+                <w:sz w:val="18"/>
+                <w:szCs w:val="18"/>
+                <w:lang w:val="es-CL" w:eastAsia="es-CL"/>
+              </w:rPr>
+              <w:t>React</w:t>
+            </w:r>
+            <w:proofErr w:type="spellEnd"/>
           </w:p>
         </w:tc>
       </w:tr>
@@ -14474,8 +16283,39 @@
                 <w:szCs w:val="18"/>
                 <w:lang w:val="es-CL" w:eastAsia="es-CL"/>
               </w:rPr>
-              <w:t>SPA React + Vite + Tailwind</w:t>
-            </w:r>
+              <w:t xml:space="preserve">SPA </w:t>
+            </w:r>
+            <w:proofErr w:type="spellStart"/>
+            <w:r>
+              <w:rPr>
+                <w:rFonts w:asciiTheme="minorHAnsi" w:hAnsiTheme="minorHAnsi" w:cstheme="minorHAnsi"/>
+                <w:sz w:val="18"/>
+                <w:szCs w:val="18"/>
+                <w:lang w:val="es-CL" w:eastAsia="es-CL"/>
+              </w:rPr>
+              <w:t>React</w:t>
+            </w:r>
+            <w:proofErr w:type="spellEnd"/>
+            <w:r>
+              <w:rPr>
+                <w:rFonts w:asciiTheme="minorHAnsi" w:hAnsiTheme="minorHAnsi" w:cstheme="minorHAnsi"/>
+                <w:sz w:val="18"/>
+                <w:szCs w:val="18"/>
+                <w:lang w:val="es-CL" w:eastAsia="es-CL"/>
+              </w:rPr>
+              <w:t xml:space="preserve"> + Vite + </w:t>
+            </w:r>
+            <w:proofErr w:type="spellStart"/>
+            <w:r>
+              <w:rPr>
+                <w:rFonts w:asciiTheme="minorHAnsi" w:hAnsiTheme="minorHAnsi" w:cstheme="minorHAnsi"/>
+                <w:sz w:val="18"/>
+                <w:szCs w:val="18"/>
+                <w:lang w:val="es-CL" w:eastAsia="es-CL"/>
+              </w:rPr>
+              <w:t>Tailwind</w:t>
+            </w:r>
+            <w:proofErr w:type="spellEnd"/>
           </w:p>
         </w:tc>
         <w:tc>
@@ -14648,7 +16488,47 @@
                 <w:szCs w:val="18"/>
                 <w:lang w:val="es-CL" w:eastAsia="es-CL"/>
               </w:rPr>
-              <w:t xml:space="preserve">Crea la aplicación FastAPI, configura CORS y registra los routers bajo </w:t>
+              <w:t xml:space="preserve">Crea la aplicación </w:t>
+            </w:r>
+            <w:proofErr w:type="spellStart"/>
+            <w:r>
+              <w:rPr>
+                <w:rFonts w:asciiTheme="minorHAnsi" w:hAnsiTheme="minorHAnsi" w:cstheme="minorHAnsi"/>
+                <w:sz w:val="18"/>
+                <w:szCs w:val="18"/>
+                <w:lang w:val="es-CL" w:eastAsia="es-CL"/>
+              </w:rPr>
+              <w:t>FastAPI</w:t>
+            </w:r>
+            <w:proofErr w:type="spellEnd"/>
+            <w:r>
+              <w:rPr>
+                <w:rFonts w:asciiTheme="minorHAnsi" w:hAnsiTheme="minorHAnsi" w:cstheme="minorHAnsi"/>
+                <w:sz w:val="18"/>
+                <w:szCs w:val="18"/>
+                <w:lang w:val="es-CL" w:eastAsia="es-CL"/>
+              </w:rPr>
+              <w:t xml:space="preserve">, configura CORS y registra los </w:t>
+            </w:r>
+            <w:proofErr w:type="spellStart"/>
+            <w:r>
+              <w:rPr>
+                <w:rFonts w:asciiTheme="minorHAnsi" w:hAnsiTheme="minorHAnsi" w:cstheme="minorHAnsi"/>
+                <w:sz w:val="18"/>
+                <w:szCs w:val="18"/>
+                <w:lang w:val="es-CL" w:eastAsia="es-CL"/>
+              </w:rPr>
+              <w:t>routers</w:t>
+            </w:r>
+            <w:proofErr w:type="spellEnd"/>
+            <w:r>
+              <w:rPr>
+                <w:rFonts w:asciiTheme="minorHAnsi" w:hAnsiTheme="minorHAnsi" w:cstheme="minorHAnsi"/>
+                <w:sz w:val="18"/>
+                <w:szCs w:val="18"/>
+                <w:lang w:val="es-CL" w:eastAsia="es-CL"/>
+              </w:rPr>
+              <w:t xml:space="preserve"> bajo </w:t>
             </w:r>
             <w:r>
               <w:rPr>
@@ -14699,6 +16579,7 @@
                 <w:lang w:val="es-CL" w:eastAsia="es-CL"/>
               </w:rPr>
             </w:pPr>
+            <w:proofErr w:type="spellStart"/>
             <w:r>
               <w:rPr>
                 <w:rFonts w:asciiTheme="minorHAnsi" w:hAnsiTheme="minorHAnsi" w:cstheme="minorHAnsi"/>
@@ -14708,6 +16589,7 @@
               </w:rPr>
               <w:t>Routers</w:t>
             </w:r>
+            <w:proofErr w:type="spellEnd"/>
           </w:p>
         </w:tc>
         <w:tc>
@@ -14728,8 +16610,29 @@
                 <w:szCs w:val="18"/>
                 <w:lang w:val="es-CL" w:eastAsia="es-CL"/>
               </w:rPr>
-              <w:t xml:space="preserve">Exponen los endpoints REST. </w:t>
-            </w:r>
+              <w:t xml:space="preserve">Exponen los </w:t>
+            </w:r>
+            <w:proofErr w:type="spellStart"/>
+            <w:r>
+              <w:rPr>
+                <w:rFonts w:asciiTheme="minorHAnsi" w:hAnsiTheme="minorHAnsi" w:cstheme="minorHAnsi"/>
+                <w:sz w:val="18"/>
+                <w:szCs w:val="18"/>
+                <w:lang w:val="es-CL" w:eastAsia="es-CL"/>
+              </w:rPr>
+              <w:t>endpoints</w:t>
+            </w:r>
+            <w:proofErr w:type="spellEnd"/>
+            <w:r>
+              <w:rPr>
+                <w:rFonts w:asciiTheme="minorHAnsi" w:hAnsiTheme="minorHAnsi" w:cstheme="minorHAnsi"/>
+                <w:sz w:val="18"/>
+                <w:szCs w:val="18"/>
+                <w:lang w:val="es-CL" w:eastAsia="es-CL"/>
+              </w:rPr>
+              <w:t xml:space="preserve"> REST. </w:t>
+            </w:r>
+            <w:proofErr w:type="spellStart"/>
             <w:r>
               <w:rPr>
                 <w:rFonts w:ascii="Consolas" w:hAnsi="Consolas" w:cs="Consolas"/>
@@ -14739,6 +16642,7 @@
               </w:rPr>
               <w:t>auth</w:t>
             </w:r>
+            <w:proofErr w:type="spellEnd"/>
             <w:r>
               <w:rPr>
                 <w:rFonts w:asciiTheme="minorHAnsi" w:hAnsiTheme="minorHAnsi" w:cstheme="minorHAnsi"/>
@@ -14748,6 +16652,7 @@
               </w:rPr>
               <w:t xml:space="preserve"> está implementado; </w:t>
             </w:r>
+            <w:proofErr w:type="spellStart"/>
             <w:r>
               <w:rPr>
                 <w:rFonts w:ascii="Consolas" w:hAnsi="Consolas" w:cs="Consolas"/>
@@ -14757,6 +16662,7 @@
               </w:rPr>
               <w:t>catalogos</w:t>
             </w:r>
+            <w:proofErr w:type="spellEnd"/>
             <w:r>
               <w:rPr>
                 <w:rFonts w:asciiTheme="minorHAnsi" w:hAnsiTheme="minorHAnsi" w:cstheme="minorHAnsi"/>
@@ -14882,6 +16788,7 @@
                 <w:lang w:val="es-CL" w:eastAsia="es-CL"/>
               </w:rPr>
             </w:pPr>
+            <w:proofErr w:type="spellStart"/>
             <w:r>
               <w:rPr>
                 <w:rFonts w:ascii="Consolas" w:hAnsi="Consolas" w:cs="Consolas"/>
@@ -14891,6 +16798,7 @@
               </w:rPr>
               <w:t>get_current_user</w:t>
             </w:r>
+            <w:proofErr w:type="spellEnd"/>
             <w:r>
               <w:rPr>
                 <w:rFonts w:asciiTheme="minorHAnsi" w:hAnsiTheme="minorHAnsi" w:cstheme="minorHAnsi"/>
@@ -14900,6 +16808,7 @@
               </w:rPr>
               <w:t xml:space="preserve">, </w:t>
             </w:r>
+            <w:proofErr w:type="spellStart"/>
             <w:r>
               <w:rPr>
                 <w:rFonts w:ascii="Consolas" w:hAnsi="Consolas" w:cs="Consolas"/>
@@ -14909,6 +16818,7 @@
               </w:rPr>
               <w:t>require_rol</w:t>
             </w:r>
+            <w:proofErr w:type="spellEnd"/>
             <w:r>
               <w:rPr>
                 <w:rFonts w:asciiTheme="minorHAnsi" w:hAnsiTheme="minorHAnsi" w:cstheme="minorHAnsi"/>
@@ -14918,6 +16828,7 @@
               </w:rPr>
               <w:t xml:space="preserve"> y </w:t>
             </w:r>
+            <w:proofErr w:type="spellStart"/>
             <w:r>
               <w:rPr>
                 <w:rFonts w:ascii="Consolas" w:hAnsi="Consolas" w:cs="Consolas"/>
@@ -14927,6 +16838,7 @@
               </w:rPr>
               <w:t>require_roles</w:t>
             </w:r>
+            <w:proofErr w:type="spellEnd"/>
             <w:r>
               <w:rPr>
                 <w:rFonts w:asciiTheme="minorHAnsi" w:hAnsiTheme="minorHAnsi" w:cstheme="minorHAnsi"/>
@@ -14976,15 +16888,37 @@
                 <w:lang w:val="es-CL" w:eastAsia="es-CL"/>
               </w:rPr>
             </w:pPr>
-            <w:r>
-              <w:rPr>
-                <w:rFonts w:asciiTheme="minorHAnsi" w:hAnsiTheme="minorHAnsi" w:cstheme="minorHAnsi"/>
-                <w:sz w:val="18"/>
-                <w:szCs w:val="18"/>
-                <w:lang w:val="es-CL" w:eastAsia="es-CL"/>
-              </w:rPr>
-              <w:t>Schemas Pydantic</w:t>
-            </w:r>
+            <w:proofErr w:type="spellStart"/>
+            <w:r>
+              <w:rPr>
+                <w:rFonts w:asciiTheme="minorHAnsi" w:hAnsiTheme="minorHAnsi" w:cstheme="minorHAnsi"/>
+                <w:sz w:val="18"/>
+                <w:szCs w:val="18"/>
+                <w:lang w:val="es-CL" w:eastAsia="es-CL"/>
+              </w:rPr>
+              <w:t>Schemas</w:t>
+            </w:r>
+            <w:proofErr w:type="spellEnd"/>
+            <w:r>
+              <w:rPr>
+                <w:rFonts w:asciiTheme="minorHAnsi" w:hAnsiTheme="minorHAnsi" w:cstheme="minorHAnsi"/>
+                <w:sz w:val="18"/>
+                <w:szCs w:val="18"/>
+                <w:lang w:val="es-CL" w:eastAsia="es-CL"/>
+              </w:rPr>
+              <w:t xml:space="preserve"> </w:t>
+            </w:r>
+            <w:proofErr w:type="spellStart"/>
+            <w:r>
+              <w:rPr>
+                <w:rFonts w:asciiTheme="minorHAnsi" w:hAnsiTheme="minorHAnsi" w:cstheme="minorHAnsi"/>
+                <w:sz w:val="18"/>
+                <w:szCs w:val="18"/>
+                <w:lang w:val="es-CL" w:eastAsia="es-CL"/>
+              </w:rPr>
+              <w:t>Pydantic</w:t>
+            </w:r>
+            <w:proofErr w:type="spellEnd"/>
           </w:p>
         </w:tc>
         <w:tc>
@@ -15007,6 +16941,8 @@
               </w:rPr>
               <w:t xml:space="preserve">Validan los datos de entrada y definen los de salida (sin </w:t>
             </w:r>
+            <w:proofErr w:type="spellStart"/>
+            <w:proofErr w:type="gramStart"/>
             <w:r>
               <w:rPr>
                 <w:rFonts w:ascii="Consolas" w:hAnsi="Consolas" w:cs="Consolas"/>
@@ -15014,8 +16950,19 @@
                 <w:szCs w:val="18"/>
                 <w:lang w:val="es-CL" w:eastAsia="es-CL"/>
               </w:rPr>
-              <w:t>password_hash</w:t>
-            </w:r>
+              <w:t>password</w:t>
+            </w:r>
+            <w:proofErr w:type="gramEnd"/>
+            <w:r>
+              <w:rPr>
+                <w:rFonts w:ascii="Consolas" w:hAnsi="Consolas" w:cs="Consolas"/>
+                <w:sz w:val="18"/>
+                <w:szCs w:val="18"/>
+                <w:lang w:val="es-CL" w:eastAsia="es-CL"/>
+              </w:rPr>
+              <w:t>_hash</w:t>
+            </w:r>
+            <w:proofErr w:type="spellEnd"/>
             <w:r>
               <w:rPr>
                 <w:rFonts w:asciiTheme="minorHAnsi" w:hAnsiTheme="minorHAnsi" w:cstheme="minorHAnsi"/>
@@ -15045,7 +16992,27 @@
                 <w:szCs w:val="18"/>
                 <w:lang w:val="es-CL" w:eastAsia="es-CL"/>
               </w:rPr>
-              <w:t>Implementado (auth)</w:t>
+              <w:t>Implementado (</w:t>
+            </w:r>
+            <w:proofErr w:type="spellStart"/>
+            <w:r>
+              <w:rPr>
+                <w:rFonts w:asciiTheme="minorHAnsi" w:hAnsiTheme="minorHAnsi" w:cstheme="minorHAnsi"/>
+                <w:sz w:val="18"/>
+                <w:szCs w:val="18"/>
+                <w:lang w:val="es-CL" w:eastAsia="es-CL"/>
+              </w:rPr>
+              <w:t>auth</w:t>
+            </w:r>
+            <w:proofErr w:type="spellEnd"/>
+            <w:r>
+              <w:rPr>
+                <w:rFonts w:asciiTheme="minorHAnsi" w:hAnsiTheme="minorHAnsi" w:cstheme="minorHAnsi"/>
+                <w:sz w:val="18"/>
+                <w:szCs w:val="18"/>
+                <w:lang w:val="es-CL" w:eastAsia="es-CL"/>
+              </w:rPr>
+              <w:t>)</w:t>
             </w:r>
           </w:p>
         </w:tc>
@@ -15143,8 +17110,19 @@
                 <w:szCs w:val="18"/>
                 <w:lang w:val="es-CL" w:eastAsia="es-CL"/>
               </w:rPr>
-              <w:t>Modelos SQLAlchemy</w:t>
-            </w:r>
+              <w:t xml:space="preserve">Modelos </w:t>
+            </w:r>
+            <w:proofErr w:type="spellStart"/>
+            <w:r>
+              <w:rPr>
+                <w:rFonts w:asciiTheme="minorHAnsi" w:hAnsiTheme="minorHAnsi" w:cstheme="minorHAnsi"/>
+                <w:sz w:val="18"/>
+                <w:szCs w:val="18"/>
+                <w:lang w:val="es-CL" w:eastAsia="es-CL"/>
+              </w:rPr>
+              <w:t>SQLAlchemy</w:t>
+            </w:r>
+            <w:proofErr w:type="spellEnd"/>
           </w:p>
         </w:tc>
         <w:tc>
@@ -15207,6 +17185,7 @@
                 <w:lang w:val="es-CL" w:eastAsia="es-CL"/>
               </w:rPr>
             </w:pPr>
+            <w:proofErr w:type="spellStart"/>
             <w:r>
               <w:rPr>
                 <w:rFonts w:ascii="Consolas" w:hAnsi="Consolas" w:cs="Consolas"/>
@@ -15216,6 +17195,7 @@
               </w:rPr>
               <w:t>core</w:t>
             </w:r>
+            <w:proofErr w:type="spellEnd"/>
           </w:p>
         </w:tc>
         <w:tc>
@@ -15263,7 +17243,27 @@
                 <w:szCs w:val="18"/>
                 <w:lang w:val="es-CL" w:eastAsia="es-CL"/>
               </w:rPr>
-              <w:t xml:space="preserve"> (bcrypt y JWT), </w:t>
+              <w:t xml:space="preserve"> (</w:t>
+            </w:r>
+            <w:proofErr w:type="spellStart"/>
+            <w:r>
+              <w:rPr>
+                <w:rFonts w:asciiTheme="minorHAnsi" w:hAnsiTheme="minorHAnsi" w:cstheme="minorHAnsi"/>
+                <w:sz w:val="18"/>
+                <w:szCs w:val="18"/>
+                <w:lang w:val="es-CL" w:eastAsia="es-CL"/>
+              </w:rPr>
+              <w:t>bcrypt</w:t>
+            </w:r>
+            <w:proofErr w:type="spellEnd"/>
+            <w:r>
+              <w:rPr>
+                <w:rFonts w:asciiTheme="minorHAnsi" w:hAnsiTheme="minorHAnsi" w:cstheme="minorHAnsi"/>
+                <w:sz w:val="18"/>
+                <w:szCs w:val="18"/>
+                <w:lang w:val="es-CL" w:eastAsia="es-CL"/>
+              </w:rPr>
+              <w:t xml:space="preserve"> y JWT), </w:t>
             </w:r>
             <w:r>
               <w:rPr>
@@ -15341,6 +17341,7 @@
                 <w:lang w:val="es-CL" w:eastAsia="es-CL"/>
               </w:rPr>
             </w:pPr>
+            <w:proofErr w:type="spellStart"/>
             <w:r>
               <w:rPr>
                 <w:rFonts w:asciiTheme="minorHAnsi" w:hAnsiTheme="minorHAnsi" w:cstheme="minorHAnsi"/>
@@ -15350,6 +17351,7 @@
               </w:rPr>
               <w:t>Alembic</w:t>
             </w:r>
+            <w:proofErr w:type="spellEnd"/>
           </w:p>
         </w:tc>
         <w:tc>
@@ -15479,6 +17481,7 @@
               </w:rPr>
               <w:t xml:space="preserve">, con los datos en el volumen </w:t>
             </w:r>
+            <w:proofErr w:type="spellStart"/>
             <w:r>
               <w:rPr>
                 <w:rFonts w:ascii="Consolas" w:hAnsi="Consolas" w:cs="Consolas"/>
@@ -15488,6 +17491,7 @@
               </w:rPr>
               <w:t>sqlserver_data</w:t>
             </w:r>
+            <w:proofErr w:type="spellEnd"/>
           </w:p>
         </w:tc>
         <w:tc>
@@ -15535,7 +17539,27 @@
                 <w:szCs w:val="18"/>
                 <w:lang w:val="es-CL" w:eastAsia="es-CL"/>
               </w:rPr>
-              <w:t>Proxy HTTPS (nginx)</w:t>
+              <w:t>Proxy HTTPS (</w:t>
+            </w:r>
+            <w:proofErr w:type="spellStart"/>
+            <w:r>
+              <w:rPr>
+                <w:rFonts w:asciiTheme="minorHAnsi" w:hAnsiTheme="minorHAnsi" w:cstheme="minorHAnsi"/>
+                <w:sz w:val="18"/>
+                <w:szCs w:val="18"/>
+                <w:lang w:val="es-CL" w:eastAsia="es-CL"/>
+              </w:rPr>
+              <w:t>nginx</w:t>
+            </w:r>
+            <w:proofErr w:type="spellEnd"/>
+            <w:r>
+              <w:rPr>
+                <w:rFonts w:asciiTheme="minorHAnsi" w:hAnsiTheme="minorHAnsi" w:cstheme="minorHAnsi"/>
+                <w:sz w:val="18"/>
+                <w:szCs w:val="18"/>
+                <w:lang w:val="es-CL" w:eastAsia="es-CL"/>
+              </w:rPr>
+              <w:t>)</w:t>
             </w:r>
           </w:p>
         </w:tc>
@@ -15751,15 +17775,15 @@
               <w:keepNext/>
               <w:spacing w:before="20" w:after="20"/>
               <w:rPr>
-                <w:lang w:val="es-CL" w:eastAsia="es-CL"/>
-              </w:rPr>
-            </w:pPr>
-            <w:r>
-              <w:rPr>
-                <w:rFonts w:asciiTheme="minorHAnsi" w:hAnsiTheme="minorHAnsi" w:cstheme="minorHAnsi"/>
-                <w:sz w:val="18"/>
-                <w:szCs w:val="18"/>
-                <w:lang w:val="es-CL" w:eastAsia="es-CL"/>
+                <w:lang w:val="en-US" w:eastAsia="es-CL"/>
+              </w:rPr>
+            </w:pPr>
+            <w:r>
+              <w:rPr>
+                <w:rFonts w:asciiTheme="minorHAnsi" w:hAnsiTheme="minorHAnsi" w:cstheme="minorHAnsi"/>
+                <w:sz w:val="18"/>
+                <w:szCs w:val="18"/>
+                <w:lang w:val="en-US" w:eastAsia="es-CL"/>
               </w:rPr>
               <w:t xml:space="preserve">HTTPS, REST/JSON, </w:t>
             </w:r>
@@ -15768,7 +17792,7 @@
                 <w:rFonts w:ascii="Consolas" w:hAnsi="Consolas" w:cs="Consolas"/>
                 <w:sz w:val="18"/>
                 <w:szCs w:val="18"/>
-                <w:lang w:val="es-CL" w:eastAsia="es-CL"/>
+                <w:lang w:val="en-US" w:eastAsia="es-CL"/>
               </w:rPr>
               <w:t>Authorization: Bearer &lt;JWT&gt;</w:t>
             </w:r>
@@ -15945,7 +17969,27 @@
                 <w:szCs w:val="18"/>
                 <w:lang w:val="es-CL" w:eastAsia="es-CL"/>
               </w:rPr>
-              <w:t>ODBC Driver 18 (pyodbc)</w:t>
+              <w:t>ODBC Driver 18 (</w:t>
+            </w:r>
+            <w:proofErr w:type="spellStart"/>
+            <w:r>
+              <w:rPr>
+                <w:rFonts w:asciiTheme="minorHAnsi" w:hAnsiTheme="minorHAnsi" w:cstheme="minorHAnsi"/>
+                <w:sz w:val="18"/>
+                <w:szCs w:val="18"/>
+                <w:lang w:val="es-CL" w:eastAsia="es-CL"/>
+              </w:rPr>
+              <w:t>pyodbc</w:t>
+            </w:r>
+            <w:proofErr w:type="spellEnd"/>
+            <w:r>
+              <w:rPr>
+                <w:rFonts w:asciiTheme="minorHAnsi" w:hAnsiTheme="minorHAnsi" w:cstheme="minorHAnsi"/>
+                <w:sz w:val="18"/>
+                <w:szCs w:val="18"/>
+                <w:lang w:val="es-CL" w:eastAsia="es-CL"/>
+              </w:rPr>
+              <w:t>)</w:t>
             </w:r>
           </w:p>
         </w:tc>
@@ -15997,14 +18041,25 @@
                 <w:lang w:val="es-CL" w:eastAsia="es-CL"/>
               </w:rPr>
             </w:pPr>
-            <w:r>
-              <w:rPr>
-                <w:rFonts w:asciiTheme="minorHAnsi" w:hAnsiTheme="minorHAnsi" w:cstheme="minorHAnsi"/>
-                <w:sz w:val="18"/>
-                <w:szCs w:val="18"/>
-                <w:lang w:val="es-CL" w:eastAsia="es-CL"/>
-              </w:rPr>
-              <w:t>Alembic → SQL Server</w:t>
+            <w:proofErr w:type="spellStart"/>
+            <w:r>
+              <w:rPr>
+                <w:rFonts w:asciiTheme="minorHAnsi" w:hAnsiTheme="minorHAnsi" w:cstheme="minorHAnsi"/>
+                <w:sz w:val="18"/>
+                <w:szCs w:val="18"/>
+                <w:lang w:val="es-CL" w:eastAsia="es-CL"/>
+              </w:rPr>
+              <w:t>Alembic</w:t>
+            </w:r>
+            <w:proofErr w:type="spellEnd"/>
+            <w:r>
+              <w:rPr>
+                <w:rFonts w:asciiTheme="minorHAnsi" w:hAnsiTheme="minorHAnsi" w:cstheme="minorHAnsi"/>
+                <w:sz w:val="18"/>
+                <w:szCs w:val="18"/>
+                <w:lang w:val="es-CL" w:eastAsia="es-CL"/>
+              </w:rPr>
+              <w:t xml:space="preserve"> → SQL Server</w:t>
             </w:r>
           </w:p>
         </w:tc>
@@ -16133,8 +18188,41 @@
           <w:rFonts w:cstheme="minorHAnsi"/>
           <w:lang w:val="es-CL" w:eastAsia="es-CL"/>
         </w:rPr>
-        <w:t xml:space="preserve"> Desde la Épica 2, cada petición sigue el camino Router → Servicio → Modelo → Base de datos. El router </w:t>
-      </w:r>
+        <w:t xml:space="preserve"> Desde la Épica 2, cada petición sigue el camino </w:t>
+      </w:r>
+      <w:proofErr w:type="spellStart"/>
+      <w:r>
+        <w:rPr>
+          <w:rFonts w:cstheme="minorHAnsi"/>
+          <w:lang w:val="es-CL" w:eastAsia="es-CL"/>
+        </w:rPr>
+        <w:t>Router</w:t>
+      </w:r>
+      <w:proofErr w:type="spellEnd"/>
+      <w:r>
+        <w:rPr>
+          <w:rFonts w:cstheme="minorHAnsi"/>
+          <w:lang w:val="es-CL" w:eastAsia="es-CL"/>
+        </w:rPr>
+        <w:t xml:space="preserve"> → Servicio → Modelo → Base de datos. El </w:t>
+      </w:r>
+      <w:proofErr w:type="spellStart"/>
+      <w:r>
+        <w:rPr>
+          <w:rFonts w:cstheme="minorHAnsi"/>
+          <w:lang w:val="es-CL" w:eastAsia="es-CL"/>
+        </w:rPr>
+        <w:t>router</w:t>
+      </w:r>
+      <w:proofErr w:type="spellEnd"/>
+      <w:r>
+        <w:rPr>
+          <w:rFonts w:cstheme="minorHAnsi"/>
+          <w:lang w:val="es-CL" w:eastAsia="es-CL"/>
+        </w:rPr>
+        <w:t xml:space="preserve"> </w:t>
+      </w:r>
+      <w:proofErr w:type="spellStart"/>
       <w:r>
         <w:rPr>
           <w:rFonts w:ascii="Consolas" w:hAnsi="Consolas" w:cs="Consolas"/>
@@ -16142,6 +18230,7 @@
         </w:rPr>
         <w:t>auth</w:t>
       </w:r>
+      <w:proofErr w:type="spellEnd"/>
       <w:r>
         <w:rPr>
           <w:rFonts w:cstheme="minorHAnsi"/>
@@ -16192,6 +18281,7 @@
         </w:rPr>
         <w:t xml:space="preserve"> </w:t>
       </w:r>
+      <w:proofErr w:type="spellStart"/>
       <w:r>
         <w:rPr>
           <w:rFonts w:ascii="Consolas" w:hAnsi="Consolas" w:cs="Consolas"/>
@@ -16199,12 +18289,29 @@
         </w:rPr>
         <w:t>docker-compose.prod.yml</w:t>
       </w:r>
-      <w:r>
-        <w:rPr>
-          <w:rFonts w:cstheme="minorHAnsi"/>
-          <w:lang w:val="es-CL" w:eastAsia="es-CL"/>
-        </w:rPr>
-        <w:t xml:space="preserve"> deja de publicar el puerto 1433; el backend llega a la base solo por la red interna. Queda pendiente el proxy HTTPS para dejar de exponer el puerto 8000.</w:t>
+      <w:proofErr w:type="spellEnd"/>
+      <w:r>
+        <w:rPr>
+          <w:rFonts w:cstheme="minorHAnsi"/>
+          <w:lang w:val="es-CL" w:eastAsia="es-CL"/>
+        </w:rPr>
+        <w:t xml:space="preserve"> deja de publicar el puerto 1433; el </w:t>
+      </w:r>
+      <w:proofErr w:type="spellStart"/>
+      <w:r>
+        <w:rPr>
+          <w:rFonts w:cstheme="minorHAnsi"/>
+          <w:lang w:val="es-CL" w:eastAsia="es-CL"/>
+        </w:rPr>
+        <w:t>backend</w:t>
+      </w:r>
+      <w:proofErr w:type="spellEnd"/>
+      <w:r>
+        <w:rPr>
+          <w:rFonts w:cstheme="minorHAnsi"/>
+          <w:lang w:val="es-CL" w:eastAsia="es-CL"/>
+        </w:rPr>
+        <w:t xml:space="preserve"> llega a la base solo por la red interna. Queda pendiente el proxy HTTPS para dejar de exponer el puerto 8000.</w:t>
       </w:r>
     </w:p>
     <w:p>
@@ -16232,7 +18339,23 @@
           <w:rFonts w:cstheme="minorHAnsi"/>
           <w:lang w:val="es-CL" w:eastAsia="es-CL"/>
         </w:rPr>
-        <w:t xml:space="preserve"> La API solo acepta peticiones del origen del frontend (</w:t>
+        <w:t xml:space="preserve"> La API solo acepta peticiones del origen del </w:t>
+      </w:r>
+      <w:proofErr w:type="spellStart"/>
+      <w:r>
+        <w:rPr>
+          <w:rFonts w:cstheme="minorHAnsi"/>
+          <w:lang w:val="es-CL" w:eastAsia="es-CL"/>
+        </w:rPr>
+        <w:t>frontend</w:t>
+      </w:r>
+      <w:proofErr w:type="spellEnd"/>
+      <w:r>
+        <w:rPr>
+          <w:rFonts w:cstheme="minorHAnsi"/>
+          <w:lang w:val="es-CL" w:eastAsia="es-CL"/>
+        </w:rPr>
+        <w:t xml:space="preserve"> (</w:t>
       </w:r>
       <w:r>
         <w:rPr>
@@ -16285,8 +18408,17 @@
           <w:rFonts w:ascii="Consolas" w:hAnsi="Consolas" w:cs="Consolas"/>
           <w:lang w:val="es-CL" w:eastAsia="es-CL"/>
         </w:rPr>
-        <w:t>sistema/docker-compose.yml</w:t>
-      </w:r>
+        <w:t>sistema/</w:t>
+      </w:r>
+      <w:proofErr w:type="spellStart"/>
+      <w:r>
+        <w:rPr>
+          <w:rFonts w:ascii="Consolas" w:hAnsi="Consolas" w:cs="Consolas"/>
+          <w:lang w:val="es-CL" w:eastAsia="es-CL"/>
+        </w:rPr>
+        <w:t>docker-compose.yml</w:t>
+      </w:r>
+      <w:proofErr w:type="spellEnd"/>
       <w:r>
         <w:rPr>
           <w:rFonts w:cstheme="minorHAnsi"/>
@@ -16294,19 +18426,69 @@
         </w:rPr>
         <w:t xml:space="preserve"> y se levanta con un solo comando (</w:t>
       </w:r>
+      <w:proofErr w:type="spellStart"/>
       <w:r>
         <w:rPr>
           <w:rFonts w:ascii="Consolas" w:hAnsi="Consolas" w:cs="Consolas"/>
           <w:lang w:val="es-CL" w:eastAsia="es-CL"/>
         </w:rPr>
-        <w:t>docker compose up -d --build</w:t>
-      </w:r>
-      <w:r>
-        <w:rPr>
-          <w:rFonts w:cstheme="minorHAnsi"/>
-          <w:lang w:val="es-CL" w:eastAsia="es-CL"/>
-        </w:rPr>
-        <w:t>). Así, los tres integrantes y el futuro servidor usan exactamente el mismo entorno, sin instalar Python, Node ni drivers de SQL Server en cada equipo.</w:t>
+        <w:t>docker</w:t>
+      </w:r>
+      <w:proofErr w:type="spellEnd"/>
+      <w:r>
+        <w:rPr>
+          <w:rFonts w:ascii="Consolas" w:hAnsi="Consolas" w:cs="Consolas"/>
+          <w:lang w:val="es-CL" w:eastAsia="es-CL"/>
+        </w:rPr>
+        <w:t xml:space="preserve"> </w:t>
+      </w:r>
+      <w:proofErr w:type="spellStart"/>
+      <w:r>
+        <w:rPr>
+          <w:rFonts w:ascii="Consolas" w:hAnsi="Consolas" w:cs="Consolas"/>
+          <w:lang w:val="es-CL" w:eastAsia="es-CL"/>
+        </w:rPr>
+        <w:t>compose</w:t>
+      </w:r>
+      <w:proofErr w:type="spellEnd"/>
+      <w:r>
+        <w:rPr>
+          <w:rFonts w:ascii="Consolas" w:hAnsi="Consolas" w:cs="Consolas"/>
+          <w:lang w:val="es-CL" w:eastAsia="es-CL"/>
+        </w:rPr>
+        <w:t xml:space="preserve"> up -d --</w:t>
+      </w:r>
+      <w:proofErr w:type="spellStart"/>
+      <w:r>
+        <w:rPr>
+          <w:rFonts w:ascii="Consolas" w:hAnsi="Consolas" w:cs="Consolas"/>
+          <w:lang w:val="es-CL" w:eastAsia="es-CL"/>
+        </w:rPr>
+        <w:t>build</w:t>
+      </w:r>
+      <w:proofErr w:type="spellEnd"/>
+      <w:r>
+        <w:rPr>
+          <w:rFonts w:cstheme="minorHAnsi"/>
+          <w:lang w:val="es-CL" w:eastAsia="es-CL"/>
+        </w:rPr>
+        <w:t xml:space="preserve">). Así, los tres integrantes y el futuro servidor usan exactamente el mismo entorno, sin instalar Python, </w:t>
+      </w:r>
+      <w:proofErr w:type="spellStart"/>
+      <w:r>
+        <w:rPr>
+          <w:rFonts w:cstheme="minorHAnsi"/>
+          <w:lang w:val="es-CL" w:eastAsia="es-CL"/>
+        </w:rPr>
+        <w:t>Node</w:t>
+      </w:r>
+      <w:proofErr w:type="spellEnd"/>
+      <w:r>
+        <w:rPr>
+          <w:rFonts w:cstheme="minorHAnsi"/>
+          <w:lang w:val="es-CL" w:eastAsia="es-CL"/>
+        </w:rPr>
+        <w:t xml:space="preserve"> ni drivers de SQL Server en cada equipo.</w:t>
       </w:r>
     </w:p>
     <w:p>
@@ -16373,40 +18555,21 @@
         </w:rPr>
         <w:t xml:space="preserve">Figura </w:t>
       </w:r>
-      <w:r>
-        <w:fldChar w:fldCharType="begin"/>
-      </w:r>
-      <w:r>
-        <w:instrText xml:space="preserve"> SEQ Figura \* ARABIC \* MERGEFORMAT </w:instrText>
-      </w:r>
-      <w:r>
-        <w:fldChar w:fldCharType="separate"/>
-      </w:r>
-      <w:r>
-        <w:rPr>
-          <w:rFonts w:cstheme="minorHAnsi"/>
-          <w:i/>
-          <w:iCs/>
-          <w:noProof/>
-          <w:color w:val="404040"/>
-          <w:sz w:val="18"/>
-          <w:szCs w:val="18"/>
-          <w:lang w:val="es-CL" w:eastAsia="es-CL"/>
-        </w:rPr>
-        <w:t>11</w:t>
-      </w:r>
-      <w:r>
-        <w:rPr>
-          <w:rFonts w:cstheme="minorHAnsi"/>
-          <w:i/>
-          <w:iCs/>
-          <w:color w:val="404040"/>
-          <w:sz w:val="18"/>
-          <w:szCs w:val="18"/>
-          <w:lang w:val="es-CL" w:eastAsia="es-CL"/>
-        </w:rPr>
-        <w:fldChar w:fldCharType="end"/>
-      </w:r>
+      <w:fldSimple w:instr=" SEQ Figura \* ARABIC \* MERGEFORMAT ">
+        <w:r>
+          <w:rPr>
+            <w:rFonts w:cstheme="minorHAnsi"/>
+            <w:i/>
+            <w:iCs/>
+            <w:noProof/>
+            <w:color w:val="404040"/>
+            <w:sz w:val="18"/>
+            <w:szCs w:val="18"/>
+            <w:lang w:val="es-CL" w:eastAsia="es-CL"/>
+          </w:rPr>
+          <w:t>11</w:t>
+        </w:r>
+      </w:fldSimple>
       <w:r>
         <w:rPr>
           <w:rFonts w:cstheme="minorHAnsi"/>
@@ -16611,6 +18774,7 @@
                 <w:lang w:val="es-CL" w:eastAsia="es-CL"/>
               </w:rPr>
             </w:pPr>
+            <w:proofErr w:type="spellStart"/>
             <w:r>
               <w:rPr>
                 <w:rFonts w:asciiTheme="minorHAnsi" w:hAnsiTheme="minorHAnsi" w:cstheme="minorHAnsi"/>
@@ -16622,6 +18786,7 @@
               </w:rPr>
               <w:t>Healthcheck</w:t>
             </w:r>
+            <w:proofErr w:type="spellEnd"/>
           </w:p>
         </w:tc>
         <w:tc>
@@ -16667,6 +18832,7 @@
                 <w:lang w:val="es-CL" w:eastAsia="es-CL"/>
               </w:rPr>
             </w:pPr>
+            <w:proofErr w:type="spellStart"/>
             <w:r>
               <w:rPr>
                 <w:rFonts w:ascii="Consolas" w:hAnsi="Consolas" w:cs="Consolas"/>
@@ -16676,6 +18842,7 @@
               </w:rPr>
               <w:t>db</w:t>
             </w:r>
+            <w:proofErr w:type="spellEnd"/>
           </w:p>
         </w:tc>
         <w:tc>
@@ -16720,7 +18887,47 @@
                 <w:szCs w:val="18"/>
                 <w:lang w:val="es-CL" w:eastAsia="es-CL"/>
               </w:rPr>
-              <w:t>mcr.microsoft.com/mssql/server:2022-latest</w:t>
+              <w:t>mcr.microsoft.com/</w:t>
+            </w:r>
+            <w:proofErr w:type="spellStart"/>
+            <w:r>
+              <w:rPr>
+                <w:rFonts w:ascii="Consolas" w:hAnsi="Consolas" w:cs="Consolas"/>
+                <w:sz w:val="18"/>
+                <w:szCs w:val="18"/>
+                <w:lang w:val="es-CL" w:eastAsia="es-CL"/>
+              </w:rPr>
+              <w:t>mssql</w:t>
+            </w:r>
+            <w:proofErr w:type="spellEnd"/>
+            <w:r>
+              <w:rPr>
+                <w:rFonts w:ascii="Consolas" w:hAnsi="Consolas" w:cs="Consolas"/>
+                <w:sz w:val="18"/>
+                <w:szCs w:val="18"/>
+                <w:lang w:val="es-CL" w:eastAsia="es-CL"/>
+              </w:rPr>
+              <w:t>/</w:t>
+            </w:r>
+            <w:proofErr w:type="gramStart"/>
+            <w:r>
+              <w:rPr>
+                <w:rFonts w:ascii="Consolas" w:hAnsi="Consolas" w:cs="Consolas"/>
+                <w:sz w:val="18"/>
+                <w:szCs w:val="18"/>
+                <w:lang w:val="es-CL" w:eastAsia="es-CL"/>
+              </w:rPr>
+              <w:t>server</w:t>
+            </w:r>
+            <w:proofErr w:type="gramEnd"/>
+            <w:r>
+              <w:rPr>
+                <w:rFonts w:ascii="Consolas" w:hAnsi="Consolas" w:cs="Consolas"/>
+                <w:sz w:val="18"/>
+                <w:szCs w:val="18"/>
+                <w:lang w:val="es-CL" w:eastAsia="es-CL"/>
+              </w:rPr>
+              <w:t>:2022-latest</w:t>
             </w:r>
           </w:p>
         </w:tc>
@@ -16759,6 +18966,7 @@
                 <w:lang w:val="es-CL" w:eastAsia="es-CL"/>
               </w:rPr>
             </w:pPr>
+            <w:proofErr w:type="spellStart"/>
             <w:r>
               <w:rPr>
                 <w:rFonts w:ascii="Consolas" w:hAnsi="Consolas" w:cs="Consolas"/>
@@ -16768,6 +18976,7 @@
               </w:rPr>
               <w:t>sqlserver_data</w:t>
             </w:r>
+            <w:proofErr w:type="spellEnd"/>
             <w:r>
               <w:rPr>
                 <w:rFonts w:asciiTheme="minorHAnsi" w:hAnsiTheme="minorHAnsi" w:cstheme="minorHAnsi"/>
@@ -16791,6 +19000,7 @@
                 <w:lang w:val="es-CL" w:eastAsia="es-CL"/>
               </w:rPr>
             </w:pPr>
+            <w:proofErr w:type="spellStart"/>
             <w:r>
               <w:rPr>
                 <w:rFonts w:ascii="Consolas" w:hAnsi="Consolas" w:cs="Consolas"/>
@@ -16798,7 +19008,17 @@
                 <w:szCs w:val="18"/>
                 <w:lang w:val="es-CL" w:eastAsia="es-CL"/>
               </w:rPr>
-              <w:t>sqlcmd ... SELECT 1</w:t>
+              <w:t>sqlcmd</w:t>
+            </w:r>
+            <w:proofErr w:type="spellEnd"/>
+            <w:r>
+              <w:rPr>
+                <w:rFonts w:ascii="Consolas" w:hAnsi="Consolas" w:cs="Consolas"/>
+                <w:sz w:val="18"/>
+                <w:szCs w:val="18"/>
+                <w:lang w:val="es-CL" w:eastAsia="es-CL"/>
+              </w:rPr>
+              <w:t xml:space="preserve"> ... SELECT 1</w:t>
             </w:r>
             <w:r>
               <w:rPr>
@@ -16866,8 +19086,30 @@
                 <w:szCs w:val="18"/>
                 <w:lang w:val="es-CL" w:eastAsia="es-CL"/>
               </w:rPr>
-              <w:t>sistema/.env</w:t>
-            </w:r>
+              <w:t>sistema</w:t>
+            </w:r>
+            <w:proofErr w:type="gramStart"/>
+            <w:r>
+              <w:rPr>
+                <w:rFonts w:ascii="Consolas" w:hAnsi="Consolas" w:cs="Consolas"/>
+                <w:sz w:val="18"/>
+                <w:szCs w:val="18"/>
+                <w:lang w:val="es-CL" w:eastAsia="es-CL"/>
+              </w:rPr>
+              <w:t>/.</w:t>
+            </w:r>
+            <w:proofErr w:type="spellStart"/>
+            <w:r>
+              <w:rPr>
+                <w:rFonts w:ascii="Consolas" w:hAnsi="Consolas" w:cs="Consolas"/>
+                <w:sz w:val="18"/>
+                <w:szCs w:val="18"/>
+                <w:lang w:val="es-CL" w:eastAsia="es-CL"/>
+              </w:rPr>
+              <w:t>env</w:t>
+            </w:r>
+            <w:proofErr w:type="spellEnd"/>
+            <w:proofErr w:type="gramEnd"/>
             <w:r>
               <w:rPr>
                 <w:rFonts w:asciiTheme="minorHAnsi" w:hAnsiTheme="minorHAnsi" w:cstheme="minorHAnsi"/>
@@ -16896,6 +19138,7 @@
                 <w:lang w:val="es-CL" w:eastAsia="es-CL"/>
               </w:rPr>
             </w:pPr>
+            <w:proofErr w:type="spellStart"/>
             <w:r>
               <w:rPr>
                 <w:rFonts w:ascii="Consolas" w:hAnsi="Consolas" w:cs="Consolas"/>
@@ -16905,6 +19148,7 @@
               </w:rPr>
               <w:t>backend</w:t>
             </w:r>
+            <w:proofErr w:type="spellEnd"/>
           </w:p>
         </w:tc>
         <w:tc>
@@ -16939,33 +19183,55 @@
               <w:keepNext/>
               <w:spacing w:before="20" w:after="20"/>
               <w:rPr>
-                <w:lang w:val="es-CL" w:eastAsia="es-CL"/>
-              </w:rPr>
-            </w:pPr>
-            <w:r>
-              <w:rPr>
-                <w:rFonts w:asciiTheme="minorHAnsi" w:hAnsiTheme="minorHAnsi" w:cstheme="minorHAnsi"/>
-                <w:sz w:val="18"/>
-                <w:szCs w:val="18"/>
-                <w:lang w:val="es-CL" w:eastAsia="es-CL"/>
-              </w:rPr>
-              <w:t xml:space="preserve">Construida con </w:t>
+                <w:lang w:val="en-US" w:eastAsia="es-CL"/>
+              </w:rPr>
+            </w:pPr>
+            <w:proofErr w:type="spellStart"/>
+            <w:r>
+              <w:rPr>
+                <w:rFonts w:asciiTheme="minorHAnsi" w:hAnsiTheme="minorHAnsi" w:cstheme="minorHAnsi"/>
+                <w:sz w:val="18"/>
+                <w:szCs w:val="18"/>
+                <w:lang w:val="en-US" w:eastAsia="es-CL"/>
+              </w:rPr>
+              <w:t>Construida</w:t>
+            </w:r>
+            <w:proofErr w:type="spellEnd"/>
+            <w:r>
+              <w:rPr>
+                <w:rFonts w:asciiTheme="minorHAnsi" w:hAnsiTheme="minorHAnsi" w:cstheme="minorHAnsi"/>
+                <w:sz w:val="18"/>
+                <w:szCs w:val="18"/>
+                <w:lang w:val="en-US" w:eastAsia="es-CL"/>
+              </w:rPr>
+              <w:t xml:space="preserve"> con </w:t>
             </w:r>
             <w:r>
               <w:rPr>
                 <w:rFonts w:ascii="Consolas" w:hAnsi="Consolas" w:cs="Consolas"/>
                 <w:sz w:val="18"/>
                 <w:szCs w:val="18"/>
-                <w:lang w:val="es-CL" w:eastAsia="es-CL"/>
-              </w:rPr>
-              <w:t>backend/Dockerfile</w:t>
-            </w:r>
-            <w:r>
-              <w:rPr>
-                <w:rFonts w:asciiTheme="minorHAnsi" w:hAnsiTheme="minorHAnsi" w:cstheme="minorHAnsi"/>
-                <w:sz w:val="18"/>
-                <w:szCs w:val="18"/>
-                <w:lang w:val="es-CL" w:eastAsia="es-CL"/>
+                <w:lang w:val="en-US" w:eastAsia="es-CL"/>
+              </w:rPr>
+              <w:t>backend/</w:t>
+            </w:r>
+            <w:proofErr w:type="spellStart"/>
+            <w:r>
+              <w:rPr>
+                <w:rFonts w:ascii="Consolas" w:hAnsi="Consolas" w:cs="Consolas"/>
+                <w:sz w:val="18"/>
+                <w:szCs w:val="18"/>
+                <w:lang w:val="en-US" w:eastAsia="es-CL"/>
+              </w:rPr>
+              <w:t>Dockerfile</w:t>
+            </w:r>
+            <w:proofErr w:type="spellEnd"/>
+            <w:r>
+              <w:rPr>
+                <w:rFonts w:asciiTheme="minorHAnsi" w:hAnsiTheme="minorHAnsi" w:cstheme="minorHAnsi"/>
+                <w:sz w:val="18"/>
+                <w:szCs w:val="18"/>
+                <w:lang w:val="en-US" w:eastAsia="es-CL"/>
               </w:rPr>
               <w:t xml:space="preserve"> (Python 3.12 + ODBC Driver 18)</w:t>
             </w:r>
@@ -17006,6 +19272,7 @@
                 <w:lang w:val="es-CL" w:eastAsia="es-CL"/>
               </w:rPr>
             </w:pPr>
+            <w:proofErr w:type="gramStart"/>
             <w:r>
               <w:rPr>
                 <w:rFonts w:ascii="Consolas" w:hAnsi="Consolas" w:cs="Consolas"/>
@@ -17013,7 +19280,28 @@
                 <w:szCs w:val="18"/>
                 <w:lang w:val="es-CL" w:eastAsia="es-CL"/>
               </w:rPr>
-              <w:t>./backend:/app</w:t>
+              <w:t>./</w:t>
+            </w:r>
+            <w:proofErr w:type="spellStart"/>
+            <w:proofErr w:type="gramEnd"/>
+            <w:r>
+              <w:rPr>
+                <w:rFonts w:ascii="Consolas" w:hAnsi="Consolas" w:cs="Consolas"/>
+                <w:sz w:val="18"/>
+                <w:szCs w:val="18"/>
+                <w:lang w:val="es-CL" w:eastAsia="es-CL"/>
+              </w:rPr>
+              <w:t>backend</w:t>
+            </w:r>
+            <w:proofErr w:type="spellEnd"/>
+            <w:r>
+              <w:rPr>
+                <w:rFonts w:ascii="Consolas" w:hAnsi="Consolas" w:cs="Consolas"/>
+                <w:sz w:val="18"/>
+                <w:szCs w:val="18"/>
+                <w:lang w:val="es-CL" w:eastAsia="es-CL"/>
+              </w:rPr>
+              <w:t>:/app</w:t>
             </w:r>
             <w:r>
               <w:rPr>
@@ -17035,27 +19323,80 @@
               <w:keepNext/>
               <w:spacing w:before="20" w:after="20"/>
               <w:rPr>
-                <w:lang w:val="es-CL" w:eastAsia="es-CL"/>
-              </w:rPr>
-            </w:pPr>
+                <w:lang w:val="pt-BR" w:eastAsia="es-CL"/>
+              </w:rPr>
+            </w:pPr>
+            <w:proofErr w:type="spellStart"/>
             <w:r>
               <w:rPr>
                 <w:rFonts w:ascii="Consolas" w:hAnsi="Consolas" w:cs="Consolas"/>
                 <w:sz w:val="18"/>
                 <w:szCs w:val="18"/>
-                <w:lang w:val="es-CL" w:eastAsia="es-CL"/>
-              </w:rPr>
-              <w:t>curl /health</w:t>
-            </w:r>
-            <w:r>
-              <w:rPr>
-                <w:rFonts w:asciiTheme="minorHAnsi" w:hAnsiTheme="minorHAnsi" w:cstheme="minorHAnsi"/>
-                <w:sz w:val="18"/>
-                <w:szCs w:val="18"/>
-                <w:lang w:val="es-CL" w:eastAsia="es-CL"/>
-              </w:rPr>
-              <w:t xml:space="preserve"> cada 15 s, 5 reintentos, 20 s de gracia</w:t>
-            </w:r>
+                <w:lang w:val="pt-BR" w:eastAsia="es-CL"/>
+              </w:rPr>
+              <w:t>curl</w:t>
+            </w:r>
+            <w:proofErr w:type="spellEnd"/>
+            <w:r>
+              <w:rPr>
+                <w:rFonts w:ascii="Consolas" w:hAnsi="Consolas" w:cs="Consolas"/>
+                <w:sz w:val="18"/>
+                <w:szCs w:val="18"/>
+                <w:lang w:val="pt-BR" w:eastAsia="es-CL"/>
+              </w:rPr>
+              <w:t xml:space="preserve"> /</w:t>
+            </w:r>
+            <w:proofErr w:type="spellStart"/>
+            <w:r>
+              <w:rPr>
+                <w:rFonts w:ascii="Consolas" w:hAnsi="Consolas" w:cs="Consolas"/>
+                <w:sz w:val="18"/>
+                <w:szCs w:val="18"/>
+                <w:lang w:val="pt-BR" w:eastAsia="es-CL"/>
+              </w:rPr>
+              <w:t>health</w:t>
+            </w:r>
+            <w:proofErr w:type="spellEnd"/>
+            <w:r>
+              <w:rPr>
+                <w:rFonts w:asciiTheme="minorHAnsi" w:hAnsiTheme="minorHAnsi" w:cstheme="minorHAnsi"/>
+                <w:sz w:val="18"/>
+                <w:szCs w:val="18"/>
+                <w:lang w:val="pt-BR" w:eastAsia="es-CL"/>
+              </w:rPr>
+              <w:t xml:space="preserve"> cada 15 s, 5 </w:t>
+            </w:r>
+            <w:proofErr w:type="spellStart"/>
+            <w:r>
+              <w:rPr>
+                <w:rFonts w:asciiTheme="minorHAnsi" w:hAnsiTheme="minorHAnsi" w:cstheme="minorHAnsi"/>
+                <w:sz w:val="18"/>
+                <w:szCs w:val="18"/>
+                <w:lang w:val="pt-BR" w:eastAsia="es-CL"/>
+              </w:rPr>
+              <w:t>reintentos</w:t>
+            </w:r>
+            <w:proofErr w:type="spellEnd"/>
+            <w:r>
+              <w:rPr>
+                <w:rFonts w:asciiTheme="minorHAnsi" w:hAnsiTheme="minorHAnsi" w:cstheme="minorHAnsi"/>
+                <w:sz w:val="18"/>
+                <w:szCs w:val="18"/>
+                <w:lang w:val="pt-BR" w:eastAsia="es-CL"/>
+              </w:rPr>
+              <w:t xml:space="preserve">, 20 s de </w:t>
+            </w:r>
+            <w:proofErr w:type="spellStart"/>
+            <w:r>
+              <w:rPr>
+                <w:rFonts w:asciiTheme="minorHAnsi" w:hAnsiTheme="minorHAnsi" w:cstheme="minorHAnsi"/>
+                <w:sz w:val="18"/>
+                <w:szCs w:val="18"/>
+                <w:lang w:val="pt-BR" w:eastAsia="es-CL"/>
+              </w:rPr>
+              <w:t>gracia</w:t>
+            </w:r>
+            <w:proofErr w:type="spellEnd"/>
           </w:p>
         </w:tc>
         <w:tc>
@@ -17088,6 +19429,7 @@
               </w:rPr>
               <w:t xml:space="preserve"> (desde </w:t>
             </w:r>
+            <w:proofErr w:type="spellStart"/>
             <w:r>
               <w:rPr>
                 <w:rFonts w:ascii="Consolas" w:hAnsi="Consolas" w:cs="Consolas"/>
@@ -17095,8 +19437,31 @@
                 <w:szCs w:val="18"/>
                 <w:lang w:val="es-CL" w:eastAsia="es-CL"/>
               </w:rPr>
-              <w:t>backend/.env</w:t>
-            </w:r>
+              <w:t>backend</w:t>
+            </w:r>
+            <w:proofErr w:type="spellEnd"/>
+            <w:proofErr w:type="gramStart"/>
+            <w:r>
+              <w:rPr>
+                <w:rFonts w:ascii="Consolas" w:hAnsi="Consolas" w:cs="Consolas"/>
+                <w:sz w:val="18"/>
+                <w:szCs w:val="18"/>
+                <w:lang w:val="es-CL" w:eastAsia="es-CL"/>
+              </w:rPr>
+              <w:t>/.</w:t>
+            </w:r>
+            <w:proofErr w:type="spellStart"/>
+            <w:r>
+              <w:rPr>
+                <w:rFonts w:ascii="Consolas" w:hAnsi="Consolas" w:cs="Consolas"/>
+                <w:sz w:val="18"/>
+                <w:szCs w:val="18"/>
+                <w:lang w:val="es-CL" w:eastAsia="es-CL"/>
+              </w:rPr>
+              <w:t>env</w:t>
+            </w:r>
+            <w:proofErr w:type="spellEnd"/>
+            <w:proofErr w:type="gramEnd"/>
             <w:r>
               <w:rPr>
                 <w:rFonts w:asciiTheme="minorHAnsi" w:hAnsiTheme="minorHAnsi" w:cstheme="minorHAnsi"/>
@@ -17122,8 +19487,29 @@
                 <w:szCs w:val="18"/>
                 <w:lang w:val="es-CL" w:eastAsia="es-CL"/>
               </w:rPr>
-              <w:t xml:space="preserve"> armada por el compose con el servidor </w:t>
-            </w:r>
+              <w:t xml:space="preserve"> armada por el </w:t>
+            </w:r>
+            <w:proofErr w:type="spellStart"/>
+            <w:r>
+              <w:rPr>
+                <w:rFonts w:asciiTheme="minorHAnsi" w:hAnsiTheme="minorHAnsi" w:cstheme="minorHAnsi"/>
+                <w:sz w:val="18"/>
+                <w:szCs w:val="18"/>
+                <w:lang w:val="es-CL" w:eastAsia="es-CL"/>
+              </w:rPr>
+              <w:t>compose</w:t>
+            </w:r>
+            <w:proofErr w:type="spellEnd"/>
+            <w:r>
+              <w:rPr>
+                <w:rFonts w:asciiTheme="minorHAnsi" w:hAnsiTheme="minorHAnsi" w:cstheme="minorHAnsi"/>
+                <w:sz w:val="18"/>
+                <w:szCs w:val="18"/>
+                <w:lang w:val="es-CL" w:eastAsia="es-CL"/>
+              </w:rPr>
+              <w:t xml:space="preserve"> con el servidor </w:t>
+            </w:r>
+            <w:proofErr w:type="spellStart"/>
             <w:r>
               <w:rPr>
                 <w:rFonts w:ascii="Consolas" w:hAnsi="Consolas" w:cs="Consolas"/>
@@ -17133,6 +19519,7 @@
               </w:rPr>
               <w:t>db</w:t>
             </w:r>
+            <w:proofErr w:type="spellEnd"/>
           </w:p>
         </w:tc>
       </w:tr>
@@ -17151,6 +19538,7 @@
                 <w:lang w:val="es-CL" w:eastAsia="es-CL"/>
               </w:rPr>
             </w:pPr>
+            <w:proofErr w:type="spellStart"/>
             <w:r>
               <w:rPr>
                 <w:rFonts w:ascii="Consolas" w:hAnsi="Consolas" w:cs="Consolas"/>
@@ -17160,6 +19548,7 @@
               </w:rPr>
               <w:t>frontend</w:t>
             </w:r>
+            <w:proofErr w:type="spellEnd"/>
           </w:p>
         </w:tc>
         <w:tc>
@@ -17204,6 +19593,7 @@
               </w:rPr>
               <w:t xml:space="preserve">Construida con </w:t>
             </w:r>
+            <w:proofErr w:type="spellStart"/>
             <w:r>
               <w:rPr>
                 <w:rFonts w:ascii="Consolas" w:hAnsi="Consolas" w:cs="Consolas"/>
@@ -17211,16 +19601,57 @@
                 <w:szCs w:val="18"/>
                 <w:lang w:val="es-CL" w:eastAsia="es-CL"/>
               </w:rPr>
-              <w:t>frontend/Dockerfile</w:t>
-            </w:r>
-            <w:r>
-              <w:rPr>
-                <w:rFonts w:asciiTheme="minorHAnsi" w:hAnsiTheme="minorHAnsi" w:cstheme="minorHAnsi"/>
-                <w:sz w:val="18"/>
-                <w:szCs w:val="18"/>
-                <w:lang w:val="es-CL" w:eastAsia="es-CL"/>
-              </w:rPr>
-              <w:t xml:space="preserve"> (Node 20)</w:t>
+              <w:t>frontend</w:t>
+            </w:r>
+            <w:proofErr w:type="spellEnd"/>
+            <w:r>
+              <w:rPr>
+                <w:rFonts w:ascii="Consolas" w:hAnsi="Consolas" w:cs="Consolas"/>
+                <w:sz w:val="18"/>
+                <w:szCs w:val="18"/>
+                <w:lang w:val="es-CL" w:eastAsia="es-CL"/>
+              </w:rPr>
+              <w:t>/</w:t>
+            </w:r>
+            <w:proofErr w:type="spellStart"/>
+            <w:r>
+              <w:rPr>
+                <w:rFonts w:ascii="Consolas" w:hAnsi="Consolas" w:cs="Consolas"/>
+                <w:sz w:val="18"/>
+                <w:szCs w:val="18"/>
+                <w:lang w:val="es-CL" w:eastAsia="es-CL"/>
+              </w:rPr>
+              <w:t>Dockerfile</w:t>
+            </w:r>
+            <w:proofErr w:type="spellEnd"/>
+            <w:r>
+              <w:rPr>
+                <w:rFonts w:asciiTheme="minorHAnsi" w:hAnsiTheme="minorHAnsi" w:cstheme="minorHAnsi"/>
+                <w:sz w:val="18"/>
+                <w:szCs w:val="18"/>
+                <w:lang w:val="es-CL" w:eastAsia="es-CL"/>
+              </w:rPr>
+              <w:t xml:space="preserve"> (</w:t>
+            </w:r>
+            <w:proofErr w:type="spellStart"/>
+            <w:r>
+              <w:rPr>
+                <w:rFonts w:asciiTheme="minorHAnsi" w:hAnsiTheme="minorHAnsi" w:cstheme="minorHAnsi"/>
+                <w:sz w:val="18"/>
+                <w:szCs w:val="18"/>
+                <w:lang w:val="es-CL" w:eastAsia="es-CL"/>
+              </w:rPr>
+              <w:t>Node</w:t>
+            </w:r>
+            <w:proofErr w:type="spellEnd"/>
+            <w:r>
+              <w:rPr>
+                <w:rFonts w:asciiTheme="minorHAnsi" w:hAnsiTheme="minorHAnsi" w:cstheme="minorHAnsi"/>
+                <w:sz w:val="18"/>
+                <w:szCs w:val="18"/>
+                <w:lang w:val="es-CL" w:eastAsia="es-CL"/>
+              </w:rPr>
+              <w:t xml:space="preserve"> 20)</w:t>
             </w:r>
           </w:p>
         </w:tc>
@@ -17257,6 +19688,7 @@
                 <w:lang w:val="es-CL" w:eastAsia="es-CL"/>
               </w:rPr>
             </w:pPr>
+            <w:proofErr w:type="gramStart"/>
             <w:r>
               <w:rPr>
                 <w:rFonts w:ascii="Consolas" w:hAnsi="Consolas" w:cs="Consolas"/>
@@ -17264,7 +19696,28 @@
                 <w:szCs w:val="18"/>
                 <w:lang w:val="es-CL" w:eastAsia="es-CL"/>
               </w:rPr>
-              <w:t>./frontend:/app</w:t>
+              <w:t>./</w:t>
+            </w:r>
+            <w:proofErr w:type="spellStart"/>
+            <w:proofErr w:type="gramEnd"/>
+            <w:r>
+              <w:rPr>
+                <w:rFonts w:ascii="Consolas" w:hAnsi="Consolas" w:cs="Consolas"/>
+                <w:sz w:val="18"/>
+                <w:szCs w:val="18"/>
+                <w:lang w:val="es-CL" w:eastAsia="es-CL"/>
+              </w:rPr>
+              <w:t>frontend</w:t>
+            </w:r>
+            <w:proofErr w:type="spellEnd"/>
+            <w:r>
+              <w:rPr>
+                <w:rFonts w:ascii="Consolas" w:hAnsi="Consolas" w:cs="Consolas"/>
+                <w:sz w:val="18"/>
+                <w:szCs w:val="18"/>
+                <w:lang w:val="es-CL" w:eastAsia="es-CL"/>
+              </w:rPr>
+              <w:t>:/app</w:t>
             </w:r>
             <w:r>
               <w:rPr>
@@ -17275,6 +19728,7 @@
               </w:rPr>
               <w:t xml:space="preserve">, </w:t>
             </w:r>
+            <w:proofErr w:type="spellStart"/>
             <w:r>
               <w:rPr>
                 <w:rFonts w:ascii="Consolas" w:hAnsi="Consolas" w:cs="Consolas"/>
@@ -17284,6 +19738,7 @@
               </w:rPr>
               <w:t>frontend_node_modules</w:t>
             </w:r>
+            <w:proofErr w:type="spellEnd"/>
           </w:p>
         </w:tc>
         <w:tc>
@@ -17383,8 +19838,25 @@
           <w:rFonts w:cstheme="minorHAnsi"/>
           <w:lang w:val="es-CL" w:eastAsia="es-CL"/>
         </w:rPr>
-        <w:t xml:space="preserve"> el backend espera a que la base de datos esté </w:t>
-      </w:r>
+        <w:t xml:space="preserve"> el </w:t>
+      </w:r>
+      <w:proofErr w:type="spellStart"/>
+      <w:r>
+        <w:rPr>
+          <w:rFonts w:cstheme="minorHAnsi"/>
+          <w:lang w:val="es-CL" w:eastAsia="es-CL"/>
+        </w:rPr>
+        <w:t>backend</w:t>
+      </w:r>
+      <w:proofErr w:type="spellEnd"/>
+      <w:r>
+        <w:rPr>
+          <w:rFonts w:cstheme="minorHAnsi"/>
+          <w:lang w:val="es-CL" w:eastAsia="es-CL"/>
+        </w:rPr>
+        <w:t xml:space="preserve"> espera a que la base de datos esté </w:t>
+      </w:r>
+      <w:proofErr w:type="spellStart"/>
       <w:r>
         <w:rPr>
           <w:rFonts w:ascii="Consolas" w:hAnsi="Consolas" w:cs="Consolas"/>
@@ -17392,6 +19864,7 @@
         </w:rPr>
         <w:t>healthy</w:t>
       </w:r>
+      <w:proofErr w:type="spellEnd"/>
       <w:r>
         <w:rPr>
           <w:rFonts w:cstheme="minorHAnsi"/>
@@ -17399,13 +19872,47 @@
         </w:rPr>
         <w:t xml:space="preserve"> (</w:t>
       </w:r>
+      <w:proofErr w:type="spellStart"/>
       <w:r>
         <w:rPr>
           <w:rFonts w:ascii="Consolas" w:hAnsi="Consolas" w:cs="Consolas"/>
           <w:lang w:val="es-CL" w:eastAsia="es-CL"/>
         </w:rPr>
-        <w:t>depends_on: condition: service_healthy</w:t>
-      </w:r>
+        <w:t>depends_on</w:t>
+      </w:r>
+      <w:proofErr w:type="spellEnd"/>
+      <w:r>
+        <w:rPr>
+          <w:rFonts w:ascii="Consolas" w:hAnsi="Consolas" w:cs="Consolas"/>
+          <w:lang w:val="es-CL" w:eastAsia="es-CL"/>
+        </w:rPr>
+        <w:t xml:space="preserve">: </w:t>
+      </w:r>
+      <w:proofErr w:type="spellStart"/>
+      <w:r>
+        <w:rPr>
+          <w:rFonts w:ascii="Consolas" w:hAnsi="Consolas" w:cs="Consolas"/>
+          <w:lang w:val="es-CL" w:eastAsia="es-CL"/>
+        </w:rPr>
+        <w:t>condition</w:t>
+      </w:r>
+      <w:proofErr w:type="spellEnd"/>
+      <w:r>
+        <w:rPr>
+          <w:rFonts w:ascii="Consolas" w:hAnsi="Consolas" w:cs="Consolas"/>
+          <w:lang w:val="es-CL" w:eastAsia="es-CL"/>
+        </w:rPr>
+        <w:t xml:space="preserve">: </w:t>
+      </w:r>
+      <w:proofErr w:type="spellStart"/>
+      <w:r>
+        <w:rPr>
+          <w:rFonts w:ascii="Consolas" w:hAnsi="Consolas" w:cs="Consolas"/>
+          <w:lang w:val="es-CL" w:eastAsia="es-CL"/>
+        </w:rPr>
+        <w:t>service_healthy</w:t>
+      </w:r>
+      <w:proofErr w:type="spellEnd"/>
       <w:r>
         <w:rPr>
           <w:rFonts w:cstheme="minorHAnsi"/>
@@ -17439,8 +19946,25 @@
           <w:rFonts w:cstheme="minorHAnsi"/>
           <w:lang w:val="es-CL" w:eastAsia="es-CL"/>
         </w:rPr>
-        <w:t xml:space="preserve"> dentro de Docker el backend se conecta al servidor </w:t>
-      </w:r>
+        <w:t xml:space="preserve"> dentro de Docker el </w:t>
+      </w:r>
+      <w:proofErr w:type="spellStart"/>
+      <w:r>
+        <w:rPr>
+          <w:rFonts w:cstheme="minorHAnsi"/>
+          <w:lang w:val="es-CL" w:eastAsia="es-CL"/>
+        </w:rPr>
+        <w:t>backend</w:t>
+      </w:r>
+      <w:proofErr w:type="spellEnd"/>
+      <w:r>
+        <w:rPr>
+          <w:rFonts w:cstheme="minorHAnsi"/>
+          <w:lang w:val="es-CL" w:eastAsia="es-CL"/>
+        </w:rPr>
+        <w:t xml:space="preserve"> se conecta al servidor </w:t>
+      </w:r>
+      <w:proofErr w:type="spellStart"/>
       <w:r>
         <w:rPr>
           <w:rFonts w:ascii="Consolas" w:hAnsi="Consolas" w:cs="Consolas"/>
@@ -17448,6 +19972,7 @@
         </w:rPr>
         <w:t>db</w:t>
       </w:r>
+      <w:proofErr w:type="spellEnd"/>
       <w:r>
         <w:rPr>
           <w:rFonts w:cstheme="minorHAnsi"/>
@@ -17509,43 +20034,104 @@
           <w:rFonts w:cstheme="minorHAnsi"/>
           <w:lang w:val="es-CL" w:eastAsia="es-CL"/>
         </w:rPr>
-        <w:t xml:space="preserve"> las contraseñas viven en archivos </w:t>
+        <w:t xml:space="preserve"> las contraseñas viven en </w:t>
+      </w:r>
+      <w:proofErr w:type="gramStart"/>
+      <w:r>
+        <w:rPr>
+          <w:rFonts w:cstheme="minorHAnsi"/>
+          <w:lang w:val="es-CL" w:eastAsia="es-CL"/>
+        </w:rPr>
+        <w:t xml:space="preserve">archivos </w:t>
       </w:r>
       <w:r>
         <w:rPr>
           <w:rFonts w:ascii="Consolas" w:hAnsi="Consolas" w:cs="Consolas"/>
           <w:lang w:val="es-CL" w:eastAsia="es-CL"/>
         </w:rPr>
-        <w:t>.env</w:t>
-      </w:r>
-      <w:r>
-        <w:rPr>
-          <w:rFonts w:cstheme="minorHAnsi"/>
-          <w:lang w:val="es-CL" w:eastAsia="es-CL"/>
-        </w:rPr>
-        <w:t xml:space="preserve"> que no se suben al repositorio (hay </w:t>
-      </w:r>
+        <w:t>.</w:t>
+      </w:r>
+      <w:proofErr w:type="spellStart"/>
       <w:r>
         <w:rPr>
           <w:rFonts w:ascii="Consolas" w:hAnsi="Consolas" w:cs="Consolas"/>
           <w:lang w:val="es-CL" w:eastAsia="es-CL"/>
         </w:rPr>
-        <w:t>.env.example</w:t>
-      </w:r>
-      <w:r>
-        <w:rPr>
-          <w:rFonts w:cstheme="minorHAnsi"/>
-          <w:lang w:val="es-CL" w:eastAsia="es-CL"/>
-        </w:rPr>
-        <w:t xml:space="preserve"> como plantilla) y que </w:t>
+        <w:t>env</w:t>
+      </w:r>
+      <w:proofErr w:type="spellEnd"/>
+      <w:proofErr w:type="gramEnd"/>
+      <w:r>
+        <w:rPr>
+          <w:rFonts w:cstheme="minorHAnsi"/>
+          <w:lang w:val="es-CL" w:eastAsia="es-CL"/>
+        </w:rPr>
+        <w:t xml:space="preserve"> que no se suben al repositorio (</w:t>
+      </w:r>
+      <w:proofErr w:type="gramStart"/>
+      <w:r>
+        <w:rPr>
+          <w:rFonts w:cstheme="minorHAnsi"/>
+          <w:lang w:val="es-CL" w:eastAsia="es-CL"/>
+        </w:rPr>
+        <w:t xml:space="preserve">hay </w:t>
       </w:r>
       <w:r>
         <w:rPr>
           <w:rFonts w:ascii="Consolas" w:hAnsi="Consolas" w:cs="Consolas"/>
           <w:lang w:val="es-CL" w:eastAsia="es-CL"/>
         </w:rPr>
-        <w:t>.dockerignore</w:t>
-      </w:r>
+        <w:t>.</w:t>
+      </w:r>
+      <w:proofErr w:type="spellStart"/>
+      <w:r>
+        <w:rPr>
+          <w:rFonts w:ascii="Consolas" w:hAnsi="Consolas" w:cs="Consolas"/>
+          <w:lang w:val="es-CL" w:eastAsia="es-CL"/>
+        </w:rPr>
+        <w:t>env</w:t>
+      </w:r>
+      <w:proofErr w:type="gramEnd"/>
+      <w:r>
+        <w:rPr>
+          <w:rFonts w:ascii="Consolas" w:hAnsi="Consolas" w:cs="Consolas"/>
+          <w:lang w:val="es-CL" w:eastAsia="es-CL"/>
+        </w:rPr>
+        <w:t>.example</w:t>
+      </w:r>
+      <w:proofErr w:type="spellEnd"/>
+      <w:r>
+        <w:rPr>
+          <w:rFonts w:cstheme="minorHAnsi"/>
+          <w:lang w:val="es-CL" w:eastAsia="es-CL"/>
+        </w:rPr>
+        <w:t xml:space="preserve"> como plantilla) y </w:t>
+      </w:r>
+      <w:proofErr w:type="gramStart"/>
+      <w:r>
+        <w:rPr>
+          <w:rFonts w:cstheme="minorHAnsi"/>
+          <w:lang w:val="es-CL" w:eastAsia="es-CL"/>
+        </w:rPr>
+        <w:t xml:space="preserve">que </w:t>
+      </w:r>
+      <w:r>
+        <w:rPr>
+          <w:rFonts w:ascii="Consolas" w:hAnsi="Consolas" w:cs="Consolas"/>
+          <w:lang w:val="es-CL" w:eastAsia="es-CL"/>
+        </w:rPr>
+        <w:t>.</w:t>
+      </w:r>
+      <w:proofErr w:type="spellStart"/>
+      <w:r>
+        <w:rPr>
+          <w:rFonts w:ascii="Consolas" w:hAnsi="Consolas" w:cs="Consolas"/>
+          <w:lang w:val="es-CL" w:eastAsia="es-CL"/>
+        </w:rPr>
+        <w:t>dockerignore</w:t>
+      </w:r>
+      <w:proofErr w:type="spellEnd"/>
+      <w:proofErr w:type="gramEnd"/>
       <w:r>
         <w:rPr>
           <w:rFonts w:cstheme="minorHAnsi"/>
@@ -17609,6 +20195,7 @@
         </w:rPr>
         <w:t xml:space="preserve"> los datos de SQL Server se guardan en el volumen </w:t>
       </w:r>
+      <w:proofErr w:type="spellStart"/>
       <w:r>
         <w:rPr>
           <w:rFonts w:ascii="Consolas" w:hAnsi="Consolas" w:cs="Consolas"/>
@@ -17616,6 +20203,7 @@
         </w:rPr>
         <w:t>sqlserver_data</w:t>
       </w:r>
+      <w:proofErr w:type="spellEnd"/>
       <w:r>
         <w:rPr>
           <w:rFonts w:cstheme="minorHAnsi"/>
@@ -17623,13 +20211,47 @@
         </w:rPr>
         <w:t xml:space="preserve">, que sobrevive a </w:t>
       </w:r>
+      <w:proofErr w:type="spellStart"/>
       <w:r>
         <w:rPr>
           <w:rFonts w:ascii="Consolas" w:hAnsi="Consolas" w:cs="Consolas"/>
           <w:lang w:val="es-CL" w:eastAsia="es-CL"/>
         </w:rPr>
-        <w:t>docker compose down</w:t>
-      </w:r>
+        <w:t>docker</w:t>
+      </w:r>
+      <w:proofErr w:type="spellEnd"/>
+      <w:r>
+        <w:rPr>
+          <w:rFonts w:ascii="Consolas" w:hAnsi="Consolas" w:cs="Consolas"/>
+          <w:lang w:val="es-CL" w:eastAsia="es-CL"/>
+        </w:rPr>
+        <w:t xml:space="preserve"> </w:t>
+      </w:r>
+      <w:proofErr w:type="spellStart"/>
+      <w:r>
+        <w:rPr>
+          <w:rFonts w:ascii="Consolas" w:hAnsi="Consolas" w:cs="Consolas"/>
+          <w:lang w:val="es-CL" w:eastAsia="es-CL"/>
+        </w:rPr>
+        <w:t>compose</w:t>
+      </w:r>
+      <w:proofErr w:type="spellEnd"/>
+      <w:r>
+        <w:rPr>
+          <w:rFonts w:ascii="Consolas" w:hAnsi="Consolas" w:cs="Consolas"/>
+          <w:lang w:val="es-CL" w:eastAsia="es-CL"/>
+        </w:rPr>
+        <w:t xml:space="preserve"> </w:t>
+      </w:r>
+      <w:proofErr w:type="spellStart"/>
+      <w:r>
+        <w:rPr>
+          <w:rFonts w:ascii="Consolas" w:hAnsi="Consolas" w:cs="Consolas"/>
+          <w:lang w:val="es-CL" w:eastAsia="es-CL"/>
+        </w:rPr>
+        <w:t>down</w:t>
+      </w:r>
+      <w:proofErr w:type="spellEnd"/>
       <w:r>
         <w:rPr>
           <w:rFonts w:cstheme="minorHAnsi"/>
@@ -17656,7 +20278,27 @@
           <w:bCs/>
           <w:lang w:val="es-CL" w:eastAsia="es-CL"/>
         </w:rPr>
-        <w:t>Imagen del backend optimizada:</w:t>
+        <w:t xml:space="preserve">Imagen del </w:t>
+      </w:r>
+      <w:proofErr w:type="spellStart"/>
+      <w:r>
+        <w:rPr>
+          <w:rFonts w:cstheme="minorHAnsi"/>
+          <w:b/>
+          <w:bCs/>
+          <w:lang w:val="es-CL" w:eastAsia="es-CL"/>
+        </w:rPr>
+        <w:t>backend</w:t>
+      </w:r>
+      <w:proofErr w:type="spellEnd"/>
+      <w:r>
+        <w:rPr>
+          <w:rFonts w:cstheme="minorHAnsi"/>
+          <w:b/>
+          <w:bCs/>
+          <w:lang w:val="es-CL" w:eastAsia="es-CL"/>
+        </w:rPr>
+        <w:t xml:space="preserve"> optimizada:</w:t>
       </w:r>
       <w:r>
         <w:rPr>
@@ -17720,14 +20362,119 @@
           <w:rFonts w:cstheme="minorHAnsi"/>
           <w:lang w:val="es-CL" w:eastAsia="es-CL"/>
         </w:rPr>
-        <w:t xml:space="preserve"> Alembic se ejecuta con </w:t>
-      </w:r>
+        <w:t xml:space="preserve"> </w:t>
+      </w:r>
+      <w:proofErr w:type="spellStart"/>
+      <w:r>
+        <w:rPr>
+          <w:rFonts w:cstheme="minorHAnsi"/>
+          <w:lang w:val="es-CL" w:eastAsia="es-CL"/>
+        </w:rPr>
+        <w:t>Alembic</w:t>
+      </w:r>
+      <w:proofErr w:type="spellEnd"/>
+      <w:r>
+        <w:rPr>
+          <w:rFonts w:cstheme="minorHAnsi"/>
+          <w:lang w:val="es-CL" w:eastAsia="es-CL"/>
+        </w:rPr>
+        <w:t xml:space="preserve"> se ejecuta con </w:t>
+      </w:r>
+      <w:proofErr w:type="spellStart"/>
       <w:r>
         <w:rPr>
           <w:rFonts w:ascii="Consolas" w:hAnsi="Consolas" w:cs="Consolas"/>
           <w:lang w:val="es-CL" w:eastAsia="es-CL"/>
         </w:rPr>
-        <w:t>docker compose exec backend alembic upgrade head</w:t>
+        <w:t>docker</w:t>
+      </w:r>
+      <w:proofErr w:type="spellEnd"/>
+      <w:r>
+        <w:rPr>
+          <w:rFonts w:ascii="Consolas" w:hAnsi="Consolas" w:cs="Consolas"/>
+          <w:lang w:val="es-CL" w:eastAsia="es-CL"/>
+        </w:rPr>
+        <w:t xml:space="preserve"> </w:t>
+      </w:r>
+      <w:proofErr w:type="spellStart"/>
+      <w:r>
+        <w:rPr>
+          <w:rFonts w:ascii="Consolas" w:hAnsi="Consolas" w:cs="Consolas"/>
+          <w:lang w:val="es-CL" w:eastAsia="es-CL"/>
+        </w:rPr>
+        <w:t>compose</w:t>
+      </w:r>
+      <w:proofErr w:type="spellEnd"/>
+      <w:r>
+        <w:rPr>
+          <w:rFonts w:ascii="Consolas" w:hAnsi="Consolas" w:cs="Consolas"/>
+          <w:lang w:val="es-CL" w:eastAsia="es-CL"/>
+        </w:rPr>
+        <w:t xml:space="preserve"> </w:t>
+      </w:r>
+      <w:proofErr w:type="spellStart"/>
+      <w:r>
+        <w:rPr>
+          <w:rFonts w:ascii="Consolas" w:hAnsi="Consolas" w:cs="Consolas"/>
+          <w:lang w:val="es-CL" w:eastAsia="es-CL"/>
+        </w:rPr>
+        <w:t>exec</w:t>
+      </w:r>
+      <w:proofErr w:type="spellEnd"/>
+      <w:r>
+        <w:rPr>
+          <w:rFonts w:ascii="Consolas" w:hAnsi="Consolas" w:cs="Consolas"/>
+          <w:lang w:val="es-CL" w:eastAsia="es-CL"/>
+        </w:rPr>
+        <w:t xml:space="preserve"> </w:t>
+      </w:r>
+      <w:proofErr w:type="spellStart"/>
+      <w:r>
+        <w:rPr>
+          <w:rFonts w:ascii="Consolas" w:hAnsi="Consolas" w:cs="Consolas"/>
+          <w:lang w:val="es-CL" w:eastAsia="es-CL"/>
+        </w:rPr>
+        <w:t>backend</w:t>
+      </w:r>
+      <w:proofErr w:type="spellEnd"/>
+      <w:r>
+        <w:rPr>
+          <w:rFonts w:ascii="Consolas" w:hAnsi="Consolas" w:cs="Consolas"/>
+          <w:lang w:val="es-CL" w:eastAsia="es-CL"/>
+        </w:rPr>
+        <w:t xml:space="preserve"> </w:t>
+      </w:r>
+      <w:proofErr w:type="spellStart"/>
+      <w:r>
+        <w:rPr>
+          <w:rFonts w:ascii="Consolas" w:hAnsi="Consolas" w:cs="Consolas"/>
+          <w:lang w:val="es-CL" w:eastAsia="es-CL"/>
+        </w:rPr>
+        <w:t>alembic</w:t>
+      </w:r>
+      <w:proofErr w:type="spellEnd"/>
+      <w:r>
+        <w:rPr>
+          <w:rFonts w:ascii="Consolas" w:hAnsi="Consolas" w:cs="Consolas"/>
+          <w:lang w:val="es-CL" w:eastAsia="es-CL"/>
+        </w:rPr>
+        <w:t xml:space="preserve"> </w:t>
+      </w:r>
+      <w:proofErr w:type="spellStart"/>
+      <w:r>
+        <w:rPr>
+          <w:rFonts w:ascii="Consolas" w:hAnsi="Consolas" w:cs="Consolas"/>
+          <w:lang w:val="es-CL" w:eastAsia="es-CL"/>
+        </w:rPr>
+        <w:t>upgrade</w:t>
+      </w:r>
+      <w:proofErr w:type="spellEnd"/>
+      <w:r>
+        <w:rPr>
+          <w:rFonts w:ascii="Consolas" w:hAnsi="Consolas" w:cs="Consolas"/>
+          <w:lang w:val="es-CL" w:eastAsia="es-CL"/>
+        </w:rPr>
+        <w:t xml:space="preserve"> head</w:t>
       </w:r>
       <w:r>
         <w:rPr>
@@ -17762,6 +20509,7 @@
           <w:lang w:val="es-CL" w:eastAsia="es-CL"/>
         </w:rPr>
       </w:pPr>
+      <w:proofErr w:type="spellStart"/>
       <w:r>
         <w:rPr>
           <w:rFonts w:ascii="Consolas" w:hAnsi="Consolas" w:cs="Consolas"/>
@@ -17769,6 +20517,7 @@
         </w:rPr>
         <w:t>docker-compose.prod.yml</w:t>
       </w:r>
+      <w:proofErr w:type="spellEnd"/>
       <w:r>
         <w:rPr>
           <w:rFonts w:cstheme="minorHAnsi"/>
@@ -17776,13 +20525,79 @@
         </w:rPr>
         <w:t xml:space="preserve"> se combina con el archivo base (</w:t>
       </w:r>
+      <w:proofErr w:type="spellStart"/>
       <w:r>
         <w:rPr>
           <w:rFonts w:ascii="Consolas" w:hAnsi="Consolas" w:cs="Consolas"/>
           <w:lang w:val="es-CL" w:eastAsia="es-CL"/>
         </w:rPr>
-        <w:t>docker compose -f docker-compose.yml -f docker-compose.prod.yml up -d --build</w:t>
-      </w:r>
+        <w:t>docker</w:t>
+      </w:r>
+      <w:proofErr w:type="spellEnd"/>
+      <w:r>
+        <w:rPr>
+          <w:rFonts w:ascii="Consolas" w:hAnsi="Consolas" w:cs="Consolas"/>
+          <w:lang w:val="es-CL" w:eastAsia="es-CL"/>
+        </w:rPr>
+        <w:t xml:space="preserve"> </w:t>
+      </w:r>
+      <w:proofErr w:type="spellStart"/>
+      <w:r>
+        <w:rPr>
+          <w:rFonts w:ascii="Consolas" w:hAnsi="Consolas" w:cs="Consolas"/>
+          <w:lang w:val="es-CL" w:eastAsia="es-CL"/>
+        </w:rPr>
+        <w:t>compose</w:t>
+      </w:r>
+      <w:proofErr w:type="spellEnd"/>
+      <w:r>
+        <w:rPr>
+          <w:rFonts w:ascii="Consolas" w:hAnsi="Consolas" w:cs="Consolas"/>
+          <w:lang w:val="es-CL" w:eastAsia="es-CL"/>
+        </w:rPr>
+        <w:t xml:space="preserve"> -f </w:t>
+      </w:r>
+      <w:proofErr w:type="spellStart"/>
+      <w:r>
+        <w:rPr>
+          <w:rFonts w:ascii="Consolas" w:hAnsi="Consolas" w:cs="Consolas"/>
+          <w:lang w:val="es-CL" w:eastAsia="es-CL"/>
+        </w:rPr>
+        <w:t>docker-compose.yml</w:t>
+      </w:r>
+      <w:proofErr w:type="spellEnd"/>
+      <w:r>
+        <w:rPr>
+          <w:rFonts w:ascii="Consolas" w:hAnsi="Consolas" w:cs="Consolas"/>
+          <w:lang w:val="es-CL" w:eastAsia="es-CL"/>
+        </w:rPr>
+        <w:t xml:space="preserve"> -f </w:t>
+      </w:r>
+      <w:proofErr w:type="spellStart"/>
+      <w:r>
+        <w:rPr>
+          <w:rFonts w:ascii="Consolas" w:hAnsi="Consolas" w:cs="Consolas"/>
+          <w:lang w:val="es-CL" w:eastAsia="es-CL"/>
+        </w:rPr>
+        <w:t>docker-compose.prod.yml</w:t>
+      </w:r>
+      <w:proofErr w:type="spellEnd"/>
+      <w:r>
+        <w:rPr>
+          <w:rFonts w:ascii="Consolas" w:hAnsi="Consolas" w:cs="Consolas"/>
+          <w:lang w:val="es-CL" w:eastAsia="es-CL"/>
+        </w:rPr>
+        <w:t xml:space="preserve"> up -d --</w:t>
+      </w:r>
+      <w:proofErr w:type="spellStart"/>
+      <w:r>
+        <w:rPr>
+          <w:rFonts w:ascii="Consolas" w:hAnsi="Consolas" w:cs="Consolas"/>
+          <w:lang w:val="es-CL" w:eastAsia="es-CL"/>
+        </w:rPr>
+        <w:t>build</w:t>
+      </w:r>
+      <w:proofErr w:type="spellEnd"/>
       <w:r>
         <w:rPr>
           <w:rFonts w:cstheme="minorHAnsi"/>
@@ -17918,8 +20733,19 @@
                 <w:szCs w:val="18"/>
                 <w:lang w:val="es-CL" w:eastAsia="es-CL"/>
               </w:rPr>
-              <w:t>Código del backend</w:t>
-            </w:r>
+              <w:t xml:space="preserve">Código del </w:t>
+            </w:r>
+            <w:proofErr w:type="spellStart"/>
+            <w:r>
+              <w:rPr>
+                <w:rFonts w:asciiTheme="minorHAnsi" w:hAnsiTheme="minorHAnsi" w:cstheme="minorHAnsi"/>
+                <w:sz w:val="18"/>
+                <w:szCs w:val="18"/>
+                <w:lang w:val="es-CL" w:eastAsia="es-CL"/>
+              </w:rPr>
+              <w:t>backend</w:t>
+            </w:r>
+            <w:proofErr w:type="spellEnd"/>
           </w:p>
         </w:tc>
         <w:tc>
@@ -17950,8 +20776,19 @@
                 <w:szCs w:val="18"/>
                 <w:lang w:val="es-CL" w:eastAsia="es-CL"/>
               </w:rPr>
-              <w:t>--reload</w:t>
-            </w:r>
+              <w:t>--</w:t>
+            </w:r>
+            <w:proofErr w:type="spellStart"/>
+            <w:r>
+              <w:rPr>
+                <w:rFonts w:ascii="Consolas" w:hAnsi="Consolas" w:cs="Consolas"/>
+                <w:sz w:val="18"/>
+                <w:szCs w:val="18"/>
+                <w:lang w:val="es-CL" w:eastAsia="es-CL"/>
+              </w:rPr>
+              <w:t>reload</w:t>
+            </w:r>
+            <w:proofErr w:type="spellEnd"/>
             <w:r>
               <w:rPr>
                 <w:rFonts w:asciiTheme="minorHAnsi" w:hAnsiTheme="minorHAnsi" w:cstheme="minorHAnsi"/>
@@ -17991,8 +20828,19 @@
                 <w:szCs w:val="18"/>
                 <w:lang w:val="es-CL" w:eastAsia="es-CL"/>
               </w:rPr>
-              <w:t>--reload</w:t>
-            </w:r>
+              <w:t>--</w:t>
+            </w:r>
+            <w:proofErr w:type="spellStart"/>
+            <w:r>
+              <w:rPr>
+                <w:rFonts w:ascii="Consolas" w:hAnsi="Consolas" w:cs="Consolas"/>
+                <w:sz w:val="18"/>
+                <w:szCs w:val="18"/>
+                <w:lang w:val="es-CL" w:eastAsia="es-CL"/>
+              </w:rPr>
+              <w:t>reload</w:t>
+            </w:r>
+            <w:proofErr w:type="spellEnd"/>
           </w:p>
         </w:tc>
       </w:tr>
@@ -18129,7 +20977,7 @@
               <w:keepNext/>
               <w:spacing w:before="20" w:after="20"/>
               <w:rPr>
-                <w:lang w:val="es-CL" w:eastAsia="es-CL"/>
+                <w:lang w:val="en-US" w:eastAsia="es-CL"/>
               </w:rPr>
             </w:pPr>
             <w:r>
@@ -18137,7 +20985,7 @@
                 <w:rFonts w:ascii="Consolas" w:hAnsi="Consolas" w:cs="Consolas"/>
                 <w:sz w:val="18"/>
                 <w:szCs w:val="18"/>
-                <w:lang w:val="es-CL" w:eastAsia="es-CL"/>
+                <w:lang w:val="en-US" w:eastAsia="es-CL"/>
               </w:rPr>
               <w:t>restart: unless-stopped</w:t>
             </w:r>
@@ -18146,25 +20994,47 @@
                 <w:rFonts w:asciiTheme="minorHAnsi" w:hAnsiTheme="minorHAnsi" w:cstheme="minorHAnsi"/>
                 <w:sz w:val="18"/>
                 <w:szCs w:val="18"/>
-                <w:lang w:val="es-CL" w:eastAsia="es-CL"/>
-              </w:rPr>
-              <w:t xml:space="preserve"> en </w:t>
-            </w:r>
+                <w:lang w:val="en-US" w:eastAsia="es-CL"/>
+              </w:rPr>
+              <w:t xml:space="preserve"> </w:t>
+            </w:r>
+            <w:proofErr w:type="spellStart"/>
+            <w:r>
+              <w:rPr>
+                <w:rFonts w:asciiTheme="minorHAnsi" w:hAnsiTheme="minorHAnsi" w:cstheme="minorHAnsi"/>
+                <w:sz w:val="18"/>
+                <w:szCs w:val="18"/>
+                <w:lang w:val="en-US" w:eastAsia="es-CL"/>
+              </w:rPr>
+              <w:t>en</w:t>
+            </w:r>
+            <w:proofErr w:type="spellEnd"/>
+            <w:r>
+              <w:rPr>
+                <w:rFonts w:asciiTheme="minorHAnsi" w:hAnsiTheme="minorHAnsi" w:cstheme="minorHAnsi"/>
+                <w:sz w:val="18"/>
+                <w:szCs w:val="18"/>
+                <w:lang w:val="en-US" w:eastAsia="es-CL"/>
+              </w:rPr>
+              <w:t xml:space="preserve"> </w:t>
+            </w:r>
+            <w:proofErr w:type="spellStart"/>
             <w:r>
               <w:rPr>
                 <w:rFonts w:ascii="Consolas" w:hAnsi="Consolas" w:cs="Consolas"/>
                 <w:sz w:val="18"/>
                 <w:szCs w:val="18"/>
-                <w:lang w:val="es-CL" w:eastAsia="es-CL"/>
+                <w:lang w:val="en-US" w:eastAsia="es-CL"/>
               </w:rPr>
               <w:t>db</w:t>
             </w:r>
-            <w:r>
-              <w:rPr>
-                <w:rFonts w:asciiTheme="minorHAnsi" w:hAnsiTheme="minorHAnsi" w:cstheme="minorHAnsi"/>
-                <w:sz w:val="18"/>
-                <w:szCs w:val="18"/>
-                <w:lang w:val="es-CL" w:eastAsia="es-CL"/>
+            <w:proofErr w:type="spellEnd"/>
+            <w:r>
+              <w:rPr>
+                <w:rFonts w:asciiTheme="minorHAnsi" w:hAnsiTheme="minorHAnsi" w:cstheme="minorHAnsi"/>
+                <w:sz w:val="18"/>
+                <w:szCs w:val="18"/>
+                <w:lang w:val="en-US" w:eastAsia="es-CL"/>
               </w:rPr>
               <w:t xml:space="preserve"> y </w:t>
             </w:r>
@@ -18173,7 +21043,7 @@
                 <w:rFonts w:ascii="Consolas" w:hAnsi="Consolas" w:cs="Consolas"/>
                 <w:sz w:val="18"/>
                 <w:szCs w:val="18"/>
-                <w:lang w:val="es-CL" w:eastAsia="es-CL"/>
+                <w:lang w:val="en-US" w:eastAsia="es-CL"/>
               </w:rPr>
               <w:t>backend</w:t>
             </w:r>
@@ -18195,6 +21065,7 @@
                 <w:lang w:val="es-CL" w:eastAsia="es-CL"/>
               </w:rPr>
             </w:pPr>
+            <w:proofErr w:type="spellStart"/>
             <w:r>
               <w:rPr>
                 <w:rFonts w:asciiTheme="minorHAnsi" w:hAnsiTheme="minorHAnsi" w:cstheme="minorHAnsi"/>
@@ -18204,6 +21075,7 @@
               </w:rPr>
               <w:t>Frontend</w:t>
             </w:r>
+            <w:proofErr w:type="spellEnd"/>
           </w:p>
         </w:tc>
         <w:tc>
@@ -18283,6 +21155,7 @@
         </w:rPr>
         <w:t xml:space="preserve"> proxy con HTTPS delante de la API, usuario de SQL Server distinto de </w:t>
       </w:r>
+      <w:proofErr w:type="spellStart"/>
       <w:r>
         <w:rPr>
           <w:rFonts w:ascii="Consolas" w:hAnsi="Consolas" w:cs="Consolas"/>
@@ -18290,12 +21163,29 @@
         </w:rPr>
         <w:t>sa</w:t>
       </w:r>
-      <w:r>
-        <w:rPr>
-          <w:rFonts w:cstheme="minorHAnsi"/>
-          <w:lang w:val="es-CL" w:eastAsia="es-CL"/>
-        </w:rPr>
-        <w:t>, respaldos de la base, definición del frontend de producción y del proveedor de nube.</w:t>
+      <w:proofErr w:type="spellEnd"/>
+      <w:r>
+        <w:rPr>
+          <w:rFonts w:cstheme="minorHAnsi"/>
+          <w:lang w:val="es-CL" w:eastAsia="es-CL"/>
+        </w:rPr>
+        <w:t xml:space="preserve">, respaldos de la base, definición del </w:t>
+      </w:r>
+      <w:proofErr w:type="spellStart"/>
+      <w:r>
+        <w:rPr>
+          <w:rFonts w:cstheme="minorHAnsi"/>
+          <w:lang w:val="es-CL" w:eastAsia="es-CL"/>
+        </w:rPr>
+        <w:t>frontend</w:t>
+      </w:r>
+      <w:proofErr w:type="spellEnd"/>
+      <w:r>
+        <w:rPr>
+          <w:rFonts w:cstheme="minorHAnsi"/>
+          <w:lang w:val="es-CL" w:eastAsia="es-CL"/>
+        </w:rPr>
+        <w:t xml:space="preserve"> de producción y del proveedor de nube.</w:t>
       </w:r>
     </w:p>
     <w:p>
@@ -18581,6 +21471,7 @@
                 <w:lang w:val="es-CL" w:eastAsia="es-CL"/>
               </w:rPr>
             </w:pPr>
+            <w:proofErr w:type="spellStart"/>
             <w:r>
               <w:rPr>
                 <w:rFonts w:ascii="Consolas" w:hAnsi="Consolas" w:cs="Consolas"/>
@@ -18590,14 +21481,35 @@
               </w:rPr>
               <w:t>CryptContext</w:t>
             </w:r>
-            <w:r>
-              <w:rPr>
-                <w:rFonts w:asciiTheme="minorHAnsi" w:hAnsiTheme="minorHAnsi" w:cstheme="minorHAnsi"/>
-                <w:sz w:val="18"/>
-                <w:szCs w:val="18"/>
-                <w:lang w:val="es-CL" w:eastAsia="es-CL"/>
-              </w:rPr>
-              <w:t xml:space="preserve"> usa bcrypt en </w:t>
+            <w:proofErr w:type="spellEnd"/>
+            <w:r>
+              <w:rPr>
+                <w:rFonts w:asciiTheme="minorHAnsi" w:hAnsiTheme="minorHAnsi" w:cstheme="minorHAnsi"/>
+                <w:sz w:val="18"/>
+                <w:szCs w:val="18"/>
+                <w:lang w:val="es-CL" w:eastAsia="es-CL"/>
+              </w:rPr>
+              <w:t xml:space="preserve"> usa </w:t>
+            </w:r>
+            <w:proofErr w:type="spellStart"/>
+            <w:r>
+              <w:rPr>
+                <w:rFonts w:asciiTheme="minorHAnsi" w:hAnsiTheme="minorHAnsi" w:cstheme="minorHAnsi"/>
+                <w:sz w:val="18"/>
+                <w:szCs w:val="18"/>
+                <w:lang w:val="es-CL" w:eastAsia="es-CL"/>
+              </w:rPr>
+              <w:t>bcrypt</w:t>
+            </w:r>
+            <w:proofErr w:type="spellEnd"/>
+            <w:r>
+              <w:rPr>
+                <w:rFonts w:asciiTheme="minorHAnsi" w:hAnsiTheme="minorHAnsi" w:cstheme="minorHAnsi"/>
+                <w:sz w:val="18"/>
+                <w:szCs w:val="18"/>
+                <w:lang w:val="es-CL" w:eastAsia="es-CL"/>
+              </w:rPr>
+              <w:t xml:space="preserve"> en </w:t>
             </w:r>
             <w:r>
               <w:rPr>
@@ -18615,8 +21527,19 @@
                 <w:szCs w:val="18"/>
                 <w:lang w:val="es-CL" w:eastAsia="es-CL"/>
               </w:rPr>
-              <w:t xml:space="preserve">; el </w:t>
-            </w:r>
+              <w:t xml:space="preserve">; </w:t>
+            </w:r>
+            <w:proofErr w:type="gramStart"/>
+            <w:r>
+              <w:rPr>
+                <w:rFonts w:asciiTheme="minorHAnsi" w:hAnsiTheme="minorHAnsi" w:cstheme="minorHAnsi"/>
+                <w:sz w:val="18"/>
+                <w:szCs w:val="18"/>
+                <w:lang w:val="es-CL" w:eastAsia="es-CL"/>
+              </w:rPr>
+              <w:t xml:space="preserve">el </w:t>
+            </w:r>
+            <w:proofErr w:type="spellStart"/>
             <w:r>
               <w:rPr>
                 <w:rFonts w:ascii="Consolas" w:hAnsi="Consolas" w:cs="Consolas"/>
@@ -18624,8 +21547,19 @@
                 <w:szCs w:val="18"/>
                 <w:lang w:val="es-CL" w:eastAsia="es-CL"/>
               </w:rPr>
-              <w:t>password_hash</w:t>
-            </w:r>
+              <w:t>password</w:t>
+            </w:r>
+            <w:proofErr w:type="gramEnd"/>
+            <w:r>
+              <w:rPr>
+                <w:rFonts w:ascii="Consolas" w:hAnsi="Consolas" w:cs="Consolas"/>
+                <w:sz w:val="18"/>
+                <w:szCs w:val="18"/>
+                <w:lang w:val="es-CL" w:eastAsia="es-CL"/>
+              </w:rPr>
+              <w:t>_hash</w:t>
+            </w:r>
+            <w:proofErr w:type="spellEnd"/>
             <w:r>
               <w:rPr>
                 <w:rFonts w:asciiTheme="minorHAnsi" w:hAnsiTheme="minorHAnsi" w:cstheme="minorHAnsi"/>
@@ -18746,6 +21680,8 @@
               </w:rPr>
               <w:t xml:space="preserve">Las respuestas de la API no deben incluir la contraseña ni </w:t>
             </w:r>
+            <w:proofErr w:type="spellStart"/>
+            <w:proofErr w:type="gramStart"/>
             <w:r>
               <w:rPr>
                 <w:rFonts w:ascii="Consolas" w:hAnsi="Consolas" w:cs="Consolas"/>
@@ -18753,8 +21689,19 @@
                 <w:szCs w:val="18"/>
                 <w:lang w:val="es-CL" w:eastAsia="es-CL"/>
               </w:rPr>
-              <w:t>password_hash</w:t>
-            </w:r>
+              <w:t>password</w:t>
+            </w:r>
+            <w:proofErr w:type="gramEnd"/>
+            <w:r>
+              <w:rPr>
+                <w:rFonts w:ascii="Consolas" w:hAnsi="Consolas" w:cs="Consolas"/>
+                <w:sz w:val="18"/>
+                <w:szCs w:val="18"/>
+                <w:lang w:val="es-CL" w:eastAsia="es-CL"/>
+              </w:rPr>
+              <w:t>_hash</w:t>
+            </w:r>
+            <w:proofErr w:type="spellEnd"/>
             <w:r>
               <w:rPr>
                 <w:rFonts w:asciiTheme="minorHAnsi" w:hAnsiTheme="minorHAnsi" w:cstheme="minorHAnsi"/>
@@ -18786,6 +21733,7 @@
               </w:rPr>
               <w:t xml:space="preserve">Las respuestas de perfil y usuarios usan el esquema </w:t>
             </w:r>
+            <w:proofErr w:type="spellStart"/>
             <w:r>
               <w:rPr>
                 <w:rFonts w:ascii="Consolas" w:hAnsi="Consolas" w:cs="Consolas"/>
@@ -18795,6 +21743,7 @@
               </w:rPr>
               <w:t>UsuarioOut</w:t>
             </w:r>
+            <w:proofErr w:type="spellEnd"/>
             <w:r>
               <w:rPr>
                 <w:rFonts w:asciiTheme="minorHAnsi" w:hAnsiTheme="minorHAnsi" w:cstheme="minorHAnsi"/>
@@ -18804,6 +21753,8 @@
               </w:rPr>
               <w:t xml:space="preserve">, que no incluye </w:t>
             </w:r>
+            <w:proofErr w:type="spellStart"/>
+            <w:proofErr w:type="gramStart"/>
             <w:r>
               <w:rPr>
                 <w:rFonts w:ascii="Consolas" w:hAnsi="Consolas" w:cs="Consolas"/>
@@ -18811,8 +21762,19 @@
                 <w:szCs w:val="18"/>
                 <w:lang w:val="es-CL" w:eastAsia="es-CL"/>
               </w:rPr>
-              <w:t>password_hash</w:t>
-            </w:r>
+              <w:t>password</w:t>
+            </w:r>
+            <w:proofErr w:type="gramEnd"/>
+            <w:r>
+              <w:rPr>
+                <w:rFonts w:ascii="Consolas" w:hAnsi="Consolas" w:cs="Consolas"/>
+                <w:sz w:val="18"/>
+                <w:szCs w:val="18"/>
+                <w:lang w:val="es-CL" w:eastAsia="es-CL"/>
+              </w:rPr>
+              <w:t>_hash</w:t>
+            </w:r>
+            <w:proofErr w:type="spellEnd"/>
             <w:r>
               <w:rPr>
                 <w:rFonts w:asciiTheme="minorHAnsi" w:hAnsiTheme="minorHAnsi" w:cstheme="minorHAnsi"/>
@@ -18913,7 +21875,27 @@
                 <w:szCs w:val="18"/>
                 <w:lang w:val="es-CL" w:eastAsia="es-CL"/>
               </w:rPr>
-              <w:t>La autorización debe validarse en el backend y consultar los permisos actuales del usuario.</w:t>
+              <w:t xml:space="preserve">La autorización debe validarse en el </w:t>
+            </w:r>
+            <w:proofErr w:type="spellStart"/>
+            <w:r>
+              <w:rPr>
+                <w:rFonts w:asciiTheme="minorHAnsi" w:hAnsiTheme="minorHAnsi" w:cstheme="minorHAnsi"/>
+                <w:sz w:val="18"/>
+                <w:szCs w:val="18"/>
+                <w:lang w:val="es-CL" w:eastAsia="es-CL"/>
+              </w:rPr>
+              <w:t>backend</w:t>
+            </w:r>
+            <w:proofErr w:type="spellEnd"/>
+            <w:r>
+              <w:rPr>
+                <w:rFonts w:asciiTheme="minorHAnsi" w:hAnsiTheme="minorHAnsi" w:cstheme="minorHAnsi"/>
+                <w:sz w:val="18"/>
+                <w:szCs w:val="18"/>
+                <w:lang w:val="es-CL" w:eastAsia="es-CL"/>
+              </w:rPr>
+              <w:t xml:space="preserve"> y consultar los permisos actuales del usuario.</w:t>
             </w:r>
           </w:p>
         </w:tc>
@@ -18928,6 +21910,7 @@
                 <w:lang w:val="es-CL" w:eastAsia="es-CL"/>
               </w:rPr>
             </w:pPr>
+            <w:proofErr w:type="spellStart"/>
             <w:r>
               <w:rPr>
                 <w:rFonts w:ascii="Consolas" w:hAnsi="Consolas" w:cs="Consolas"/>
@@ -18937,6 +21920,7 @@
               </w:rPr>
               <w:t>get_current_user</w:t>
             </w:r>
+            <w:proofErr w:type="spellEnd"/>
             <w:r>
               <w:rPr>
                 <w:rFonts w:asciiTheme="minorHAnsi" w:hAnsiTheme="minorHAnsi" w:cstheme="minorHAnsi"/>
@@ -18946,6 +21930,7 @@
               </w:rPr>
               <w:t xml:space="preserve">, </w:t>
             </w:r>
+            <w:proofErr w:type="spellStart"/>
             <w:r>
               <w:rPr>
                 <w:rFonts w:ascii="Consolas" w:hAnsi="Consolas" w:cs="Consolas"/>
@@ -18955,6 +21940,7 @@
               </w:rPr>
               <w:t>require_rol</w:t>
             </w:r>
+            <w:proofErr w:type="spellEnd"/>
             <w:r>
               <w:rPr>
                 <w:rFonts w:asciiTheme="minorHAnsi" w:hAnsiTheme="minorHAnsi" w:cstheme="minorHAnsi"/>
@@ -18964,6 +21950,7 @@
               </w:rPr>
               <w:t xml:space="preserve"> y </w:t>
             </w:r>
+            <w:proofErr w:type="spellStart"/>
             <w:r>
               <w:rPr>
                 <w:rFonts w:ascii="Consolas" w:hAnsi="Consolas" w:cs="Consolas"/>
@@ -18973,6 +21960,7 @@
               </w:rPr>
               <w:t>require_roles</w:t>
             </w:r>
+            <w:proofErr w:type="spellEnd"/>
             <w:r>
               <w:rPr>
                 <w:rFonts w:asciiTheme="minorHAnsi" w:hAnsiTheme="minorHAnsi" w:cstheme="minorHAnsi"/>
@@ -18989,7 +21977,27 @@
                 <w:szCs w:val="18"/>
                 <w:lang w:val="es-CL" w:eastAsia="es-CL"/>
               </w:rPr>
-              <w:t>/auth/usuarios</w:t>
+              <w:t>/</w:t>
+            </w:r>
+            <w:proofErr w:type="spellStart"/>
+            <w:r>
+              <w:rPr>
+                <w:rFonts w:ascii="Consolas" w:hAnsi="Consolas" w:cs="Consolas"/>
+                <w:sz w:val="18"/>
+                <w:szCs w:val="18"/>
+                <w:lang w:val="es-CL" w:eastAsia="es-CL"/>
+              </w:rPr>
+              <w:t>auth</w:t>
+            </w:r>
+            <w:proofErr w:type="spellEnd"/>
+            <w:r>
+              <w:rPr>
+                <w:rFonts w:ascii="Consolas" w:hAnsi="Consolas" w:cs="Consolas"/>
+                <w:sz w:val="18"/>
+                <w:szCs w:val="18"/>
+                <w:lang w:val="es-CL" w:eastAsia="es-CL"/>
+              </w:rPr>
+              <w:t>/usuarios</w:t>
             </w:r>
             <w:r>
               <w:rPr>
@@ -19206,7 +22214,27 @@
                 <w:szCs w:val="18"/>
                 <w:lang w:val="es-CL" w:eastAsia="es-CL"/>
               </w:rPr>
-              <w:t>El frontend no debe conectarse directamente a SQL Server.</w:t>
+              <w:t xml:space="preserve">El </w:t>
+            </w:r>
+            <w:proofErr w:type="spellStart"/>
+            <w:r>
+              <w:rPr>
+                <w:rFonts w:asciiTheme="minorHAnsi" w:hAnsiTheme="minorHAnsi" w:cstheme="minorHAnsi"/>
+                <w:sz w:val="18"/>
+                <w:szCs w:val="18"/>
+                <w:lang w:val="es-CL" w:eastAsia="es-CL"/>
+              </w:rPr>
+              <w:t>frontend</w:t>
+            </w:r>
+            <w:proofErr w:type="spellEnd"/>
+            <w:r>
+              <w:rPr>
+                <w:rFonts w:asciiTheme="minorHAnsi" w:hAnsiTheme="minorHAnsi" w:cstheme="minorHAnsi"/>
+                <w:sz w:val="18"/>
+                <w:szCs w:val="18"/>
+                <w:lang w:val="es-CL" w:eastAsia="es-CL"/>
+              </w:rPr>
+              <w:t xml:space="preserve"> no debe conectarse directamente a SQL Server.</w:t>
             </w:r>
           </w:p>
         </w:tc>
@@ -19246,7 +22274,27 @@
                 <w:szCs w:val="18"/>
                 <w:lang w:val="es-CL" w:eastAsia="es-CL"/>
               </w:rPr>
-              <w:t>; la conexión a SQL Server se realiza desde el backend.</w:t>
+              <w:t xml:space="preserve">; la conexión a SQL Server se realiza desde el </w:t>
+            </w:r>
+            <w:proofErr w:type="spellStart"/>
+            <w:r>
+              <w:rPr>
+                <w:rFonts w:asciiTheme="minorHAnsi" w:hAnsiTheme="minorHAnsi" w:cstheme="minorHAnsi"/>
+                <w:sz w:val="18"/>
+                <w:szCs w:val="18"/>
+                <w:lang w:val="es-CL" w:eastAsia="es-CL"/>
+              </w:rPr>
+              <w:t>backend</w:t>
+            </w:r>
+            <w:proofErr w:type="spellEnd"/>
+            <w:r>
+              <w:rPr>
+                <w:rFonts w:asciiTheme="minorHAnsi" w:hAnsiTheme="minorHAnsi" w:cstheme="minorHAnsi"/>
+                <w:sz w:val="18"/>
+                <w:szCs w:val="18"/>
+                <w:lang w:val="es-CL" w:eastAsia="es-CL"/>
+              </w:rPr>
+              <w:t>.</w:t>
             </w:r>
           </w:p>
         </w:tc>
@@ -19354,6 +22402,7 @@
                 <w:lang w:val="es-CL" w:eastAsia="es-CL"/>
               </w:rPr>
             </w:pPr>
+            <w:proofErr w:type="spellStart"/>
             <w:r>
               <w:rPr>
                 <w:rFonts w:ascii="Consolas" w:hAnsi="Consolas" w:cs="Consolas"/>
@@ -19363,6 +22412,7 @@
               </w:rPr>
               <w:t>cors_origins</w:t>
             </w:r>
+            <w:proofErr w:type="spellEnd"/>
             <w:r>
               <w:rPr>
                 <w:rFonts w:asciiTheme="minorHAnsi" w:hAnsiTheme="minorHAnsi" w:cstheme="minorHAnsi"/>
@@ -19415,8 +22465,39 @@
                 <w:szCs w:val="18"/>
                 <w:lang w:val="es-CL" w:eastAsia="es-CL"/>
               </w:rPr>
-              <w:t>Access-Control-Allow-Origin</w:t>
-            </w:r>
+              <w:t>Access-Control-</w:t>
+            </w:r>
+            <w:proofErr w:type="spellStart"/>
+            <w:r>
+              <w:rPr>
+                <w:rFonts w:ascii="Consolas" w:hAnsi="Consolas" w:cs="Consolas"/>
+                <w:sz w:val="18"/>
+                <w:szCs w:val="18"/>
+                <w:lang w:val="es-CL" w:eastAsia="es-CL"/>
+              </w:rPr>
+              <w:t>Allow</w:t>
+            </w:r>
+            <w:proofErr w:type="spellEnd"/>
+            <w:r>
+              <w:rPr>
+                <w:rFonts w:ascii="Consolas" w:hAnsi="Consolas" w:cs="Consolas"/>
+                <w:sz w:val="18"/>
+                <w:szCs w:val="18"/>
+                <w:lang w:val="es-CL" w:eastAsia="es-CL"/>
+              </w:rPr>
+              <w:t>-</w:t>
+            </w:r>
+            <w:proofErr w:type="spellStart"/>
+            <w:r>
+              <w:rPr>
+                <w:rFonts w:ascii="Consolas" w:hAnsi="Consolas" w:cs="Consolas"/>
+                <w:sz w:val="18"/>
+                <w:szCs w:val="18"/>
+                <w:lang w:val="es-CL" w:eastAsia="es-CL"/>
+              </w:rPr>
+              <w:t>Origin</w:t>
+            </w:r>
+            <w:proofErr w:type="spellEnd"/>
             <w:r>
               <w:rPr>
                 <w:rFonts w:asciiTheme="minorHAnsi" w:hAnsiTheme="minorHAnsi" w:cstheme="minorHAnsi"/>
@@ -19532,6 +22613,7 @@
                 <w:lang w:val="es-CL" w:eastAsia="es-CL"/>
               </w:rPr>
             </w:pPr>
+            <w:proofErr w:type="spellStart"/>
             <w:r>
               <w:rPr>
                 <w:rFonts w:ascii="Consolas" w:hAnsi="Consolas" w:cs="Consolas"/>
@@ -19541,6 +22623,7 @@
               </w:rPr>
               <w:t>access_token_expire_minutes</w:t>
             </w:r>
+            <w:proofErr w:type="spellEnd"/>
             <w:r>
               <w:rPr>
                 <w:rFonts w:asciiTheme="minorHAnsi" w:hAnsiTheme="minorHAnsi" w:cstheme="minorHAnsi"/>
@@ -19663,10 +22746,9 @@
                 <w:bCs/>
                 <w:sz w:val="18"/>
                 <w:szCs w:val="18"/>
-                <w:highlight w:val="yellow"/>
-                <w:lang w:val="es-CL" w:eastAsia="es-CL"/>
-              </w:rPr>
-              <w:t>[PENDIENTE: definir con el equipo el tiempo máximo y la carga de referencia antes de realizar la prueba.]</w:t>
+                <w:lang w:val="es-CL" w:eastAsia="es-CL"/>
+              </w:rPr>
+              <w:t>Pendiente</w:t>
             </w:r>
           </w:p>
         </w:tc>
@@ -19782,7 +22864,27 @@
                 <w:szCs w:val="18"/>
                 <w:lang w:val="es-CL" w:eastAsia="es-CL"/>
               </w:rPr>
-              <w:t xml:space="preserve">Docker ejecuta un healthcheck para SQL Server y otro para </w:t>
+              <w:t xml:space="preserve">Docker ejecuta un </w:t>
+            </w:r>
+            <w:proofErr w:type="spellStart"/>
+            <w:r>
+              <w:rPr>
+                <w:rFonts w:asciiTheme="minorHAnsi" w:hAnsiTheme="minorHAnsi" w:cstheme="minorHAnsi"/>
+                <w:sz w:val="18"/>
+                <w:szCs w:val="18"/>
+                <w:lang w:val="es-CL" w:eastAsia="es-CL"/>
+              </w:rPr>
+              <w:t>healthcheck</w:t>
+            </w:r>
+            <w:proofErr w:type="spellEnd"/>
+            <w:r>
+              <w:rPr>
+                <w:rFonts w:asciiTheme="minorHAnsi" w:hAnsiTheme="minorHAnsi" w:cstheme="minorHAnsi"/>
+                <w:sz w:val="18"/>
+                <w:szCs w:val="18"/>
+                <w:lang w:val="es-CL" w:eastAsia="es-CL"/>
+              </w:rPr>
+              <w:t xml:space="preserve"> para SQL Server y otro para </w:t>
             </w:r>
             <w:r>
               <w:rPr>
@@ -19791,16 +22893,47 @@
                 <w:szCs w:val="18"/>
                 <w:lang w:val="es-CL" w:eastAsia="es-CL"/>
               </w:rPr>
-              <w:t>GET /health</w:t>
-            </w:r>
-            <w:r>
-              <w:rPr>
-                <w:rFonts w:asciiTheme="minorHAnsi" w:hAnsiTheme="minorHAnsi" w:cstheme="minorHAnsi"/>
-                <w:sz w:val="18"/>
-                <w:szCs w:val="18"/>
-                <w:lang w:val="es-CL" w:eastAsia="es-CL"/>
-              </w:rPr>
-              <w:t xml:space="preserve"> del backend.</w:t>
+              <w:t>GET /</w:t>
+            </w:r>
+            <w:proofErr w:type="spellStart"/>
+            <w:r>
+              <w:rPr>
+                <w:rFonts w:ascii="Consolas" w:hAnsi="Consolas" w:cs="Consolas"/>
+                <w:sz w:val="18"/>
+                <w:szCs w:val="18"/>
+                <w:lang w:val="es-CL" w:eastAsia="es-CL"/>
+              </w:rPr>
+              <w:t>health</w:t>
+            </w:r>
+            <w:proofErr w:type="spellEnd"/>
+            <w:r>
+              <w:rPr>
+                <w:rFonts w:asciiTheme="minorHAnsi" w:hAnsiTheme="minorHAnsi" w:cstheme="minorHAnsi"/>
+                <w:sz w:val="18"/>
+                <w:szCs w:val="18"/>
+                <w:lang w:val="es-CL" w:eastAsia="es-CL"/>
+              </w:rPr>
+              <w:t xml:space="preserve"> del </w:t>
+            </w:r>
+            <w:proofErr w:type="spellStart"/>
+            <w:r>
+              <w:rPr>
+                <w:rFonts w:asciiTheme="minorHAnsi" w:hAnsiTheme="minorHAnsi" w:cstheme="minorHAnsi"/>
+                <w:sz w:val="18"/>
+                <w:szCs w:val="18"/>
+                <w:lang w:val="es-CL" w:eastAsia="es-CL"/>
+              </w:rPr>
+              <w:t>backend</w:t>
+            </w:r>
+            <w:proofErr w:type="spellEnd"/>
+            <w:r>
+              <w:rPr>
+                <w:rFonts w:asciiTheme="minorHAnsi" w:hAnsiTheme="minorHAnsi" w:cstheme="minorHAnsi"/>
+                <w:sz w:val="18"/>
+                <w:szCs w:val="18"/>
+                <w:lang w:val="es-CL" w:eastAsia="es-CL"/>
+              </w:rPr>
+              <w:t>.</w:t>
             </w:r>
           </w:p>
         </w:tc>
@@ -19908,6 +23041,7 @@
                 <w:lang w:val="es-CL" w:eastAsia="es-CL"/>
               </w:rPr>
             </w:pPr>
+            <w:proofErr w:type="spellStart"/>
             <w:r>
               <w:rPr>
                 <w:rFonts w:ascii="Consolas" w:hAnsi="Consolas" w:cs="Consolas"/>
@@ -19915,8 +23049,49 @@
                 <w:szCs w:val="18"/>
                 <w:lang w:val="es-CL" w:eastAsia="es-CL"/>
               </w:rPr>
-              <w:t>docker compose up -d --build</w:t>
-            </w:r>
+              <w:t>docker</w:t>
+            </w:r>
+            <w:proofErr w:type="spellEnd"/>
+            <w:r>
+              <w:rPr>
+                <w:rFonts w:ascii="Consolas" w:hAnsi="Consolas" w:cs="Consolas"/>
+                <w:sz w:val="18"/>
+                <w:szCs w:val="18"/>
+                <w:lang w:val="es-CL" w:eastAsia="es-CL"/>
+              </w:rPr>
+              <w:t xml:space="preserve"> </w:t>
+            </w:r>
+            <w:proofErr w:type="spellStart"/>
+            <w:r>
+              <w:rPr>
+                <w:rFonts w:ascii="Consolas" w:hAnsi="Consolas" w:cs="Consolas"/>
+                <w:sz w:val="18"/>
+                <w:szCs w:val="18"/>
+                <w:lang w:val="es-CL" w:eastAsia="es-CL"/>
+              </w:rPr>
+              <w:t>compose</w:t>
+            </w:r>
+            <w:proofErr w:type="spellEnd"/>
+            <w:r>
+              <w:rPr>
+                <w:rFonts w:ascii="Consolas" w:hAnsi="Consolas" w:cs="Consolas"/>
+                <w:sz w:val="18"/>
+                <w:szCs w:val="18"/>
+                <w:lang w:val="es-CL" w:eastAsia="es-CL"/>
+              </w:rPr>
+              <w:t xml:space="preserve"> up -d --</w:t>
+            </w:r>
+            <w:proofErr w:type="spellStart"/>
+            <w:r>
+              <w:rPr>
+                <w:rFonts w:ascii="Consolas" w:hAnsi="Consolas" w:cs="Consolas"/>
+                <w:sz w:val="18"/>
+                <w:szCs w:val="18"/>
+                <w:lang w:val="es-CL" w:eastAsia="es-CL"/>
+              </w:rPr>
+              <w:t>build</w:t>
+            </w:r>
+            <w:proofErr w:type="spellEnd"/>
             <w:r>
               <w:rPr>
                 <w:rFonts w:asciiTheme="minorHAnsi" w:hAnsiTheme="minorHAnsi" w:cstheme="minorHAnsi"/>
@@ -19926,6 +23101,7 @@
               </w:rPr>
               <w:t xml:space="preserve"> inicia los servicios </w:t>
             </w:r>
+            <w:proofErr w:type="spellStart"/>
             <w:r>
               <w:rPr>
                 <w:rFonts w:ascii="Consolas" w:hAnsi="Consolas" w:cs="Consolas"/>
@@ -19935,6 +23111,7 @@
               </w:rPr>
               <w:t>db</w:t>
             </w:r>
+            <w:proofErr w:type="spellEnd"/>
             <w:r>
               <w:rPr>
                 <w:rFonts w:asciiTheme="minorHAnsi" w:hAnsiTheme="minorHAnsi" w:cstheme="minorHAnsi"/>
@@ -19944,6 +23121,7 @@
               </w:rPr>
               <w:t xml:space="preserve">, </w:t>
             </w:r>
+            <w:proofErr w:type="spellStart"/>
             <w:r>
               <w:rPr>
                 <w:rFonts w:ascii="Consolas" w:hAnsi="Consolas" w:cs="Consolas"/>
@@ -19953,6 +23131,7 @@
               </w:rPr>
               <w:t>backend</w:t>
             </w:r>
+            <w:proofErr w:type="spellEnd"/>
             <w:r>
               <w:rPr>
                 <w:rFonts w:asciiTheme="minorHAnsi" w:hAnsiTheme="minorHAnsi" w:cstheme="minorHAnsi"/>
@@ -19962,6 +23141,7 @@
               </w:rPr>
               <w:t xml:space="preserve"> y </w:t>
             </w:r>
+            <w:proofErr w:type="spellStart"/>
             <w:r>
               <w:rPr>
                 <w:rFonts w:ascii="Consolas" w:hAnsi="Consolas" w:cs="Consolas"/>
@@ -19971,14 +23151,35 @@
               </w:rPr>
               <w:t>frontend</w:t>
             </w:r>
-            <w:r>
-              <w:rPr>
-                <w:rFonts w:asciiTheme="minorHAnsi" w:hAnsiTheme="minorHAnsi" w:cstheme="minorHAnsi"/>
-                <w:sz w:val="18"/>
-                <w:szCs w:val="18"/>
-                <w:lang w:val="es-CL" w:eastAsia="es-CL"/>
-              </w:rPr>
-              <w:t>; el backend depende de una base de datos saludable.</w:t>
+            <w:proofErr w:type="spellEnd"/>
+            <w:r>
+              <w:rPr>
+                <w:rFonts w:asciiTheme="minorHAnsi" w:hAnsiTheme="minorHAnsi" w:cstheme="minorHAnsi"/>
+                <w:sz w:val="18"/>
+                <w:szCs w:val="18"/>
+                <w:lang w:val="es-CL" w:eastAsia="es-CL"/>
+              </w:rPr>
+              <w:t xml:space="preserve">; el </w:t>
+            </w:r>
+            <w:proofErr w:type="spellStart"/>
+            <w:r>
+              <w:rPr>
+                <w:rFonts w:asciiTheme="minorHAnsi" w:hAnsiTheme="minorHAnsi" w:cstheme="minorHAnsi"/>
+                <w:sz w:val="18"/>
+                <w:szCs w:val="18"/>
+                <w:lang w:val="es-CL" w:eastAsia="es-CL"/>
+              </w:rPr>
+              <w:t>backend</w:t>
+            </w:r>
+            <w:proofErr w:type="spellEnd"/>
+            <w:r>
+              <w:rPr>
+                <w:rFonts w:asciiTheme="minorHAnsi" w:hAnsiTheme="minorHAnsi" w:cstheme="minorHAnsi"/>
+                <w:sz w:val="18"/>
+                <w:szCs w:val="18"/>
+                <w:lang w:val="es-CL" w:eastAsia="es-CL"/>
+              </w:rPr>
+              <w:t xml:space="preserve"> depende de una base de datos saludable.</w:t>
             </w:r>
           </w:p>
         </w:tc>
@@ -20086,6 +23287,7 @@
                 <w:lang w:val="es-CL" w:eastAsia="es-CL"/>
               </w:rPr>
             </w:pPr>
+            <w:proofErr w:type="spellStart"/>
             <w:r>
               <w:rPr>
                 <w:rFonts w:ascii="Consolas" w:hAnsi="Consolas" w:cs="Consolas"/>
@@ -20095,6 +23297,7 @@
               </w:rPr>
               <w:t>extraerMensajeError</w:t>
             </w:r>
+            <w:proofErr w:type="spellEnd"/>
             <w:r>
               <w:rPr>
                 <w:rFonts w:asciiTheme="minorHAnsi" w:hAnsiTheme="minorHAnsi" w:cstheme="minorHAnsi"/>
@@ -20120,7 +23323,27 @@
                 <w:szCs w:val="18"/>
                 <w:lang w:val="es-CL" w:eastAsia="es-CL"/>
               </w:rPr>
-              <w:t>) convierte los errores de FastAPI en un mensaje visible y, si la API no responde, muestra "No se pudo conectar con el servidor".</w:t>
+              <w:t xml:space="preserve">) convierte los errores de </w:t>
+            </w:r>
+            <w:proofErr w:type="spellStart"/>
+            <w:r>
+              <w:rPr>
+                <w:rFonts w:asciiTheme="minorHAnsi" w:hAnsiTheme="minorHAnsi" w:cstheme="minorHAnsi"/>
+                <w:sz w:val="18"/>
+                <w:szCs w:val="18"/>
+                <w:lang w:val="es-CL" w:eastAsia="es-CL"/>
+              </w:rPr>
+              <w:t>FastAPI</w:t>
+            </w:r>
+            <w:proofErr w:type="spellEnd"/>
+            <w:r>
+              <w:rPr>
+                <w:rFonts w:asciiTheme="minorHAnsi" w:hAnsiTheme="minorHAnsi" w:cstheme="minorHAnsi"/>
+                <w:sz w:val="18"/>
+                <w:szCs w:val="18"/>
+                <w:lang w:val="es-CL" w:eastAsia="es-CL"/>
+              </w:rPr>
+              <w:t xml:space="preserve"> en un mensaje visible y, si la API no responde, muestra "No se pudo conectar con el servidor".</w:t>
             </w:r>
           </w:p>
         </w:tc>
@@ -20228,6 +23451,7 @@
                 <w:lang w:val="es-CL" w:eastAsia="es-CL"/>
               </w:rPr>
             </w:pPr>
+            <w:proofErr w:type="spellStart"/>
             <w:r>
               <w:rPr>
                 <w:rFonts w:ascii="Consolas" w:hAnsi="Consolas" w:cs="Consolas"/>
@@ -20237,6 +23461,7 @@
               </w:rPr>
               <w:t>ProtectedRoute</w:t>
             </w:r>
+            <w:proofErr w:type="spellEnd"/>
             <w:r>
               <w:rPr>
                 <w:rFonts w:asciiTheme="minorHAnsi" w:hAnsiTheme="minorHAnsi" w:cstheme="minorHAnsi"/>
@@ -20246,6 +23471,7 @@
               </w:rPr>
               <w:t xml:space="preserve"> restringe rutas por rol (</w:t>
             </w:r>
+            <w:proofErr w:type="spellStart"/>
             <w:r>
               <w:rPr>
                 <w:rFonts w:ascii="Consolas" w:hAnsi="Consolas" w:cs="Consolas"/>
@@ -20255,6 +23481,7 @@
               </w:rPr>
               <w:t>rolesPermitidos</w:t>
             </w:r>
+            <w:proofErr w:type="spellEnd"/>
             <w:r>
               <w:rPr>
                 <w:rFonts w:asciiTheme="minorHAnsi" w:hAnsiTheme="minorHAnsi" w:cstheme="minorHAnsi"/>
@@ -20271,7 +23498,27 @@
                 <w:szCs w:val="18"/>
                 <w:lang w:val="es-CL" w:eastAsia="es-CL"/>
               </w:rPr>
-              <w:t>/auth/me</w:t>
+              <w:t>/</w:t>
+            </w:r>
+            <w:proofErr w:type="spellStart"/>
+            <w:r>
+              <w:rPr>
+                <w:rFonts w:ascii="Consolas" w:hAnsi="Consolas" w:cs="Consolas"/>
+                <w:sz w:val="18"/>
+                <w:szCs w:val="18"/>
+                <w:lang w:val="es-CL" w:eastAsia="es-CL"/>
+              </w:rPr>
+              <w:t>auth</w:t>
+            </w:r>
+            <w:proofErr w:type="spellEnd"/>
+            <w:r>
+              <w:rPr>
+                <w:rFonts w:ascii="Consolas" w:hAnsi="Consolas" w:cs="Consolas"/>
+                <w:sz w:val="18"/>
+                <w:szCs w:val="18"/>
+                <w:lang w:val="es-CL" w:eastAsia="es-CL"/>
+              </w:rPr>
+              <w:t>/me</w:t>
             </w:r>
             <w:r>
               <w:rPr>
@@ -20395,10 +23642,9 @@
                 <w:bCs/>
                 <w:sz w:val="18"/>
                 <w:szCs w:val="18"/>
-                <w:highlight w:val="yellow"/>
-                <w:lang w:val="es-CL" w:eastAsia="es-CL"/>
-              </w:rPr>
-              <w:t>[PENDIENTE: verificar en la interfaz E3 el avance automático del cursor entre campos.]</w:t>
+                <w:lang w:val="es-CL" w:eastAsia="es-CL"/>
+              </w:rPr>
+              <w:t>Pendiente</w:t>
             </w:r>
           </w:p>
         </w:tc>
@@ -20513,8 +23759,29 @@
                 <w:szCs w:val="18"/>
                 <w:lang w:val="es-CL" w:eastAsia="es-CL"/>
               </w:rPr>
-              <w:t xml:space="preserve">Cada cambio de esquema se registra en una migración de Alembic y se aplica mediante </w:t>
-            </w:r>
+              <w:t xml:space="preserve">Cada cambio de esquema se registra en una migración de </w:t>
+            </w:r>
+            <w:proofErr w:type="spellStart"/>
+            <w:r>
+              <w:rPr>
+                <w:rFonts w:asciiTheme="minorHAnsi" w:hAnsiTheme="minorHAnsi" w:cstheme="minorHAnsi"/>
+                <w:sz w:val="18"/>
+                <w:szCs w:val="18"/>
+                <w:lang w:val="es-CL" w:eastAsia="es-CL"/>
+              </w:rPr>
+              <w:t>Alembic</w:t>
+            </w:r>
+            <w:proofErr w:type="spellEnd"/>
+            <w:r>
+              <w:rPr>
+                <w:rFonts w:asciiTheme="minorHAnsi" w:hAnsiTheme="minorHAnsi" w:cstheme="minorHAnsi"/>
+                <w:sz w:val="18"/>
+                <w:szCs w:val="18"/>
+                <w:lang w:val="es-CL" w:eastAsia="es-CL"/>
+              </w:rPr>
+              <w:t xml:space="preserve"> y se aplica mediante </w:t>
+            </w:r>
+            <w:proofErr w:type="spellStart"/>
             <w:r>
               <w:rPr>
                 <w:rFonts w:ascii="Consolas" w:hAnsi="Consolas" w:cs="Consolas"/>
@@ -20522,7 +23789,37 @@
                 <w:szCs w:val="18"/>
                 <w:lang w:val="es-CL" w:eastAsia="es-CL"/>
               </w:rPr>
-              <w:t>alembic upgrade head</w:t>
+              <w:t>alembic</w:t>
+            </w:r>
+            <w:proofErr w:type="spellEnd"/>
+            <w:r>
+              <w:rPr>
+                <w:rFonts w:ascii="Consolas" w:hAnsi="Consolas" w:cs="Consolas"/>
+                <w:sz w:val="18"/>
+                <w:szCs w:val="18"/>
+                <w:lang w:val="es-CL" w:eastAsia="es-CL"/>
+              </w:rPr>
+              <w:t xml:space="preserve"> </w:t>
+            </w:r>
+            <w:proofErr w:type="spellStart"/>
+            <w:r>
+              <w:rPr>
+                <w:rFonts w:ascii="Consolas" w:hAnsi="Consolas" w:cs="Consolas"/>
+                <w:sz w:val="18"/>
+                <w:szCs w:val="18"/>
+                <w:lang w:val="es-CL" w:eastAsia="es-CL"/>
+              </w:rPr>
+              <w:t>upgrade</w:t>
+            </w:r>
+            <w:proofErr w:type="spellEnd"/>
+            <w:r>
+              <w:rPr>
+                <w:rFonts w:ascii="Consolas" w:hAnsi="Consolas" w:cs="Consolas"/>
+                <w:sz w:val="18"/>
+                <w:szCs w:val="18"/>
+                <w:lang w:val="es-CL" w:eastAsia="es-CL"/>
+              </w:rPr>
+              <w:t xml:space="preserve"> head</w:t>
             </w:r>
             <w:r>
               <w:rPr>
@@ -20624,7 +23921,27 @@
                 <w:szCs w:val="18"/>
                 <w:lang w:val="es-CL" w:eastAsia="es-CL"/>
               </w:rPr>
-              <w:t>La aplicación debe mantener separadas las responsabilidades de frontend, API, servicios, modelos y base de datos.</w:t>
+              <w:t xml:space="preserve">La aplicación debe mantener separadas las responsabilidades de </w:t>
+            </w:r>
+            <w:proofErr w:type="spellStart"/>
+            <w:r>
+              <w:rPr>
+                <w:rFonts w:asciiTheme="minorHAnsi" w:hAnsiTheme="minorHAnsi" w:cstheme="minorHAnsi"/>
+                <w:sz w:val="18"/>
+                <w:szCs w:val="18"/>
+                <w:lang w:val="es-CL" w:eastAsia="es-CL"/>
+              </w:rPr>
+              <w:t>frontend</w:t>
+            </w:r>
+            <w:proofErr w:type="spellEnd"/>
+            <w:r>
+              <w:rPr>
+                <w:rFonts w:asciiTheme="minorHAnsi" w:hAnsiTheme="minorHAnsi" w:cstheme="minorHAnsi"/>
+                <w:sz w:val="18"/>
+                <w:szCs w:val="18"/>
+                <w:lang w:val="es-CL" w:eastAsia="es-CL"/>
+              </w:rPr>
+              <w:t>, API, servicios, modelos y base de datos.</w:t>
             </w:r>
           </w:p>
         </w:tc>
@@ -20646,7 +23963,47 @@
                 <w:szCs w:val="18"/>
                 <w:lang w:val="es-CL" w:eastAsia="es-CL"/>
               </w:rPr>
-              <w:t>E1 separa el frontend, los routers de la API y los modelos de persistencia; la capa de servicios se incorporará para los módulos E2-E4.</w:t>
+              <w:t xml:space="preserve">E1 separa el </w:t>
+            </w:r>
+            <w:proofErr w:type="spellStart"/>
+            <w:r>
+              <w:rPr>
+                <w:rFonts w:asciiTheme="minorHAnsi" w:hAnsiTheme="minorHAnsi" w:cstheme="minorHAnsi"/>
+                <w:sz w:val="18"/>
+                <w:szCs w:val="18"/>
+                <w:lang w:val="es-CL" w:eastAsia="es-CL"/>
+              </w:rPr>
+              <w:t>frontend</w:t>
+            </w:r>
+            <w:proofErr w:type="spellEnd"/>
+            <w:r>
+              <w:rPr>
+                <w:rFonts w:asciiTheme="minorHAnsi" w:hAnsiTheme="minorHAnsi" w:cstheme="minorHAnsi"/>
+                <w:sz w:val="18"/>
+                <w:szCs w:val="18"/>
+                <w:lang w:val="es-CL" w:eastAsia="es-CL"/>
+              </w:rPr>
+              <w:t xml:space="preserve">, los </w:t>
+            </w:r>
+            <w:proofErr w:type="spellStart"/>
+            <w:r>
+              <w:rPr>
+                <w:rFonts w:asciiTheme="minorHAnsi" w:hAnsiTheme="minorHAnsi" w:cstheme="minorHAnsi"/>
+                <w:sz w:val="18"/>
+                <w:szCs w:val="18"/>
+                <w:lang w:val="es-CL" w:eastAsia="es-CL"/>
+              </w:rPr>
+              <w:t>routers</w:t>
+            </w:r>
+            <w:proofErr w:type="spellEnd"/>
+            <w:r>
+              <w:rPr>
+                <w:rFonts w:asciiTheme="minorHAnsi" w:hAnsiTheme="minorHAnsi" w:cstheme="minorHAnsi"/>
+                <w:sz w:val="18"/>
+                <w:szCs w:val="18"/>
+                <w:lang w:val="es-CL" w:eastAsia="es-CL"/>
+              </w:rPr>
+              <w:t xml:space="preserve"> de la API y los modelos de persistencia; la capa de servicios se incorporará para los módulos E2-E4.</w:t>
             </w:r>
           </w:p>
         </w:tc>
@@ -20763,6 +24120,7 @@
               </w:rPr>
               <w:t xml:space="preserve">El comando </w:t>
             </w:r>
+            <w:proofErr w:type="spellStart"/>
             <w:r>
               <w:rPr>
                 <w:rFonts w:ascii="Consolas" w:hAnsi="Consolas" w:cs="Consolas"/>
@@ -20770,8 +24128,120 @@
                 <w:szCs w:val="18"/>
                 <w:lang w:val="es-CL" w:eastAsia="es-CL"/>
               </w:rPr>
-              <w:t>docker compose exec backend python -m tests.probar_deps</w:t>
-            </w:r>
+              <w:t>docker</w:t>
+            </w:r>
+            <w:proofErr w:type="spellEnd"/>
+            <w:r>
+              <w:rPr>
+                <w:rFonts w:ascii="Consolas" w:hAnsi="Consolas" w:cs="Consolas"/>
+                <w:sz w:val="18"/>
+                <w:szCs w:val="18"/>
+                <w:lang w:val="es-CL" w:eastAsia="es-CL"/>
+              </w:rPr>
+              <w:t xml:space="preserve"> </w:t>
+            </w:r>
+            <w:proofErr w:type="spellStart"/>
+            <w:r>
+              <w:rPr>
+                <w:rFonts w:ascii="Consolas" w:hAnsi="Consolas" w:cs="Consolas"/>
+                <w:sz w:val="18"/>
+                <w:szCs w:val="18"/>
+                <w:lang w:val="es-CL" w:eastAsia="es-CL"/>
+              </w:rPr>
+              <w:t>compose</w:t>
+            </w:r>
+            <w:proofErr w:type="spellEnd"/>
+            <w:r>
+              <w:rPr>
+                <w:rFonts w:ascii="Consolas" w:hAnsi="Consolas" w:cs="Consolas"/>
+                <w:sz w:val="18"/>
+                <w:szCs w:val="18"/>
+                <w:lang w:val="es-CL" w:eastAsia="es-CL"/>
+              </w:rPr>
+              <w:t xml:space="preserve"> </w:t>
+            </w:r>
+            <w:proofErr w:type="spellStart"/>
+            <w:r>
+              <w:rPr>
+                <w:rFonts w:ascii="Consolas" w:hAnsi="Consolas" w:cs="Consolas"/>
+                <w:sz w:val="18"/>
+                <w:szCs w:val="18"/>
+                <w:lang w:val="es-CL" w:eastAsia="es-CL"/>
+              </w:rPr>
+              <w:t>exec</w:t>
+            </w:r>
+            <w:proofErr w:type="spellEnd"/>
+            <w:r>
+              <w:rPr>
+                <w:rFonts w:ascii="Consolas" w:hAnsi="Consolas" w:cs="Consolas"/>
+                <w:sz w:val="18"/>
+                <w:szCs w:val="18"/>
+                <w:lang w:val="es-CL" w:eastAsia="es-CL"/>
+              </w:rPr>
+              <w:t xml:space="preserve"> </w:t>
+            </w:r>
+            <w:proofErr w:type="spellStart"/>
+            <w:r>
+              <w:rPr>
+                <w:rFonts w:ascii="Consolas" w:hAnsi="Consolas" w:cs="Consolas"/>
+                <w:sz w:val="18"/>
+                <w:szCs w:val="18"/>
+                <w:lang w:val="es-CL" w:eastAsia="es-CL"/>
+              </w:rPr>
+              <w:t>backend</w:t>
+            </w:r>
+            <w:proofErr w:type="spellEnd"/>
+            <w:r>
+              <w:rPr>
+                <w:rFonts w:ascii="Consolas" w:hAnsi="Consolas" w:cs="Consolas"/>
+                <w:sz w:val="18"/>
+                <w:szCs w:val="18"/>
+                <w:lang w:val="es-CL" w:eastAsia="es-CL"/>
+              </w:rPr>
+              <w:t xml:space="preserve"> </w:t>
+            </w:r>
+            <w:proofErr w:type="spellStart"/>
+            <w:r>
+              <w:rPr>
+                <w:rFonts w:ascii="Consolas" w:hAnsi="Consolas" w:cs="Consolas"/>
+                <w:sz w:val="18"/>
+                <w:szCs w:val="18"/>
+                <w:lang w:val="es-CL" w:eastAsia="es-CL"/>
+              </w:rPr>
+              <w:t>python</w:t>
+            </w:r>
+            <w:proofErr w:type="spellEnd"/>
+            <w:r>
+              <w:rPr>
+                <w:rFonts w:ascii="Consolas" w:hAnsi="Consolas" w:cs="Consolas"/>
+                <w:sz w:val="18"/>
+                <w:szCs w:val="18"/>
+                <w:lang w:val="es-CL" w:eastAsia="es-CL"/>
+              </w:rPr>
+              <w:t xml:space="preserve"> -m </w:t>
+            </w:r>
+            <w:proofErr w:type="spellStart"/>
+            <w:proofErr w:type="gramStart"/>
+            <w:r>
+              <w:rPr>
+                <w:rFonts w:ascii="Consolas" w:hAnsi="Consolas" w:cs="Consolas"/>
+                <w:sz w:val="18"/>
+                <w:szCs w:val="18"/>
+                <w:lang w:val="es-CL" w:eastAsia="es-CL"/>
+              </w:rPr>
+              <w:t>tests.probar</w:t>
+            </w:r>
+            <w:proofErr w:type="gramEnd"/>
+            <w:r>
+              <w:rPr>
+                <w:rFonts w:ascii="Consolas" w:hAnsi="Consolas" w:cs="Consolas"/>
+                <w:sz w:val="18"/>
+                <w:szCs w:val="18"/>
+                <w:lang w:val="es-CL" w:eastAsia="es-CL"/>
+              </w:rPr>
+              <w:t>_deps</w:t>
+            </w:r>
+            <w:proofErr w:type="spellEnd"/>
             <w:r>
               <w:rPr>
                 <w:rFonts w:asciiTheme="minorHAnsi" w:hAnsiTheme="minorHAnsi" w:cstheme="minorHAnsi"/>
@@ -20905,6 +24375,7 @@
                 <w:lang w:val="es-CL" w:eastAsia="es-CL"/>
               </w:rPr>
             </w:pPr>
+            <w:proofErr w:type="spellStart"/>
             <w:r>
               <w:rPr>
                 <w:rFonts w:ascii="Consolas" w:hAnsi="Consolas" w:cs="Consolas"/>
@@ -20912,8 +24383,49 @@
                 <w:szCs w:val="18"/>
                 <w:lang w:val="es-CL" w:eastAsia="es-CL"/>
               </w:rPr>
-              <w:t>docker compose up -d --build</w:t>
-            </w:r>
+              <w:t>docker</w:t>
+            </w:r>
+            <w:proofErr w:type="spellEnd"/>
+            <w:r>
+              <w:rPr>
+                <w:rFonts w:ascii="Consolas" w:hAnsi="Consolas" w:cs="Consolas"/>
+                <w:sz w:val="18"/>
+                <w:szCs w:val="18"/>
+                <w:lang w:val="es-CL" w:eastAsia="es-CL"/>
+              </w:rPr>
+              <w:t xml:space="preserve"> </w:t>
+            </w:r>
+            <w:proofErr w:type="spellStart"/>
+            <w:r>
+              <w:rPr>
+                <w:rFonts w:ascii="Consolas" w:hAnsi="Consolas" w:cs="Consolas"/>
+                <w:sz w:val="18"/>
+                <w:szCs w:val="18"/>
+                <w:lang w:val="es-CL" w:eastAsia="es-CL"/>
+              </w:rPr>
+              <w:t>compose</w:t>
+            </w:r>
+            <w:proofErr w:type="spellEnd"/>
+            <w:r>
+              <w:rPr>
+                <w:rFonts w:ascii="Consolas" w:hAnsi="Consolas" w:cs="Consolas"/>
+                <w:sz w:val="18"/>
+                <w:szCs w:val="18"/>
+                <w:lang w:val="es-CL" w:eastAsia="es-CL"/>
+              </w:rPr>
+              <w:t xml:space="preserve"> up -d --</w:t>
+            </w:r>
+            <w:proofErr w:type="spellStart"/>
+            <w:r>
+              <w:rPr>
+                <w:rFonts w:ascii="Consolas" w:hAnsi="Consolas" w:cs="Consolas"/>
+                <w:sz w:val="18"/>
+                <w:szCs w:val="18"/>
+                <w:lang w:val="es-CL" w:eastAsia="es-CL"/>
+              </w:rPr>
+              <w:t>build</w:t>
+            </w:r>
+            <w:proofErr w:type="spellEnd"/>
             <w:r>
               <w:rPr>
                 <w:rFonts w:asciiTheme="minorHAnsi" w:hAnsiTheme="minorHAnsi" w:cstheme="minorHAnsi"/>
@@ -20923,6 +24435,7 @@
               </w:rPr>
               <w:t xml:space="preserve"> construye y levanta los servicios definidos en </w:t>
             </w:r>
+            <w:proofErr w:type="spellStart"/>
             <w:r>
               <w:rPr>
                 <w:rFonts w:ascii="Consolas" w:hAnsi="Consolas" w:cs="Consolas"/>
@@ -20932,6 +24445,7 @@
               </w:rPr>
               <w:t>docker-compose.yml</w:t>
             </w:r>
+            <w:proofErr w:type="spellEnd"/>
             <w:r>
               <w:rPr>
                 <w:rFonts w:asciiTheme="minorHAnsi" w:hAnsiTheme="minorHAnsi" w:cstheme="minorHAnsi"/>
@@ -21072,7 +24586,17 @@
                 <w:szCs w:val="18"/>
                 <w:lang w:val="es-CL" w:eastAsia="es-CL"/>
               </w:rPr>
-              <w:t xml:space="preserve"> se cargan desde archivos </w:t>
+              <w:t xml:space="preserve"> se cargan desde </w:t>
+            </w:r>
+            <w:proofErr w:type="gramStart"/>
+            <w:r>
+              <w:rPr>
+                <w:rFonts w:asciiTheme="minorHAnsi" w:hAnsiTheme="minorHAnsi" w:cstheme="minorHAnsi"/>
+                <w:sz w:val="18"/>
+                <w:szCs w:val="18"/>
+                <w:lang w:val="es-CL" w:eastAsia="es-CL"/>
+              </w:rPr>
+              <w:t xml:space="preserve">archivos </w:t>
             </w:r>
             <w:r>
               <w:rPr>
@@ -21081,17 +24605,9 @@
                 <w:szCs w:val="18"/>
                 <w:lang w:val="es-CL" w:eastAsia="es-CL"/>
               </w:rPr>
-              <w:t>.env</w:t>
-            </w:r>
-            <w:r>
-              <w:rPr>
-                <w:rFonts w:asciiTheme="minorHAnsi" w:hAnsiTheme="minorHAnsi" w:cstheme="minorHAnsi"/>
-                <w:sz w:val="18"/>
-                <w:szCs w:val="18"/>
-                <w:lang w:val="es-CL" w:eastAsia="es-CL"/>
-              </w:rPr>
-              <w:t xml:space="preserve"> excluidos de git; si falta alguna, la API no arranca (error </w:t>
-            </w:r>
+              <w:t>.</w:t>
+            </w:r>
+            <w:proofErr w:type="spellStart"/>
             <w:r>
               <w:rPr>
                 <w:rFonts w:ascii="Consolas" w:hAnsi="Consolas" w:cs="Consolas"/>
@@ -21099,8 +24615,59 @@
                 <w:szCs w:val="18"/>
                 <w:lang w:val="es-CL" w:eastAsia="es-CL"/>
               </w:rPr>
-              <w:t>Field required</w:t>
-            </w:r>
+              <w:t>env</w:t>
+            </w:r>
+            <w:proofErr w:type="spellEnd"/>
+            <w:proofErr w:type="gramEnd"/>
+            <w:r>
+              <w:rPr>
+                <w:rFonts w:asciiTheme="minorHAnsi" w:hAnsiTheme="minorHAnsi" w:cstheme="minorHAnsi"/>
+                <w:sz w:val="18"/>
+                <w:szCs w:val="18"/>
+                <w:lang w:val="es-CL" w:eastAsia="es-CL"/>
+              </w:rPr>
+              <w:t xml:space="preserve"> excluidos de </w:t>
+            </w:r>
+            <w:proofErr w:type="spellStart"/>
+            <w:r>
+              <w:rPr>
+                <w:rFonts w:asciiTheme="minorHAnsi" w:hAnsiTheme="minorHAnsi" w:cstheme="minorHAnsi"/>
+                <w:sz w:val="18"/>
+                <w:szCs w:val="18"/>
+                <w:lang w:val="es-CL" w:eastAsia="es-CL"/>
+              </w:rPr>
+              <w:t>git</w:t>
+            </w:r>
+            <w:proofErr w:type="spellEnd"/>
+            <w:r>
+              <w:rPr>
+                <w:rFonts w:asciiTheme="minorHAnsi" w:hAnsiTheme="minorHAnsi" w:cstheme="minorHAnsi"/>
+                <w:sz w:val="18"/>
+                <w:szCs w:val="18"/>
+                <w:lang w:val="es-CL" w:eastAsia="es-CL"/>
+              </w:rPr>
+              <w:t xml:space="preserve">; si falta alguna, la API no arranca (error </w:t>
+            </w:r>
+            <w:r>
+              <w:rPr>
+                <w:rFonts w:ascii="Consolas" w:hAnsi="Consolas" w:cs="Consolas"/>
+                <w:sz w:val="18"/>
+                <w:szCs w:val="18"/>
+                <w:lang w:val="es-CL" w:eastAsia="es-CL"/>
+              </w:rPr>
+              <w:t xml:space="preserve">Field </w:t>
+            </w:r>
+            <w:proofErr w:type="spellStart"/>
+            <w:r>
+              <w:rPr>
+                <w:rFonts w:ascii="Consolas" w:hAnsi="Consolas" w:cs="Consolas"/>
+                <w:sz w:val="18"/>
+                <w:szCs w:val="18"/>
+                <w:lang w:val="es-CL" w:eastAsia="es-CL"/>
+              </w:rPr>
+              <w:t>required</w:t>
+            </w:r>
+            <w:proofErr w:type="spellEnd"/>
             <w:r>
               <w:rPr>
                 <w:rFonts w:asciiTheme="minorHAnsi" w:hAnsiTheme="minorHAnsi" w:cstheme="minorHAnsi"/>
@@ -21642,14 +25209,55 @@
           <w:rFonts w:ascii="Consolas" w:hAnsi="Consolas" w:cs="Consolas"/>
           <w:lang w:val="es-CL" w:eastAsia="es-CL"/>
         </w:rPr>
-        <w:t>POST /auth/refresh</w:t>
-      </w:r>
-      <w:r>
-        <w:rPr>
-          <w:rFonts w:cstheme="minorHAnsi"/>
-          <w:lang w:val="es-CL" w:eastAsia="es-CL"/>
-        </w:rPr>
-        <w:t xml:space="preserve"> no se considera cumplida en E1, porque el endpoint todavía no existe. El token de acceso tiene una duración de 30 minutos y, cuando vence, el usuario debe iniciar sesión nuevamente hasta que se implemente esa funcionalidad.</w:t>
+        <w:t>POST /</w:t>
+      </w:r>
+      <w:proofErr w:type="spellStart"/>
+      <w:r>
+        <w:rPr>
+          <w:rFonts w:ascii="Consolas" w:hAnsi="Consolas" w:cs="Consolas"/>
+          <w:lang w:val="es-CL" w:eastAsia="es-CL"/>
+        </w:rPr>
+        <w:t>auth</w:t>
+      </w:r>
+      <w:proofErr w:type="spellEnd"/>
+      <w:r>
+        <w:rPr>
+          <w:rFonts w:ascii="Consolas" w:hAnsi="Consolas" w:cs="Consolas"/>
+          <w:lang w:val="es-CL" w:eastAsia="es-CL"/>
+        </w:rPr>
+        <w:t>/</w:t>
+      </w:r>
+      <w:proofErr w:type="spellStart"/>
+      <w:r>
+        <w:rPr>
+          <w:rFonts w:ascii="Consolas" w:hAnsi="Consolas" w:cs="Consolas"/>
+          <w:lang w:val="es-CL" w:eastAsia="es-CL"/>
+        </w:rPr>
+        <w:t>refresh</w:t>
+      </w:r>
+      <w:proofErr w:type="spellEnd"/>
+      <w:r>
+        <w:rPr>
+          <w:rFonts w:cstheme="minorHAnsi"/>
+          <w:lang w:val="es-CL" w:eastAsia="es-CL"/>
+        </w:rPr>
+        <w:t xml:space="preserve"> no se considera cumplida en E1, porque el </w:t>
+      </w:r>
+      <w:proofErr w:type="spellStart"/>
+      <w:r>
+        <w:rPr>
+          <w:rFonts w:cstheme="minorHAnsi"/>
+          <w:lang w:val="es-CL" w:eastAsia="es-CL"/>
+        </w:rPr>
+        <w:t>endpoint</w:t>
+      </w:r>
+      <w:proofErr w:type="spellEnd"/>
+      <w:r>
+        <w:rPr>
+          <w:rFonts w:cstheme="minorHAnsi"/>
+          <w:lang w:val="es-CL" w:eastAsia="es-CL"/>
+        </w:rPr>
+        <w:t xml:space="preserve"> todavía no existe. El token de acceso tiene una duración de 30 minutos y, cuando vence, el usuario debe iniciar sesión nuevamente hasta que se implemente esa funcionalidad.</w:t>
       </w:r>
     </w:p>
     <w:p>
@@ -21681,7 +25289,55 @@
           <w:rFonts w:cstheme="minorHAnsi"/>
           <w:lang w:val="es-CL" w:eastAsia="es-CL"/>
         </w:rPr>
-        <w:t>La estrategia de pruebas del sistema A2D SM combina pruebas automáticas, pruebas de aceptación HTTP y pruebas complementarias de QA. Las pruebas se ejecutan en el entorno Docker definido para el proyecto, con SQL Server, backend y frontend levantados mediante Docker Compose. El responsable de QA registra los resultados al cierre de cada épica y conserva las actas con los casos ejecutados, el resultado esperado, el resultado obtenido y el estado final.</w:t>
+        <w:t xml:space="preserve">La estrategia de pruebas del sistema A2D SM combina pruebas automáticas, pruebas de aceptación HTTP y pruebas complementarias de QA. Las pruebas se ejecutan en el entorno Docker definido para el proyecto, con SQL Server, </w:t>
+      </w:r>
+      <w:proofErr w:type="spellStart"/>
+      <w:r>
+        <w:rPr>
+          <w:rFonts w:cstheme="minorHAnsi"/>
+          <w:lang w:val="es-CL" w:eastAsia="es-CL"/>
+        </w:rPr>
+        <w:t>backend</w:t>
+      </w:r>
+      <w:proofErr w:type="spellEnd"/>
+      <w:r>
+        <w:rPr>
+          <w:rFonts w:cstheme="minorHAnsi"/>
+          <w:lang w:val="es-CL" w:eastAsia="es-CL"/>
+        </w:rPr>
+        <w:t xml:space="preserve"> y </w:t>
+      </w:r>
+      <w:proofErr w:type="spellStart"/>
+      <w:r>
+        <w:rPr>
+          <w:rFonts w:cstheme="minorHAnsi"/>
+          <w:lang w:val="es-CL" w:eastAsia="es-CL"/>
+        </w:rPr>
+        <w:t>frontend</w:t>
+      </w:r>
+      <w:proofErr w:type="spellEnd"/>
+      <w:r>
+        <w:rPr>
+          <w:rFonts w:cstheme="minorHAnsi"/>
+          <w:lang w:val="es-CL" w:eastAsia="es-CL"/>
+        </w:rPr>
+        <w:t xml:space="preserve"> levantados mediante Docker </w:t>
+      </w:r>
+      <w:proofErr w:type="spellStart"/>
+      <w:r>
+        <w:rPr>
+          <w:rFonts w:cstheme="minorHAnsi"/>
+          <w:lang w:val="es-CL" w:eastAsia="es-CL"/>
+        </w:rPr>
+        <w:t>Compose</w:t>
+      </w:r>
+      <w:proofErr w:type="spellEnd"/>
+      <w:r>
+        <w:rPr>
+          <w:rFonts w:cstheme="minorHAnsi"/>
+          <w:lang w:val="es-CL" w:eastAsia="es-CL"/>
+        </w:rPr>
+        <w:t>. El responsable de QA registra los resultados al cierre de cada épica y conserva las actas con los casos ejecutados, el resultado esperado, el resultado obtenido y el estado final.</w:t>
       </w:r>
     </w:p>
     <w:p>
@@ -21696,7 +25352,55 @@
           <w:rFonts w:cstheme="minorHAnsi"/>
           <w:lang w:val="es-CL" w:eastAsia="es-CL"/>
         </w:rPr>
-        <w:t>Las pruebas automáticas verifican directamente las dependencias de autenticación y autorización del backend, sin utilizar el router HTTP. Las pruebas de aceptación HTTP comprueban los endpoints principales mediante solicitudes reales a la API. Las pruebas complementarias verifican cambios específicos de E1, como la edición de usuarios, la eliminación de roles repetidos, las restricciones del administrador y el rol gerencia.</w:t>
+        <w:t xml:space="preserve">Las pruebas automáticas verifican directamente las dependencias de autenticación y autorización del </w:t>
+      </w:r>
+      <w:proofErr w:type="spellStart"/>
+      <w:r>
+        <w:rPr>
+          <w:rFonts w:cstheme="minorHAnsi"/>
+          <w:lang w:val="es-CL" w:eastAsia="es-CL"/>
+        </w:rPr>
+        <w:t>backend</w:t>
+      </w:r>
+      <w:proofErr w:type="spellEnd"/>
+      <w:r>
+        <w:rPr>
+          <w:rFonts w:cstheme="minorHAnsi"/>
+          <w:lang w:val="es-CL" w:eastAsia="es-CL"/>
+        </w:rPr>
+        <w:t xml:space="preserve">, sin utilizar el </w:t>
+      </w:r>
+      <w:proofErr w:type="spellStart"/>
+      <w:r>
+        <w:rPr>
+          <w:rFonts w:cstheme="minorHAnsi"/>
+          <w:lang w:val="es-CL" w:eastAsia="es-CL"/>
+        </w:rPr>
+        <w:t>router</w:t>
+      </w:r>
+      <w:proofErr w:type="spellEnd"/>
+      <w:r>
+        <w:rPr>
+          <w:rFonts w:cstheme="minorHAnsi"/>
+          <w:lang w:val="es-CL" w:eastAsia="es-CL"/>
+        </w:rPr>
+        <w:t xml:space="preserve"> HTTP. Las pruebas de aceptación HTTP comprueban los </w:t>
+      </w:r>
+      <w:proofErr w:type="spellStart"/>
+      <w:r>
+        <w:rPr>
+          <w:rFonts w:cstheme="minorHAnsi"/>
+          <w:lang w:val="es-CL" w:eastAsia="es-CL"/>
+        </w:rPr>
+        <w:t>endpoints</w:t>
+      </w:r>
+      <w:proofErr w:type="spellEnd"/>
+      <w:r>
+        <w:rPr>
+          <w:rFonts w:cstheme="minorHAnsi"/>
+          <w:lang w:val="es-CL" w:eastAsia="es-CL"/>
+        </w:rPr>
+        <w:t xml:space="preserve"> principales mediante solicitudes reales a la API. Las pruebas complementarias verifican cambios específicos de E1, como la edición de usuarios, la eliminación de roles repetidos, las restricciones del administrador y el rol gerencia.</w:t>
       </w:r>
     </w:p>
     <w:p>
@@ -22314,15 +26018,42 @@
           <w:rFonts w:cstheme="minorHAnsi"/>
           <w:lang w:val="es-CL" w:eastAsia="es-CL"/>
         </w:rPr>
-        <w:t xml:space="preserve">Las pruebas de aceptación HTTP verificaron el healthcheck, la documentación de la API, el inicio de sesión, el acceso al perfil, los permisos por rol, la creación de usuarios, la asignación de varios roles, el rechazo de usuarios duplicados, la protección del administrador y la ausencia de </w:t>
-      </w:r>
+        <w:t xml:space="preserve">Las pruebas de aceptación HTTP verificaron el </w:t>
+      </w:r>
+      <w:proofErr w:type="spellStart"/>
+      <w:r>
+        <w:rPr>
+          <w:rFonts w:cstheme="minorHAnsi"/>
+          <w:lang w:val="es-CL" w:eastAsia="es-CL"/>
+        </w:rPr>
+        <w:t>healthcheck</w:t>
+      </w:r>
+      <w:proofErr w:type="spellEnd"/>
+      <w:r>
+        <w:rPr>
+          <w:rFonts w:cstheme="minorHAnsi"/>
+          <w:lang w:val="es-CL" w:eastAsia="es-CL"/>
+        </w:rPr>
+        <w:t xml:space="preserve">, la documentación de la API, el inicio de sesión, el acceso al perfil, los permisos por rol, la creación de usuarios, la asignación de varios roles, el rechazo de usuarios duplicados, la protección del administrador y la ausencia de </w:t>
+      </w:r>
+      <w:proofErr w:type="spellStart"/>
+      <w:proofErr w:type="gramStart"/>
       <w:r>
         <w:rPr>
           <w:rFonts w:ascii="Consolas" w:hAnsi="Consolas" w:cs="Consolas"/>
           <w:lang w:val="es-CL" w:eastAsia="es-CL"/>
         </w:rPr>
-        <w:t>password_hash</w:t>
-      </w:r>
+        <w:t>password</w:t>
+      </w:r>
+      <w:proofErr w:type="gramEnd"/>
+      <w:r>
+        <w:rPr>
+          <w:rFonts w:ascii="Consolas" w:hAnsi="Consolas" w:cs="Consolas"/>
+          <w:lang w:val="es-CL" w:eastAsia="es-CL"/>
+        </w:rPr>
+        <w:t>_hash</w:t>
+      </w:r>
+      <w:proofErr w:type="spellEnd"/>
       <w:r>
         <w:rPr>
           <w:rFonts w:cstheme="minorHAnsi"/>
@@ -22357,7 +26088,23 @@
           <w:rFonts w:cstheme="minorHAnsi"/>
           <w:lang w:val="es-CL" w:eastAsia="es-CL"/>
         </w:rPr>
-        <w:t xml:space="preserve"> verificaron tokens válidos, tokens inválidos, tokens vencidos, refresh tokens utilizados incorrectamente como tokens de acceso, usuarios inexistentes o desactivados, jerarquía de roles y autorización mediante listas exactas de roles. Estas pruebas terminaron con el resultado "todas las pruebas pasaron".</w:t>
+        <w:t xml:space="preserve"> verificaron tokens válidos, tokens inválidos, tokens vencidos, </w:t>
+      </w:r>
+      <w:proofErr w:type="spellStart"/>
+      <w:r>
+        <w:rPr>
+          <w:rFonts w:cstheme="minorHAnsi"/>
+          <w:lang w:val="es-CL" w:eastAsia="es-CL"/>
+        </w:rPr>
+        <w:t>refresh</w:t>
+      </w:r>
+      <w:proofErr w:type="spellEnd"/>
+      <w:r>
+        <w:rPr>
+          <w:rFonts w:cstheme="minorHAnsi"/>
+          <w:lang w:val="es-CL" w:eastAsia="es-CL"/>
+        </w:rPr>
+        <w:t xml:space="preserve"> tokens utilizados incorrectamente como tokens de acceso, usuarios inexistentes o desactivados, jerarquía de roles y autorización mediante listas exactas de roles. Estas pruebas terminaron con el resultado "todas las pruebas pasaron".</w:t>
       </w:r>
     </w:p>
     <w:p>
@@ -22388,6 +26135,7 @@
         </w:rPr>
         <w:t xml:space="preserve">, los valores </w:t>
       </w:r>
+      <w:proofErr w:type="spellStart"/>
       <w:r>
         <w:rPr>
           <w:rFonts w:ascii="Consolas" w:hAnsi="Consolas" w:cs="Consolas"/>
@@ -22395,6 +26143,7 @@
         </w:rPr>
         <w:t>null</w:t>
       </w:r>
+      <w:proofErr w:type="spellEnd"/>
       <w:r>
         <w:rPr>
           <w:rFonts w:cstheme="minorHAnsi"/>
@@ -22468,65 +26217,101 @@
       <w:pPr>
         <w:shd w:val="clear" w:color="auto" w:fill="F2F2F2"/>
         <w:spacing w:after="0" w:line="240" w:lineRule="auto"/>
-      </w:pPr>
+        <w:rPr>
+          <w:lang w:val="en-US"/>
+        </w:rPr>
+      </w:pPr>
+      <w:proofErr w:type="gramStart"/>
       <w:r>
         <w:rPr>
           <w:rFonts w:ascii="Consolas" w:hAnsi="Consolas" w:cs="Consolas"/>
           <w:sz w:val="18"/>
           <w:szCs w:val="18"/>
-          <w:lang w:val="es-CL" w:eastAsia="es-CL"/>
-        </w:rPr>
-        <w:t>docker compose exec backend python -m tests.probar_deps</w:t>
-      </w:r>
-    </w:p>
-    <w:p>
-      <w:pPr>
-        <w:spacing w:after="0"/>
-        <w:rPr>
-          <w:lang w:val="es-CL" w:eastAsia="es-CL"/>
-        </w:rPr>
-      </w:pPr>
-    </w:p>
-    <w:p>
-      <w:pPr>
-        <w:jc w:val="both"/>
-        <w:rPr>
-          <w:lang w:val="es-CL" w:eastAsia="es-CL"/>
-        </w:rPr>
-      </w:pPr>
-      <w:r>
-        <w:rPr>
-          <w:rFonts w:cstheme="minorHAnsi"/>
-          <w:lang w:val="es-CL" w:eastAsia="es-CL"/>
-        </w:rPr>
-        <w:t>El resultado esperado es:</w:t>
-      </w:r>
-    </w:p>
-    <w:p>
-      <w:pPr>
-        <w:shd w:val="clear" w:color="auto" w:fill="F2F2F2"/>
-        <w:spacing w:after="0" w:line="240" w:lineRule="auto"/>
-      </w:pPr>
+          <w:lang w:val="en-US" w:eastAsia="es-CL"/>
+        </w:rPr>
+        <w:t>docker</w:t>
+      </w:r>
+      <w:proofErr w:type="gramEnd"/>
       <w:r>
         <w:rPr>
           <w:rFonts w:ascii="Consolas" w:hAnsi="Consolas" w:cs="Consolas"/>
           <w:sz w:val="18"/>
           <w:szCs w:val="18"/>
-          <w:lang w:val="es-CL" w:eastAsia="es-CL"/>
-        </w:rPr>
-        <w:t>RESULTADO: todas las pruebas pasaron</w:t>
-      </w:r>
+          <w:lang w:val="en-US" w:eastAsia="es-CL"/>
+        </w:rPr>
+        <w:t xml:space="preserve"> compose exec backend python -m </w:t>
+      </w:r>
+      <w:proofErr w:type="spellStart"/>
+      <w:proofErr w:type="gramStart"/>
+      <w:r>
+        <w:rPr>
+          <w:rFonts w:ascii="Consolas" w:hAnsi="Consolas" w:cs="Consolas"/>
+          <w:sz w:val="18"/>
+          <w:szCs w:val="18"/>
+          <w:lang w:val="en-US" w:eastAsia="es-CL"/>
+        </w:rPr>
+        <w:t>tests.probar</w:t>
+      </w:r>
+      <w:proofErr w:type="gramEnd"/>
+      <w:r>
+        <w:rPr>
+          <w:rFonts w:ascii="Consolas" w:hAnsi="Consolas" w:cs="Consolas"/>
+          <w:sz w:val="18"/>
+          <w:szCs w:val="18"/>
+          <w:lang w:val="en-US" w:eastAsia="es-CL"/>
+        </w:rPr>
+        <w:t>_deps</w:t>
+      </w:r>
+      <w:proofErr w:type="spellEnd"/>
     </w:p>
     <w:p>
       <w:pPr>
         <w:spacing w:after="0"/>
         <w:rPr>
-          <w:lang w:val="es-CL" w:eastAsia="es-CL"/>
+          <w:lang w:val="en-US" w:eastAsia="es-CL"/>
         </w:rPr>
       </w:pPr>
     </w:p>
     <w:p>
       <w:pPr>
+        <w:jc w:val="both"/>
+        <w:rPr>
+          <w:lang w:val="es-CL" w:eastAsia="es-CL"/>
+        </w:rPr>
+      </w:pPr>
+      <w:r>
+        <w:rPr>
+          <w:rFonts w:cstheme="minorHAnsi"/>
+          <w:lang w:val="es-CL" w:eastAsia="es-CL"/>
+        </w:rPr>
+        <w:t>El resultado esperado es:</w:t>
+      </w:r>
+    </w:p>
+    <w:p>
+      <w:pPr>
+        <w:shd w:val="clear" w:color="auto" w:fill="F2F2F2"/>
+        <w:spacing w:after="0" w:line="240" w:lineRule="auto"/>
+      </w:pPr>
+      <w:r>
+        <w:rPr>
+          <w:rFonts w:ascii="Consolas" w:hAnsi="Consolas" w:cs="Consolas"/>
+          <w:sz w:val="18"/>
+          <w:szCs w:val="18"/>
+          <w:lang w:val="es-CL" w:eastAsia="es-CL"/>
+        </w:rPr>
+        <w:t>RESULTADO: todas las pruebas pasaron</w:t>
+      </w:r>
+    </w:p>
+    <w:p>
+      <w:pPr>
+        <w:spacing w:after="0"/>
+        <w:rPr>
+          <w:lang w:val="es-CL" w:eastAsia="es-CL"/>
+        </w:rPr>
+      </w:pPr>
+    </w:p>
+    <w:p>
+      <w:pPr>
         <w:keepNext/>
         <w:jc w:val="both"/>
         <w:rPr>
@@ -22557,13 +26342,24 @@
         </w:rPr>
         <w:t xml:space="preserve">La creación interactiva del primer administrador mediante </w:t>
       </w:r>
+      <w:proofErr w:type="spellStart"/>
+      <w:proofErr w:type="gramStart"/>
       <w:r>
         <w:rPr>
           <w:rFonts w:ascii="Consolas" w:hAnsi="Consolas" w:cs="Consolas"/>
           <w:lang w:val="es-CL" w:eastAsia="es-CL"/>
         </w:rPr>
-        <w:t>app.scripts.crear_admin</w:t>
-      </w:r>
+        <w:t>app.scripts</w:t>
+      </w:r>
+      <w:proofErr w:type="gramEnd"/>
+      <w:r>
+        <w:rPr>
+          <w:rFonts w:ascii="Consolas" w:hAnsi="Consolas" w:cs="Consolas"/>
+          <w:lang w:val="es-CL" w:eastAsia="es-CL"/>
+        </w:rPr>
+        <w:t>.crear_admin</w:t>
+      </w:r>
+      <w:proofErr w:type="spellEnd"/>
       <w:r>
         <w:rPr>
           <w:rFonts w:cstheme="minorHAnsi"/>
@@ -22646,7 +26442,55 @@
           <w:rFonts w:cstheme="minorHAnsi"/>
           <w:lang w:val="es-CL" w:eastAsia="es-CL"/>
         </w:rPr>
-        <w:t>La planta de Socradex registra hoy la recepción y el procesamiento de fruta en su sistema legado, también llamado Socradex: una aplicación de escritorio desarrollada en VB.NET 2008 (Windows Forms) con componentes en PHP, conectada directamente a una base SQL Server. A2D SM no agrega funciones nuevas al negocio por sí mismas: su aporte es rediseñar ese flujo con una arquitectura web segura, trazable y mantenible. La siguiente tabla resume qué problema del sistema legado resuelve cada decisión.</w:t>
+        <w:t xml:space="preserve">La planta de </w:t>
+      </w:r>
+      <w:proofErr w:type="spellStart"/>
+      <w:r>
+        <w:rPr>
+          <w:rFonts w:cstheme="minorHAnsi"/>
+          <w:lang w:val="es-CL" w:eastAsia="es-CL"/>
+        </w:rPr>
+        <w:t>Socradex</w:t>
+      </w:r>
+      <w:proofErr w:type="spellEnd"/>
+      <w:r>
+        <w:rPr>
+          <w:rFonts w:cstheme="minorHAnsi"/>
+          <w:lang w:val="es-CL" w:eastAsia="es-CL"/>
+        </w:rPr>
+        <w:t xml:space="preserve"> registra hoy la recepción y el procesamiento de fruta en su sistema legado, también llamado </w:t>
+      </w:r>
+      <w:proofErr w:type="spellStart"/>
+      <w:r>
+        <w:rPr>
+          <w:rFonts w:cstheme="minorHAnsi"/>
+          <w:lang w:val="es-CL" w:eastAsia="es-CL"/>
+        </w:rPr>
+        <w:t>Socradex</w:t>
+      </w:r>
+      <w:proofErr w:type="spellEnd"/>
+      <w:r>
+        <w:rPr>
+          <w:rFonts w:cstheme="minorHAnsi"/>
+          <w:lang w:val="es-CL" w:eastAsia="es-CL"/>
+        </w:rPr>
+        <w:t xml:space="preserve">: una aplicación de escritorio desarrollada en VB.NET 2008 (Windows </w:t>
+      </w:r>
+      <w:proofErr w:type="spellStart"/>
+      <w:r>
+        <w:rPr>
+          <w:rFonts w:cstheme="minorHAnsi"/>
+          <w:lang w:val="es-CL" w:eastAsia="es-CL"/>
+        </w:rPr>
+        <w:t>Forms</w:t>
+      </w:r>
+      <w:proofErr w:type="spellEnd"/>
+      <w:r>
+        <w:rPr>
+          <w:rFonts w:cstheme="minorHAnsi"/>
+          <w:lang w:val="es-CL" w:eastAsia="es-CL"/>
+        </w:rPr>
+        <w:t>) con componentes en PHP, conectada directamente a una base SQL Server. A2D SM no agrega funciones nuevas al negocio por sí mismas: su aporte es rediseñar ese flujo con una arquitectura web segura, trazable y mantenible. La siguiente tabla resume qué problema del sistema legado resuelve cada decisión.</w:t>
       </w:r>
     </w:p>
     <w:tbl>
@@ -22874,8 +26718,39 @@
                 <w:szCs w:val="18"/>
                 <w:lang w:val="es-CL" w:eastAsia="es-CL"/>
               </w:rPr>
-              <w:t>ORM SQLAlchemy con consultas parametrizadas y validación de cada dato de entrada con Pydantic</w:t>
-            </w:r>
+              <w:t xml:space="preserve">ORM </w:t>
+            </w:r>
+            <w:proofErr w:type="spellStart"/>
+            <w:r>
+              <w:rPr>
+                <w:rFonts w:asciiTheme="minorHAnsi" w:hAnsiTheme="minorHAnsi" w:cstheme="minorHAnsi"/>
+                <w:sz w:val="18"/>
+                <w:szCs w:val="18"/>
+                <w:lang w:val="es-CL" w:eastAsia="es-CL"/>
+              </w:rPr>
+              <w:t>SQLAlchemy</w:t>
+            </w:r>
+            <w:proofErr w:type="spellEnd"/>
+            <w:r>
+              <w:rPr>
+                <w:rFonts w:asciiTheme="minorHAnsi" w:hAnsiTheme="minorHAnsi" w:cstheme="minorHAnsi"/>
+                <w:sz w:val="18"/>
+                <w:szCs w:val="18"/>
+                <w:lang w:val="es-CL" w:eastAsia="es-CL"/>
+              </w:rPr>
+              <w:t xml:space="preserve"> con consultas parametrizadas y validación de cada dato de entrada con </w:t>
+            </w:r>
+            <w:proofErr w:type="spellStart"/>
+            <w:r>
+              <w:rPr>
+                <w:rFonts w:asciiTheme="minorHAnsi" w:hAnsiTheme="minorHAnsi" w:cstheme="minorHAnsi"/>
+                <w:sz w:val="18"/>
+                <w:szCs w:val="18"/>
+                <w:lang w:val="es-CL" w:eastAsia="es-CL"/>
+              </w:rPr>
+              <w:t>Pydantic</w:t>
+            </w:r>
+            <w:proofErr w:type="spellEnd"/>
           </w:p>
         </w:tc>
         <w:tc>
@@ -22897,7 +26772,27 @@
                 <w:szCs w:val="18"/>
                 <w:lang w:val="es-CL" w:eastAsia="es-CL"/>
               </w:rPr>
-              <w:t>Se elimina la inyección SQL, uno de los diez riesgos más críticos de las aplicaciones web (OWASP Foundation, 2025)</w:t>
+              <w:t xml:space="preserve">Se elimina la inyección SQL, uno de los diez riesgos más críticos de las aplicaciones web (OWASP </w:t>
+            </w:r>
+            <w:proofErr w:type="spellStart"/>
+            <w:r>
+              <w:rPr>
+                <w:rFonts w:asciiTheme="minorHAnsi" w:hAnsiTheme="minorHAnsi" w:cstheme="minorHAnsi"/>
+                <w:sz w:val="18"/>
+                <w:szCs w:val="18"/>
+                <w:lang w:val="es-CL" w:eastAsia="es-CL"/>
+              </w:rPr>
+              <w:t>Foundation</w:t>
+            </w:r>
+            <w:proofErr w:type="spellEnd"/>
+            <w:r>
+              <w:rPr>
+                <w:rFonts w:asciiTheme="minorHAnsi" w:hAnsiTheme="minorHAnsi" w:cstheme="minorHAnsi"/>
+                <w:sz w:val="18"/>
+                <w:szCs w:val="18"/>
+                <w:lang w:val="es-CL" w:eastAsia="es-CL"/>
+              </w:rPr>
+              <w:t>, 2025)</w:t>
             </w:r>
           </w:p>
         </w:tc>
@@ -22927,6 +26822,8 @@
               </w:rPr>
               <w:t xml:space="preserve">Contraseñas guardadas en texto plano (campo </w:t>
             </w:r>
+            <w:proofErr w:type="spellStart"/>
+            <w:proofErr w:type="gramStart"/>
             <w:r>
               <w:rPr>
                 <w:rFonts w:ascii="Consolas" w:hAnsi="Consolas" w:cs="Consolas"/>
@@ -22936,6 +26833,8 @@
               </w:rPr>
               <w:t>usuarios.pasw</w:t>
             </w:r>
+            <w:proofErr w:type="spellEnd"/>
+            <w:proofErr w:type="gramEnd"/>
             <w:r>
               <w:rPr>
                 <w:rFonts w:asciiTheme="minorHAnsi" w:hAnsiTheme="minorHAnsi" w:cstheme="minorHAnsi"/>
@@ -22966,7 +26865,47 @@
                 <w:szCs w:val="18"/>
                 <w:lang w:val="es-CL" w:eastAsia="es-CL"/>
               </w:rPr>
-              <w:t>Autenticación con JWT, contraseñas con hash bcrypt (Provos y Mazières, 1999) y autorización por rol que consulta la base en cada petición</w:t>
+              <w:t xml:space="preserve">Autenticación con JWT, contraseñas con hash </w:t>
+            </w:r>
+            <w:proofErr w:type="spellStart"/>
+            <w:r>
+              <w:rPr>
+                <w:rFonts w:asciiTheme="minorHAnsi" w:hAnsiTheme="minorHAnsi" w:cstheme="minorHAnsi"/>
+                <w:sz w:val="18"/>
+                <w:szCs w:val="18"/>
+                <w:lang w:val="es-CL" w:eastAsia="es-CL"/>
+              </w:rPr>
+              <w:t>bcrypt</w:t>
+            </w:r>
+            <w:proofErr w:type="spellEnd"/>
+            <w:r>
+              <w:rPr>
+                <w:rFonts w:asciiTheme="minorHAnsi" w:hAnsiTheme="minorHAnsi" w:cstheme="minorHAnsi"/>
+                <w:sz w:val="18"/>
+                <w:szCs w:val="18"/>
+                <w:lang w:val="es-CL" w:eastAsia="es-CL"/>
+              </w:rPr>
+              <w:t xml:space="preserve"> (Provos y </w:t>
+            </w:r>
+            <w:proofErr w:type="spellStart"/>
+            <w:r>
+              <w:rPr>
+                <w:rFonts w:asciiTheme="minorHAnsi" w:hAnsiTheme="minorHAnsi" w:cstheme="minorHAnsi"/>
+                <w:sz w:val="18"/>
+                <w:szCs w:val="18"/>
+                <w:lang w:val="es-CL" w:eastAsia="es-CL"/>
+              </w:rPr>
+              <w:t>Mazières</w:t>
+            </w:r>
+            <w:proofErr w:type="spellEnd"/>
+            <w:r>
+              <w:rPr>
+                <w:rFonts w:asciiTheme="minorHAnsi" w:hAnsiTheme="minorHAnsi" w:cstheme="minorHAnsi"/>
+                <w:sz w:val="18"/>
+                <w:szCs w:val="18"/>
+                <w:lang w:val="es-CL" w:eastAsia="es-CL"/>
+              </w:rPr>
+              <w:t>, 1999) y autorización por rol que consulta la base en cada petición</w:t>
             </w:r>
           </w:p>
         </w:tc>
@@ -23351,6 +27290,7 @@
               </w:rPr>
               <w:t xml:space="preserve"> en el procedimiento </w:t>
             </w:r>
+            <w:proofErr w:type="spellStart"/>
             <w:r>
               <w:rPr>
                 <w:rFonts w:ascii="Consolas" w:hAnsi="Consolas" w:cs="Consolas"/>
@@ -23360,6 +27300,7 @@
               </w:rPr>
               <w:t>elitarja</w:t>
             </w:r>
+            <w:proofErr w:type="spellEnd"/>
             <w:r>
               <w:rPr>
                 <w:rFonts w:asciiTheme="minorHAnsi" w:hAnsiTheme="minorHAnsi" w:cstheme="minorHAnsi"/>
@@ -23498,8 +27439,39 @@
                 <w:szCs w:val="18"/>
                 <w:lang w:val="es-CL" w:eastAsia="es-CL"/>
               </w:rPr>
-              <w:t>Aplicación web accesible desde el navegador de un PC o tablet; servidor definido con Docker Compose</w:t>
-            </w:r>
+              <w:t xml:space="preserve">Aplicación web accesible desde el navegador de un PC o </w:t>
+            </w:r>
+            <w:proofErr w:type="spellStart"/>
+            <w:r>
+              <w:rPr>
+                <w:rFonts w:asciiTheme="minorHAnsi" w:hAnsiTheme="minorHAnsi" w:cstheme="minorHAnsi"/>
+                <w:sz w:val="18"/>
+                <w:szCs w:val="18"/>
+                <w:lang w:val="es-CL" w:eastAsia="es-CL"/>
+              </w:rPr>
+              <w:t>tablet</w:t>
+            </w:r>
+            <w:proofErr w:type="spellEnd"/>
+            <w:r>
+              <w:rPr>
+                <w:rFonts w:asciiTheme="minorHAnsi" w:hAnsiTheme="minorHAnsi" w:cstheme="minorHAnsi"/>
+                <w:sz w:val="18"/>
+                <w:szCs w:val="18"/>
+                <w:lang w:val="es-CL" w:eastAsia="es-CL"/>
+              </w:rPr>
+              <w:t xml:space="preserve">; servidor definido con Docker </w:t>
+            </w:r>
+            <w:proofErr w:type="spellStart"/>
+            <w:r>
+              <w:rPr>
+                <w:rFonts w:asciiTheme="minorHAnsi" w:hAnsiTheme="minorHAnsi" w:cstheme="minorHAnsi"/>
+                <w:sz w:val="18"/>
+                <w:szCs w:val="18"/>
+                <w:lang w:val="es-CL" w:eastAsia="es-CL"/>
+              </w:rPr>
+              <w:t>Compose</w:t>
+            </w:r>
+            <w:proofErr w:type="spellEnd"/>
           </w:p>
         </w:tc>
         <w:tc>
@@ -23698,7 +27670,23 @@
           <w:rFonts w:cstheme="minorHAnsi"/>
           <w:lang w:val="es-CL" w:eastAsia="es-CL"/>
         </w:rPr>
-        <w:t>Base de datos versionada con migraciones (Alembic): cada cambio de estructura queda registrado y es reversible.</w:t>
+        <w:t>Base de datos versionada con migraciones (</w:t>
+      </w:r>
+      <w:proofErr w:type="spellStart"/>
+      <w:r>
+        <w:rPr>
+          <w:rFonts w:cstheme="minorHAnsi"/>
+          <w:lang w:val="es-CL" w:eastAsia="es-CL"/>
+        </w:rPr>
+        <w:t>Alembic</w:t>
+      </w:r>
+      <w:proofErr w:type="spellEnd"/>
+      <w:r>
+        <w:rPr>
+          <w:rFonts w:cstheme="minorHAnsi"/>
+          <w:lang w:val="es-CL" w:eastAsia="es-CL"/>
+        </w:rPr>
+        <w:t>): cada cambio de estructura queda registrado y es reversible.</w:t>
       </w:r>
     </w:p>
     <w:p>
@@ -23765,13 +27753,23 @@
           <w:lang w:val="es-CL" w:eastAsia="es-CL"/>
         </w:rPr>
       </w:pPr>
-      <w:r>
-        <w:rPr>
-          <w:rFonts w:cstheme="minorHAnsi"/>
-          <w:lang w:val="es-CL" w:eastAsia="es-CL"/>
-        </w:rPr>
-        <w:t xml:space="preserve">Alembic. (s. f.). </w:t>
-      </w:r>
+      <w:proofErr w:type="spellStart"/>
+      <w:r>
+        <w:rPr>
+          <w:rFonts w:cstheme="minorHAnsi"/>
+          <w:lang w:val="es-CL" w:eastAsia="es-CL"/>
+        </w:rPr>
+        <w:t>Alembic</w:t>
+      </w:r>
+      <w:proofErr w:type="spellEnd"/>
+      <w:r>
+        <w:rPr>
+          <w:rFonts w:cstheme="minorHAnsi"/>
+          <w:lang w:val="es-CL" w:eastAsia="es-CL"/>
+        </w:rPr>
+        <w:t xml:space="preserve">. (s. f.). </w:t>
+      </w:r>
+      <w:proofErr w:type="spellStart"/>
       <w:r>
         <w:rPr>
           <w:rFonts w:cstheme="minorHAnsi"/>
@@ -23779,8 +27777,29 @@
           <w:iCs/>
           <w:lang w:val="es-CL" w:eastAsia="es-CL"/>
         </w:rPr>
-        <w:t>Alembic documentation</w:t>
-      </w:r>
+        <w:t>Alembic</w:t>
+      </w:r>
+      <w:proofErr w:type="spellEnd"/>
+      <w:r>
+        <w:rPr>
+          <w:rFonts w:cstheme="minorHAnsi"/>
+          <w:i/>
+          <w:iCs/>
+          <w:lang w:val="es-CL" w:eastAsia="es-CL"/>
+        </w:rPr>
+        <w:t xml:space="preserve"> </w:t>
+      </w:r>
+      <w:proofErr w:type="spellStart"/>
+      <w:r>
+        <w:rPr>
+          <w:rFonts w:cstheme="minorHAnsi"/>
+          <w:i/>
+          <w:iCs/>
+          <w:lang w:val="es-CL" w:eastAsia="es-CL"/>
+        </w:rPr>
+        <w:t>documentation</w:t>
+      </w:r>
+      <w:proofErr w:type="spellEnd"/>
       <w:r>
         <w:rPr>
           <w:rFonts w:cstheme="minorHAnsi"/>
@@ -23794,7 +27813,7 @@
         <w:spacing w:after="120"/>
         <w:ind w:left="720" w:hanging="720"/>
         <w:rPr>
-          <w:lang w:val="es-CL" w:eastAsia="es-CL"/>
+          <w:lang w:val="en-US" w:eastAsia="es-CL"/>
         </w:rPr>
       </w:pPr>
       <w:r>
@@ -23809,14 +27828,14 @@
           <w:rFonts w:cstheme="minorHAnsi"/>
           <w:i/>
           <w:iCs/>
-          <w:lang w:val="es-CL" w:eastAsia="es-CL"/>
+          <w:lang w:val="en-US" w:eastAsia="es-CL"/>
         </w:rPr>
         <w:t>Docker Compose</w:t>
       </w:r>
       <w:r>
         <w:rPr>
           <w:rFonts w:cstheme="minorHAnsi"/>
-          <w:lang w:val="es-CL" w:eastAsia="es-CL"/>
+          <w:lang w:val="en-US" w:eastAsia="es-CL"/>
         </w:rPr>
         <w:t>. Docker Docs. https://docs.docker.com/compose/</w:t>
       </w:r>
@@ -23826,29 +27845,45 @@
         <w:spacing w:after="120"/>
         <w:ind w:left="720" w:hanging="720"/>
         <w:rPr>
-          <w:lang w:val="es-CL" w:eastAsia="es-CL"/>
-        </w:rPr>
-      </w:pPr>
-      <w:r>
-        <w:rPr>
-          <w:rFonts w:cstheme="minorHAnsi"/>
-          <w:lang w:val="es-CL" w:eastAsia="es-CL"/>
-        </w:rPr>
-        <w:t xml:space="preserve">Jones, M., Bradley, J. y Sakimura, N. (2015). </w:t>
+          <w:lang w:val="en-US" w:eastAsia="es-CL"/>
+        </w:rPr>
+      </w:pPr>
+      <w:r>
+        <w:rPr>
+          <w:rFonts w:cstheme="minorHAnsi"/>
+          <w:lang w:val="es-CL" w:eastAsia="es-CL"/>
+        </w:rPr>
+        <w:t xml:space="preserve">Jones, M., Bradley, J. y </w:t>
+      </w:r>
+      <w:proofErr w:type="spellStart"/>
+      <w:r>
+        <w:rPr>
+          <w:rFonts w:cstheme="minorHAnsi"/>
+          <w:lang w:val="es-CL" w:eastAsia="es-CL"/>
+        </w:rPr>
+        <w:t>Sakimura</w:t>
+      </w:r>
+      <w:proofErr w:type="spellEnd"/>
+      <w:r>
+        <w:rPr>
+          <w:rFonts w:cstheme="minorHAnsi"/>
+          <w:lang w:val="es-CL" w:eastAsia="es-CL"/>
+        </w:rPr>
+        <w:t xml:space="preserve">, N. (2015). </w:t>
       </w:r>
       <w:r>
         <w:rPr>
           <w:rFonts w:cstheme="minorHAnsi"/>
           <w:i/>
           <w:iCs/>
-          <w:lang w:val="es-CL" w:eastAsia="es-CL"/>
+          <w:lang w:val="en-US" w:eastAsia="es-CL"/>
         </w:rPr>
         <w:t>JSON Web Token (JWT)</w:t>
       </w:r>
       <w:r>
         <w:rPr>
           <w:rFonts w:cstheme="minorHAnsi"/>
-          <w:lang w:val="es-CL" w:eastAsia="es-CL"/>
+          <w:lang w:val="en-US" w:eastAsia="es-CL"/>
         </w:rPr>
         <w:t xml:space="preserve"> (RFC 7519). Internet Engineering Task Force. https://doi.org/10.17487/RFC7519</w:t>
       </w:r>
@@ -23858,13 +27893,13 @@
         <w:spacing w:after="120"/>
         <w:ind w:left="720" w:hanging="720"/>
         <w:rPr>
-          <w:lang w:val="es-CL" w:eastAsia="es-CL"/>
-        </w:rPr>
-      </w:pPr>
-      <w:r>
-        <w:rPr>
-          <w:rFonts w:cstheme="minorHAnsi"/>
-          <w:lang w:val="es-CL" w:eastAsia="es-CL"/>
+          <w:lang w:val="en-US" w:eastAsia="es-CL"/>
+        </w:rPr>
+      </w:pPr>
+      <w:r>
+        <w:rPr>
+          <w:rFonts w:cstheme="minorHAnsi"/>
+          <w:lang w:val="en-US" w:eastAsia="es-CL"/>
         </w:rPr>
         <w:t xml:space="preserve">Meta Open Source. (s. f.). </w:t>
       </w:r>
@@ -23873,14 +27908,14 @@
           <w:rFonts w:cstheme="minorHAnsi"/>
           <w:i/>
           <w:iCs/>
-          <w:lang w:val="es-CL" w:eastAsia="es-CL"/>
+          <w:lang w:val="en-US" w:eastAsia="es-CL"/>
         </w:rPr>
         <w:t>React</w:t>
       </w:r>
       <w:r>
         <w:rPr>
           <w:rFonts w:cstheme="minorHAnsi"/>
-          <w:lang w:val="es-CL" w:eastAsia="es-CL"/>
+          <w:lang w:val="en-US" w:eastAsia="es-CL"/>
         </w:rPr>
         <w:t>. https://react.dev/</w:t>
       </w:r>
@@ -23890,29 +27925,60 @@
         <w:spacing w:after="120"/>
         <w:ind w:left="720" w:hanging="720"/>
         <w:rPr>
-          <w:lang w:val="es-CL" w:eastAsia="es-CL"/>
-        </w:rPr>
-      </w:pPr>
-      <w:r>
-        <w:rPr>
-          <w:rFonts w:cstheme="minorHAnsi"/>
-          <w:lang w:val="es-CL" w:eastAsia="es-CL"/>
+          <w:lang w:val="en-US" w:eastAsia="es-CL"/>
+        </w:rPr>
+      </w:pPr>
+      <w:r>
+        <w:rPr>
+          <w:rFonts w:cstheme="minorHAnsi"/>
+          <w:lang w:val="en-US" w:eastAsia="es-CL"/>
         </w:rPr>
         <w:t xml:space="preserve">Microsoft. (s. f.). </w:t>
       </w:r>
+      <w:proofErr w:type="spellStart"/>
       <w:r>
         <w:rPr>
           <w:rFonts w:cstheme="minorHAnsi"/>
           <w:i/>
           <w:iCs/>
-          <w:lang w:val="es-CL" w:eastAsia="es-CL"/>
-        </w:rPr>
-        <w:t>Documentación técnica de SQL Server</w:t>
-      </w:r>
-      <w:r>
-        <w:rPr>
-          <w:rFonts w:cstheme="minorHAnsi"/>
-          <w:lang w:val="es-CL" w:eastAsia="es-CL"/>
+          <w:lang w:val="en-US" w:eastAsia="es-CL"/>
+        </w:rPr>
+        <w:t>Documentación</w:t>
+      </w:r>
+      <w:proofErr w:type="spellEnd"/>
+      <w:r>
+        <w:rPr>
+          <w:rFonts w:cstheme="minorHAnsi"/>
+          <w:i/>
+          <w:iCs/>
+          <w:lang w:val="en-US" w:eastAsia="es-CL"/>
+        </w:rPr>
+        <w:t xml:space="preserve"> </w:t>
+      </w:r>
+      <w:proofErr w:type="spellStart"/>
+      <w:r>
+        <w:rPr>
+          <w:rFonts w:cstheme="minorHAnsi"/>
+          <w:i/>
+          <w:iCs/>
+          <w:lang w:val="en-US" w:eastAsia="es-CL"/>
+        </w:rPr>
+        <w:t>técnica</w:t>
+      </w:r>
+      <w:proofErr w:type="spellEnd"/>
+      <w:r>
+        <w:rPr>
+          <w:rFonts w:cstheme="minorHAnsi"/>
+          <w:i/>
+          <w:iCs/>
+          <w:lang w:val="en-US" w:eastAsia="es-CL"/>
+        </w:rPr>
+        <w:t xml:space="preserve"> de SQL Server</w:t>
+      </w:r>
+      <w:r>
+        <w:rPr>
+          <w:rFonts w:cstheme="minorHAnsi"/>
+          <w:lang w:val="en-US" w:eastAsia="es-CL"/>
         </w:rPr>
         <w:t>. Microsoft Learn. https://learn.microsoft.com/es-es/sql/sql-server/</w:t>
       </w:r>
@@ -23922,13 +27988,13 @@
         <w:spacing w:after="120"/>
         <w:ind w:left="720" w:hanging="720"/>
         <w:rPr>
-          <w:lang w:val="es-CL" w:eastAsia="es-CL"/>
-        </w:rPr>
-      </w:pPr>
-      <w:r>
-        <w:rPr>
-          <w:rFonts w:cstheme="minorHAnsi"/>
-          <w:lang w:val="es-CL" w:eastAsia="es-CL"/>
+          <w:lang w:val="en-US" w:eastAsia="es-CL"/>
+        </w:rPr>
+      </w:pPr>
+      <w:r>
+        <w:rPr>
+          <w:rFonts w:cstheme="minorHAnsi"/>
+          <w:lang w:val="en-US" w:eastAsia="es-CL"/>
         </w:rPr>
         <w:t xml:space="preserve">Object Management Group. (2017). </w:t>
       </w:r>
@@ -23937,14 +28003,14 @@
           <w:rFonts w:cstheme="minorHAnsi"/>
           <w:i/>
           <w:iCs/>
-          <w:lang w:val="es-CL" w:eastAsia="es-CL"/>
+          <w:lang w:val="en-US" w:eastAsia="es-CL"/>
         </w:rPr>
         <w:t>OMG Unified Modeling Language (OMG UML), version 2.5.1</w:t>
       </w:r>
       <w:r>
         <w:rPr>
           <w:rFonts w:cstheme="minorHAnsi"/>
-          <w:lang w:val="es-CL" w:eastAsia="es-CL"/>
+          <w:lang w:val="en-US" w:eastAsia="es-CL"/>
         </w:rPr>
         <w:t>. https://www.omg.org/spec/UML/2.5.1</w:t>
       </w:r>
@@ -23954,13 +28020,13 @@
         <w:spacing w:after="120"/>
         <w:ind w:left="720" w:hanging="720"/>
         <w:rPr>
-          <w:lang w:val="es-CL" w:eastAsia="es-CL"/>
-        </w:rPr>
-      </w:pPr>
-      <w:r>
-        <w:rPr>
-          <w:rFonts w:cstheme="minorHAnsi"/>
-          <w:lang w:val="es-CL" w:eastAsia="es-CL"/>
+          <w:lang w:val="en-US" w:eastAsia="es-CL"/>
+        </w:rPr>
+      </w:pPr>
+      <w:r>
+        <w:rPr>
+          <w:rFonts w:cstheme="minorHAnsi"/>
+          <w:lang w:val="en-US" w:eastAsia="es-CL"/>
         </w:rPr>
         <w:t xml:space="preserve">OWASP Foundation. (2025). </w:t>
       </w:r>
@@ -23969,14 +28035,14 @@
           <w:rFonts w:cstheme="minorHAnsi"/>
           <w:i/>
           <w:iCs/>
-          <w:lang w:val="es-CL" w:eastAsia="es-CL"/>
+          <w:lang w:val="en-US" w:eastAsia="es-CL"/>
         </w:rPr>
         <w:t>OWASP Top 10:2025</w:t>
       </w:r>
       <w:r>
         <w:rPr>
           <w:rFonts w:cstheme="minorHAnsi"/>
-          <w:lang w:val="es-CL" w:eastAsia="es-CL"/>
+          <w:lang w:val="en-US" w:eastAsia="es-CL"/>
         </w:rPr>
         <w:t>. https://top10.owasp.org/2025</w:t>
       </w:r>
@@ -23986,31 +28052,61 @@
         <w:spacing w:after="120"/>
         <w:ind w:left="720" w:hanging="720"/>
         <w:rPr>
-          <w:lang w:val="es-CL" w:eastAsia="es-CL"/>
-        </w:rPr>
-      </w:pPr>
-      <w:r>
-        <w:rPr>
-          <w:rFonts w:cstheme="minorHAnsi"/>
-          <w:lang w:val="es-CL" w:eastAsia="es-CL"/>
-        </w:rPr>
-        <w:t xml:space="preserve">Provos, N. y Mazières, D. (1999). A future-adaptable password scheme. En </w:t>
+          <w:lang w:val="fr-FR" w:eastAsia="es-CL"/>
+        </w:rPr>
+      </w:pPr>
+      <w:r>
+        <w:rPr>
+          <w:rFonts w:cstheme="minorHAnsi"/>
+          <w:lang w:val="es-CL" w:eastAsia="es-CL"/>
+        </w:rPr>
+        <w:t xml:space="preserve">Provos, N. y </w:t>
+      </w:r>
+      <w:proofErr w:type="spellStart"/>
+      <w:r>
+        <w:rPr>
+          <w:rFonts w:cstheme="minorHAnsi"/>
+          <w:lang w:val="es-CL" w:eastAsia="es-CL"/>
+        </w:rPr>
+        <w:t>Mazières</w:t>
+      </w:r>
+      <w:proofErr w:type="spellEnd"/>
+      <w:r>
+        <w:rPr>
+          <w:rFonts w:cstheme="minorHAnsi"/>
+          <w:lang w:val="es-CL" w:eastAsia="es-CL"/>
+        </w:rPr>
+        <w:t xml:space="preserve">, D. (1999). </w:t>
+      </w:r>
+      <w:r>
+        <w:rPr>
+          <w:rFonts w:cstheme="minorHAnsi"/>
+          <w:lang w:val="en-US" w:eastAsia="es-CL"/>
+        </w:rPr>
+        <w:t xml:space="preserve">A future-adaptable password scheme. En </w:t>
       </w:r>
       <w:r>
         <w:rPr>
           <w:rFonts w:cstheme="minorHAnsi"/>
           <w:i/>
           <w:iCs/>
-          <w:lang w:val="es-CL" w:eastAsia="es-CL"/>
+          <w:lang w:val="en-US" w:eastAsia="es-CL"/>
         </w:rPr>
         <w:t>Proceedings of the FREENIX Track: 1999 USENIX Annual Technical Conference</w:t>
       </w:r>
       <w:r>
         <w:rPr>
           <w:rFonts w:cstheme="minorHAnsi"/>
-          <w:lang w:val="es-CL" w:eastAsia="es-CL"/>
-        </w:rPr>
-        <w:t>. USENIX Association.</w:t>
+          <w:lang w:val="en-US" w:eastAsia="es-CL"/>
+        </w:rPr>
+        <w:t xml:space="preserve">. </w:t>
+      </w:r>
+      <w:r>
+        <w:rPr>
+          <w:rFonts w:cstheme="minorHAnsi"/>
+          <w:lang w:val="fr-FR" w:eastAsia="es-CL"/>
+        </w:rPr>
+        <w:t>USENIX Association.</w:t>
       </w:r>
     </w:p>
     <w:p>
@@ -24018,29 +28114,65 @@
         <w:spacing w:after="120"/>
         <w:ind w:left="720" w:hanging="720"/>
         <w:rPr>
-          <w:lang w:val="es-CL" w:eastAsia="es-CL"/>
-        </w:rPr>
-      </w:pPr>
-      <w:r>
-        <w:rPr>
-          <w:rFonts w:cstheme="minorHAnsi"/>
-          <w:lang w:val="es-CL" w:eastAsia="es-CL"/>
-        </w:rPr>
-        <w:t xml:space="preserve">Pydantic. (s. f.). </w:t>
-      </w:r>
+          <w:lang w:val="fr-FR" w:eastAsia="es-CL"/>
+        </w:rPr>
+      </w:pPr>
+      <w:proofErr w:type="spellStart"/>
+      <w:r>
+        <w:rPr>
+          <w:rFonts w:cstheme="minorHAnsi"/>
+          <w:lang w:val="fr-FR" w:eastAsia="es-CL"/>
+        </w:rPr>
+        <w:t>Pydantic</w:t>
+      </w:r>
+      <w:proofErr w:type="spellEnd"/>
+      <w:r>
+        <w:rPr>
+          <w:rFonts w:cstheme="minorHAnsi"/>
+          <w:lang w:val="fr-FR" w:eastAsia="es-CL"/>
+        </w:rPr>
+        <w:t>. (</w:t>
+      </w:r>
+      <w:proofErr w:type="gramStart"/>
+      <w:r>
+        <w:rPr>
+          <w:rFonts w:cstheme="minorHAnsi"/>
+          <w:lang w:val="fr-FR" w:eastAsia="es-CL"/>
+        </w:rPr>
+        <w:t>s.</w:t>
+      </w:r>
+      <w:proofErr w:type="gramEnd"/>
+      <w:r>
+        <w:rPr>
+          <w:rFonts w:cstheme="minorHAnsi"/>
+          <w:lang w:val="fr-FR" w:eastAsia="es-CL"/>
+        </w:rPr>
+        <w:t xml:space="preserve"> f.). </w:t>
+      </w:r>
+      <w:proofErr w:type="spellStart"/>
       <w:r>
         <w:rPr>
           <w:rFonts w:cstheme="minorHAnsi"/>
           <w:i/>
           <w:iCs/>
-          <w:lang w:val="es-CL" w:eastAsia="es-CL"/>
-        </w:rPr>
-        <w:t>Pydantic documentation</w:t>
-      </w:r>
-      <w:r>
-        <w:rPr>
-          <w:rFonts w:cstheme="minorHAnsi"/>
-          <w:lang w:val="es-CL" w:eastAsia="es-CL"/>
+          <w:lang w:val="fr-FR" w:eastAsia="es-CL"/>
+        </w:rPr>
+        <w:t>Pydantic</w:t>
+      </w:r>
+      <w:proofErr w:type="spellEnd"/>
+      <w:r>
+        <w:rPr>
+          <w:rFonts w:cstheme="minorHAnsi"/>
+          <w:i/>
+          <w:iCs/>
+          <w:lang w:val="fr-FR" w:eastAsia="es-CL"/>
+        </w:rPr>
+        <w:t xml:space="preserve"> documentation</w:t>
+      </w:r>
+      <w:r>
+        <w:rPr>
+          <w:rFonts w:cstheme="minorHAnsi"/>
+          <w:lang w:val="fr-FR" w:eastAsia="es-CL"/>
         </w:rPr>
         <w:t>. https://docs.pydantic.dev/</w:t>
       </w:r>
@@ -24050,29 +28182,31 @@
         <w:spacing w:after="120"/>
         <w:ind w:left="720" w:hanging="720"/>
         <w:rPr>
-          <w:lang w:val="es-CL" w:eastAsia="es-CL"/>
-        </w:rPr>
-      </w:pPr>
-      <w:r>
-        <w:rPr>
-          <w:rFonts w:cstheme="minorHAnsi"/>
-          <w:lang w:val="es-CL" w:eastAsia="es-CL"/>
+          <w:lang w:val="pt-BR" w:eastAsia="es-CL"/>
+        </w:rPr>
+      </w:pPr>
+      <w:r>
+        <w:rPr>
+          <w:rFonts w:cstheme="minorHAnsi"/>
+          <w:lang w:val="pt-BR" w:eastAsia="es-CL"/>
         </w:rPr>
         <w:t xml:space="preserve">Ramírez, S. (s. f.). </w:t>
       </w:r>
+      <w:proofErr w:type="spellStart"/>
       <w:r>
         <w:rPr>
           <w:rFonts w:cstheme="minorHAnsi"/>
           <w:i/>
           <w:iCs/>
-          <w:lang w:val="es-CL" w:eastAsia="es-CL"/>
+          <w:lang w:val="pt-BR" w:eastAsia="es-CL"/>
         </w:rPr>
         <w:t>FastAPI</w:t>
       </w:r>
-      <w:r>
-        <w:rPr>
-          <w:rFonts w:cstheme="minorHAnsi"/>
-          <w:lang w:val="es-CL" w:eastAsia="es-CL"/>
+      <w:proofErr w:type="spellEnd"/>
+      <w:r>
+        <w:rPr>
+          <w:rFonts w:cstheme="minorHAnsi"/>
+          <w:lang w:val="pt-BR" w:eastAsia="es-CL"/>
         </w:rPr>
         <w:t>. https://fastapi.tiangolo.com/</w:t>
       </w:r>
@@ -24082,13 +28216,13 @@
         <w:spacing w:after="120"/>
         <w:ind w:left="720" w:hanging="720"/>
         <w:rPr>
-          <w:lang w:val="es-CL" w:eastAsia="es-CL"/>
-        </w:rPr>
-      </w:pPr>
-      <w:r>
-        <w:rPr>
-          <w:rFonts w:cstheme="minorHAnsi"/>
-          <w:lang w:val="es-CL" w:eastAsia="es-CL"/>
+          <w:lang w:val="fr-FR" w:eastAsia="es-CL"/>
+        </w:rPr>
+      </w:pPr>
+      <w:r>
+        <w:rPr>
+          <w:rFonts w:cstheme="minorHAnsi"/>
+          <w:lang w:val="fr-FR" w:eastAsia="es-CL"/>
         </w:rPr>
         <w:t xml:space="preserve">Schwaber, K. y Sutherland, J. (2020). </w:t>
       </w:r>
@@ -24097,14 +28231,34 @@
           <w:rFonts w:cstheme="minorHAnsi"/>
           <w:i/>
           <w:iCs/>
-          <w:lang w:val="es-CL" w:eastAsia="es-CL"/>
-        </w:rPr>
-        <w:t>La Guía Scrum</w:t>
-      </w:r>
-      <w:r>
-        <w:rPr>
-          <w:rFonts w:cstheme="minorHAnsi"/>
-          <w:lang w:val="es-CL" w:eastAsia="es-CL"/>
+          <w:lang w:val="fr-FR" w:eastAsia="es-CL"/>
+        </w:rPr>
+        <w:t xml:space="preserve">La </w:t>
+      </w:r>
+      <w:proofErr w:type="spellStart"/>
+      <w:r>
+        <w:rPr>
+          <w:rFonts w:cstheme="minorHAnsi"/>
+          <w:i/>
+          <w:iCs/>
+          <w:lang w:val="fr-FR" w:eastAsia="es-CL"/>
+        </w:rPr>
+        <w:t>Guía</w:t>
+      </w:r>
+      <w:proofErr w:type="spellEnd"/>
+      <w:r>
+        <w:rPr>
+          <w:rFonts w:cstheme="minorHAnsi"/>
+          <w:i/>
+          <w:iCs/>
+          <w:lang w:val="fr-FR" w:eastAsia="es-CL"/>
+        </w:rPr>
+        <w:t xml:space="preserve"> Scrum</w:t>
+      </w:r>
+      <w:r>
+        <w:rPr>
+          <w:rFonts w:cstheme="minorHAnsi"/>
+          <w:lang w:val="fr-FR" w:eastAsia="es-CL"/>
         </w:rPr>
         <w:t>. https://scrumguides.org/</w:t>
       </w:r>
@@ -24114,29 +28268,65 @@
         <w:spacing w:after="120"/>
         <w:ind w:left="720" w:hanging="720"/>
         <w:rPr>
-          <w:lang w:val="es-CL" w:eastAsia="es-CL"/>
-        </w:rPr>
-      </w:pPr>
-      <w:r>
-        <w:rPr>
-          <w:rFonts w:cstheme="minorHAnsi"/>
-          <w:lang w:val="es-CL" w:eastAsia="es-CL"/>
-        </w:rPr>
-        <w:t xml:space="preserve">SQLAlchemy. (s. f.). </w:t>
-      </w:r>
+          <w:lang w:val="fr-FR" w:eastAsia="es-CL"/>
+        </w:rPr>
+      </w:pPr>
+      <w:proofErr w:type="spellStart"/>
+      <w:r>
+        <w:rPr>
+          <w:rFonts w:cstheme="minorHAnsi"/>
+          <w:lang w:val="fr-FR" w:eastAsia="es-CL"/>
+        </w:rPr>
+        <w:t>SQLAlchemy</w:t>
+      </w:r>
+      <w:proofErr w:type="spellEnd"/>
+      <w:r>
+        <w:rPr>
+          <w:rFonts w:cstheme="minorHAnsi"/>
+          <w:lang w:val="fr-FR" w:eastAsia="es-CL"/>
+        </w:rPr>
+        <w:t>. (</w:t>
+      </w:r>
+      <w:proofErr w:type="gramStart"/>
+      <w:r>
+        <w:rPr>
+          <w:rFonts w:cstheme="minorHAnsi"/>
+          <w:lang w:val="fr-FR" w:eastAsia="es-CL"/>
+        </w:rPr>
+        <w:t>s.</w:t>
+      </w:r>
+      <w:proofErr w:type="gramEnd"/>
+      <w:r>
+        <w:rPr>
+          <w:rFonts w:cstheme="minorHAnsi"/>
+          <w:lang w:val="fr-FR" w:eastAsia="es-CL"/>
+        </w:rPr>
+        <w:t xml:space="preserve"> f.). </w:t>
+      </w:r>
+      <w:proofErr w:type="spellStart"/>
       <w:r>
         <w:rPr>
           <w:rFonts w:cstheme="minorHAnsi"/>
           <w:i/>
           <w:iCs/>
-          <w:lang w:val="es-CL" w:eastAsia="es-CL"/>
-        </w:rPr>
-        <w:t>SQLAlchemy 2.0 documentation</w:t>
-      </w:r>
-      <w:r>
-        <w:rPr>
-          <w:rFonts w:cstheme="minorHAnsi"/>
-          <w:lang w:val="es-CL" w:eastAsia="es-CL"/>
+          <w:lang w:val="fr-FR" w:eastAsia="es-CL"/>
+        </w:rPr>
+        <w:t>SQLAlchemy</w:t>
+      </w:r>
+      <w:proofErr w:type="spellEnd"/>
+      <w:r>
+        <w:rPr>
+          <w:rFonts w:cstheme="minorHAnsi"/>
+          <w:i/>
+          <w:iCs/>
+          <w:lang w:val="fr-FR" w:eastAsia="es-CL"/>
+        </w:rPr>
+        <w:t xml:space="preserve"> 2.0 documentation</w:t>
+      </w:r>
+      <w:r>
+        <w:rPr>
+          <w:rFonts w:cstheme="minorHAnsi"/>
+          <w:lang w:val="fr-FR" w:eastAsia="es-CL"/>
         </w:rPr>
         <w:t>. https://docs.sqlalchemy.org/en/20/</w:t>
       </w:r>
@@ -24163,8 +28353,59 @@
           <w:iCs/>
           <w:lang w:val="es-CL" w:eastAsia="es-CL"/>
         </w:rPr>
-        <w:t>Vite: Next generation frontend tooling</w:t>
-      </w:r>
+        <w:t xml:space="preserve">Vite: Next </w:t>
+      </w:r>
+      <w:proofErr w:type="spellStart"/>
+      <w:r>
+        <w:rPr>
+          <w:rFonts w:cstheme="minorHAnsi"/>
+          <w:i/>
+          <w:iCs/>
+          <w:lang w:val="es-CL" w:eastAsia="es-CL"/>
+        </w:rPr>
+        <w:t>generation</w:t>
+      </w:r>
+      <w:proofErr w:type="spellEnd"/>
+      <w:r>
+        <w:rPr>
+          <w:rFonts w:cstheme="minorHAnsi"/>
+          <w:i/>
+          <w:iCs/>
+          <w:lang w:val="es-CL" w:eastAsia="es-CL"/>
+        </w:rPr>
+        <w:t xml:space="preserve"> </w:t>
+      </w:r>
+      <w:proofErr w:type="spellStart"/>
+      <w:r>
+        <w:rPr>
+          <w:rFonts w:cstheme="minorHAnsi"/>
+          <w:i/>
+          <w:iCs/>
+          <w:lang w:val="es-CL" w:eastAsia="es-CL"/>
+        </w:rPr>
+        <w:t>frontend</w:t>
+      </w:r>
+      <w:proofErr w:type="spellEnd"/>
+      <w:r>
+        <w:rPr>
+          <w:rFonts w:cstheme="minorHAnsi"/>
+          <w:i/>
+          <w:iCs/>
+          <w:lang w:val="es-CL" w:eastAsia="es-CL"/>
+        </w:rPr>
+        <w:t xml:space="preserve"> </w:t>
+      </w:r>
+      <w:proofErr w:type="spellStart"/>
+      <w:r>
+        <w:rPr>
+          <w:rFonts w:cstheme="minorHAnsi"/>
+          <w:i/>
+          <w:iCs/>
+          <w:lang w:val="es-CL" w:eastAsia="es-CL"/>
+        </w:rPr>
+        <w:t>tooling</w:t>
+      </w:r>
+      <w:proofErr w:type="spellEnd"/>
       <w:r>
         <w:rPr>
           <w:rFonts w:cstheme="minorHAnsi"/>
@@ -24219,7 +28460,6 @@
         <w:docPartUnique/>
       </w:docPartObj>
     </w:sdtPr>
-    <w:sdtEndPr/>
     <w:sdtContent>
       <w:p>
         <w:pPr>
@@ -27786,6 +32026,7 @@
     <w:rsidRoot w:val="00960213"/>
     <w:rsid w:val="00004AB9"/>
     <w:rsid w:val="000609BA"/>
+    <w:rsid w:val="00152538"/>
     <w:rsid w:val="00153A14"/>
     <w:rsid w:val="00194DF5"/>
     <w:rsid w:val="001B14B7"/>
@@ -27821,6 +32062,7 @@
     <w:rsid w:val="00D10844"/>
     <w:rsid w:val="00DC0E40"/>
     <w:rsid w:val="00EC21D5"/>
+    <w:rsid w:val="00EE0C40"/>
     <w:rsid w:val="00FA3DDD"/>
   </w:rsids>
   <m:mathPr>
@@ -28584,7 +32826,12 @@
 </file>
 
 <file path=customXml/item3.xml><?xml version="1.0" encoding="utf-8"?>
-<b:Sources xmlns:b="http://schemas.openxmlformats.org/officeDocument/2006/bibliography" xmlns="http://schemas.openxmlformats.org/officeDocument/2006/bibliography" SelectedStyle="\APA.XSL" StyleName="APA"/>
+<?mso-contentType ?>
+<FormTemplates xmlns="http://schemas.microsoft.com/sharepoint/v3/contenttype/forms">
+  <Display>DocumentLibraryForm</Display>
+  <Edit>DocumentLibraryForm</Edit>
+  <New>DocumentLibraryForm</New>
+</FormTemplates>
 </file>
 
 <file path=customXml/item4.xml><?xml version="1.0" encoding="utf-8"?>
@@ -28805,12 +33052,7 @@
 </file>
 
 <file path=customXml/item5.xml><?xml version="1.0" encoding="utf-8"?>
-<?mso-contentType ?>
-<FormTemplates xmlns="http://schemas.microsoft.com/sharepoint/v3/contenttype/forms">
-  <Display>DocumentLibraryForm</Display>
-  <Edit>DocumentLibraryForm</Edit>
-  <New>DocumentLibraryForm</New>
-</FormTemplates>
+<b:Sources xmlns:b="http://schemas.openxmlformats.org/officeDocument/2006/bibliography" xmlns="http://schemas.openxmlformats.org/officeDocument/2006/bibliography" SelectedStyle="\APA.XSL" StyleName="APA"/>
 </file>
 
 <file path=customXml/itemProps1.xml><?xml version="1.0" encoding="utf-8"?>
@@ -28832,9 +33074,9 @@
 </file>
 
 <file path=customXml/itemProps3.xml><?xml version="1.0" encoding="utf-8"?>
-<ds:datastoreItem xmlns:ds="http://schemas.openxmlformats.org/officeDocument/2006/customXml" ds:itemID="{BD6EC776-6679-4C69-98E3-6D068EA0A3C9}">
+<ds:datastoreItem xmlns:ds="http://schemas.openxmlformats.org/officeDocument/2006/customXml" ds:itemID="{EE9AAF0E-D63F-459F-A0FB-CDCE9F728F33}">
   <ds:schemaRefs>
-    <ds:schemaRef ds:uri="http://schemas.openxmlformats.org/officeDocument/2006/bibliography"/>
+    <ds:schemaRef ds:uri="http://schemas.microsoft.com/sharepoint/v3/contenttype/forms"/>
   </ds:schemaRefs>
 </ds:datastoreItem>
 </file>
@@ -28859,9 +33101,9 @@
 </file>
 
 <file path=customXml/itemProps5.xml><?xml version="1.0" encoding="utf-8"?>
-<ds:datastoreItem xmlns:ds="http://schemas.openxmlformats.org/officeDocument/2006/customXml" ds:itemID="{EE9AAF0E-D63F-459F-A0FB-CDCE9F728F33}">
+<ds:datastoreItem xmlns:ds="http://schemas.openxmlformats.org/officeDocument/2006/customXml" ds:itemID="{BD6EC776-6679-4C69-98E3-6D068EA0A3C9}">
   <ds:schemaRefs>
-    <ds:schemaRef ds:uri="http://schemas.microsoft.com/sharepoint/v3/contenttype/forms"/>
+    <ds:schemaRef ds:uri="http://schemas.openxmlformats.org/officeDocument/2006/bibliography"/>
   </ds:schemaRefs>
 </ds:datastoreItem>
 </file>
--- a/Fase 2/Evidencias Proyecto (version Agil)/Documento 05 - Documento de Diseño.docx
+++ b/Fase 2/Evidencias Proyecto (version Agil)/Documento 05 - Documento de Diseño.docx
@@ -11043,6 +11043,17 @@
               </w:rPr>
               <w:t>Productores que entregan fruta (RUT validado con Módulo 11)</w:t>
             </w:r>
+            <w:ins w:id="9101" w:author="Alejandro Rodríguez" w:date="2026-10-31T12:00:00Z">
+              <w:r>
+                <w:rPr>
+                  <w:rFonts w:asciiTheme="minorHAnsi" w:hAnsiTheme="minorHAnsi" w:cstheme="minorHAnsi"/>
+                  <w:sz w:val="18"/>
+                  <w:szCs w:val="18"/>
+                  <w:lang w:val="es-CL" w:eastAsia="es-CL"/>
+                </w:rPr>
+                <w:t xml:space="preserve">; código correlativo único</w:t>
+              </w:r>
+            </w:ins>
           </w:p>
         </w:tc>
         <w:tc>
@@ -12029,6 +12040,15 @@
         </w:rPr>
         <w:t>Las tablas PRODUCTORES, SISTEMAS_PRODUCTIVOS, ESPECIES, VARIEDADES, CALIDADES, TIPOS_BANDEJA y EMBALAJES representan los catálogos maestros. Un productor puede estar asociado a muchas tarjas. Una especie puede tener varias variedades, y cada variedad pertenece a una especie. Las tarjas utilizan un sistema productivo, una variedad, una calidad y un tipo de bandeja. Los embalajes se relacionan con los procesos y almacenan los kilos por caja. En el caso del embalaje a granel, los kilos se ingresan manualmente.</w:t>
       </w:r>
+      <w:ins w:id="9102" w:author="Alejandro Rodríguez" w:date="2026-10-31T12:00:00Z">
+        <w:r>
+          <w:rPr>
+            <w:rFonts w:cstheme="minorHAnsi"/>
+            <w:lang w:val="es-CL" w:eastAsia="es-CL"/>
+          </w:rPr>
+          <w:t xml:space="preserve"> Desde el 31/10/2026, cada productor tiene además un código correlativo único que se obtiene de un SEQUENCE y no se reutiliza; en recepción se puede buscar al productor por código, RUT o nombre.</w:t>
+        </w:r>
+      </w:ins>
     </w:p>
     <w:p>
       <w:pPr>
@@ -12052,6 +12072,15 @@
         <w:lastRenderedPageBreak/>
         <w:t>impresión. La guía de recepción queda fuera del PMV, por lo que no existe una tabla RECEPCIONES en este modelo. El número de tarja y el folio del proceso se obtienen de un SEQUENCE de SQL Server: dos operadores que registran al mismo tiempo nunca reciben el mismo número, a diferencia del sistema legado, que usaba MAX + 1 sin bloqueo.</w:t>
       </w:r>
+      <w:ins w:id="9103" w:author="Alejandro Rodríguez" w:date="2026-10-31T12:00:00Z">
+        <w:r>
+          <w:rPr>
+            <w:rFonts w:cstheme="minorHAnsi"/>
+            <w:lang w:val="es-CL" w:eastAsia="es-CL"/>
+          </w:rPr>
+          <w:t xml:space="preserve"> Desde el 31/10/2026, la tarja registra también el porcentaje de calidad visual (0 a 100) y la fecha de recepción, que es el día en que llegó la fruta: por defecto la del día, editable y nunca futura. La fecha y hora de registro se mantiene aparte y no se edita.</w:t>
+        </w:r>
+      </w:ins>
     </w:p>
     <w:p>
       <w:pPr>
@@ -12426,6 +12455,15 @@
         </w:rPr>
         <w:t xml:space="preserve"> permite identificar los embalajes cuyo peso por caja se ingresa manualmente.</w:t>
       </w:r>
+      <w:ins w:id="9104" w:author="Alejandro Rodríguez" w:date="2026-10-31T12:00:00Z">
+        <w:r>
+          <w:rPr>
+            <w:rFonts w:cstheme="minorHAnsi"/>
+            <w:lang w:val="es-CL" w:eastAsia="es-CL"/>
+          </w:rPr>
+          <w:t xml:space="preserve"> Desde el 31/10/2026, Productor incluye también un código correlativo único.</w:t>
+        </w:r>
+      </w:ins>
     </w:p>
     <w:p>
       <w:pPr>
@@ -12441,6 +12479,15 @@
         </w:rPr>
         <w:t>La clase Tarja representa una recepción de fruta. Contiene el número de tarja, la cantidad de bandejas, la tara utilizada, el peso del pallet, los kilos brutos, los kilos netos, el estado y la información de impresión. Sus métodos permiten calcular los kilos netos, los kilos promedio por bandeja, los kilos procesados, los kilos pendientes, la merma y el rendimiento. También permiten determinar si una tarja está disponible o si puede ser anulada.</w:t>
       </w:r>
+      <w:ins w:id="9105" w:author="Alejandro Rodríguez" w:date="2026-10-31T12:00:00Z">
+        <w:r>
+          <w:rPr>
+            <w:rFonts w:cstheme="minorHAnsi"/>
+            <w:lang w:val="es-CL" w:eastAsia="es-CL"/>
+          </w:rPr>
+          <w:t xml:space="preserve"> Desde el 31/10/2026, también contiene el porcentaje de calidad visual y la fecha de recepción.</w:t>
+        </w:r>
+      </w:ins>
     </w:p>
     <w:p>
       <w:pPr>
@@ -14642,6 +14689,15 @@
         </w:rPr>
         <w:t xml:space="preserve"> muestra la vista previa de los kilos netos y el promedio por bandeja.</w:t>
       </w:r>
+      <w:ins w:id="9106" w:author="Alejandro Rodríguez" w:date="2026-10-31T12:00:00Z">
+        <w:r>
+          <w:rPr>
+            <w:rFonts w:cstheme="minorHAnsi"/>
+            <w:lang w:val="es-CL" w:eastAsia="es-CL"/>
+          </w:rPr>
+          <w:t xml:space="preserve"> También registra el porcentaje de calidad visual y la fecha de recepción, y al elegir el productor ve cuántas tarjas y kilos netos tiene sin procesar.</w:t>
+        </w:r>
+      </w:ins>
     </w:p>
     <w:p>
       <w:pPr>
